--- a/docs/cn/design/04_基本设计书_图片编辑与批量套用.docx
+++ b/docs/cn/design/04_基本设计书_图片编辑与批量套用.docx
@@ -342,7 +342,7 @@
           <w:sz w:val="22"/>
           <w:szCs w:val="22"/>
         </w:rPr>
-        <w:t xml:space="preserve">17. 限界值的一览</w:t>
+        <w:t xml:space="preserve">17. 实测与确认的一览</w:t>
       </w:r>
     </w:p>
     <w:p>
@@ -356,7 +356,7 @@
           <w:sz w:val="22"/>
           <w:szCs w:val="22"/>
         </w:rPr>
-        <w:t xml:space="preserve">18. 实测与确认的一览</w:t>
+        <w:t xml:space="preserve">18. 与要求的对应</w:t>
       </w:r>
     </w:p>
     <w:p>
@@ -370,7 +370,7 @@
           <w:sz w:val="22"/>
           <w:szCs w:val="22"/>
         </w:rPr>
-        <w:t xml:space="preserve">19. 与要求的对应</w:t>
+        <w:t xml:space="preserve">19. 本章声明的缺口</w:t>
       </w:r>
     </w:p>
     <w:p>
@@ -384,21 +384,7 @@
           <w:sz w:val="22"/>
           <w:szCs w:val="22"/>
         </w:rPr>
-        <w:t xml:space="preserve">20. 本章声明的缺口</w:t>
-      </w:r>
-    </w:p>
-    <w:p>
-      <w:pPr>
-        <w:spacing w:after="40" w:before="40"/>
-        <w:ind w:left="240"/>
-      </w:pPr>
-      <w:r>
-        <w:rPr>
-          <w:rFonts w:ascii="Microsoft YaHei" w:cs="Microsoft YaHei" w:eastAsia="Microsoft YaHei" w:hAnsi="Microsoft YaHei"/>
-          <w:sz w:val="22"/>
-          <w:szCs w:val="22"/>
-        </w:rPr>
-        <w:t xml:space="preserve">21. 对其他章、概要设计书的订正</w:t>
+        <w:t xml:space="preserve">20. 对其他章、概要设计书的订正</w:t>
       </w:r>
     </w:p>
     <w:p>
@@ -468,7 +454,7 @@
         <w:rPr>
           <w:rFonts w:ascii="Microsoft YaHei" w:eastAsia="Microsoft YaHei" w:hAnsi="Microsoft YaHei"/>
         </w:rPr>
-        <w:t xml:space="preserve">承接的决定如下表。</w:t>
+        <w:t xml:space="preserve">承接的决定如下表。设计计划书的决定、待调查、未决的文字依第13章 1.2“从设计计划书的决定到概要设计书、基本设计的对应”与概要设计书的去向表（本章不转载，只载编号与项目划分中发现的遗漏）。</w:t>
       </w:r>
     </w:p>
     <w:tbl>
@@ -484,9 +470,9 @@
         </w:tblBorders>
       </w:tblPr>
       <w:tblGrid>
-        <w:gridCol w:w="910"/>
-        <w:gridCol w:w="3111"/>
-        <w:gridCol w:w="5617"/>
+        <w:gridCol w:w="1681"/>
+        <w:gridCol w:w="4972"/>
+        <w:gridCol w:w="2985"/>
       </w:tblGrid>
       <w:tr>
         <w:trPr>
@@ -495,7 +481,7 @@
         </w:trPr>
         <w:tc>
           <w:tcPr>
-            <w:tcW w:type="dxa" w:w="910"/>
+            <w:tcW w:type="dxa" w:w="1681"/>
             <w:tcBorders>
               <w:top w:val="single" w:color="A6B8D0" w:sz="4"/>
               <w:left w:val="single" w:color="A6B8D0" w:sz="4"/>
@@ -530,7 +516,7 @@
         </w:tc>
         <w:tc>
           <w:tcPr>
-            <w:tcW w:type="dxa" w:w="3111"/>
+            <w:tcW w:type="dxa" w:w="4972"/>
             <w:tcBorders>
               <w:top w:val="single" w:color="A6B8D0" w:sz="4"/>
               <w:left w:val="single" w:color="A6B8D0" w:sz="4"/>
@@ -565,7 +551,7 @@
         </w:tc>
         <w:tc>
           <w:tcPr>
-            <w:tcW w:type="dxa" w:w="5617"/>
+            <w:tcW w:type="dxa" w:w="2985"/>
             <w:tcBorders>
               <w:top w:val="single" w:color="A6B8D0" w:sz="4"/>
               <w:left w:val="single" w:color="A6B8D0" w:sz="4"/>
@@ -606,547 +592,7 @@
         </w:trPr>
         <w:tc>
           <w:tcPr>
-            <w:tcW w:type="dxa" w:w="910"/>
-            <w:tcBorders>
-              <w:top w:val="single" w:color="A6B8D0" w:sz="4"/>
-              <w:left w:val="single" w:color="A6B8D0" w:sz="4"/>
-              <w:bottom w:val="single" w:color="A6B8D0" w:sz="4"/>
-              <w:right w:val="single" w:color="A6B8D0" w:sz="4"/>
-            </w:tcBorders>
-            <w:tcMar>
-              <w:top w:type="dxa" w:w="50"/>
-              <w:left w:type="dxa" w:w="90"/>
-              <w:bottom w:type="dxa" w:w="50"/>
-              <w:right w:type="dxa" w:w="90"/>
-            </w:tcMar>
-          </w:tcPr>
-          <w:p>
-            <w:pPr>
-              <w:keepNext/>
-              <w:keepLines/>
-              <w:spacing w:after="0" w:before="0" w:line="280"/>
-            </w:pPr>
-            <w:r>
-              <w:rPr>
-                <w:rFonts w:ascii="Microsoft YaHei" w:eastAsia="Microsoft YaHei" w:hAnsi="Microsoft YaHei"/>
-                <w:b w:val="false"/>
-                <w:bCs w:val="false"/>
-                <w:sz w:val="18"/>
-                <w:szCs w:val="18"/>
-              </w:rPr>
-              <w:t xml:space="preserve">D-7-5</w:t>
-            </w:r>
-          </w:p>
-        </w:tc>
-        <w:tc>
-          <w:tcPr>
-            <w:tcW w:type="dxa" w:w="3111"/>
-            <w:tcBorders>
-              <w:top w:val="single" w:color="A6B8D0" w:sz="4"/>
-              <w:left w:val="single" w:color="A6B8D0" w:sz="4"/>
-              <w:bottom w:val="single" w:color="A6B8D0" w:sz="4"/>
-              <w:right w:val="single" w:color="A6B8D0" w:sz="4"/>
-            </w:tcBorders>
-            <w:tcMar>
-              <w:top w:type="dxa" w:w="50"/>
-              <w:left w:type="dxa" w:w="90"/>
-              <w:bottom w:type="dxa" w:w="50"/>
-              <w:right w:type="dxa" w:w="90"/>
-            </w:tcMar>
-          </w:tcPr>
-          <w:p>
-            <w:pPr>
-              <w:keepNext/>
-              <w:keepLines/>
-              <w:spacing w:after="0" w:before="0" w:line="280"/>
-            </w:pPr>
-            <w:r>
-              <w:rPr>
-                <w:rFonts w:ascii="Microsoft YaHei" w:eastAsia="Microsoft YaHei" w:hAnsi="Microsoft YaHei"/>
-                <w:b w:val="false"/>
-                <w:bCs w:val="false"/>
-                <w:sz w:val="18"/>
-                <w:szCs w:val="18"/>
-              </w:rPr>
-              <w:t xml:space="preserve">决定</w:t>
-            </w:r>
-          </w:p>
-        </w:tc>
-        <w:tc>
-          <w:tcPr>
-            <w:tcW w:type="dxa" w:w="5617"/>
-            <w:tcBorders>
-              <w:top w:val="single" w:color="A6B8D0" w:sz="4"/>
-              <w:left w:val="single" w:color="A6B8D0" w:sz="4"/>
-              <w:bottom w:val="single" w:color="A6B8D0" w:sz="4"/>
-              <w:right w:val="single" w:color="A6B8D0" w:sz="4"/>
-            </w:tcBorders>
-            <w:tcMar>
-              <w:top w:type="dxa" w:w="50"/>
-              <w:left w:type="dxa" w:w="90"/>
-              <w:bottom w:type="dxa" w:w="50"/>
-              <w:right w:type="dxa" w:w="90"/>
-            </w:tcMar>
-          </w:tcPr>
-          <w:p>
-            <w:pPr>
-              <w:keepNext/>
-              <w:keepLines/>
-              <w:spacing w:after="0" w:before="0" w:line="280"/>
-            </w:pPr>
-            <w:r>
-              <w:rPr>
-                <w:rFonts w:ascii="Microsoft YaHei" w:eastAsia="Microsoft YaHei" w:hAnsi="Microsoft YaHei"/>
-                <w:b w:val="false"/>
-                <w:bCs w:val="false"/>
-                <w:sz w:val="18"/>
-                <w:szCs w:val="18"/>
-              </w:rPr>
-              <w:t xml:space="preserve">对社交平台用图片加入权利人选择的设计的可见签名</w:t>
-            </w:r>
-          </w:p>
-        </w:tc>
-      </w:tr>
-      <w:tr>
-        <w:trPr>
-          <w:cantSplit/>
-          <w:tblHeader w:val="off"/>
-        </w:trPr>
-        <w:tc>
-          <w:tcPr>
-            <w:tcW w:type="dxa" w:w="910"/>
-            <w:tcBorders>
-              <w:top w:val="single" w:color="A6B8D0" w:sz="4"/>
-              <w:left w:val="single" w:color="A6B8D0" w:sz="4"/>
-              <w:bottom w:val="single" w:color="A6B8D0" w:sz="4"/>
-              <w:right w:val="single" w:color="A6B8D0" w:sz="4"/>
-            </w:tcBorders>
-            <w:tcMar>
-              <w:top w:type="dxa" w:w="50"/>
-              <w:left w:type="dxa" w:w="90"/>
-              <w:bottom w:type="dxa" w:w="50"/>
-              <w:right w:type="dxa" w:w="90"/>
-            </w:tcMar>
-          </w:tcPr>
-          <w:p>
-            <w:pPr>
-              <w:keepNext/>
-              <w:keepLines/>
-              <w:spacing w:after="0" w:before="0" w:line="280"/>
-            </w:pPr>
-            <w:r>
-              <w:rPr>
-                <w:rFonts w:ascii="Microsoft YaHei" w:eastAsia="Microsoft YaHei" w:hAnsi="Microsoft YaHei"/>
-                <w:b w:val="false"/>
-                <w:bCs w:val="false"/>
-                <w:sz w:val="18"/>
-                <w:szCs w:val="18"/>
-              </w:rPr>
-              <w:t xml:space="preserve">D-8-2</w:t>
-            </w:r>
-          </w:p>
-        </w:tc>
-        <w:tc>
-          <w:tcPr>
-            <w:tcW w:type="dxa" w:w="3111"/>
-            <w:tcBorders>
-              <w:top w:val="single" w:color="A6B8D0" w:sz="4"/>
-              <w:left w:val="single" w:color="A6B8D0" w:sz="4"/>
-              <w:bottom w:val="single" w:color="A6B8D0" w:sz="4"/>
-              <w:right w:val="single" w:color="A6B8D0" w:sz="4"/>
-            </w:tcBorders>
-            <w:tcMar>
-              <w:top w:type="dxa" w:w="50"/>
-              <w:left w:type="dxa" w:w="90"/>
-              <w:bottom w:type="dxa" w:w="50"/>
-              <w:right w:type="dxa" w:w="90"/>
-            </w:tcMar>
-          </w:tcPr>
-          <w:p>
-            <w:pPr>
-              <w:keepNext/>
-              <w:keepLines/>
-              <w:spacing w:after="0" w:before="0" w:line="280"/>
-            </w:pPr>
-            <w:r>
-              <w:rPr>
-                <w:rFonts w:ascii="Microsoft YaHei" w:eastAsia="Microsoft YaHei" w:hAnsi="Microsoft YaHei"/>
-                <w:b w:val="false"/>
-                <w:bCs w:val="false"/>
-                <w:sz w:val="18"/>
-                <w:szCs w:val="18"/>
-              </w:rPr>
-              <w:t xml:space="preserve">决定</w:t>
-            </w:r>
-          </w:p>
-        </w:tc>
-        <w:tc>
-          <w:tcPr>
-            <w:tcW w:type="dxa" w:w="5617"/>
-            <w:tcBorders>
-              <w:top w:val="single" w:color="A6B8D0" w:sz="4"/>
-              <w:left w:val="single" w:color="A6B8D0" w:sz="4"/>
-              <w:bottom w:val="single" w:color="A6B8D0" w:sz="4"/>
-              <w:right w:val="single" w:color="A6B8D0" w:sz="4"/>
-            </w:tcBorders>
-            <w:tcMar>
-              <w:top w:type="dxa" w:w="50"/>
-              <w:left w:type="dxa" w:w="90"/>
-              <w:bottom w:type="dxa" w:w="50"/>
-              <w:right w:type="dxa" w:w="90"/>
-            </w:tcMar>
-          </w:tcPr>
-          <w:p>
-            <w:pPr>
-              <w:keepNext/>
-              <w:keepLines/>
-              <w:spacing w:after="0" w:before="0" w:line="280"/>
-            </w:pPr>
-            <w:r>
-              <w:rPr>
-                <w:rFonts w:ascii="Microsoft YaHei" w:eastAsia="Microsoft YaHei" w:hAnsi="Microsoft YaHei"/>
-                <w:b w:val="false"/>
-                <w:bCs w:val="false"/>
-                <w:sz w:val="18"/>
-                <w:szCs w:val="18"/>
-              </w:rPr>
-              <w:t xml:space="preserve">具备图片编辑界面、批量套用及权利文书制作界面。其他界面的构成由设计书决定</w:t>
-            </w:r>
-          </w:p>
-        </w:tc>
-      </w:tr>
-      <w:tr>
-        <w:trPr>
-          <w:cantSplit/>
-          <w:tblHeader w:val="off"/>
-        </w:trPr>
-        <w:tc>
-          <w:tcPr>
-            <w:tcW w:type="dxa" w:w="910"/>
-            <w:tcBorders>
-              <w:top w:val="single" w:color="A6B8D0" w:sz="4"/>
-              <w:left w:val="single" w:color="A6B8D0" w:sz="4"/>
-              <w:bottom w:val="single" w:color="A6B8D0" w:sz="4"/>
-              <w:right w:val="single" w:color="A6B8D0" w:sz="4"/>
-            </w:tcBorders>
-            <w:tcMar>
-              <w:top w:type="dxa" w:w="50"/>
-              <w:left w:type="dxa" w:w="90"/>
-              <w:bottom w:type="dxa" w:w="50"/>
-              <w:right w:type="dxa" w:w="90"/>
-            </w:tcMar>
-          </w:tcPr>
-          <w:p>
-            <w:pPr>
-              <w:keepNext/>
-              <w:keepLines/>
-              <w:spacing w:after="0" w:before="0" w:line="280"/>
-            </w:pPr>
-            <w:r>
-              <w:rPr>
-                <w:rFonts w:ascii="Microsoft YaHei" w:eastAsia="Microsoft YaHei" w:hAnsi="Microsoft YaHei"/>
-                <w:b w:val="false"/>
-                <w:bCs w:val="false"/>
-                <w:sz w:val="18"/>
-                <w:szCs w:val="18"/>
-              </w:rPr>
-              <w:t xml:space="preserve">D-8-3</w:t>
-            </w:r>
-          </w:p>
-        </w:tc>
-        <w:tc>
-          <w:tcPr>
-            <w:tcW w:type="dxa" w:w="3111"/>
-            <w:tcBorders>
-              <w:top w:val="single" w:color="A6B8D0" w:sz="4"/>
-              <w:left w:val="single" w:color="A6B8D0" w:sz="4"/>
-              <w:bottom w:val="single" w:color="A6B8D0" w:sz="4"/>
-              <w:right w:val="single" w:color="A6B8D0" w:sz="4"/>
-            </w:tcBorders>
-            <w:tcMar>
-              <w:top w:type="dxa" w:w="50"/>
-              <w:left w:type="dxa" w:w="90"/>
-              <w:bottom w:type="dxa" w:w="50"/>
-              <w:right w:type="dxa" w:w="90"/>
-            </w:tcMar>
-          </w:tcPr>
-          <w:p>
-            <w:pPr>
-              <w:keepNext/>
-              <w:keepLines/>
-              <w:spacing w:after="0" w:before="0" w:line="280"/>
-            </w:pPr>
-            <w:r>
-              <w:rPr>
-                <w:rFonts w:ascii="Microsoft YaHei" w:eastAsia="Microsoft YaHei" w:hAnsi="Microsoft YaHei"/>
-                <w:b w:val="false"/>
-                <w:bCs w:val="false"/>
-                <w:sz w:val="18"/>
-                <w:szCs w:val="18"/>
-              </w:rPr>
-              <w:t xml:space="preserve">决定</w:t>
-            </w:r>
-          </w:p>
-        </w:tc>
-        <w:tc>
-          <w:tcPr>
-            <w:tcW w:type="dxa" w:w="5617"/>
-            <w:tcBorders>
-              <w:top w:val="single" w:color="A6B8D0" w:sz="4"/>
-              <w:left w:val="single" w:color="A6B8D0" w:sz="4"/>
-              <w:bottom w:val="single" w:color="A6B8D0" w:sz="4"/>
-              <w:right w:val="single" w:color="A6B8D0" w:sz="4"/>
-            </w:tcBorders>
-            <w:tcMar>
-              <w:top w:type="dxa" w:w="50"/>
-              <w:left w:type="dxa" w:w="90"/>
-              <w:bottom w:type="dxa" w:w="50"/>
-              <w:right w:type="dxa" w:w="90"/>
-            </w:tcMar>
-          </w:tcPr>
-          <w:p>
-            <w:pPr>
-              <w:keepNext/>
-              <w:keepLines/>
-              <w:spacing w:after="0" w:before="0" w:line="280"/>
-            </w:pPr>
-            <w:r>
-              <w:rPr>
-                <w:rFonts w:ascii="Microsoft YaHei" w:eastAsia="Microsoft YaHei" w:hAnsi="Microsoft YaHei"/>
-                <w:b w:val="false"/>
-                <w:bCs w:val="false"/>
-                <w:sz w:val="18"/>
-                <w:szCs w:val="18"/>
-              </w:rPr>
-              <w:t xml:space="preserve">将在编辑界面中制作的设计作为模板，既能逐张套用，也能按文件夹套用</w:t>
-            </w:r>
-          </w:p>
-        </w:tc>
-      </w:tr>
-      <w:tr>
-        <w:trPr>
-          <w:cantSplit/>
-          <w:tblHeader w:val="off"/>
-        </w:trPr>
-        <w:tc>
-          <w:tcPr>
-            <w:tcW w:type="dxa" w:w="910"/>
-            <w:tcBorders>
-              <w:top w:val="single" w:color="A6B8D0" w:sz="4"/>
-              <w:left w:val="single" w:color="A6B8D0" w:sz="4"/>
-              <w:bottom w:val="single" w:color="A6B8D0" w:sz="4"/>
-              <w:right w:val="single" w:color="A6B8D0" w:sz="4"/>
-            </w:tcBorders>
-            <w:tcMar>
-              <w:top w:type="dxa" w:w="50"/>
-              <w:left w:type="dxa" w:w="90"/>
-              <w:bottom w:type="dxa" w:w="50"/>
-              <w:right w:type="dxa" w:w="90"/>
-            </w:tcMar>
-          </w:tcPr>
-          <w:p>
-            <w:pPr>
-              <w:keepNext/>
-              <w:keepLines/>
-              <w:spacing w:after="0" w:before="0" w:line="280"/>
-            </w:pPr>
-            <w:r>
-              <w:rPr>
-                <w:rFonts w:ascii="Microsoft YaHei" w:eastAsia="Microsoft YaHei" w:hAnsi="Microsoft YaHei"/>
-                <w:b w:val="false"/>
-                <w:bCs w:val="false"/>
-                <w:sz w:val="18"/>
-                <w:szCs w:val="18"/>
-              </w:rPr>
-              <w:t xml:space="preserve">D-8-4</w:t>
-            </w:r>
-          </w:p>
-        </w:tc>
-        <w:tc>
-          <w:tcPr>
-            <w:tcW w:type="dxa" w:w="3111"/>
-            <w:tcBorders>
-              <w:top w:val="single" w:color="A6B8D0" w:sz="4"/>
-              <w:left w:val="single" w:color="A6B8D0" w:sz="4"/>
-              <w:bottom w:val="single" w:color="A6B8D0" w:sz="4"/>
-              <w:right w:val="single" w:color="A6B8D0" w:sz="4"/>
-            </w:tcBorders>
-            <w:tcMar>
-              <w:top w:type="dxa" w:w="50"/>
-              <w:left w:type="dxa" w:w="90"/>
-              <w:bottom w:type="dxa" w:w="50"/>
-              <w:right w:type="dxa" w:w="90"/>
-            </w:tcMar>
-          </w:tcPr>
-          <w:p>
-            <w:pPr>
-              <w:keepNext/>
-              <w:keepLines/>
-              <w:spacing w:after="0" w:before="0" w:line="280"/>
-            </w:pPr>
-            <w:r>
-              <w:rPr>
-                <w:rFonts w:ascii="Microsoft YaHei" w:eastAsia="Microsoft YaHei" w:hAnsi="Microsoft YaHei"/>
-                <w:b w:val="false"/>
-                <w:bCs w:val="false"/>
-                <w:sz w:val="18"/>
-                <w:szCs w:val="18"/>
-              </w:rPr>
-              <w:t xml:space="preserve">决定</w:t>
-            </w:r>
-          </w:p>
-        </w:tc>
-        <w:tc>
-          <w:tcPr>
-            <w:tcW w:type="dxa" w:w="5617"/>
-            <w:tcBorders>
-              <w:top w:val="single" w:color="A6B8D0" w:sz="4"/>
-              <w:left w:val="single" w:color="A6B8D0" w:sz="4"/>
-              <w:bottom w:val="single" w:color="A6B8D0" w:sz="4"/>
-              <w:right w:val="single" w:color="A6B8D0" w:sz="4"/>
-            </w:tcBorders>
-            <w:tcMar>
-              <w:top w:type="dxa" w:w="50"/>
-              <w:left w:type="dxa" w:w="90"/>
-              <w:bottom w:type="dxa" w:w="50"/>
-              <w:right w:type="dxa" w:w="90"/>
-            </w:tcMar>
-          </w:tcPr>
-          <w:p>
-            <w:pPr>
-              <w:keepNext/>
-              <w:keepLines/>
-              <w:spacing w:after="0" w:before="0" w:line="280"/>
-            </w:pPr>
-            <w:r>
-              <w:rPr>
-                <w:rFonts w:ascii="Microsoft YaHei" w:eastAsia="Microsoft YaHei" w:hAnsi="Microsoft YaHei"/>
-                <w:b w:val="false"/>
-                <w:bCs w:val="false"/>
-                <w:sz w:val="18"/>
-                <w:szCs w:val="18"/>
-              </w:rPr>
-              <w:t xml:space="preserve">即使在批量套用中，也能按每张照片调整位置、方向及颜色</w:t>
-            </w:r>
-          </w:p>
-        </w:tc>
-      </w:tr>
-      <w:tr>
-        <w:trPr>
-          <w:cantSplit/>
-          <w:tblHeader w:val="off"/>
-        </w:trPr>
-        <w:tc>
-          <w:tcPr>
-            <w:tcW w:type="dxa" w:w="910"/>
-            <w:tcBorders>
-              <w:top w:val="single" w:color="A6B8D0" w:sz="4"/>
-              <w:left w:val="single" w:color="A6B8D0" w:sz="4"/>
-              <w:bottom w:val="single" w:color="A6B8D0" w:sz="4"/>
-              <w:right w:val="single" w:color="A6B8D0" w:sz="4"/>
-            </w:tcBorders>
-            <w:tcMar>
-              <w:top w:type="dxa" w:w="50"/>
-              <w:left w:type="dxa" w:w="90"/>
-              <w:bottom w:type="dxa" w:w="50"/>
-              <w:right w:type="dxa" w:w="90"/>
-            </w:tcMar>
-          </w:tcPr>
-          <w:p>
-            <w:pPr>
-              <w:keepNext/>
-              <w:keepLines/>
-              <w:spacing w:after="0" w:before="0" w:line="280"/>
-            </w:pPr>
-            <w:r>
-              <w:rPr>
-                <w:rFonts w:ascii="Microsoft YaHei" w:eastAsia="Microsoft YaHei" w:hAnsi="Microsoft YaHei"/>
-                <w:b w:val="false"/>
-                <w:bCs w:val="false"/>
-                <w:sz w:val="18"/>
-                <w:szCs w:val="18"/>
-              </w:rPr>
-              <w:t xml:space="preserve">O-11</w:t>
-            </w:r>
-          </w:p>
-        </w:tc>
-        <w:tc>
-          <w:tcPr>
-            <w:tcW w:type="dxa" w:w="3111"/>
-            <w:tcBorders>
-              <w:top w:val="single" w:color="A6B8D0" w:sz="4"/>
-              <w:left w:val="single" w:color="A6B8D0" w:sz="4"/>
-              <w:bottom w:val="single" w:color="A6B8D0" w:sz="4"/>
-              <w:right w:val="single" w:color="A6B8D0" w:sz="4"/>
-            </w:tcBorders>
-            <w:tcMar>
-              <w:top w:type="dxa" w:w="50"/>
-              <w:left w:type="dxa" w:w="90"/>
-              <w:bottom w:type="dxa" w:w="50"/>
-              <w:right w:type="dxa" w:w="90"/>
-            </w:tcMar>
-          </w:tcPr>
-          <w:p>
-            <w:pPr>
-              <w:keepNext/>
-              <w:keepLines/>
-              <w:spacing w:after="0" w:before="0" w:line="280"/>
-            </w:pPr>
-            <w:r>
-              <w:rPr>
-                <w:rFonts w:ascii="Microsoft YaHei" w:eastAsia="Microsoft YaHei" w:hAnsi="Microsoft YaHei"/>
-                <w:b w:val="false"/>
-                <w:bCs w:val="false"/>
-                <w:sz w:val="18"/>
-                <w:szCs w:val="18"/>
-              </w:rPr>
-              <w:t xml:space="preserve">未决（在基本设计 第3章 DD-3-6“交付用图片的可见签名按模板决定”中决定）</w:t>
-            </w:r>
-          </w:p>
-        </w:tc>
-        <w:tc>
-          <w:tcPr>
-            <w:tcW w:type="dxa" w:w="5617"/>
-            <w:tcBorders>
-              <w:top w:val="single" w:color="A6B8D0" w:sz="4"/>
-              <w:left w:val="single" w:color="A6B8D0" w:sz="4"/>
-              <w:bottom w:val="single" w:color="A6B8D0" w:sz="4"/>
-              <w:right w:val="single" w:color="A6B8D0" w:sz="4"/>
-            </w:tcBorders>
-            <w:tcMar>
-              <w:top w:type="dxa" w:w="50"/>
-              <w:left w:type="dxa" w:w="90"/>
-              <w:bottom w:type="dxa" w:w="50"/>
-              <w:right w:type="dxa" w:w="90"/>
-            </w:tcMar>
-          </w:tcPr>
-          <w:p>
-            <w:pPr>
-              <w:keepNext/>
-              <w:keepLines/>
-              <w:spacing w:after="0" w:before="0" w:line="280"/>
-            </w:pPr>
-            <w:r>
-              <w:rPr>
-                <w:rFonts w:ascii="Microsoft YaHei" w:eastAsia="Microsoft YaHei" w:hAnsi="Microsoft YaHei"/>
-                <w:b w:val="false"/>
-                <w:bCs w:val="false"/>
-                <w:sz w:val="18"/>
-                <w:szCs w:val="18"/>
-              </w:rPr>
-              <w:t xml:space="preserve">交付用图片的可见签名</w:t>
-            </w:r>
-          </w:p>
-        </w:tc>
-      </w:tr>
-      <w:tr>
-        <w:trPr>
-          <w:cantSplit/>
-          <w:tblHeader w:val="off"/>
-        </w:trPr>
-        <w:tc>
-          <w:tcPr>
-            <w:tcW w:type="dxa" w:w="910"/>
+            <w:tcW w:type="dxa" w:w="1681"/>
             <w:tcBorders>
               <w:top w:val="single" w:color="A6B8D0" w:sz="4"/>
               <w:left w:val="single" w:color="A6B8D0" w:sz="4"/>
@@ -1180,7 +626,7 @@
         </w:tc>
         <w:tc>
           <w:tcPr>
-            <w:tcW w:type="dxa" w:w="3111"/>
+            <w:tcW w:type="dxa" w:w="4972"/>
             <w:tcBorders>
               <w:top w:val="single" w:color="A6B8D0" w:sz="4"/>
               <w:left w:val="single" w:color="A6B8D0" w:sz="4"/>
@@ -1214,7 +660,7 @@
         </w:tc>
         <w:tc>
           <w:tcPr>
-            <w:tcW w:type="dxa" w:w="5617"/>
+            <w:tcW w:type="dxa" w:w="2985"/>
             <w:tcBorders>
               <w:top w:val="single" w:color="A6B8D0" w:sz="4"/>
               <w:left w:val="single" w:color="A6B8D0" w:sz="4"/>
@@ -1296,9 +742,9 @@
       </w:tblPr>
       <w:tblGrid>
         <w:gridCol w:w="1030"/>
-        <w:gridCol w:w="3381"/>
-        <w:gridCol w:w="3332"/>
-        <w:gridCol w:w="1895"/>
+        <w:gridCol w:w="3398"/>
+        <w:gridCol w:w="3309"/>
+        <w:gridCol w:w="1901"/>
       </w:tblGrid>
       <w:tr>
         <w:trPr>
@@ -1342,7 +788,7 @@
         </w:tc>
         <w:tc>
           <w:tcPr>
-            <w:tcW w:type="dxa" w:w="3381"/>
+            <w:tcW w:type="dxa" w:w="3398"/>
             <w:tcBorders>
               <w:top w:val="single" w:color="A6B8D0" w:sz="4"/>
               <w:left w:val="single" w:color="A6B8D0" w:sz="4"/>
@@ -1377,7 +823,7 @@
         </w:tc>
         <w:tc>
           <w:tcPr>
-            <w:tcW w:type="dxa" w:w="3332"/>
+            <w:tcW w:type="dxa" w:w="3309"/>
             <w:tcBorders>
               <w:top w:val="single" w:color="A6B8D0" w:sz="4"/>
               <w:left w:val="single" w:color="A6B8D0" w:sz="4"/>
@@ -1412,7 +858,7 @@
         </w:tc>
         <w:tc>
           <w:tcPr>
-            <w:tcW w:type="dxa" w:w="1895"/>
+            <w:tcW w:type="dxa" w:w="1901"/>
             <w:tcBorders>
               <w:top w:val="single" w:color="A6B8D0" w:sz="4"/>
               <w:left w:val="single" w:color="A6B8D0" w:sz="4"/>
@@ -1487,7 +933,7 @@
         </w:tc>
         <w:tc>
           <w:tcPr>
-            <w:tcW w:type="dxa" w:w="3381"/>
+            <w:tcW w:type="dxa" w:w="3398"/>
             <w:tcBorders>
               <w:top w:val="single" w:color="A6B8D0" w:sz="4"/>
               <w:left w:val="single" w:color="A6B8D0" w:sz="4"/>
@@ -1521,7 +967,7 @@
         </w:tc>
         <w:tc>
           <w:tcPr>
-            <w:tcW w:type="dxa" w:w="3332"/>
+            <w:tcW w:type="dxa" w:w="3309"/>
             <w:tcBorders>
               <w:top w:val="single" w:color="A6B8D0" w:sz="4"/>
               <w:left w:val="single" w:color="A6B8D0" w:sz="4"/>
@@ -1555,7 +1001,7 @@
         </w:tc>
         <w:tc>
           <w:tcPr>
-            <w:tcW w:type="dxa" w:w="1895"/>
+            <w:tcW w:type="dxa" w:w="1901"/>
             <w:tcBorders>
               <w:top w:val="single" w:color="A6B8D0" w:sz="4"/>
               <w:left w:val="single" w:color="A6B8D0" w:sz="4"/>
@@ -1629,7 +1075,7 @@
         </w:tc>
         <w:tc>
           <w:tcPr>
-            <w:tcW w:type="dxa" w:w="3381"/>
+            <w:tcW w:type="dxa" w:w="3398"/>
             <w:tcBorders>
               <w:top w:val="single" w:color="A6B8D0" w:sz="4"/>
               <w:left w:val="single" w:color="A6B8D0" w:sz="4"/>
@@ -1663,7 +1109,7 @@
         </w:tc>
         <w:tc>
           <w:tcPr>
-            <w:tcW w:type="dxa" w:w="3332"/>
+            <w:tcW w:type="dxa" w:w="3309"/>
             <w:tcBorders>
               <w:top w:val="single" w:color="A6B8D0" w:sz="4"/>
               <w:left w:val="single" w:color="A6B8D0" w:sz="4"/>
@@ -1697,7 +1143,7 @@
         </w:tc>
         <w:tc>
           <w:tcPr>
-            <w:tcW w:type="dxa" w:w="1895"/>
+            <w:tcW w:type="dxa" w:w="1901"/>
             <w:tcBorders>
               <w:top w:val="single" w:color="A6B8D0" w:sz="4"/>
               <w:left w:val="single" w:color="A6B8D0" w:sz="4"/>
@@ -1771,7 +1217,7 @@
         </w:tc>
         <w:tc>
           <w:tcPr>
-            <w:tcW w:type="dxa" w:w="3381"/>
+            <w:tcW w:type="dxa" w:w="3398"/>
             <w:tcBorders>
               <w:top w:val="single" w:color="A6B8D0" w:sz="4"/>
               <w:left w:val="single" w:color="A6B8D0" w:sz="4"/>
@@ -1805,7 +1251,7 @@
         </w:tc>
         <w:tc>
           <w:tcPr>
-            <w:tcW w:type="dxa" w:w="3332"/>
+            <w:tcW w:type="dxa" w:w="3309"/>
             <w:tcBorders>
               <w:top w:val="single" w:color="A6B8D0" w:sz="4"/>
               <w:left w:val="single" w:color="A6B8D0" w:sz="4"/>
@@ -1839,7 +1285,7 @@
         </w:tc>
         <w:tc>
           <w:tcPr>
-            <w:tcW w:type="dxa" w:w="1895"/>
+            <w:tcW w:type="dxa" w:w="1901"/>
             <w:tcBorders>
               <w:top w:val="single" w:color="A6B8D0" w:sz="4"/>
               <w:left w:val="single" w:color="A6B8D0" w:sz="4"/>
@@ -1913,7 +1359,7 @@
         </w:tc>
         <w:tc>
           <w:tcPr>
-            <w:tcW w:type="dxa" w:w="3381"/>
+            <w:tcW w:type="dxa" w:w="3398"/>
             <w:tcBorders>
               <w:top w:val="single" w:color="A6B8D0" w:sz="4"/>
               <w:left w:val="single" w:color="A6B8D0" w:sz="4"/>
@@ -1947,7 +1393,7 @@
         </w:tc>
         <w:tc>
           <w:tcPr>
-            <w:tcW w:type="dxa" w:w="3332"/>
+            <w:tcW w:type="dxa" w:w="3309"/>
             <w:tcBorders>
               <w:top w:val="single" w:color="A6B8D0" w:sz="4"/>
               <w:left w:val="single" w:color="A6B8D0" w:sz="4"/>
@@ -1981,7 +1427,7 @@
         </w:tc>
         <w:tc>
           <w:tcPr>
-            <w:tcW w:type="dxa" w:w="1895"/>
+            <w:tcW w:type="dxa" w:w="1901"/>
             <w:tcBorders>
               <w:top w:val="single" w:color="A6B8D0" w:sz="4"/>
               <w:left w:val="single" w:color="A6B8D0" w:sz="4"/>
@@ -2055,7 +1501,7 @@
         </w:tc>
         <w:tc>
           <w:tcPr>
-            <w:tcW w:type="dxa" w:w="3381"/>
+            <w:tcW w:type="dxa" w:w="3398"/>
             <w:tcBorders>
               <w:top w:val="single" w:color="A6B8D0" w:sz="4"/>
               <w:left w:val="single" w:color="A6B8D0" w:sz="4"/>
@@ -2089,7 +1535,7 @@
         </w:tc>
         <w:tc>
           <w:tcPr>
-            <w:tcW w:type="dxa" w:w="3332"/>
+            <w:tcW w:type="dxa" w:w="3309"/>
             <w:tcBorders>
               <w:top w:val="single" w:color="A6B8D0" w:sz="4"/>
               <w:left w:val="single" w:color="A6B8D0" w:sz="4"/>
@@ -2123,7 +1569,7 @@
         </w:tc>
         <w:tc>
           <w:tcPr>
-            <w:tcW w:type="dxa" w:w="1895"/>
+            <w:tcW w:type="dxa" w:w="1901"/>
             <w:tcBorders>
               <w:top w:val="single" w:color="A6B8D0" w:sz="4"/>
               <w:left w:val="single" w:color="A6B8D0" w:sz="4"/>
@@ -2197,7 +1643,7 @@
         </w:tc>
         <w:tc>
           <w:tcPr>
-            <w:tcW w:type="dxa" w:w="3381"/>
+            <w:tcW w:type="dxa" w:w="3398"/>
             <w:tcBorders>
               <w:top w:val="single" w:color="A6B8D0" w:sz="4"/>
               <w:left w:val="single" w:color="A6B8D0" w:sz="4"/>
@@ -2231,7 +1677,7 @@
         </w:tc>
         <w:tc>
           <w:tcPr>
-            <w:tcW w:type="dxa" w:w="3332"/>
+            <w:tcW w:type="dxa" w:w="3309"/>
             <w:tcBorders>
               <w:top w:val="single" w:color="A6B8D0" w:sz="4"/>
               <w:left w:val="single" w:color="A6B8D0" w:sz="4"/>
@@ -2265,7 +1711,7 @@
         </w:tc>
         <w:tc>
           <w:tcPr>
-            <w:tcW w:type="dxa" w:w="1895"/>
+            <w:tcW w:type="dxa" w:w="1901"/>
             <w:tcBorders>
               <w:top w:val="single" w:color="A6B8D0" w:sz="4"/>
               <w:left w:val="single" w:color="A6B8D0" w:sz="4"/>
@@ -2339,7 +1785,7 @@
         </w:tc>
         <w:tc>
           <w:tcPr>
-            <w:tcW w:type="dxa" w:w="3381"/>
+            <w:tcW w:type="dxa" w:w="3398"/>
             <w:tcBorders>
               <w:top w:val="single" w:color="A6B8D0" w:sz="4"/>
               <w:left w:val="single" w:color="A6B8D0" w:sz="4"/>
@@ -2373,7 +1819,7 @@
         </w:tc>
         <w:tc>
           <w:tcPr>
-            <w:tcW w:type="dxa" w:w="3332"/>
+            <w:tcW w:type="dxa" w:w="3309"/>
             <w:tcBorders>
               <w:top w:val="single" w:color="A6B8D0" w:sz="4"/>
               <w:left w:val="single" w:color="A6B8D0" w:sz="4"/>
@@ -2407,7 +1853,7 @@
         </w:tc>
         <w:tc>
           <w:tcPr>
-            <w:tcW w:type="dxa" w:w="1895"/>
+            <w:tcW w:type="dxa" w:w="1901"/>
             <w:tcBorders>
               <w:top w:val="single" w:color="A6B8D0" w:sz="4"/>
               <w:left w:val="single" w:color="A6B8D0" w:sz="4"/>
@@ -2481,7 +1927,7 @@
         </w:tc>
         <w:tc>
           <w:tcPr>
-            <w:tcW w:type="dxa" w:w="3381"/>
+            <w:tcW w:type="dxa" w:w="3398"/>
             <w:tcBorders>
               <w:top w:val="single" w:color="A6B8D0" w:sz="4"/>
               <w:left w:val="single" w:color="A6B8D0" w:sz="4"/>
@@ -2515,7 +1961,7 @@
         </w:tc>
         <w:tc>
           <w:tcPr>
-            <w:tcW w:type="dxa" w:w="3332"/>
+            <w:tcW w:type="dxa" w:w="3309"/>
             <w:tcBorders>
               <w:top w:val="single" w:color="A6B8D0" w:sz="4"/>
               <w:left w:val="single" w:color="A6B8D0" w:sz="4"/>
@@ -2549,7 +1995,7 @@
         </w:tc>
         <w:tc>
           <w:tcPr>
-            <w:tcW w:type="dxa" w:w="1895"/>
+            <w:tcW w:type="dxa" w:w="1901"/>
             <w:tcBorders>
               <w:top w:val="single" w:color="A6B8D0" w:sz="4"/>
               <w:left w:val="single" w:color="A6B8D0" w:sz="4"/>
@@ -2623,7 +2069,7 @@
         </w:tc>
         <w:tc>
           <w:tcPr>
-            <w:tcW w:type="dxa" w:w="3381"/>
+            <w:tcW w:type="dxa" w:w="3398"/>
             <w:tcBorders>
               <w:top w:val="single" w:color="A6B8D0" w:sz="4"/>
               <w:left w:val="single" w:color="A6B8D0" w:sz="4"/>
@@ -2657,7 +2103,7 @@
         </w:tc>
         <w:tc>
           <w:tcPr>
-            <w:tcW w:type="dxa" w:w="3332"/>
+            <w:tcW w:type="dxa" w:w="3309"/>
             <w:tcBorders>
               <w:top w:val="single" w:color="A6B8D0" w:sz="4"/>
               <w:left w:val="single" w:color="A6B8D0" w:sz="4"/>
@@ -2691,7 +2137,7 @@
         </w:tc>
         <w:tc>
           <w:tcPr>
-            <w:tcW w:type="dxa" w:w="1895"/>
+            <w:tcW w:type="dxa" w:w="1901"/>
             <w:tcBorders>
               <w:top w:val="single" w:color="A6B8D0" w:sz="4"/>
               <w:left w:val="single" w:color="A6B8D0" w:sz="4"/>
@@ -2765,7 +2211,7 @@
         </w:tc>
         <w:tc>
           <w:tcPr>
-            <w:tcW w:type="dxa" w:w="3381"/>
+            <w:tcW w:type="dxa" w:w="3398"/>
             <w:tcBorders>
               <w:top w:val="single" w:color="A6B8D0" w:sz="4"/>
               <w:left w:val="single" w:color="A6B8D0" w:sz="4"/>
@@ -2799,7 +2245,7 @@
         </w:tc>
         <w:tc>
           <w:tcPr>
-            <w:tcW w:type="dxa" w:w="3332"/>
+            <w:tcW w:type="dxa" w:w="3309"/>
             <w:tcBorders>
               <w:top w:val="single" w:color="A6B8D0" w:sz="4"/>
               <w:left w:val="single" w:color="A6B8D0" w:sz="4"/>
@@ -2833,7 +2279,7 @@
         </w:tc>
         <w:tc>
           <w:tcPr>
-            <w:tcW w:type="dxa" w:w="1895"/>
+            <w:tcW w:type="dxa" w:w="1901"/>
             <w:tcBorders>
               <w:top w:val="single" w:color="A6B8D0" w:sz="4"/>
               <w:left w:val="single" w:color="A6B8D0" w:sz="4"/>
@@ -2907,7 +2353,7 @@
         </w:tc>
         <w:tc>
           <w:tcPr>
-            <w:tcW w:type="dxa" w:w="3381"/>
+            <w:tcW w:type="dxa" w:w="3398"/>
             <w:tcBorders>
               <w:top w:val="single" w:color="A6B8D0" w:sz="4"/>
               <w:left w:val="single" w:color="A6B8D0" w:sz="4"/>
@@ -2941,7 +2387,7 @@
         </w:tc>
         <w:tc>
           <w:tcPr>
-            <w:tcW w:type="dxa" w:w="3332"/>
+            <w:tcW w:type="dxa" w:w="3309"/>
             <w:tcBorders>
               <w:top w:val="single" w:color="A6B8D0" w:sz="4"/>
               <w:left w:val="single" w:color="A6B8D0" w:sz="4"/>
@@ -2975,7 +2421,7 @@
         </w:tc>
         <w:tc>
           <w:tcPr>
-            <w:tcW w:type="dxa" w:w="1895"/>
+            <w:tcW w:type="dxa" w:w="1901"/>
             <w:tcBorders>
               <w:top w:val="single" w:color="A6B8D0" w:sz="4"/>
               <w:left w:val="single" w:color="A6B8D0" w:sz="4"/>
@@ -3049,7 +2495,7 @@
         </w:tc>
         <w:tc>
           <w:tcPr>
-            <w:tcW w:type="dxa" w:w="3381"/>
+            <w:tcW w:type="dxa" w:w="3398"/>
             <w:tcBorders>
               <w:top w:val="single" w:color="A6B8D0" w:sz="4"/>
               <w:left w:val="single" w:color="A6B8D0" w:sz="4"/>
@@ -3083,7 +2529,7 @@
         </w:tc>
         <w:tc>
           <w:tcPr>
-            <w:tcW w:type="dxa" w:w="3332"/>
+            <w:tcW w:type="dxa" w:w="3309"/>
             <w:tcBorders>
               <w:top w:val="single" w:color="A6B8D0" w:sz="4"/>
               <w:left w:val="single" w:color="A6B8D0" w:sz="4"/>
@@ -3117,7 +2563,7 @@
         </w:tc>
         <w:tc>
           <w:tcPr>
-            <w:tcW w:type="dxa" w:w="1895"/>
+            <w:tcW w:type="dxa" w:w="1901"/>
             <w:tcBorders>
               <w:top w:val="single" w:color="A6B8D0" w:sz="4"/>
               <w:left w:val="single" w:color="A6B8D0" w:sz="4"/>
@@ -3191,7 +2637,7 @@
         </w:tc>
         <w:tc>
           <w:tcPr>
-            <w:tcW w:type="dxa" w:w="3381"/>
+            <w:tcW w:type="dxa" w:w="3398"/>
             <w:tcBorders>
               <w:top w:val="single" w:color="A6B8D0" w:sz="4"/>
               <w:left w:val="single" w:color="A6B8D0" w:sz="4"/>
@@ -3225,7 +2671,7 @@
         </w:tc>
         <w:tc>
           <w:tcPr>
-            <w:tcW w:type="dxa" w:w="3332"/>
+            <w:tcW w:type="dxa" w:w="3309"/>
             <w:tcBorders>
               <w:top w:val="single" w:color="A6B8D0" w:sz="4"/>
               <w:left w:val="single" w:color="A6B8D0" w:sz="4"/>
@@ -3259,7 +2705,7 @@
         </w:tc>
         <w:tc>
           <w:tcPr>
-            <w:tcW w:type="dxa" w:w="1895"/>
+            <w:tcW w:type="dxa" w:w="1901"/>
             <w:tcBorders>
               <w:top w:val="single" w:color="A6B8D0" w:sz="4"/>
               <w:left w:val="single" w:color="A6B8D0" w:sz="4"/>
@@ -3333,7 +2779,7 @@
         </w:tc>
         <w:tc>
           <w:tcPr>
-            <w:tcW w:type="dxa" w:w="3381"/>
+            <w:tcW w:type="dxa" w:w="3398"/>
             <w:tcBorders>
               <w:top w:val="single" w:color="A6B8D0" w:sz="4"/>
               <w:left w:val="single" w:color="A6B8D0" w:sz="4"/>
@@ -3367,7 +2813,7 @@
         </w:tc>
         <w:tc>
           <w:tcPr>
-            <w:tcW w:type="dxa" w:w="3332"/>
+            <w:tcW w:type="dxa" w:w="3309"/>
             <w:tcBorders>
               <w:top w:val="single" w:color="A6B8D0" w:sz="4"/>
               <w:left w:val="single" w:color="A6B8D0" w:sz="4"/>
@@ -3395,13 +2841,13 @@
                 <w:sz w:val="18"/>
                 <w:szCs w:val="18"/>
               </w:rPr>
-              <w:t xml:space="preserve">不损坏原图（R-4-4-2“不破坏原图”）</w:t>
-            </w:r>
-          </w:p>
-        </w:tc>
-        <w:tc>
-          <w:tcPr>
-            <w:tcW w:type="dxa" w:w="1895"/>
+              <w:t xml:space="preserve">不损坏原图（R-4-4-2）</w:t>
+            </w:r>
+          </w:p>
+        </w:tc>
+        <w:tc>
+          <w:tcPr>
+            <w:tcW w:type="dxa" w:w="1901"/>
             <w:tcBorders>
               <w:top w:val="single" w:color="A6B8D0" w:sz="4"/>
               <w:left w:val="single" w:color="A6B8D0" w:sz="4"/>
@@ -4288,8 +3734,8 @@
       <w:tblGrid>
         <w:gridCol w:w="1030"/>
         <w:gridCol w:w="1830"/>
-        <w:gridCol w:w="5649"/>
-        <w:gridCol w:w="1129"/>
+        <w:gridCol w:w="5744"/>
+        <w:gridCol w:w="1034"/>
       </w:tblGrid>
       <w:tr>
         <w:trPr>
@@ -4368,7 +3814,7 @@
         </w:tc>
         <w:tc>
           <w:tcPr>
-            <w:tcW w:type="dxa" w:w="5649"/>
+            <w:tcW w:type="dxa" w:w="5744"/>
             <w:tcBorders>
               <w:top w:val="single" w:color="A6B8D0" w:sz="4"/>
               <w:left w:val="single" w:color="A6B8D0" w:sz="4"/>
@@ -4403,7 +3849,7 @@
         </w:tc>
         <w:tc>
           <w:tcPr>
-            <w:tcW w:type="dxa" w:w="1129"/>
+            <w:tcW w:type="dxa" w:w="1034"/>
             <w:tcBorders>
               <w:top w:val="single" w:color="A6B8D0" w:sz="4"/>
               <w:left w:val="single" w:color="A6B8D0" w:sz="4"/>
@@ -4512,7 +3958,7 @@
         </w:tc>
         <w:tc>
           <w:tcPr>
-            <w:tcW w:type="dxa" w:w="5649"/>
+            <w:tcW w:type="dxa" w:w="5744"/>
             <w:tcBorders>
               <w:top w:val="single" w:color="A6B8D0" w:sz="4"/>
               <w:left w:val="single" w:color="A6B8D0" w:sz="4"/>
@@ -4546,7 +3992,7 @@
         </w:tc>
         <w:tc>
           <w:tcPr>
-            <w:tcW w:type="dxa" w:w="1129"/>
+            <w:tcW w:type="dxa" w:w="1034"/>
             <w:tcBorders>
               <w:top w:val="single" w:color="A6B8D0" w:sz="4"/>
               <w:left w:val="single" w:color="A6B8D0" w:sz="4"/>
@@ -4654,7 +4100,7 @@
         </w:tc>
         <w:tc>
           <w:tcPr>
-            <w:tcW w:type="dxa" w:w="5649"/>
+            <w:tcW w:type="dxa" w:w="5744"/>
             <w:tcBorders>
               <w:top w:val="single" w:color="A6B8D0" w:sz="4"/>
               <w:left w:val="single" w:color="A6B8D0" w:sz="4"/>
@@ -4708,7 +4154,7 @@
         </w:tc>
         <w:tc>
           <w:tcPr>
-            <w:tcW w:type="dxa" w:w="1129"/>
+            <w:tcW w:type="dxa" w:w="1034"/>
             <w:tcBorders>
               <w:top w:val="single" w:color="A6B8D0" w:sz="4"/>
               <w:left w:val="single" w:color="A6B8D0" w:sz="4"/>
@@ -4816,7 +4262,7 @@
         </w:tc>
         <w:tc>
           <w:tcPr>
-            <w:tcW w:type="dxa" w:w="5649"/>
+            <w:tcW w:type="dxa" w:w="5744"/>
             <w:tcBorders>
               <w:top w:val="single" w:color="A6B8D0" w:sz="4"/>
               <w:left w:val="single" w:color="A6B8D0" w:sz="4"/>
@@ -4850,7 +4296,7 @@
         </w:tc>
         <w:tc>
           <w:tcPr>
-            <w:tcW w:type="dxa" w:w="1129"/>
+            <w:tcW w:type="dxa" w:w="1034"/>
             <w:tcBorders>
               <w:top w:val="single" w:color="A6B8D0" w:sz="4"/>
               <w:left w:val="single" w:color="A6B8D0" w:sz="4"/>
@@ -4958,7 +4404,7 @@
         </w:tc>
         <w:tc>
           <w:tcPr>
-            <w:tcW w:type="dxa" w:w="5649"/>
+            <w:tcW w:type="dxa" w:w="5744"/>
             <w:tcBorders>
               <w:top w:val="single" w:color="A6B8D0" w:sz="4"/>
               <w:left w:val="single" w:color="A6B8D0" w:sz="4"/>
@@ -4992,7 +4438,7 @@
         </w:tc>
         <w:tc>
           <w:tcPr>
-            <w:tcW w:type="dxa" w:w="1129"/>
+            <w:tcW w:type="dxa" w:w="1034"/>
             <w:tcBorders>
               <w:top w:val="single" w:color="A6B8D0" w:sz="4"/>
               <w:left w:val="single" w:color="A6B8D0" w:sz="4"/>
@@ -5100,7 +4546,7 @@
         </w:tc>
         <w:tc>
           <w:tcPr>
-            <w:tcW w:type="dxa" w:w="5649"/>
+            <w:tcW w:type="dxa" w:w="5744"/>
             <w:tcBorders>
               <w:top w:val="single" w:color="A6B8D0" w:sz="4"/>
               <w:left w:val="single" w:color="A6B8D0" w:sz="4"/>
@@ -5134,7 +4580,7 @@
         </w:tc>
         <w:tc>
           <w:tcPr>
-            <w:tcW w:type="dxa" w:w="1129"/>
+            <w:tcW w:type="dxa" w:w="1034"/>
             <w:tcBorders>
               <w:top w:val="single" w:color="A6B8D0" w:sz="4"/>
               <w:left w:val="single" w:color="A6B8D0" w:sz="4"/>
@@ -5242,7 +4688,7 @@
         </w:tc>
         <w:tc>
           <w:tcPr>
-            <w:tcW w:type="dxa" w:w="5649"/>
+            <w:tcW w:type="dxa" w:w="5744"/>
             <w:tcBorders>
               <w:top w:val="single" w:color="A6B8D0" w:sz="4"/>
               <w:left w:val="single" w:color="A6B8D0" w:sz="4"/>
@@ -5276,7 +4722,7 @@
         </w:tc>
         <w:tc>
           <w:tcPr>
-            <w:tcW w:type="dxa" w:w="1129"/>
+            <w:tcW w:type="dxa" w:w="1034"/>
             <w:tcBorders>
               <w:top w:val="single" w:color="A6B8D0" w:sz="4"/>
               <w:left w:val="single" w:color="A6B8D0" w:sz="4"/>
@@ -5384,7 +4830,7 @@
         </w:tc>
         <w:tc>
           <w:tcPr>
-            <w:tcW w:type="dxa" w:w="5649"/>
+            <w:tcW w:type="dxa" w:w="5744"/>
             <w:tcBorders>
               <w:top w:val="single" w:color="A6B8D0" w:sz="4"/>
               <w:left w:val="single" w:color="A6B8D0" w:sz="4"/>
@@ -5418,7 +4864,7 @@
         </w:tc>
         <w:tc>
           <w:tcPr>
-            <w:tcW w:type="dxa" w:w="1129"/>
+            <w:tcW w:type="dxa" w:w="1034"/>
             <w:tcBorders>
               <w:top w:val="single" w:color="A6B8D0" w:sz="4"/>
               <w:left w:val="single" w:color="A6B8D0" w:sz="4"/>
@@ -5526,7 +4972,7 @@
         </w:tc>
         <w:tc>
           <w:tcPr>
-            <w:tcW w:type="dxa" w:w="5649"/>
+            <w:tcW w:type="dxa" w:w="5744"/>
             <w:tcBorders>
               <w:top w:val="single" w:color="A6B8D0" w:sz="4"/>
               <w:left w:val="single" w:color="A6B8D0" w:sz="4"/>
@@ -5560,7 +5006,7 @@
         </w:tc>
         <w:tc>
           <w:tcPr>
-            <w:tcW w:type="dxa" w:w="1129"/>
+            <w:tcW w:type="dxa" w:w="1034"/>
             <w:tcBorders>
               <w:top w:val="single" w:color="A6B8D0" w:sz="4"/>
               <w:left w:val="single" w:color="A6B8D0" w:sz="4"/>
@@ -5616,6 +5062,148 @@
           </w:tcPr>
           <w:p>
             <w:pPr>
+              <w:keepNext/>
+              <w:keepLines/>
+              <w:spacing w:after="0" w:before="0" w:line="280"/>
+            </w:pPr>
+            <w:r>
+              <w:rPr>
+                <w:rFonts w:ascii="Microsoft YaHei" w:eastAsia="Microsoft YaHei" w:hAnsi="Microsoft YaHei"/>
+                <w:b w:val="false"/>
+                <w:bCs w:val="false"/>
+                <w:sz w:val="18"/>
+                <w:szCs w:val="18"/>
+              </w:rPr>
+              <w:t xml:space="preserve">主要权利人</w:t>
+            </w:r>
+          </w:p>
+        </w:tc>
+        <w:tc>
+          <w:tcPr>
+            <w:tcW w:type="dxa" w:w="1830"/>
+            <w:tcBorders>
+              <w:top w:val="single" w:color="A6B8D0" w:sz="4"/>
+              <w:left w:val="single" w:color="A6B8D0" w:sz="4"/>
+              <w:bottom w:val="single" w:color="A6B8D0" w:sz="4"/>
+              <w:right w:val="single" w:color="A6B8D0" w:sz="4"/>
+            </w:tcBorders>
+            <w:tcMar>
+              <w:top w:type="dxa" w:w="50"/>
+              <w:left w:type="dxa" w:w="90"/>
+              <w:bottom w:type="dxa" w:w="50"/>
+              <w:right w:type="dxa" w:w="90"/>
+            </w:tcMar>
+          </w:tcPr>
+          <w:p>
+            <w:pPr>
+              <w:keepNext/>
+              <w:keepLines/>
+              <w:spacing w:after="0" w:before="0" w:line="280"/>
+            </w:pPr>
+            <w:r>
+              <w:rPr>
+                <w:rFonts w:ascii="Consolas" w:eastAsia="Microsoft YaHei" w:hAnsi="Consolas"/>
+                <w:b w:val="false"/>
+                <w:bCs w:val="false"/>
+                <w:sz w:val="18"/>
+                <w:szCs w:val="18"/>
+              </w:rPr>
+              <w:t xml:space="preserve">{grantor}</w:t>
+            </w:r>
+          </w:p>
+        </w:tc>
+        <w:tc>
+          <w:tcPr>
+            <w:tcW w:type="dxa" w:w="5744"/>
+            <w:tcBorders>
+              <w:top w:val="single" w:color="A6B8D0" w:sz="4"/>
+              <w:left w:val="single" w:color="A6B8D0" w:sz="4"/>
+              <w:bottom w:val="single" w:color="A6B8D0" w:sz="4"/>
+              <w:right w:val="single" w:color="A6B8D0" w:sz="4"/>
+            </w:tcBorders>
+            <w:tcMar>
+              <w:top w:type="dxa" w:w="50"/>
+              <w:left w:type="dxa" w:w="90"/>
+              <w:bottom w:type="dxa" w:w="50"/>
+              <w:right w:type="dxa" w:w="90"/>
+            </w:tcMar>
+          </w:tcPr>
+          <w:p>
+            <w:pPr>
+              <w:keepNext/>
+              <w:keepLines/>
+              <w:spacing w:after="0" w:before="0" w:line="280"/>
+            </w:pPr>
+            <w:r>
+              <w:rPr>
+                <w:rFonts w:ascii="Microsoft YaHei" w:eastAsia="Microsoft YaHei" w:hAnsi="Microsoft YaHei"/>
+                <w:b w:val="false"/>
+                <w:bCs w:val="false"/>
+                <w:sz w:val="18"/>
+                <w:szCs w:val="18"/>
+              </w:rPr>
+              <w:t xml:space="preserve">已导入授权书的发行者（主要权利人）的网名（第2章 5.1“授权书”）。角色为“经授权者”的使用者选择授权书导出时使用</w:t>
+            </w:r>
+          </w:p>
+        </w:tc>
+        <w:tc>
+          <w:tcPr>
+            <w:tcW w:type="dxa" w:w="1034"/>
+            <w:tcBorders>
+              <w:top w:val="single" w:color="A6B8D0" w:sz="4"/>
+              <w:left w:val="single" w:color="A6B8D0" w:sz="4"/>
+              <w:bottom w:val="single" w:color="A6B8D0" w:sz="4"/>
+              <w:right w:val="single" w:color="A6B8D0" w:sz="4"/>
+            </w:tcBorders>
+            <w:tcMar>
+              <w:top w:type="dxa" w:w="50"/>
+              <w:left w:type="dxa" w:w="90"/>
+              <w:bottom w:type="dxa" w:w="50"/>
+              <w:right w:type="dxa" w:w="90"/>
+            </w:tcMar>
+          </w:tcPr>
+          <w:p>
+            <w:pPr>
+              <w:keepNext/>
+              <w:keepLines/>
+              <w:spacing w:after="0" w:before="0" w:line="280"/>
+            </w:pPr>
+            <w:r>
+              <w:rPr>
+                <w:rFonts w:ascii="Microsoft YaHei" w:eastAsia="Microsoft YaHei" w:hAnsi="Microsoft YaHei"/>
+                <w:b w:val="false"/>
+                <w:bCs w:val="false"/>
+                <w:sz w:val="18"/>
+                <w:szCs w:val="18"/>
+              </w:rPr>
+              <w:t xml:space="preserve">不绘制该行</w:t>
+            </w:r>
+          </w:p>
+        </w:tc>
+      </w:tr>
+      <w:tr>
+        <w:trPr>
+          <w:cantSplit/>
+          <w:tblHeader w:val="off"/>
+        </w:trPr>
+        <w:tc>
+          <w:tcPr>
+            <w:tcW w:type="dxa" w:w="1030"/>
+            <w:tcBorders>
+              <w:top w:val="single" w:color="A6B8D0" w:sz="4"/>
+              <w:left w:val="single" w:color="A6B8D0" w:sz="4"/>
+              <w:bottom w:val="single" w:color="A6B8D0" w:sz="4"/>
+              <w:right w:val="single" w:color="A6B8D0" w:sz="4"/>
+            </w:tcBorders>
+            <w:tcMar>
+              <w:top w:type="dxa" w:w="50"/>
+              <w:left w:type="dxa" w:w="90"/>
+              <w:bottom w:type="dxa" w:w="50"/>
+              <w:right w:type="dxa" w:w="90"/>
+            </w:tcMar>
+          </w:tcPr>
+          <w:p>
+            <w:pPr>
               <w:keepNext w:val="false"/>
               <w:keepLines/>
               <w:spacing w:after="0" w:before="0" w:line="280"/>
@@ -5668,7 +5256,7 @@
         </w:tc>
         <w:tc>
           <w:tcPr>
-            <w:tcW w:type="dxa" w:w="5649"/>
+            <w:tcW w:type="dxa" w:w="5744"/>
             <w:tcBorders>
               <w:top w:val="single" w:color="A6B8D0" w:sz="4"/>
               <w:left w:val="single" w:color="A6B8D0" w:sz="4"/>
@@ -5696,13 +5284,53 @@
                 <w:sz w:val="18"/>
                 <w:szCs w:val="18"/>
               </w:rPr>
-              <w:t xml:space="preserve">导出的许可范围的简短标记（第5章“权利文书”）</w:t>
-            </w:r>
-          </w:p>
-        </w:tc>
-        <w:tc>
-          <w:tcPr>
-            <w:tcW w:type="dxa" w:w="1129"/>
+              <w:t xml:space="preserve">导出的许可范围的简短标记（第5章 2.1“选项（O-04“许可范围的选项”的决定）”的</w:t>
+            </w:r>
+            <w:r>
+              <w:rPr>
+                <w:rFonts w:ascii="Consolas" w:eastAsia="Microsoft YaHei" w:hAnsi="Consolas"/>
+                <w:b w:val="false"/>
+                <w:bCs w:val="false"/>
+                <w:sz w:val="18"/>
+                <w:szCs w:val="18"/>
+              </w:rPr>
+              <w:t xml:space="preserve">P1</w:t>
+            </w:r>
+            <w:r>
+              <w:rPr>
+                <w:rFonts w:ascii="Microsoft YaHei" w:eastAsia="Microsoft YaHei" w:hAnsi="Microsoft YaHei"/>
+                <w:b w:val="false"/>
+                <w:bCs w:val="false"/>
+                <w:sz w:val="18"/>
+                <w:szCs w:val="18"/>
+              </w:rPr>
+              <w:t xml:space="preserve">、</w:t>
+            </w:r>
+            <w:r>
+              <w:rPr>
+                <w:rFonts w:ascii="Consolas" w:eastAsia="Microsoft YaHei" w:hAnsi="Consolas"/>
+                <w:b w:val="false"/>
+                <w:bCs w:val="false"/>
+                <w:sz w:val="18"/>
+                <w:szCs w:val="18"/>
+              </w:rPr>
+              <w:t xml:space="preserve">P2+A1+A2</w:t>
+            </w:r>
+            <w:r>
+              <w:rPr>
+                <w:rFonts w:ascii="Microsoft YaHei" w:eastAsia="Microsoft YaHei" w:hAnsi="Microsoft YaHei"/>
+                <w:b w:val="false"/>
+                <w:bCs w:val="false"/>
+                <w:sz w:val="18"/>
+                <w:szCs w:val="18"/>
+              </w:rPr>
+              <w:t xml:space="preserve">的形式）</w:t>
+            </w:r>
+          </w:p>
+        </w:tc>
+        <w:tc>
+          <w:tcPr>
+            <w:tcW w:type="dxa" w:w="1034"/>
             <w:tcBorders>
               <w:top w:val="single" w:color="A6B8D0" w:sz="4"/>
               <w:left w:val="single" w:color="A6B8D0" w:sz="4"/>
@@ -5756,7 +5384,79 @@
         <w:rPr>
           <w:rFonts w:ascii="Microsoft YaHei" w:eastAsia="Microsoft YaHei" w:hAnsi="Microsoft YaHei"/>
         </w:rPr>
-        <w:t xml:space="preserve">“不绘制该行”是指含有插入字段的行中插入字段为空时，整行不绘制。即使缺了行，也向组的基准点一侧靠拢。</w:t>
+        <w:t xml:space="preserve">“不绘制该行”的处理（抽掉该行并靠拢）依3.5“绘制”。</w:t>
+      </w:r>
+    </w:p>
+    <w:p>
+      <w:pPr>
+        <w:pStyle w:val="ListParagraph"/>
+        <w:keepNext/>
+        <w:keepLines/>
+        <w:numPr>
+          <w:ilvl w:val="0"/>
+          <w:numId w:val="2"/>
+        </w:numPr>
+        <w:spacing w:after="20" w:before="20" w:line="300"/>
+      </w:pPr>
+      <w:r>
+        <w:rPr>
+          <w:rFonts w:ascii="Microsoft YaHei" w:eastAsia="Microsoft YaHei" w:hAnsi="Microsoft YaHei"/>
+        </w:rPr>
+        <w:t xml:space="preserve">预览中的样本识别编号为固定值</w:t>
+      </w:r>
+      <w:r>
+        <w:rPr>
+          <w:rFonts w:ascii="Consolas" w:eastAsia="Microsoft YaHei" w:hAnsi="Consolas"/>
+        </w:rPr>
+        <w:t xml:space="preserve">00000-00000-000</w:t>
+      </w:r>
+      <w:r>
+        <w:rPr>
+          <w:rFonts w:ascii="Microsoft YaHei" w:eastAsia="Microsoft YaHei" w:hAnsi="Microsoft YaHei"/>
+        </w:rPr>
+        <w:t xml:space="preserve">（检查位4位不符，不存在）。</w:t>
+      </w:r>
+    </w:p>
+    <w:p>
+      <w:pPr>
+        <w:pStyle w:val="ListParagraph"/>
+        <w:keepNext/>
+        <w:keepLines/>
+        <w:numPr>
+          <w:ilvl w:val="0"/>
+          <w:numId w:val="2"/>
+        </w:numPr>
+        <w:spacing w:after="20" w:before="20" w:line="300"/>
+      </w:pPr>
+      <w:r>
+        <w:rPr>
+          <w:rFonts w:ascii="Microsoft YaHei" w:eastAsia="Microsoft YaHei" w:hAnsi="Microsoft YaHei"/>
+        </w:rPr>
+        <w:t xml:space="preserve">模板以URL持有</w:t>
+      </w:r>
+      <w:r>
+        <w:rPr>
+          <w:rFonts w:ascii="Consolas" w:eastAsia="Microsoft YaHei" w:hAnsi="Consolas"/>
+        </w:rPr>
+        <w:t xml:space="preserve">{account}</w:t>
+      </w:r>
+      <w:r>
+        <w:rPr>
+          <w:rFonts w:ascii="Microsoft YaHei" w:eastAsia="Microsoft YaHei" w:hAnsi="Microsoft YaHei"/>
+        </w:rPr>
+        <w:t xml:space="preserve">的声明所在账号。接收方没有同一URL时，不描绘该行（与</w:t>
+      </w:r>
+      <w:r>
+        <w:rPr>
+          <w:rFonts w:ascii="Consolas" w:eastAsia="Microsoft YaHei" w:hAnsi="Consolas"/>
+        </w:rPr>
+        <w:t xml:space="preserve">{coholder}</w:t>
+      </w:r>
+      <w:r>
+        <w:rPr>
+          <w:rFonts w:ascii="Microsoft YaHei" w:eastAsia="Microsoft YaHei" w:hAnsi="Microsoft YaHei"/>
+        </w:rPr>
+        <w:t xml:space="preserve">相同处理）。</w:t>
       </w:r>
     </w:p>
     <w:p>
@@ -7843,7 +7543,7 @@
     <w:p>
       <w:pPr>
         <w:pStyle w:val="ListParagraph"/>
-        <w:keepNext w:val="false"/>
+        <w:keepNext/>
         <w:keepLines/>
         <w:numPr>
           <w:ilvl w:val="0"/>
@@ -7868,17 +7568,6 @@
           <w:rFonts w:ascii="Microsoft YaHei" w:eastAsia="Microsoft YaHei" w:hAnsi="Microsoft YaHei"/>
         </w:rPr>
         <w:t xml:space="preserve">）、从照片中拾取（吸管。取照片上一点的颜色。3×3像素的平均）、最近使用的颜色（至多8个。保存在设置中）、模板的颜色（模板中所用颜色的一览）。颜色以sRGB的值持有（DD-4-12“颜色转换为sRGB并嵌入sRGB的ICC”）。</w:t>
-      </w:r>
-    </w:p>
-    <w:p>
-      <w:pPr>
-        <w:pStyle w:val="Heading2"/>
-      </w:pPr>
-      <w:r>
-        <w:rPr>
-          <w:rFonts w:ascii="Microsoft YaHei" w:eastAsia="Microsoft YaHei" w:hAnsi="Microsoft YaHei"/>
-        </w:rPr>
-        <w:t xml:space="preserve">3.3 竖排</w:t>
       </w:r>
     </w:p>
     <w:p>
@@ -7896,7 +7585,36 @@
         <w:rPr>
           <w:rFonts w:ascii="Microsoft YaHei" w:eastAsia="Microsoft YaHei" w:hAnsi="Microsoft YaHei"/>
         </w:rPr>
-        <w:t xml:space="preserve">进行日语、中文的竖排。行从上往下排，行从右往左排列。</w:t>
+        <w:t xml:space="preserve">文字颜色的“自动”：计算放置处背景（组框内照片像素）的平均颜色与白、黑各自的对比度（WCAG的公式），选择对比度大的一方。以相对亮度而言，以约0.179为界，其以上为黑，未满为白（在WCAG的相对亮度L中，(1.05)/(L+0.05)与(L+0.05)/(0.05)相等的点）。第2稿的“以0.5为界”，在0.18至0.5的背景上会选择对比度小的白色，已改正。</w:t>
+      </w:r>
+    </w:p>
+    <w:p>
+      <w:pPr>
+        <w:pStyle w:val="ListParagraph"/>
+        <w:keepNext w:val="false"/>
+        <w:keepLines/>
+        <w:numPr>
+          <w:ilvl w:val="0"/>
+          <w:numId w:val="2"/>
+        </w:numPr>
+        <w:spacing w:after="20" w:before="20" w:line="300"/>
+      </w:pPr>
+      <w:r>
+        <w:rPr>
+          <w:rFonts w:ascii="Microsoft YaHei" w:eastAsia="Microsoft YaHei" w:hAnsi="Microsoft YaHei"/>
+        </w:rPr>
+        <w:t xml:space="preserve">易读性的核对：文字颜色与背景平均颜色的对比度（WCAG的公式）不足3:1（初始值）时，自动加上描边，并在网格中加上“难以阅读”的标记。</w:t>
+      </w:r>
+    </w:p>
+    <w:p>
+      <w:pPr>
+        <w:pStyle w:val="Heading2"/>
+      </w:pPr>
+      <w:r>
+        <w:rPr>
+          <w:rFonts w:ascii="Microsoft YaHei" w:eastAsia="Microsoft YaHei" w:hAnsi="Microsoft YaHei"/>
+        </w:rPr>
+        <w:t xml:space="preserve">3.3 竖排</w:t>
       </w:r>
     </w:p>
     <w:p>
@@ -7914,19 +7632,7 @@
         <w:rPr>
           <w:rFonts w:ascii="Microsoft YaHei" w:eastAsia="Microsoft YaHei" w:hAnsi="Microsoft YaHei"/>
         </w:rPr>
-        <w:t xml:space="preserve">字形以HarfRust从上往下的方向排列，使用字体的竖排字形（</w:t>
-      </w:r>
-      <w:r>
-        <w:rPr>
-          <w:rFonts w:ascii="Consolas" w:eastAsia="Microsoft YaHei" w:hAnsi="Consolas"/>
-        </w:rPr>
-        <w:t xml:space="preserve">vert</w:t>
-      </w:r>
-      <w:r>
-        <w:rPr>
-          <w:rFonts w:ascii="Microsoft YaHei" w:eastAsia="Microsoft YaHei" w:hAnsi="Microsoft YaHei"/>
-        </w:rPr>
-        <w:t xml:space="preserve">。标点、括号、长音符、小写假名的竖排形式）与竖排的尺寸（vhea、vmtx）。</w:t>
+        <w:t xml:space="preserve">进行日语、中文的竖排。行从上往下排，行从右往左排列。</w:t>
       </w:r>
     </w:p>
     <w:p>
@@ -7944,7 +7650,19 @@
         <w:rPr>
           <w:rFonts w:ascii="Microsoft YaHei" w:eastAsia="Microsoft YaHei" w:hAnsi="Microsoft YaHei"/>
         </w:rPr>
-        <w:t xml:space="preserve">竖排中的英文数字，默认按词向右旋转90度。2位以内的数字可以选择纵中横（在1个字的框内横向排列）。</w:t>
+        <w:t xml:space="preserve">字形以HarfRust从上往下的方向排列，使用字体的竖排字形（</w:t>
+      </w:r>
+      <w:r>
+        <w:rPr>
+          <w:rFonts w:ascii="Consolas" w:eastAsia="Microsoft YaHei" w:hAnsi="Consolas"/>
+        </w:rPr>
+        <w:t xml:space="preserve">vert</w:t>
+      </w:r>
+      <w:r>
+        <w:rPr>
+          <w:rFonts w:ascii="Microsoft YaHei" w:eastAsia="Microsoft YaHei" w:hAnsi="Microsoft YaHei"/>
+        </w:rPr>
+        <w:t xml:space="preserve">。标点、括号、长音符、小写假名的竖排形式）与竖排的尺寸（vhea、vmtx）。</w:t>
       </w:r>
     </w:p>
     <w:p>
@@ -7962,7 +7680,7 @@
         <w:rPr>
           <w:rFonts w:ascii="Microsoft YaHei" w:eastAsia="Microsoft YaHei" w:hAnsi="Microsoft YaHei"/>
         </w:rPr>
-        <w:t xml:space="preserve">没有竖排字形的字体（Caveat）不能选作竖排图层的主字体。作为备用字体仅用于英文字母。</w:t>
+        <w:t xml:space="preserve">竖排中的英文数字，默认按词向右旋转90度。2位以内的数字可以选择纵中横（在1个字的框内横向排列）。</w:t>
       </w:r>
     </w:p>
     <w:p>
@@ -7980,7 +7698,79 @@
         <w:rPr>
           <w:rFonts w:ascii="Microsoft YaHei" w:eastAsia="Microsoft YaHei" w:hAnsi="Microsoft YaHei"/>
         </w:rPr>
+        <w:t xml:space="preserve">没有竖排字形的字体（Caveat）不能选作竖排图层的主字体。作为备用字体仅用于英文字母。</w:t>
+      </w:r>
+    </w:p>
+    <w:p>
+      <w:pPr>
+        <w:pStyle w:val="ListParagraph"/>
+        <w:keepNext/>
+        <w:keepLines/>
+        <w:numPr>
+          <w:ilvl w:val="0"/>
+          <w:numId w:val="2"/>
+        </w:numPr>
+        <w:spacing w:after="20" w:before="20" w:line="300"/>
+      </w:pPr>
+      <w:r>
+        <w:rPr>
+          <w:rFonts w:ascii="Microsoft YaHei" w:eastAsia="Microsoft YaHei" w:hAnsi="Microsoft YaHei"/>
+        </w:rPr>
         <w:t xml:space="preserve">竖排排版的组件没有现成的，因此自行制作（DD-4-5“文字的排版与绘制在预览和导出中使用同一Rust机制”）。</w:t>
+      </w:r>
+    </w:p>
+    <w:p>
+      <w:pPr>
+        <w:pStyle w:val="ListParagraph"/>
+        <w:keepNext/>
+        <w:keepLines/>
+        <w:numPr>
+          <w:ilvl w:val="0"/>
+          <w:numId w:val="2"/>
+        </w:numPr>
+        <w:spacing w:after="20" w:before="20" w:line="300"/>
+      </w:pPr>
+      <w:r>
+        <w:rPr>
+          <w:rFonts w:ascii="Microsoft YaHei" w:eastAsia="Microsoft YaHei" w:hAnsi="Microsoft YaHei"/>
+        </w:rPr>
+        <w:t xml:space="preserve">［需实测］在Klee One、Yomogi、LXGW WenKai Lite（具有竖排字形的3种同捆字体）中，竖排的标点、括号、长音符、小写假名成为竖排的形式。判定：在各字体中绘制测试句（包括“「撮影：ー、。」ぁぃっ”），以目视确认。LXGW WenKai没有</w:t>
+      </w:r>
+      <w:r>
+        <w:rPr>
+          <w:rFonts w:ascii="Consolas" w:eastAsia="Microsoft YaHei" w:hAnsi="Consolas"/>
+        </w:rPr>
+        <w:t xml:space="preserve">vrt2</w:t>
+      </w:r>
+      <w:r>
+        <w:rPr>
+          <w:rFonts w:ascii="Microsoft YaHei" w:eastAsia="Microsoft YaHei" w:hAnsi="Microsoft YaHei"/>
+        </w:rPr>
+        <w:t xml:space="preserve">而只有</w:t>
+      </w:r>
+      <w:r>
+        <w:rPr>
+          <w:rFonts w:ascii="Consolas" w:eastAsia="Microsoft YaHei" w:hAnsi="Consolas"/>
+        </w:rPr>
+        <w:t xml:space="preserve">vert</w:t>
+      </w:r>
+      <w:r>
+        <w:rPr>
+          <w:rFonts w:ascii="Microsoft YaHei" w:eastAsia="Microsoft YaHei" w:hAnsi="Microsoft YaHei"/>
+        </w:rPr>
+        <w:t xml:space="preserve">，但预计</w:t>
+      </w:r>
+      <w:r>
+        <w:rPr>
+          <w:rFonts w:ascii="Consolas" w:eastAsia="Microsoft YaHei" w:hAnsi="Consolas"/>
+        </w:rPr>
+        <w:t xml:space="preserve">vert</w:t>
+      </w:r>
+      <w:r>
+        <w:rPr>
+          <w:rFonts w:ascii="Microsoft YaHei" w:eastAsia="Microsoft YaHei" w:hAnsi="Microsoft YaHei"/>
+        </w:rPr>
+        <w:t xml:space="preserve">即足够。</w:t>
       </w:r>
     </w:p>
     <w:p>
@@ -7998,43 +7788,7 @@
         <w:rPr>
           <w:rFonts w:ascii="Microsoft YaHei" w:eastAsia="Microsoft YaHei" w:hAnsi="Microsoft YaHei"/>
         </w:rPr>
-        <w:t xml:space="preserve">［需实测］在Klee One、Yomogi、LXGW WenKai Lite（具有竖排字形的3种同捆字体）中，竖排的标点、括号、长音符、小写假名成为竖排的形式。判定：在各字体中绘制测试句（包括“「撮影：ー、。」ぁぃっ”），以目视确认。LXGW WenKai没有</w:t>
-      </w:r>
-      <w:r>
-        <w:rPr>
-          <w:rFonts w:ascii="Consolas" w:eastAsia="Microsoft YaHei" w:hAnsi="Consolas"/>
-        </w:rPr>
-        <w:t xml:space="preserve">vrt2</w:t>
-      </w:r>
-      <w:r>
-        <w:rPr>
-          <w:rFonts w:ascii="Microsoft YaHei" w:eastAsia="Microsoft YaHei" w:hAnsi="Microsoft YaHei"/>
-        </w:rPr>
-        <w:t xml:space="preserve">而只有</w:t>
-      </w:r>
-      <w:r>
-        <w:rPr>
-          <w:rFonts w:ascii="Consolas" w:eastAsia="Microsoft YaHei" w:hAnsi="Consolas"/>
-        </w:rPr>
-        <w:t xml:space="preserve">vert</w:t>
-      </w:r>
-      <w:r>
-        <w:rPr>
-          <w:rFonts w:ascii="Microsoft YaHei" w:eastAsia="Microsoft YaHei" w:hAnsi="Microsoft YaHei"/>
-        </w:rPr>
-        <w:t xml:space="preserve">，但预计</w:t>
-      </w:r>
-      <w:r>
-        <w:rPr>
-          <w:rFonts w:ascii="Consolas" w:eastAsia="Microsoft YaHei" w:hAnsi="Consolas"/>
-        </w:rPr>
-        <w:t xml:space="preserve">vert</w:t>
-      </w:r>
-      <w:r>
-        <w:rPr>
-          <w:rFonts w:ascii="Microsoft YaHei" w:eastAsia="Microsoft YaHei" w:hAnsi="Microsoft YaHei"/>
-        </w:rPr>
-        <w:t xml:space="preserve">即足够。</w:t>
+        <w:t xml:space="preserve">风险：自行实现竖排排版。影响：工作量增加，容易出错。准备：决定测试的文句加以确认（第4章 3.3“竖排”）</w:t>
       </w:r>
     </w:p>
     <w:p>
@@ -8110,7 +7864,7 @@
         <w:rPr>
           <w:rFonts w:ascii="Microsoft YaHei" w:eastAsia="Microsoft YaHei" w:hAnsi="Microsoft YaHei"/>
         </w:rPr>
-        <w:t xml:space="preserve">绘制的顺序（1个文字图层）：背景板、阴影、描边、文字的填充。</w:t>
+        <w:t xml:space="preserve">绘制的顺序（1个文字图层）：背景板、阴影、描边、文字的填充。文字按字素（UAX #29的grapheme cluster）查找备用字体，行内的方向以UAX #9（双向）决定。不自动换行（行由使用者分开）。含插入字段（3.1）的行中插入字段为空时，整行不绘制，其余的行向组的基准点一侧靠拢。描边的角与端为圆形（round join、cap）。旋转的中心为组的中心。</w:t>
       </w:r>
     </w:p>
     <w:p>
@@ -8128,7 +7882,7 @@
         <w:rPr>
           <w:rFonts w:ascii="Microsoft YaHei" w:eastAsia="Microsoft YaHei" w:hAnsi="Microsoft YaHei"/>
         </w:rPr>
-        <w:t xml:space="preserve">阴影是把填充了文字与描边形状的图像进行模糊（高斯模糊。自行制作），按角度与距离错开后绘制。</w:t>
+        <w:t xml:space="preserve">阴影是把填充了文字与描边形状的图像进行模糊（高斯模糊。σ＝模糊值的一半。与CSS的box-shadow的blur radius与σ的关系相同），按角度与距离错开后绘制。</w:t>
       </w:r>
     </w:p>
     <w:p>
@@ -8165,6 +7919,24 @@
           <w:rFonts w:ascii="Microsoft YaHei" w:eastAsia="Microsoft YaHei" w:hAnsi="Microsoft YaHei"/>
         </w:rPr>
         <w:t xml:space="preserve">绘制的精度：以1/4像素为单位对齐位置，字的边缘平滑处理（tiny-skia的抗锯齿）。</w:t>
+      </w:r>
+    </w:p>
+    <w:p>
+      <w:pPr>
+        <w:pStyle w:val="ListParagraph"/>
+        <w:keepNext/>
+        <w:keepLines/>
+        <w:numPr>
+          <w:ilvl w:val="0"/>
+          <w:numId w:val="2"/>
+        </w:numPr>
+        <w:spacing w:after="20" w:before="20" w:line="300"/>
+      </w:pPr>
+      <w:r>
+        <w:rPr>
+          <w:rFonts w:ascii="Microsoft YaHei" w:eastAsia="Microsoft YaHei" w:hAnsi="Microsoft YaHei"/>
+        </w:rPr>
+        <w:t xml:space="preserve">绘入的颜色与位数：可见签名以tiny-skia绘制为8位RGBA（sRGB的值）的透明图像（tiny-skia只处理RGBA的8位。tiny-skia的README）。照片不是sRGB，或为16位时（交付用原尺寸的TIFF等），把绘制的透明图像以moxcms转换为照片的色彩空间，扩展为照片的位数后叠加。可见签名的颜色以sRGB的值持有（3.2），因此在任何色彩空间的照片上都以相同外观的颜色呈现。［需实测］在Adobe RGB的16位TIFF上叠加白、黑、原色的文字，与sRGB值的色差（ΔE2000）不足1。</w:t>
       </w:r>
     </w:p>
     <w:p>
@@ -10064,7 +9836,7 @@
         <w:rPr>
           <w:rFonts w:ascii="Microsoft YaHei" w:eastAsia="Microsoft YaHei" w:hAnsi="Microsoft YaHei"/>
         </w:rPr>
-        <w:t xml:space="preserve">重新着色：直接使用图像的透明，可以把颜色重新着色为白、黑、任意颜色、自动（配合背景的白或黑）。为了把单色的标志配合背景区分使用白与黑（设计计划书 3.3.1“使用者的示例”）。</w:t>
+        <w:t xml:space="preserve">重新着色：原样使用图片的透明度，颜色可改为白、黑、任意颜色、自动（按背景取白或黑。与文字颜色的“自动”相同规则（3.2），因按组的框判断，同一组的文字与标志为同一颜色）。为了把单色标志按背景分用白与黑（设计计划书 3.3.1“使用者的例子”）。</w:t>
       </w:r>
     </w:p>
     <w:p>
@@ -12363,7 +12135,7 @@
         <w:rPr>
           <w:rFonts w:ascii="Microsoft YaHei" w:eastAsia="Microsoft YaHei" w:hAnsi="Microsoft YaHei"/>
         </w:rPr>
-        <w:t xml:space="preserve">导入的字体复制保存到应用的数据位置（第8章 2.1“配置”），模板与作业以SHA-256参照。通过备份文件移到其他终端。</w:t>
+        <w:t xml:space="preserve">导入的字体复制保存到应用的数据位置（第8章 2.1“配置”），模板与作业以名称（字体的家族名）与SHA-256参照。向自己的其他终端通过同步（第8章 5.4。素材以iroh-blobs运送）或备份文件转移。没有所参照字体的终端以默认的序列（6.2）绘制，并给图层加上“没有字体”的标记（12.2的“需调整”）。</w:t>
       </w:r>
     </w:p>
     <w:p>
@@ -12587,25 +12359,7 @@
         <w:rPr>
           <w:rFonts w:ascii="Microsoft YaHei" w:eastAsia="Microsoft YaHei" w:hAnsi="Microsoft YaHei"/>
         </w:rPr>
-        <w:t xml:space="preserve">文字颜色的“自动”：计算放置处背景（组框内照片像素）的平均颜色与白、黑各自的对比度（WCAG的公式），选择对比度大的一方。以相对亮度而言，以约0.179为界，其以上为黑，未满为白（在WCAG的相对亮度L中，(1.05)/(L+0.05)与(L+0.05)/(0.05)相等的点）。第2稿的“以0.5为界”，在0.18至0.5的背景上会选择对比度小的白色，已改正。</w:t>
-      </w:r>
-    </w:p>
-    <w:p>
-      <w:pPr>
-        <w:pStyle w:val="ListParagraph"/>
-        <w:keepNext/>
-        <w:keepLines/>
-        <w:numPr>
-          <w:ilvl w:val="0"/>
-          <w:numId w:val="2"/>
-        </w:numPr>
-        <w:spacing w:after="20" w:before="20" w:line="300"/>
-      </w:pPr>
-      <w:r>
-        <w:rPr>
-          <w:rFonts w:ascii="Microsoft YaHei" w:eastAsia="Microsoft YaHei" w:hAnsi="Microsoft YaHei"/>
-        </w:rPr>
-        <w:t xml:space="preserve">易读性的核对：文字颜色与背景平均颜色的对比度（WCAG的公式）不足3:1（初始值）时，自动加上描边，并在网格中加上“难以阅读”的标记。</w:t>
+        <w:t xml:space="preserve">文字颜色的“自动”与易读性的核对依3.2“格式”。</w:t>
       </w:r>
     </w:p>
     <w:p>
@@ -14008,6 +13762,24 @@
     <w:p>
       <w:pPr>
         <w:pStyle w:val="ListParagraph"/>
+        <w:keepNext/>
+        <w:keepLines/>
+        <w:numPr>
+          <w:ilvl w:val="0"/>
+          <w:numId w:val="2"/>
+        </w:numPr>
+        <w:spacing w:after="20" w:before="20" w:line="300"/>
+      </w:pPr>
+      <w:r>
+        <w:rPr>
+          <w:rFonts w:ascii="Microsoft YaHei" w:eastAsia="Microsoft YaHei" w:hAnsi="Microsoft YaHei"/>
+        </w:rPr>
+        <w:t xml:space="preserve">模板编辑中的变更作为草稿自动保存（与11.3相同的方法），以“保存”确定并提升版本。在确定之前，不会作为“新版本”出现在其他作业中。</w:t>
+      </w:r>
+    </w:p>
+    <w:p>
+      <w:pPr>
+        <w:pStyle w:val="ListParagraph"/>
         <w:keepNext w:val="false"/>
         <w:keepLines/>
         <w:numPr>
@@ -14020,7 +13792,7 @@
         <w:rPr>
           <w:rFonts w:ascii="Microsoft YaHei" w:eastAsia="Microsoft YaHei" w:hAnsi="Microsoft YaHei"/>
         </w:rPr>
-        <w:t xml:space="preserve">模板编辑中的变更作为草稿自动保存（与11.3相同的方法），以“保存”确定并提升版本。在确定之前，不会作为“新版本”出现在其他作业中。</w:t>
+        <w:t xml:space="preserve">与其他终端、备份的对齐（由第8章 5.3、5.4调用）：编号相同的模板、作业，以终端编号与单调编号（模板为版本，作业为保存的连号）取新的一方，旧的一方留在版本的备份（11.4）中。两方都有变更时两方都保留并显示。</w:t>
       </w:r>
     </w:p>
     <w:p>
@@ -14067,7 +13839,7 @@
         <w:rPr>
           <w:rFonts w:ascii="Microsoft YaHei" w:eastAsia="Microsoft YaHei" w:hAnsi="Microsoft YaHei"/>
         </w:rPr>
-        <w:t xml:space="preserve">文件的内容：模板的JSON（15.1）与图像图层的图像。格式为ZIP，扩展名为本应用专用（例：</w:t>
+        <w:t xml:space="preserve">文件的内容：模板的JSON（15.1）与图像图层的图像。格式为ZIP，扩展名为</w:t>
       </w:r>
       <w:r>
         <w:rPr>
@@ -14079,7 +13851,19 @@
         <w:rPr>
           <w:rFonts w:ascii="Microsoft YaHei" w:eastAsia="Microsoft YaHei" w:hAnsi="Microsoft YaHei"/>
         </w:rPr>
-        <w:t xml:space="preserve">）。</w:t>
+        <w:t xml:space="preserve">，名称为</w:t>
+      </w:r>
+      <w:r>
+        <w:rPr>
+          <w:rFonts w:ascii="Consolas" w:eastAsia="Microsoft YaHei" w:hAnsi="Consolas"/>
+        </w:rPr>
+        <w:t xml:space="preserve">&lt;模板名称的安全形式&gt;-&lt;id的前8个字符&gt;.nrsdtpl</w:t>
+      </w:r>
+      <w:r>
+        <w:rPr>
+          <w:rFonts w:ascii="Microsoft YaHei" w:eastAsia="Microsoft YaHei" w:hAnsi="Microsoft YaHei"/>
+        </w:rPr>
+        <w:t xml:space="preserve">。</w:t>
       </w:r>
     </w:p>
     <w:p>
@@ -14115,19 +13899,67 @@
         <w:rPr>
           <w:rFonts w:ascii="Microsoft YaHei" w:eastAsia="Microsoft YaHei" w:hAnsi="Microsoft YaHei"/>
         </w:rPr>
-        <w:t xml:space="preserve">导入的核对：ZIP中的文件数（至50）、合计大小（至100MB）、文件名（不含</w:t>
+        <w:t xml:space="preserve">导入的核对：除ZIP的共通核对（第1章 10.2“保存”）外，还核对其中的文件数（至50）、合计大小（至100MB）、文件名（仅限规定的名称）、JSON的格式（不符合15.1形式的不导入），图像进行5的核对。均为初始值。</w:t>
+      </w:r>
+    </w:p>
+    <w:p>
+      <w:pPr>
+        <w:pStyle w:val="ListParagraph"/>
+        <w:keepNext/>
+        <w:keepLines/>
+        <w:numPr>
+          <w:ilvl w:val="0"/>
+          <w:numId w:val="2"/>
+        </w:numPr>
+        <w:spacing w:after="20" w:before="20" w:line="300"/>
+      </w:pPr>
+      <w:r>
+        <w:rPr>
+          <w:rFonts w:ascii="Microsoft YaHei" w:eastAsia="Microsoft YaHei" w:hAnsi="Microsoft YaHei"/>
+        </w:rPr>
+        <w:t xml:space="preserve">插入字段以对方的签名信息绘制（网名等成为对方的）。</w:t>
+      </w:r>
+    </w:p>
+    <w:p>
+      <w:pPr>
+        <w:pStyle w:val="ListParagraph"/>
+        <w:keepNext/>
+        <w:keepLines/>
+        <w:numPr>
+          <w:ilvl w:val="0"/>
+          <w:numId w:val="2"/>
+        </w:numPr>
+        <w:spacing w:after="20" w:before="20" w:line="300"/>
+      </w:pPr>
+      <w:r>
+        <w:rPr>
+          <w:rFonts w:ascii="Microsoft YaHei" w:eastAsia="Microsoft YaHei" w:hAnsi="Microsoft YaHei"/>
+        </w:rPr>
+        <w:t xml:space="preserve">导入同一</w:t>
       </w:r>
       <w:r>
         <w:rPr>
           <w:rFonts w:ascii="Consolas" w:eastAsia="Microsoft YaHei" w:hAnsi="Consolas"/>
         </w:rPr>
-        <w:t xml:space="preserve">..</w:t>
-      </w:r>
-      <w:r>
-        <w:rPr>
-          <w:rFonts w:ascii="Microsoft YaHei" w:eastAsia="Microsoft YaHei" w:hAnsi="Microsoft YaHei"/>
-        </w:rPr>
-        <w:t xml:space="preserve">，仅限规定的名称）、JSON的格式（不符合15.1形式的不导入），图像进行5的核对。均为初始值。</w:t>
+        <w:t xml:space="preserve">id</w:t>
+      </w:r>
+      <w:r>
+        <w:rPr>
+          <w:rFonts w:ascii="Microsoft YaHei" w:eastAsia="Microsoft YaHei" w:hAnsi="Microsoft YaHei"/>
+        </w:rPr>
+        <w:t xml:space="preserve">的模板：版本相同或更旧则不导入（已有）。版本更新则作为新版本导入（与8.2的“有新版本”相同处理）。版本相同而内容不同时，以新</w:t>
+      </w:r>
+      <w:r>
+        <w:rPr>
+          <w:rFonts w:ascii="Consolas" w:eastAsia="Microsoft YaHei" w:hAnsi="Consolas"/>
+        </w:rPr>
+        <w:t xml:space="preserve">id</w:t>
+      </w:r>
+      <w:r>
+        <w:rPr>
+          <w:rFonts w:ascii="Microsoft YaHei" w:eastAsia="Microsoft YaHei" w:hAnsi="Microsoft YaHei"/>
+        </w:rPr>
+        <w:t xml:space="preserve">作为“〈名称〉（导入）”导入，两者都保留（与第8章 5.4的模板规则相同）。</w:t>
       </w:r>
     </w:p>
     <w:p>
@@ -14145,7 +13977,19 @@
         <w:rPr>
           <w:rFonts w:ascii="Microsoft YaHei" w:eastAsia="Microsoft YaHei" w:hAnsi="Microsoft YaHei"/>
         </w:rPr>
-        <w:t xml:space="preserve">插入字段以对方的签名信息绘制（网名等成为对方的）。</w:t>
+        <w:t xml:space="preserve">可以把</w:t>
+      </w:r>
+      <w:r>
+        <w:rPr>
+          <w:rFonts w:ascii="Consolas" w:eastAsia="Microsoft YaHei" w:hAnsi="Consolas"/>
+        </w:rPr>
+        <w:t xml:space="preserve">.nrsdtpl</w:t>
+      </w:r>
+      <w:r>
+        <w:rPr>
+          <w:rFonts w:ascii="Microsoft YaHei" w:eastAsia="Microsoft YaHei" w:hAnsi="Microsoft YaHei"/>
+        </w:rPr>
+        <w:t xml:space="preserve">直接发送给已确认的对方（第2章 5.5）。接收方经过上述导入的核对。格式不变（与Lightroom预设文件的共享相同）（2026-10-01 NRSD的要求）。</w:t>
       </w:r>
     </w:p>
     <w:p>
@@ -14632,8 +14476,8 @@
         </w:tblBorders>
       </w:tblPr>
       <w:tblGrid>
-        <w:gridCol w:w="1582"/>
-        <w:gridCol w:w="8056"/>
+        <w:gridCol w:w="1390"/>
+        <w:gridCol w:w="8248"/>
       </w:tblGrid>
       <w:tr>
         <w:trPr>
@@ -14642,7 +14486,7 @@
         </w:trPr>
         <w:tc>
           <w:tcPr>
-            <w:tcW w:type="dxa" w:w="1582"/>
+            <w:tcW w:type="dxa" w:w="1390"/>
             <w:tcBorders>
               <w:top w:val="single" w:color="A6B8D0" w:sz="4"/>
               <w:left w:val="single" w:color="A6B8D0" w:sz="4"/>
@@ -14677,7 +14521,7 @@
         </w:tc>
         <w:tc>
           <w:tcPr>
-            <w:tcW w:type="dxa" w:w="8056"/>
+            <w:tcW w:type="dxa" w:w="8248"/>
             <w:tcBorders>
               <w:top w:val="single" w:color="A6B8D0" w:sz="4"/>
               <w:left w:val="single" w:color="A6B8D0" w:sz="4"/>
@@ -14718,7 +14562,7 @@
         </w:trPr>
         <w:tc>
           <w:tcPr>
-            <w:tcW w:type="dxa" w:w="1582"/>
+            <w:tcW w:type="dxa" w:w="1390"/>
             <w:tcBorders>
               <w:top w:val="single" w:color="A6B8D0" w:sz="4"/>
               <w:left w:val="single" w:color="A6B8D0" w:sz="4"/>
@@ -14752,7 +14596,7 @@
         </w:tc>
         <w:tc>
           <w:tcPr>
-            <w:tcW w:type="dxa" w:w="8056"/>
+            <w:tcW w:type="dxa" w:w="8248"/>
             <w:tcBorders>
               <w:top w:val="single" w:color="A6B8D0" w:sz="4"/>
               <w:left w:val="single" w:color="A6B8D0" w:sz="4"/>
@@ -14792,7 +14636,7 @@
         </w:trPr>
         <w:tc>
           <w:tcPr>
-            <w:tcW w:type="dxa" w:w="1582"/>
+            <w:tcW w:type="dxa" w:w="1390"/>
             <w:tcBorders>
               <w:top w:val="single" w:color="A6B8D0" w:sz="4"/>
               <w:left w:val="single" w:color="A6B8D0" w:sz="4"/>
@@ -14826,7 +14670,7 @@
         </w:tc>
         <w:tc>
           <w:tcPr>
-            <w:tcW w:type="dxa" w:w="8056"/>
+            <w:tcW w:type="dxa" w:w="8248"/>
             <w:tcBorders>
               <w:top w:val="single" w:color="A6B8D0" w:sz="4"/>
               <w:left w:val="single" w:color="A6B8D0" w:sz="4"/>
@@ -14866,7 +14710,7 @@
         </w:trPr>
         <w:tc>
           <w:tcPr>
-            <w:tcW w:type="dxa" w:w="1582"/>
+            <w:tcW w:type="dxa" w:w="1390"/>
             <w:tcBorders>
               <w:top w:val="single" w:color="A6B8D0" w:sz="4"/>
               <w:left w:val="single" w:color="A6B8D0" w:sz="4"/>
@@ -14900,7 +14744,7 @@
         </w:tc>
         <w:tc>
           <w:tcPr>
-            <w:tcW w:type="dxa" w:w="8056"/>
+            <w:tcW w:type="dxa" w:w="8248"/>
             <w:tcBorders>
               <w:top w:val="single" w:color="A6B8D0" w:sz="4"/>
               <w:left w:val="single" w:color="A6B8D0" w:sz="4"/>
@@ -14940,7 +14784,7 @@
         </w:trPr>
         <w:tc>
           <w:tcPr>
-            <w:tcW w:type="dxa" w:w="1582"/>
+            <w:tcW w:type="dxa" w:w="1390"/>
             <w:tcBorders>
               <w:top w:val="single" w:color="A6B8D0" w:sz="4"/>
               <w:left w:val="single" w:color="A6B8D0" w:sz="4"/>
@@ -14974,7 +14818,7 @@
         </w:tc>
         <w:tc>
           <w:tcPr>
-            <w:tcW w:type="dxa" w:w="8056"/>
+            <w:tcW w:type="dxa" w:w="8248"/>
             <w:tcBorders>
               <w:top w:val="single" w:color="A6B8D0" w:sz="4"/>
               <w:left w:val="single" w:color="A6B8D0" w:sz="4"/>
@@ -15014,7 +14858,7 @@
         </w:trPr>
         <w:tc>
           <w:tcPr>
-            <w:tcW w:type="dxa" w:w="1582"/>
+            <w:tcW w:type="dxa" w:w="1390"/>
             <w:tcBorders>
               <w:top w:val="single" w:color="A6B8D0" w:sz="4"/>
               <w:left w:val="single" w:color="A6B8D0" w:sz="4"/>
@@ -15048,7 +14892,7 @@
         </w:tc>
         <w:tc>
           <w:tcPr>
-            <w:tcW w:type="dxa" w:w="8056"/>
+            <w:tcW w:type="dxa" w:w="8248"/>
             <w:tcBorders>
               <w:top w:val="single" w:color="A6B8D0" w:sz="4"/>
               <w:left w:val="single" w:color="A6B8D0" w:sz="4"/>
@@ -15088,7 +14932,7 @@
         </w:trPr>
         <w:tc>
           <w:tcPr>
-            <w:tcW w:type="dxa" w:w="1582"/>
+            <w:tcW w:type="dxa" w:w="1390"/>
             <w:tcBorders>
               <w:top w:val="single" w:color="A6B8D0" w:sz="4"/>
               <w:left w:val="single" w:color="A6B8D0" w:sz="4"/>
@@ -15122,7 +14966,7 @@
         </w:tc>
         <w:tc>
           <w:tcPr>
-            <w:tcW w:type="dxa" w:w="8056"/>
+            <w:tcW w:type="dxa" w:w="8248"/>
             <w:tcBorders>
               <w:top w:val="single" w:color="A6B8D0" w:sz="4"/>
               <w:left w:val="single" w:color="A6B8D0" w:sz="4"/>
@@ -15162,7 +15006,7 @@
         </w:trPr>
         <w:tc>
           <w:tcPr>
-            <w:tcW w:type="dxa" w:w="1582"/>
+            <w:tcW w:type="dxa" w:w="1390"/>
             <w:tcBorders>
               <w:top w:val="single" w:color="A6B8D0" w:sz="4"/>
               <w:left w:val="single" w:color="A6B8D0" w:sz="4"/>
@@ -15196,7 +15040,7 @@
         </w:tc>
         <w:tc>
           <w:tcPr>
-            <w:tcW w:type="dxa" w:w="8056"/>
+            <w:tcW w:type="dxa" w:w="8248"/>
             <w:tcBorders>
               <w:top w:val="single" w:color="A6B8D0" w:sz="4"/>
               <w:left w:val="single" w:color="A6B8D0" w:sz="4"/>
@@ -15236,7 +15080,7 @@
         </w:trPr>
         <w:tc>
           <w:tcPr>
-            <w:tcW w:type="dxa" w:w="1582"/>
+            <w:tcW w:type="dxa" w:w="1390"/>
             <w:tcBorders>
               <w:top w:val="single" w:color="A6B8D0" w:sz="4"/>
               <w:left w:val="single" w:color="A6B8D0" w:sz="4"/>
@@ -15270,7 +15114,7 @@
         </w:tc>
         <w:tc>
           <w:tcPr>
-            <w:tcW w:type="dxa" w:w="8056"/>
+            <w:tcW w:type="dxa" w:w="8248"/>
             <w:tcBorders>
               <w:top w:val="single" w:color="A6B8D0" w:sz="4"/>
               <w:left w:val="single" w:color="A6B8D0" w:sz="4"/>
@@ -15310,7 +15154,81 @@
         </w:trPr>
         <w:tc>
           <w:tcPr>
-            <w:tcW w:type="dxa" w:w="1582"/>
+            <w:tcW w:type="dxa" w:w="1390"/>
+            <w:tcBorders>
+              <w:top w:val="single" w:color="A6B8D0" w:sz="4"/>
+              <w:left w:val="single" w:color="A6B8D0" w:sz="4"/>
+              <w:bottom w:val="single" w:color="A6B8D0" w:sz="4"/>
+              <w:right w:val="single" w:color="A6B8D0" w:sz="4"/>
+            </w:tcBorders>
+            <w:tcMar>
+              <w:top w:type="dxa" w:w="50"/>
+              <w:left w:type="dxa" w:w="90"/>
+              <w:bottom w:type="dxa" w:w="50"/>
+              <w:right w:type="dxa" w:w="90"/>
+            </w:tcMar>
+          </w:tcPr>
+          <w:p>
+            <w:pPr>
+              <w:keepNext/>
+              <w:keepLines/>
+              <w:spacing w:after="0" w:before="0" w:line="280"/>
+            </w:pPr>
+            <w:r>
+              <w:rPr>
+                <w:rFonts w:ascii="Microsoft YaHei" w:eastAsia="Microsoft YaHei" w:hAnsi="Microsoft YaHei"/>
+                <w:b w:val="false"/>
+                <w:bCs w:val="false"/>
+                <w:sz w:val="18"/>
+                <w:szCs w:val="18"/>
+              </w:rPr>
+              <w:t xml:space="preserve">删除</w:t>
+            </w:r>
+          </w:p>
+        </w:tc>
+        <w:tc>
+          <w:tcPr>
+            <w:tcW w:type="dxa" w:w="8248"/>
+            <w:tcBorders>
+              <w:top w:val="single" w:color="A6B8D0" w:sz="4"/>
+              <w:left w:val="single" w:color="A6B8D0" w:sz="4"/>
+              <w:bottom w:val="single" w:color="A6B8D0" w:sz="4"/>
+              <w:right w:val="single" w:color="A6B8D0" w:sz="4"/>
+            </w:tcBorders>
+            <w:tcMar>
+              <w:top w:type="dxa" w:w="50"/>
+              <w:left w:type="dxa" w:w="90"/>
+              <w:bottom w:type="dxa" w:w="50"/>
+              <w:right w:type="dxa" w:w="90"/>
+            </w:tcMar>
+          </w:tcPr>
+          <w:p>
+            <w:pPr>
+              <w:keepNext/>
+              <w:keepLines/>
+              <w:spacing w:after="0" w:before="0" w:line="280"/>
+            </w:pPr>
+            <w:r>
+              <w:rPr>
+                <w:rFonts w:ascii="Microsoft YaHei" w:eastAsia="Microsoft YaHei" w:hAnsi="Microsoft YaHei"/>
+                <w:b w:val="false"/>
+                <w:bCs w:val="false"/>
+                <w:sz w:val="18"/>
+                <w:szCs w:val="18"/>
+              </w:rPr>
+              <w:t xml:space="preserve">Delete键（macOS为Delete）</w:t>
+            </w:r>
+          </w:p>
+        </w:tc>
+      </w:tr>
+      <w:tr>
+        <w:trPr>
+          <w:cantSplit/>
+          <w:tblHeader w:val="off"/>
+        </w:trPr>
+        <w:tc>
+          <w:tcPr>
+            <w:tcW w:type="dxa" w:w="1390"/>
             <w:tcBorders>
               <w:top w:val="single" w:color="A6B8D0" w:sz="4"/>
               <w:left w:val="single" w:color="A6B8D0" w:sz="4"/>
@@ -15338,13 +15256,13 @@
                 <w:sz w:val="18"/>
                 <w:szCs w:val="18"/>
               </w:rPr>
-              <w:t xml:space="preserve">删除</w:t>
-            </w:r>
-          </w:p>
-        </w:tc>
-        <w:tc>
-          <w:tcPr>
-            <w:tcW w:type="dxa" w:w="8056"/>
+              <w:t xml:space="preserve">以数值输入</w:t>
+            </w:r>
+          </w:p>
+        </w:tc>
+        <w:tc>
+          <w:tcPr>
+            <w:tcW w:type="dxa" w:w="8248"/>
             <w:tcBorders>
               <w:top w:val="single" w:color="A6B8D0" w:sz="4"/>
               <w:left w:val="single" w:color="A6B8D0" w:sz="4"/>
@@ -15372,7 +15290,7 @@
                 <w:sz w:val="18"/>
                 <w:szCs w:val="18"/>
               </w:rPr>
-              <w:t xml:space="preserve">Delete键（macOS为Delete）</w:t>
+              <w:t xml:space="preserve">在数值栏中输入所选组、图层的位置（基准点与边距）、大小、旋转。与拖动相同的操作只用键盘即可完成（第10章 2.7）（2026-09-30 NRSD的要求）</w:t>
             </w:r>
           </w:p>
         </w:tc>
@@ -16921,7 +16839,7 @@
         <w:rPr>
           <w:rFonts w:ascii="Microsoft YaHei" w:eastAsia="Microsoft YaHei" w:hAnsi="Microsoft YaHei"/>
         </w:rPr>
-        <w:t xml:space="preserve">照片以配合界面大小缩小的图像（JPEG，长边至2560像素。初始值）只向界面发送一次并显示。缩小的图像在Rust中从照片的ICC转换为sRGB后发送（为了避免界面组件对颜色处理的差异）。Windows的WebView2与macOS的WKWebView会按显示器的颜色设置显示sRGB图像。Linux的WebKitGTK不反映显示器的颜色设置而原样输出sRGB（WebKit缺陷177185修正的记录），因此在广色域的显示器上照片的颜色看起来不正确（第13章 H-48“在Linux上，预览照片的颜色不反映屏幕的色彩设置”）。</w:t>
+        <w:t xml:space="preserve">照片以配合界面大小缩小的预览图像（14.3“缩小、颜色的转换、JPEG的导出”）只向界面发送一次并显示。Windows的WebView2与macOS的WKWebView会按显示器的颜色设置显示sRGB图像。Linux的WebKitGTK不反映显示器的颜色设置而原样输出sRGB（WebKit缺陷177185修正的记录），因此在广色域的显示器上照片的颜色看起来不正确（第13章 H-48“在Linux上，预览照片的颜色不反映屏幕的色彩设置”）。为此在Linux上取得显示器的ICC（14.3），把预览的图像转换为显示器的色彩空间而非sRGB后发送（2026-10-01 NRSD的要求）。</w:t>
       </w:r>
     </w:p>
     <w:p>
@@ -17024,6 +16942,36 @@
           <w:rFonts w:ascii="Microsoft YaHei" w:eastAsia="Microsoft YaHei" w:hAnsi="Microsoft YaHei"/>
         </w:rPr>
         <w:t xml:space="preserve">预览与导出的一致：以相同的绘制机制绘制，因此在预览倍率下看到的外观与导出的外观一致。细的描边在等倍显示（Ctrl+1。从原尺寸重新绘制）中确认。</w:t>
+      </w:r>
+    </w:p>
+    <w:p>
+      <w:pPr>
+        <w:pStyle w:val="ListParagraph"/>
+        <w:keepNext w:val="false"/>
+        <w:keepLines/>
+        <w:numPr>
+          <w:ilvl w:val="0"/>
+          <w:numId w:val="2"/>
+        </w:numPr>
+        <w:spacing w:after="20" w:before="20" w:line="300"/>
+      </w:pPr>
+      <w:r>
+        <w:rPr>
+          <w:rFonts w:ascii="Microsoft YaHei" w:eastAsia="Microsoft YaHei" w:hAnsi="Microsoft YaHei"/>
+        </w:rPr>
+        <w:t xml:space="preserve">上述键不与操作系统预留的键（Alt+F4、Command+Q・W・H・M・Tab、Alt+Tab、Super）重叠。WebView内置的加速键（F5、Ctrl+R的重新加载，F12、Ctrl+Shift+I，Ctrl+F、F3，Ctrl+P，Ctrl+U，Ctrl+＋・−）在Windows中把WebView2的</w:t>
+      </w:r>
+      <w:r>
+        <w:rPr>
+          <w:rFonts w:ascii="Consolas" w:eastAsia="Microsoft YaHei" w:hAnsi="Consolas"/>
+        </w:rPr>
+        <w:t xml:space="preserve">AreBrowserAcceleratorKeysEnabled</w:t>
+      </w:r>
+      <w:r>
+        <w:rPr>
+          <w:rFonts w:ascii="Microsoft YaHei" w:eastAsia="Microsoft YaHei" w:hAnsi="Microsoft YaHei"/>
+        </w:rPr>
+        <w:t xml:space="preserve">设为假，在3个操作系统中用tauri-plugin-prevent-default阻止。macOS的Command+W作为关闭窗口的操作接受，经过“关闭时”的保存与更新（第9章 4.1）。</w:t>
       </w:r>
     </w:p>
     <w:p>
@@ -17963,7 +17911,19 @@
         <w:rPr>
           <w:rFonts w:ascii="Microsoft YaHei" w:eastAsia="Microsoft YaHei" w:hAnsi="Microsoft YaHei"/>
         </w:rPr>
-        <w:t xml:space="preserve">导出的预设（多个。14.1），与按预设的已导出、未导出的记录。</w:t>
+        <w:t xml:space="preserve">导出的预设（多个。14.1），与按预设的已导出、未导出的记录。文件名中是否附加识别编号（15.2的</w:t>
+      </w:r>
+      <w:r>
+        <w:rPr>
+          <w:rFonts w:ascii="Consolas" w:eastAsia="Microsoft YaHei" w:hAnsi="Consolas"/>
+        </w:rPr>
+        <w:t xml:space="preserve">id_in_filename</w:t>
+      </w:r>
+      <w:r>
+        <w:rPr>
+          <w:rFonts w:ascii="Microsoft YaHei" w:eastAsia="Microsoft YaHei" w:hAnsi="Microsoft YaHei"/>
+        </w:rPr>
+        <w:t xml:space="preserve">）。</w:t>
       </w:r>
     </w:p>
     <w:p>
@@ -18023,6 +17983,24 @@
     <w:p>
       <w:pPr>
         <w:pStyle w:val="ListParagraph"/>
+        <w:keepNext/>
+        <w:keepLines/>
+        <w:numPr>
+          <w:ilvl w:val="0"/>
+          <w:numId w:val="2"/>
+        </w:numPr>
+        <w:spacing w:after="20" w:before="20" w:line="300"/>
+      </w:pPr>
+      <w:r>
+        <w:rPr>
+          <w:rFonts w:ascii="Microsoft YaHei" w:eastAsia="Microsoft YaHei" w:hAnsi="Microsoft YaHei"/>
+        </w:rPr>
+        <w:t xml:space="preserve">参考信息的版本与所用文字文件的副本（第5章 4）（2026-09-30 NRSD的要求）。</w:t>
+      </w:r>
+    </w:p>
+    <w:p>
+      <w:pPr>
+        <w:pStyle w:val="ListParagraph"/>
         <w:keepNext w:val="false"/>
         <w:keepLines/>
         <w:numPr>
@@ -18118,131 +18096,55 @@
         <w:rPr>
           <w:rFonts w:ascii="Microsoft YaHei" w:eastAsia="Microsoft YaHei" w:hAnsi="Microsoft YaHei"/>
         </w:rPr>
-        <w:t xml:space="preserve">写入的步骤（不留下写到一半而损坏的作业）：</w:t>
-      </w:r>
-    </w:p>
-    <w:p>
-      <w:pPr>
-        <w:keepNext/>
-        <w:keepLines/>
-        <w:spacing w:after="80" w:before="80" w:line="320"/>
-      </w:pPr>
-      <w:r>
-        <w:rPr>
-          <w:rFonts w:ascii="Microsoft YaHei" w:eastAsia="Microsoft YaHei" w:hAnsi="Microsoft YaHei"/>
-        </w:rPr>
-        <w:t xml:space="preserve">  1. 在与作业文件相同的文件夹中，以临时名称写入。</w:t>
-      </w:r>
-    </w:p>
-    <w:p>
-      <w:pPr>
-        <w:keepNext/>
-        <w:keepLines/>
-        <w:spacing w:after="80" w:before="80" w:line="320"/>
-      </w:pPr>
-      <w:r>
-        <w:rPr>
-          <w:rFonts w:ascii="Microsoft YaHei" w:eastAsia="Microsoft YaHei" w:hAnsi="Microsoft YaHei"/>
-        </w:rPr>
-        <w:t xml:space="preserve">  2. 把临时文件写入到存储介质（Rust的</w:t>
+        <w:t xml:space="preserve">作业的持有方式：分为</w:t>
       </w:r>
       <w:r>
         <w:rPr>
           <w:rFonts w:ascii="Consolas" w:eastAsia="Microsoft YaHei" w:hAnsi="Consolas"/>
         </w:rPr>
-        <w:t xml:space="preserve">File::sync_all</w:t>
-      </w:r>
-      <w:r>
-        <w:rPr>
-          <w:rFonts w:ascii="Microsoft YaHei" w:eastAsia="Microsoft YaHei" w:hAnsi="Microsoft YaHei"/>
-        </w:rPr>
-        <w:t xml:space="preserve">）。</w:t>
-      </w:r>
-    </w:p>
-    <w:p>
-      <w:pPr>
-        <w:keepNext/>
-        <w:keepLines/>
-        <w:spacing w:after="80" w:before="80" w:line="320"/>
-      </w:pPr>
-      <w:r>
-        <w:rPr>
-          <w:rFonts w:ascii="Microsoft YaHei" w:eastAsia="Microsoft YaHei" w:hAnsi="Microsoft YaHei"/>
-        </w:rPr>
-        <w:t xml:space="preserve">  3. 替换名称。Windows以</w:t>
+        <w:t xml:space="preserve">work.json</w:t>
+      </w:r>
+      <w:r>
+        <w:rPr>
+          <w:rFonts w:ascii="Microsoft YaHei" w:eastAsia="Microsoft YaHei" w:hAnsi="Microsoft YaHei"/>
+        </w:rPr>
+        <w:t xml:space="preserve">（头部：名称、日期时间、模板的副本、预设、阶段、参考信息的副本、共同权利人、许可范围）、</w:t>
       </w:r>
       <w:r>
         <w:rPr>
           <w:rFonts w:ascii="Consolas" w:eastAsia="Microsoft YaHei" w:hAnsi="Consolas"/>
         </w:rPr>
-        <w:t xml:space="preserve">MoveFileExW</w:t>
-      </w:r>
-      <w:r>
-        <w:rPr>
-          <w:rFonts w:ascii="Microsoft YaHei" w:eastAsia="Microsoft YaHei" w:hAnsi="Microsoft YaHei"/>
-        </w:rPr>
-        <w:t xml:space="preserve">附加替换已有文件与直写的指定（</w:t>
+        <w:t xml:space="preserve">photos/&lt;照片的编号&gt;.json</w:t>
+      </w:r>
+      <w:r>
+        <w:rPr>
+          <w:rFonts w:ascii="Microsoft YaHei" w:eastAsia="Microsoft YaHei" w:hAnsi="Microsoft YaHei"/>
+        </w:rPr>
+        <w:t xml:space="preserve">（按照片的记录：位置、SHA-256、大小、状态、调整、已导出）、</w:t>
       </w:r>
       <w:r>
         <w:rPr>
           <w:rFonts w:ascii="Consolas" w:eastAsia="Microsoft YaHei" w:hAnsi="Consolas"/>
         </w:rPr>
-        <w:t xml:space="preserve">MOVEFILE_REPLACE_EXISTING</w:t>
-      </w:r>
-      <w:r>
-        <w:rPr>
-          <w:rFonts w:ascii="Microsoft YaHei" w:eastAsia="Microsoft YaHei" w:hAnsi="Microsoft YaHei"/>
-        </w:rPr>
-        <w:t xml:space="preserve">、</w:t>
+        <w:t xml:space="preserve">history.log</w:t>
+      </w:r>
+      <w:r>
+        <w:rPr>
+          <w:rFonts w:ascii="Microsoft YaHei" w:eastAsia="Microsoft YaHei" w:hAnsi="Microsoft YaHei"/>
+        </w:rPr>
+        <w:t xml:space="preserve">（只追加的历史。1步1行）、</w:t>
       </w:r>
       <w:r>
         <w:rPr>
           <w:rFonts w:ascii="Consolas" w:eastAsia="Microsoft YaHei" w:hAnsi="Consolas"/>
         </w:rPr>
-        <w:t xml:space="preserve">MOVEFILE_WRITE_THROUGH</w:t>
-      </w:r>
-      <w:r>
-        <w:rPr>
-          <w:rFonts w:ascii="Microsoft YaHei" w:eastAsia="Microsoft YaHei" w:hAnsi="Microsoft YaHei"/>
-        </w:rPr>
-        <w:t xml:space="preserve">）进行。macOS、Linux以</w:t>
-      </w:r>
-      <w:r>
-        <w:rPr>
-          <w:rFonts w:ascii="Consolas" w:eastAsia="Microsoft YaHei" w:hAnsi="Consolas"/>
-        </w:rPr>
-        <w:t xml:space="preserve">rename</w:t>
-      </w:r>
-      <w:r>
-        <w:rPr>
-          <w:rFonts w:ascii="Microsoft YaHei" w:eastAsia="Microsoft YaHei" w:hAnsi="Microsoft YaHei"/>
-        </w:rPr>
-        <w:t xml:space="preserve">进行。</w:t>
-      </w:r>
-    </w:p>
-    <w:p>
-      <w:pPr>
-        <w:keepNext/>
-        <w:keepLines/>
-        <w:spacing w:after="80" w:before="80" w:line="320"/>
-      </w:pPr>
-      <w:r>
-        <w:rPr>
-          <w:rFonts w:ascii="Microsoft YaHei" w:eastAsia="Microsoft YaHei" w:hAnsi="Microsoft YaHei"/>
-        </w:rPr>
-        <w:t xml:space="preserve">  4. 在macOS、Linux上，把文件夹也写入到存储介质（</w:t>
-      </w:r>
-      <w:r>
-        <w:rPr>
-          <w:rFonts w:ascii="Consolas" w:eastAsia="Microsoft YaHei" w:hAnsi="Consolas"/>
-        </w:rPr>
-        <w:t xml:space="preserve">fsync</w:t>
-      </w:r>
-      <w:r>
-        <w:rPr>
-          <w:rFonts w:ascii="Microsoft YaHei" w:eastAsia="Microsoft YaHei" w:hAnsi="Microsoft YaHei"/>
-        </w:rPr>
-        <w:t xml:space="preserve">）。</w:t>
+        <w:t xml:space="preserve">snapshot.json</w:t>
+      </w:r>
+      <w:r>
+        <w:rPr>
+          <w:rFonts w:ascii="Microsoft YaHei" w:eastAsia="Microsoft YaHei" w:hAnsi="Microsoft YaHei"/>
+        </w:rPr>
+        <w:t xml:space="preserve">（一览的索引。没有时可以重新生成），自动保存只写入有变更的照片的文件与历史的追记（写入的量与变更的量成比例，不与照片的数量成比例）。一览的读入只读索引，按照片的记录在网格中可见时读取（2026-09-30 NRSD的要求）。</w:t>
       </w:r>
     </w:p>
     <w:p>
@@ -18258,69 +18160,15 @@
       </w:pPr>
       <w:r>
         <w:rPr>
-          <w:rFonts w:ascii="Microsoft YaHei" w:eastAsia="Microsoft YaHei" w:hAnsi="Microsoft YaHei"/>
-        </w:rPr>
-        <w:t xml:space="preserve">出处：Rust的</w:t>
-      </w:r>
-      <w:r>
-        <w:rPr>
           <w:rFonts w:ascii="Consolas" w:eastAsia="Microsoft YaHei" w:hAnsi="Consolas"/>
         </w:rPr>
-        <w:t xml:space="preserve">std::fs::rename</w:t>
-      </w:r>
-      <w:r>
-        <w:rPr>
-          <w:rFonts w:ascii="Microsoft YaHei" w:eastAsia="Microsoft YaHei" w:hAnsi="Microsoft YaHei"/>
-        </w:rPr>
-        <w:t xml:space="preserve">的说明（在Windows上使用</w:t>
-      </w:r>
-      <w:r>
-        <w:rPr>
-          <w:rFonts w:ascii="Consolas" w:eastAsia="Microsoft YaHei" w:hAnsi="Consolas"/>
-        </w:rPr>
-        <w:t xml:space="preserve">MoveFileExW</w:t>
-      </w:r>
-      <w:r>
-        <w:rPr>
-          <w:rFonts w:ascii="Microsoft YaHei" w:eastAsia="Microsoft YaHei" w:hAnsi="Microsoft YaHei"/>
-        </w:rPr>
-        <w:t xml:space="preserve">）、Microsoft的</w:t>
-      </w:r>
-      <w:r>
-        <w:rPr>
-          <w:rFonts w:ascii="Consolas" w:eastAsia="Microsoft YaHei" w:hAnsi="Consolas"/>
-        </w:rPr>
-        <w:t xml:space="preserve">MoveFileExW</w:t>
-      </w:r>
-      <w:r>
-        <w:rPr>
-          <w:rFonts w:ascii="Microsoft YaHei" w:eastAsia="Microsoft YaHei" w:hAnsi="Microsoft YaHei"/>
-        </w:rPr>
-        <w:t xml:space="preserve">的说明、tempfile的</w:t>
-      </w:r>
-      <w:r>
-        <w:rPr>
-          <w:rFonts w:ascii="Consolas" w:eastAsia="Microsoft YaHei" w:hAnsi="Consolas"/>
-        </w:rPr>
-        <w:t xml:space="preserve">persist</w:t>
-      </w:r>
-      <w:r>
-        <w:rPr>
-          <w:rFonts w:ascii="Microsoft YaHei" w:eastAsia="Microsoft YaHei" w:hAnsi="Microsoft YaHei"/>
-        </w:rPr>
-        <w:t xml:space="preserve">的说明（不进行内容与文件夹的同步的意旨）、atomicwrites的实现（在</w:t>
-      </w:r>
-      <w:r>
-        <w:rPr>
-          <w:rFonts w:ascii="Consolas" w:eastAsia="Microsoft YaHei" w:hAnsi="Consolas"/>
-        </w:rPr>
-        <w:t xml:space="preserve">sync_all</w:t>
-      </w:r>
-      <w:r>
-        <w:rPr>
-          <w:rFonts w:ascii="Microsoft YaHei" w:eastAsia="Microsoft YaHei" w:hAnsi="Microsoft YaHei"/>
-        </w:rPr>
-        <w:t xml:space="preserve">之后替换）。</w:t>
+        <w:t xml:space="preserve">history.log</w:t>
+      </w:r>
+      <w:r>
+        <w:rPr>
+          <w:rFonts w:ascii="Microsoft YaHei" w:eastAsia="Microsoft YaHei" w:hAnsi="Microsoft YaHei"/>
+        </w:rPr>
+        <w:t xml:space="preserve">的行数超过步数上限（10.4）的2倍时，在打开作业时只保留上限的部分重写（临时文件与替换）。</w:t>
       </w:r>
     </w:p>
     <w:p>
@@ -18338,19 +18186,7 @@
         <w:rPr>
           <w:rFonts w:ascii="Microsoft YaHei" w:eastAsia="Microsoft YaHei" w:hAnsi="Microsoft YaHei"/>
         </w:rPr>
-        <w:t xml:space="preserve">不采用</w:t>
-      </w:r>
-      <w:r>
-        <w:rPr>
-          <w:rFonts w:ascii="Consolas" w:eastAsia="Microsoft YaHei" w:hAnsi="Consolas"/>
-        </w:rPr>
-        <w:t xml:space="preserve">ReplaceFileW</w:t>
-      </w:r>
-      <w:r>
-        <w:rPr>
-          <w:rFonts w:ascii="Microsoft YaHei" w:eastAsia="Microsoft YaHei" w:hAnsi="Microsoft YaHei"/>
-        </w:rPr>
-        <w:t xml:space="preserve">。因为Microsoft的说明中写有，部分失败（错误1176）时被替换的文件有可能消失。</w:t>
+        <w:t xml:space="preserve">写入依第1章 10.2“保存”的步骤（临时文件与替换）。</w:t>
       </w:r>
     </w:p>
     <w:p>
@@ -18426,7 +18262,19 @@
         <w:rPr>
           <w:rFonts w:ascii="Microsoft YaHei" w:eastAsia="Microsoft YaHei" w:hAnsi="Microsoft YaHei"/>
         </w:rPr>
-        <w:t xml:space="preserve">在启动时以记录确认应用是否被正确关闭（启动时写入“使用中”的记录，正确关闭时删除）。</w:t>
+        <w:t xml:space="preserve">应用是否被正确关闭，在启动时以使用中的标记（第8章 2.1“配置”的</w:t>
+      </w:r>
+      <w:r>
+        <w:rPr>
+          <w:rFonts w:ascii="Consolas" w:eastAsia="Microsoft YaHei" w:hAnsi="Consolas"/>
+        </w:rPr>
+        <w:t xml:space="preserve">state/running</w:t>
+      </w:r>
+      <w:r>
+        <w:rPr>
+          <w:rFonts w:ascii="Microsoft YaHei" w:eastAsia="Microsoft YaHei" w:hAnsi="Microsoft YaHei"/>
+        </w:rPr>
+        <w:t xml:space="preserve">）确认（第1章 7.8“异常退出后的启动”）。</w:t>
       </w:r>
     </w:p>
     <w:p>
@@ -18960,7 +18808,19 @@
         <w:rPr>
           <w:rFonts w:ascii="Microsoft YaHei" w:eastAsia="Microsoft YaHei" w:hAnsi="Microsoft YaHei"/>
         </w:rPr>
-        <w:t xml:space="preserve">按作业放置使用中的标记（作业文件夹中的锁文件。应用的进程编号与时刻）。</w:t>
+        <w:t xml:space="preserve">按作业的使用中标记为作业文件夹的</w:t>
+      </w:r>
+      <w:r>
+        <w:rPr>
+          <w:rFonts w:ascii="Consolas" w:eastAsia="Microsoft YaHei" w:hAnsi="Consolas"/>
+        </w:rPr>
+        <w:t xml:space="preserve">lock</w:t>
+      </w:r>
+      <w:r>
+        <w:rPr>
+          <w:rFonts w:ascii="Microsoft YaHei" w:eastAsia="Microsoft YaHei" w:hAnsi="Microsoft YaHei"/>
+        </w:rPr>
+        <w:t xml:space="preserve">（第1章 10.2“保存”的文件夹使用中标记）。</w:t>
       </w:r>
     </w:p>
     <w:p>
@@ -18996,7 +18856,7 @@
         <w:rPr>
           <w:rFonts w:ascii="Microsoft YaHei" w:eastAsia="Microsoft YaHei" w:hAnsi="Microsoft YaHei"/>
         </w:rPr>
-        <w:t xml:space="preserve">锁文件所属的应用已经结束（没有该应用编号的进程）时，作为旧标记删除后打开。</w:t>
+        <w:t xml:space="preserve">取得锁时（持有者已结束）直接打开。</w:t>
       </w:r>
     </w:p>
     <w:p>
@@ -19053,8 +18913,8 @@
         </w:tblBorders>
       </w:tblPr>
       <w:tblGrid>
-        <w:gridCol w:w="3898"/>
-        <w:gridCol w:w="5740"/>
+        <w:gridCol w:w="4041"/>
+        <w:gridCol w:w="5597"/>
       </w:tblGrid>
       <w:tr>
         <w:trPr>
@@ -19063,7 +18923,7 @@
         </w:trPr>
         <w:tc>
           <w:tcPr>
-            <w:tcW w:type="dxa" w:w="3898"/>
+            <w:tcW w:type="dxa" w:w="4041"/>
             <w:tcBorders>
               <w:top w:val="single" w:color="A6B8D0" w:sz="4"/>
               <w:left w:val="single" w:color="A6B8D0" w:sz="4"/>
@@ -19098,7 +18958,7 @@
         </w:tc>
         <w:tc>
           <w:tcPr>
-            <w:tcW w:type="dxa" w:w="5740"/>
+            <w:tcW w:type="dxa" w:w="5597"/>
             <w:tcBorders>
               <w:top w:val="single" w:color="A6B8D0" w:sz="4"/>
               <w:left w:val="single" w:color="A6B8D0" w:sz="4"/>
@@ -19139,7 +18999,7 @@
         </w:trPr>
         <w:tc>
           <w:tcPr>
-            <w:tcW w:type="dxa" w:w="3898"/>
+            <w:tcW w:type="dxa" w:w="4041"/>
             <w:tcBorders>
               <w:top w:val="single" w:color="A6B8D0" w:sz="4"/>
               <w:left w:val="single" w:color="A6B8D0" w:sz="4"/>
@@ -19173,35 +19033,35 @@
         </w:tc>
         <w:tc>
           <w:tcPr>
-            <w:tcW w:type="dxa" w:w="5740"/>
-            <w:tcBorders>
-              <w:top w:val="single" w:color="A6B8D0" w:sz="4"/>
-              <w:left w:val="single" w:color="A6B8D0" w:sz="4"/>
-              <w:bottom w:val="single" w:color="A6B8D0" w:sz="4"/>
-              <w:right w:val="single" w:color="A6B8D0" w:sz="4"/>
-            </w:tcBorders>
-            <w:tcMar>
-              <w:top w:type="dxa" w:w="50"/>
-              <w:left w:type="dxa" w:w="90"/>
-              <w:bottom w:type="dxa" w:w="50"/>
-              <w:right w:type="dxa" w:w="90"/>
-            </w:tcMar>
-          </w:tcPr>
-          <w:p>
-            <w:pPr>
-              <w:keepNext/>
-              <w:keepLines/>
-              <w:spacing w:after="0" w:before="0" w:line="280"/>
-            </w:pPr>
-            <w:r>
-              <w:rPr>
-                <w:rFonts w:ascii="Microsoft YaHei" w:eastAsia="Microsoft YaHei" w:hAnsi="Microsoft YaHei"/>
-                <w:b w:val="false"/>
-                <w:bCs w:val="false"/>
-                <w:sz w:val="18"/>
-                <w:szCs w:val="18"/>
-              </w:rPr>
-              <w:t xml:space="preserve">作业的内容（15.2）</w:t>
+            <w:tcW w:type="dxa" w:w="5597"/>
+            <w:tcBorders>
+              <w:top w:val="single" w:color="A6B8D0" w:sz="4"/>
+              <w:left w:val="single" w:color="A6B8D0" w:sz="4"/>
+              <w:bottom w:val="single" w:color="A6B8D0" w:sz="4"/>
+              <w:right w:val="single" w:color="A6B8D0" w:sz="4"/>
+            </w:tcBorders>
+            <w:tcMar>
+              <w:top w:type="dxa" w:w="50"/>
+              <w:left w:type="dxa" w:w="90"/>
+              <w:bottom w:type="dxa" w:w="50"/>
+              <w:right w:type="dxa" w:w="90"/>
+            </w:tcMar>
+          </w:tcPr>
+          <w:p>
+            <w:pPr>
+              <w:keepNext/>
+              <w:keepLines/>
+              <w:spacing w:after="0" w:before="0" w:line="280"/>
+            </w:pPr>
+            <w:r>
+              <w:rPr>
+                <w:rFonts w:ascii="Microsoft YaHei" w:eastAsia="Microsoft YaHei" w:hAnsi="Microsoft YaHei"/>
+                <w:b w:val="false"/>
+                <w:bCs w:val="false"/>
+                <w:sz w:val="18"/>
+                <w:szCs w:val="18"/>
+              </w:rPr>
+              <w:t xml:space="preserve">作业的头部（15.2、11.3）</w:t>
             </w:r>
           </w:p>
         </w:tc>
@@ -19213,7 +19073,7 @@
         </w:trPr>
         <w:tc>
           <w:tcPr>
-            <w:tcW w:type="dxa" w:w="3898"/>
+            <w:tcW w:type="dxa" w:w="4041"/>
             <w:tcBorders>
               <w:top w:val="single" w:color="A6B8D0" w:sz="4"/>
               <w:left w:val="single" w:color="A6B8D0" w:sz="4"/>
@@ -19241,41 +19101,41 @@
                 <w:sz w:val="18"/>
                 <w:szCs w:val="18"/>
               </w:rPr>
-              <w:t xml:space="preserve">versions/</w:t>
-            </w:r>
-          </w:p>
-        </w:tc>
-        <w:tc>
-          <w:tcPr>
-            <w:tcW w:type="dxa" w:w="5740"/>
-            <w:tcBorders>
-              <w:top w:val="single" w:color="A6B8D0" w:sz="4"/>
-              <w:left w:val="single" w:color="A6B8D0" w:sz="4"/>
-              <w:bottom w:val="single" w:color="A6B8D0" w:sz="4"/>
-              <w:right w:val="single" w:color="A6B8D0" w:sz="4"/>
-            </w:tcBorders>
-            <w:tcMar>
-              <w:top w:type="dxa" w:w="50"/>
-              <w:left w:type="dxa" w:w="90"/>
-              <w:bottom w:type="dxa" w:w="50"/>
-              <w:right w:type="dxa" w:w="90"/>
-            </w:tcMar>
-          </w:tcPr>
-          <w:p>
-            <w:pPr>
-              <w:keepNext/>
-              <w:keepLines/>
-              <w:spacing w:after="0" w:before="0" w:line="280"/>
-            </w:pPr>
-            <w:r>
-              <w:rPr>
-                <w:rFonts w:ascii="Microsoft YaHei" w:eastAsia="Microsoft YaHei" w:hAnsi="Microsoft YaHei"/>
-                <w:b w:val="false"/>
-                <w:bCs w:val="false"/>
-                <w:sz w:val="18"/>
-                <w:szCs w:val="18"/>
-              </w:rPr>
-              <w:t xml:space="preserve">备份（11.4）</w:t>
+              <w:t xml:space="preserve">photos/&lt;照片的编号&gt;.json</w:t>
+            </w:r>
+          </w:p>
+        </w:tc>
+        <w:tc>
+          <w:tcPr>
+            <w:tcW w:type="dxa" w:w="5597"/>
+            <w:tcBorders>
+              <w:top w:val="single" w:color="A6B8D0" w:sz="4"/>
+              <w:left w:val="single" w:color="A6B8D0" w:sz="4"/>
+              <w:bottom w:val="single" w:color="A6B8D0" w:sz="4"/>
+              <w:right w:val="single" w:color="A6B8D0" w:sz="4"/>
+            </w:tcBorders>
+            <w:tcMar>
+              <w:top w:type="dxa" w:w="50"/>
+              <w:left w:type="dxa" w:w="90"/>
+              <w:bottom w:type="dxa" w:w="50"/>
+              <w:right w:type="dxa" w:w="90"/>
+            </w:tcMar>
+          </w:tcPr>
+          <w:p>
+            <w:pPr>
+              <w:keepNext/>
+              <w:keepLines/>
+              <w:spacing w:after="0" w:before="0" w:line="280"/>
+            </w:pPr>
+            <w:r>
+              <w:rPr>
+                <w:rFonts w:ascii="Microsoft YaHei" w:eastAsia="Microsoft YaHei" w:hAnsi="Microsoft YaHei"/>
+                <w:b w:val="false"/>
+                <w:bCs w:val="false"/>
+                <w:sz w:val="18"/>
+                <w:szCs w:val="18"/>
+              </w:rPr>
+              <w:t xml:space="preserve">按照片的记录（11.3）</w:t>
             </w:r>
           </w:p>
         </w:tc>
@@ -19287,7 +19147,229 @@
         </w:trPr>
         <w:tc>
           <w:tcPr>
-            <w:tcW w:type="dxa" w:w="3898"/>
+            <w:tcW w:type="dxa" w:w="4041"/>
+            <w:tcBorders>
+              <w:top w:val="single" w:color="A6B8D0" w:sz="4"/>
+              <w:left w:val="single" w:color="A6B8D0" w:sz="4"/>
+              <w:bottom w:val="single" w:color="A6B8D0" w:sz="4"/>
+              <w:right w:val="single" w:color="A6B8D0" w:sz="4"/>
+            </w:tcBorders>
+            <w:tcMar>
+              <w:top w:type="dxa" w:w="50"/>
+              <w:left w:type="dxa" w:w="90"/>
+              <w:bottom w:type="dxa" w:w="50"/>
+              <w:right w:type="dxa" w:w="90"/>
+            </w:tcMar>
+          </w:tcPr>
+          <w:p>
+            <w:pPr>
+              <w:keepNext/>
+              <w:keepLines/>
+              <w:spacing w:after="0" w:before="0" w:line="280"/>
+            </w:pPr>
+            <w:r>
+              <w:rPr>
+                <w:rFonts w:ascii="Consolas" w:eastAsia="Microsoft YaHei" w:hAnsi="Consolas"/>
+                <w:b w:val="false"/>
+                <w:bCs w:val="false"/>
+                <w:sz w:val="18"/>
+                <w:szCs w:val="18"/>
+              </w:rPr>
+              <w:t xml:space="preserve">history.log</w:t>
+            </w:r>
+          </w:p>
+        </w:tc>
+        <w:tc>
+          <w:tcPr>
+            <w:tcW w:type="dxa" w:w="5597"/>
+            <w:tcBorders>
+              <w:top w:val="single" w:color="A6B8D0" w:sz="4"/>
+              <w:left w:val="single" w:color="A6B8D0" w:sz="4"/>
+              <w:bottom w:val="single" w:color="A6B8D0" w:sz="4"/>
+              <w:right w:val="single" w:color="A6B8D0" w:sz="4"/>
+            </w:tcBorders>
+            <w:tcMar>
+              <w:top w:type="dxa" w:w="50"/>
+              <w:left w:type="dxa" w:w="90"/>
+              <w:bottom w:type="dxa" w:w="50"/>
+              <w:right w:type="dxa" w:w="90"/>
+            </w:tcMar>
+          </w:tcPr>
+          <w:p>
+            <w:pPr>
+              <w:keepNext/>
+              <w:keepLines/>
+              <w:spacing w:after="0" w:before="0" w:line="280"/>
+            </w:pPr>
+            <w:r>
+              <w:rPr>
+                <w:rFonts w:ascii="Microsoft YaHei" w:eastAsia="Microsoft YaHei" w:hAnsi="Microsoft YaHei"/>
+                <w:b w:val="false"/>
+                <w:bCs w:val="false"/>
+                <w:sz w:val="18"/>
+                <w:szCs w:val="18"/>
+              </w:rPr>
+              <w:t xml:space="preserve">只追加的历史（10、11.3）</w:t>
+            </w:r>
+          </w:p>
+        </w:tc>
+      </w:tr>
+      <w:tr>
+        <w:trPr>
+          <w:cantSplit/>
+          <w:tblHeader w:val="off"/>
+        </w:trPr>
+        <w:tc>
+          <w:tcPr>
+            <w:tcW w:type="dxa" w:w="4041"/>
+            <w:tcBorders>
+              <w:top w:val="single" w:color="A6B8D0" w:sz="4"/>
+              <w:left w:val="single" w:color="A6B8D0" w:sz="4"/>
+              <w:bottom w:val="single" w:color="A6B8D0" w:sz="4"/>
+              <w:right w:val="single" w:color="A6B8D0" w:sz="4"/>
+            </w:tcBorders>
+            <w:tcMar>
+              <w:top w:type="dxa" w:w="50"/>
+              <w:left w:type="dxa" w:w="90"/>
+              <w:bottom w:type="dxa" w:w="50"/>
+              <w:right w:type="dxa" w:w="90"/>
+            </w:tcMar>
+          </w:tcPr>
+          <w:p>
+            <w:pPr>
+              <w:keepNext/>
+              <w:keepLines/>
+              <w:spacing w:after="0" w:before="0" w:line="280"/>
+            </w:pPr>
+            <w:r>
+              <w:rPr>
+                <w:rFonts w:ascii="Consolas" w:eastAsia="Microsoft YaHei" w:hAnsi="Consolas"/>
+                <w:b w:val="false"/>
+                <w:bCs w:val="false"/>
+                <w:sz w:val="18"/>
+                <w:szCs w:val="18"/>
+              </w:rPr>
+              <w:t xml:space="preserve">snapshot.json</w:t>
+            </w:r>
+          </w:p>
+        </w:tc>
+        <w:tc>
+          <w:tcPr>
+            <w:tcW w:type="dxa" w:w="5597"/>
+            <w:tcBorders>
+              <w:top w:val="single" w:color="A6B8D0" w:sz="4"/>
+              <w:left w:val="single" w:color="A6B8D0" w:sz="4"/>
+              <w:bottom w:val="single" w:color="A6B8D0" w:sz="4"/>
+              <w:right w:val="single" w:color="A6B8D0" w:sz="4"/>
+            </w:tcBorders>
+            <w:tcMar>
+              <w:top w:type="dxa" w:w="50"/>
+              <w:left w:type="dxa" w:w="90"/>
+              <w:bottom w:type="dxa" w:w="50"/>
+              <w:right w:type="dxa" w:w="90"/>
+            </w:tcMar>
+          </w:tcPr>
+          <w:p>
+            <w:pPr>
+              <w:keepNext/>
+              <w:keepLines/>
+              <w:spacing w:after="0" w:before="0" w:line="280"/>
+            </w:pPr>
+            <w:r>
+              <w:rPr>
+                <w:rFonts w:ascii="Microsoft YaHei" w:eastAsia="Microsoft YaHei" w:hAnsi="Microsoft YaHei"/>
+                <w:b w:val="false"/>
+                <w:bCs w:val="false"/>
+                <w:sz w:val="18"/>
+                <w:szCs w:val="18"/>
+              </w:rPr>
+              <w:t xml:space="preserve">一览的索引（可重新生成。11.3）</w:t>
+            </w:r>
+          </w:p>
+        </w:tc>
+      </w:tr>
+      <w:tr>
+        <w:trPr>
+          <w:cantSplit/>
+          <w:tblHeader w:val="off"/>
+        </w:trPr>
+        <w:tc>
+          <w:tcPr>
+            <w:tcW w:type="dxa" w:w="4041"/>
+            <w:tcBorders>
+              <w:top w:val="single" w:color="A6B8D0" w:sz="4"/>
+              <w:left w:val="single" w:color="A6B8D0" w:sz="4"/>
+              <w:bottom w:val="single" w:color="A6B8D0" w:sz="4"/>
+              <w:right w:val="single" w:color="A6B8D0" w:sz="4"/>
+            </w:tcBorders>
+            <w:tcMar>
+              <w:top w:type="dxa" w:w="50"/>
+              <w:left w:type="dxa" w:w="90"/>
+              <w:bottom w:type="dxa" w:w="50"/>
+              <w:right w:type="dxa" w:w="90"/>
+            </w:tcMar>
+          </w:tcPr>
+          <w:p>
+            <w:pPr>
+              <w:keepNext/>
+              <w:keepLines/>
+              <w:spacing w:after="0" w:before="0" w:line="280"/>
+            </w:pPr>
+            <w:r>
+              <w:rPr>
+                <w:rFonts w:ascii="Consolas" w:eastAsia="Microsoft YaHei" w:hAnsi="Consolas"/>
+                <w:b w:val="false"/>
+                <w:bCs w:val="false"/>
+                <w:sz w:val="18"/>
+                <w:szCs w:val="18"/>
+              </w:rPr>
+              <w:t xml:space="preserve">versions/</w:t>
+            </w:r>
+          </w:p>
+        </w:tc>
+        <w:tc>
+          <w:tcPr>
+            <w:tcW w:type="dxa" w:w="5597"/>
+            <w:tcBorders>
+              <w:top w:val="single" w:color="A6B8D0" w:sz="4"/>
+              <w:left w:val="single" w:color="A6B8D0" w:sz="4"/>
+              <w:bottom w:val="single" w:color="A6B8D0" w:sz="4"/>
+              <w:right w:val="single" w:color="A6B8D0" w:sz="4"/>
+            </w:tcBorders>
+            <w:tcMar>
+              <w:top w:type="dxa" w:w="50"/>
+              <w:left w:type="dxa" w:w="90"/>
+              <w:bottom w:type="dxa" w:w="50"/>
+              <w:right w:type="dxa" w:w="90"/>
+            </w:tcMar>
+          </w:tcPr>
+          <w:p>
+            <w:pPr>
+              <w:keepNext/>
+              <w:keepLines/>
+              <w:spacing w:after="0" w:before="0" w:line="280"/>
+            </w:pPr>
+            <w:r>
+              <w:rPr>
+                <w:rFonts w:ascii="Microsoft YaHei" w:eastAsia="Microsoft YaHei" w:hAnsi="Microsoft YaHei"/>
+                <w:b w:val="false"/>
+                <w:bCs w:val="false"/>
+                <w:sz w:val="18"/>
+                <w:szCs w:val="18"/>
+              </w:rPr>
+              <w:t xml:space="preserve">备份（11.4）</w:t>
+            </w:r>
+          </w:p>
+        </w:tc>
+      </w:tr>
+      <w:tr>
+        <w:trPr>
+          <w:cantSplit/>
+          <w:tblHeader w:val="off"/>
+        </w:trPr>
+        <w:tc>
+          <w:tcPr>
+            <w:tcW w:type="dxa" w:w="4041"/>
             <w:tcBorders>
               <w:top w:val="single" w:color="A6B8D0" w:sz="4"/>
               <w:left w:val="single" w:color="A6B8D0" w:sz="4"/>
@@ -19321,7 +19403,7 @@
         </w:tc>
         <w:tc>
           <w:tcPr>
-            <w:tcW w:type="dxa" w:w="5740"/>
+            <w:tcW w:type="dxa" w:w="5597"/>
             <w:tcBorders>
               <w:top w:val="single" w:color="A6B8D0" w:sz="4"/>
               <w:left w:val="single" w:color="A6B8D0" w:sz="4"/>
@@ -19375,7 +19457,7 @@
         <w:rPr>
           <w:rFonts w:ascii="Microsoft YaHei" w:eastAsia="Microsoft YaHei" w:hAnsi="Microsoft YaHei"/>
         </w:rPr>
-        <w:t xml:space="preserve">照片的缩小图像可以重新生成，因此放在操作系统的缓存位置（第1章 9.1“各操作系统的存放位置”），不包含在备份文件中。</w:t>
+        <w:t xml:space="preserve">照片的缩小图像可以重新生成，因此放在操作系统的缓存位置（第1章 9.1“各操作系统的存放位置”），不包含在备份文件中。名称为照片的SHA-256，跨作业共用（2026-09-30 NRSD的要求）。</w:t>
       </w:r>
     </w:p>
     <w:p>
@@ -19516,7 +19598,7 @@
         <w:rPr>
           <w:rFonts w:ascii="Microsoft YaHei" w:eastAsia="Microsoft YaHei" w:hAnsi="Microsoft YaHei"/>
         </w:rPr>
-        <w:t xml:space="preserve">生成照片的缩小图像（短边512像素，初始值），对全部照片进行自动布局（7.2）。</w:t>
+        <w:t xml:space="preserve">生成照片的缩小图像（14.3“缩小、颜色的转换、JPEG的导出”），对全部照片进行自动布局（7.2）。</w:t>
       </w:r>
     </w:p>
     <w:p>
@@ -20279,6 +20361,24 @@
     <w:p>
       <w:pPr>
         <w:pStyle w:val="ListParagraph"/>
+        <w:keepNext/>
+        <w:keepLines/>
+        <w:numPr>
+          <w:ilvl w:val="0"/>
+          <w:numId w:val="2"/>
+        </w:numPr>
+        <w:spacing w:after="20" w:before="20" w:line="300"/>
+      </w:pPr>
+      <w:r>
+        <w:rPr>
+          <w:rFonts w:ascii="Microsoft YaHei" w:eastAsia="Microsoft YaHei" w:hAnsi="Microsoft YaHei"/>
+        </w:rPr>
+        <w:t xml:space="preserve">可以按状态筛选显示。若还剩有“需调整”的照片，在导出前告知（不停止导出。由使用者选择）。</w:t>
+      </w:r>
+    </w:p>
+    <w:p>
+      <w:pPr>
+        <w:pStyle w:val="ListParagraph"/>
         <w:keepNext w:val="false"/>
         <w:keepLines/>
         <w:numPr>
@@ -20291,7 +20391,7 @@
         <w:rPr>
           <w:rFonts w:ascii="Microsoft YaHei" w:eastAsia="Microsoft YaHei" w:hAnsi="Microsoft YaHei"/>
         </w:rPr>
-        <w:t xml:space="preserve">可以按状态筛选显示。若还剩有“需调整”的照片，在导出前告知（不停止导出。由使用者选择）。</w:t>
+        <w:t xml:space="preserve">状态的转移：“自动”为自动布局之后。调整后为“已调整”，命中7.3、3.4、7.2的核对时为“需调整”（经调整解决后为“已调整”）。照片替换后纵横改变时为“重新检查位置”（经调整后为“已调整”）。无法读取时为“无法读取”（替换后能读取则回到“自动”并重新放置）。吸收了模板新版本的照片回到“自动”（调整保留）。已导出与状态分开按预设持有（11.2）。</w:t>
       </w:r>
     </w:p>
     <w:p>
@@ -20817,7 +20917,7 @@
         <w:rPr>
           <w:rFonts w:ascii="Microsoft YaHei" w:eastAsia="Microsoft YaHei" w:hAnsi="Microsoft YaHei"/>
         </w:rPr>
-        <w:t xml:space="preserve">缩小图像保存在操作系统的缓存位置，下次打开时不重新生成（若已消失则重新生成）。</w:t>
+        <w:t xml:space="preserve">缩小图像的放置处依11.8“放置处”。下次打开时不重新生成（若已消失则重新生成）。</w:t>
       </w:r>
     </w:p>
     <w:p>
@@ -20836,6 +20936,24 @@
           <w:rFonts w:ascii="Microsoft YaHei" w:eastAsia="Microsoft YaHei" w:hAnsi="Microsoft YaHei"/>
         </w:rPr>
         <w:t xml:space="preserve">网格只绘制可见的部分（第10章 3.4“大量一览的显示”）。</w:t>
+      </w:r>
+    </w:p>
+    <w:p>
+      <w:pPr>
+        <w:pStyle w:val="ListParagraph"/>
+        <w:keepNext/>
+        <w:keepLines/>
+        <w:numPr>
+          <w:ilvl w:val="0"/>
+          <w:numId w:val="2"/>
+        </w:numPr>
+        <w:spacing w:after="20" w:before="20" w:line="300"/>
+      </w:pPr>
+      <w:r>
+        <w:rPr>
+          <w:rFonts w:ascii="Microsoft YaHei" w:eastAsia="Microsoft YaHei" w:hAnsi="Microsoft YaHei"/>
+        </w:rPr>
+        <w:t xml:space="preserve">不设张数的上限（第3章 9）。</w:t>
       </w:r>
     </w:p>
     <w:p>
@@ -20880,8 +20998,8 @@
         </w:tblBorders>
       </w:tblPr>
       <w:tblGrid>
-        <w:gridCol w:w="4217"/>
-        <w:gridCol w:w="5421"/>
+        <w:gridCol w:w="4726"/>
+        <w:gridCol w:w="4912"/>
       </w:tblGrid>
       <w:tr>
         <w:trPr>
@@ -20890,7 +21008,7 @@
         </w:trPr>
         <w:tc>
           <w:tcPr>
-            <w:tcW w:type="dxa" w:w="4217"/>
+            <w:tcW w:type="dxa" w:w="4726"/>
             <w:tcBorders>
               <w:top w:val="single" w:color="A6B8D0" w:sz="4"/>
               <w:left w:val="single" w:color="A6B8D0" w:sz="4"/>
@@ -20925,7 +21043,7 @@
         </w:tc>
         <w:tc>
           <w:tcPr>
-            <w:tcW w:type="dxa" w:w="5421"/>
+            <w:tcW w:type="dxa" w:w="4912"/>
             <w:tcBorders>
               <w:top w:val="single" w:color="A6B8D0" w:sz="4"/>
               <w:left w:val="single" w:color="A6B8D0" w:sz="4"/>
@@ -20966,7 +21084,7 @@
         </w:trPr>
         <w:tc>
           <w:tcPr>
-            <w:tcW w:type="dxa" w:w="4217"/>
+            <w:tcW w:type="dxa" w:w="4726"/>
             <w:tcBorders>
               <w:top w:val="single" w:color="A6B8D0" w:sz="4"/>
               <w:left w:val="single" w:color="A6B8D0" w:sz="4"/>
@@ -21000,7 +21118,7 @@
         </w:tc>
         <w:tc>
           <w:tcPr>
-            <w:tcW w:type="dxa" w:w="5421"/>
+            <w:tcW w:type="dxa" w:w="4912"/>
             <w:tcBorders>
               <w:top w:val="single" w:color="A6B8D0" w:sz="4"/>
               <w:left w:val="single" w:color="A6B8D0" w:sz="4"/>
@@ -21040,7 +21158,7 @@
         </w:trPr>
         <w:tc>
           <w:tcPr>
-            <w:tcW w:type="dxa" w:w="4217"/>
+            <w:tcW w:type="dxa" w:w="4726"/>
             <w:tcBorders>
               <w:top w:val="single" w:color="A6B8D0" w:sz="4"/>
               <w:left w:val="single" w:color="A6B8D0" w:sz="4"/>
@@ -21074,7 +21192,7 @@
         </w:tc>
         <w:tc>
           <w:tcPr>
-            <w:tcW w:type="dxa" w:w="5421"/>
+            <w:tcW w:type="dxa" w:w="4912"/>
             <w:tcBorders>
               <w:top w:val="single" w:color="A6B8D0" w:sz="4"/>
               <w:left w:val="single" w:color="A6B8D0" w:sz="4"/>
@@ -21114,7 +21232,7 @@
         </w:trPr>
         <w:tc>
           <w:tcPr>
-            <w:tcW w:type="dxa" w:w="4217"/>
+            <w:tcW w:type="dxa" w:w="4726"/>
             <w:tcBorders>
               <w:top w:val="single" w:color="A6B8D0" w:sz="4"/>
               <w:left w:val="single" w:color="A6B8D0" w:sz="4"/>
@@ -21148,7 +21266,7 @@
         </w:tc>
         <w:tc>
           <w:tcPr>
-            <w:tcW w:type="dxa" w:w="5421"/>
+            <w:tcW w:type="dxa" w:w="4912"/>
             <w:tcBorders>
               <w:top w:val="single" w:color="A6B8D0" w:sz="4"/>
               <w:left w:val="single" w:color="A6B8D0" w:sz="4"/>
@@ -21188,7 +21306,7 @@
         </w:trPr>
         <w:tc>
           <w:tcPr>
-            <w:tcW w:type="dxa" w:w="4217"/>
+            <w:tcW w:type="dxa" w:w="4726"/>
             <w:tcBorders>
               <w:top w:val="single" w:color="A6B8D0" w:sz="4"/>
               <w:left w:val="single" w:color="A6B8D0" w:sz="4"/>
@@ -21222,7 +21340,7 @@
         </w:tc>
         <w:tc>
           <w:tcPr>
-            <w:tcW w:type="dxa" w:w="5421"/>
+            <w:tcW w:type="dxa" w:w="4912"/>
             <w:tcBorders>
               <w:top w:val="single" w:color="A6B8D0" w:sz="4"/>
               <w:left w:val="single" w:color="A6B8D0" w:sz="4"/>
@@ -21262,7 +21380,7 @@
         </w:trPr>
         <w:tc>
           <w:tcPr>
-            <w:tcW w:type="dxa" w:w="4217"/>
+            <w:tcW w:type="dxa" w:w="4726"/>
             <w:tcBorders>
               <w:top w:val="single" w:color="A6B8D0" w:sz="4"/>
               <w:left w:val="single" w:color="A6B8D0" w:sz="4"/>
@@ -21296,7 +21414,7 @@
         </w:tc>
         <w:tc>
           <w:tcPr>
-            <w:tcW w:type="dxa" w:w="5421"/>
+            <w:tcW w:type="dxa" w:w="4912"/>
             <w:tcBorders>
               <w:top w:val="single" w:color="A6B8D0" w:sz="4"/>
               <w:left w:val="single" w:color="A6B8D0" w:sz="4"/>
@@ -21336,7 +21454,7 @@
         </w:trPr>
         <w:tc>
           <w:tcPr>
-            <w:tcW w:type="dxa" w:w="4217"/>
+            <w:tcW w:type="dxa" w:w="4726"/>
             <w:tcBorders>
               <w:top w:val="single" w:color="A6B8D0" w:sz="4"/>
               <w:left w:val="single" w:color="A6B8D0" w:sz="4"/>
@@ -21370,7 +21488,7 @@
         </w:tc>
         <w:tc>
           <w:tcPr>
-            <w:tcW w:type="dxa" w:w="5421"/>
+            <w:tcW w:type="dxa" w:w="4912"/>
             <w:tcBorders>
               <w:top w:val="single" w:color="A6B8D0" w:sz="4"/>
               <w:left w:val="single" w:color="A6B8D0" w:sz="4"/>
@@ -21410,7 +21528,7 @@
         </w:trPr>
         <w:tc>
           <w:tcPr>
-            <w:tcW w:type="dxa" w:w="4217"/>
+            <w:tcW w:type="dxa" w:w="4726"/>
             <w:tcBorders>
               <w:top w:val="single" w:color="A6B8D0" w:sz="4"/>
               <w:left w:val="single" w:color="A6B8D0" w:sz="4"/>
@@ -21438,13 +21556,13 @@
                 <w:sz w:val="18"/>
                 <w:szCs w:val="18"/>
               </w:rPr>
-              <w:t xml:space="preserve">撤销的步数、默认的导出预设</w:t>
-            </w:r>
-          </w:p>
-        </w:tc>
-        <w:tc>
-          <w:tcPr>
-            <w:tcW w:type="dxa" w:w="5421"/>
+              <w:t xml:space="preserve">撤销的步数、默认的导出预设、文件名中是否附加识别编号的默认</w:t>
+            </w:r>
+          </w:p>
+        </w:tc>
+        <w:tc>
+          <w:tcPr>
+            <w:tcW w:type="dxa" w:w="4912"/>
             <w:tcBorders>
               <w:top w:val="single" w:color="A6B8D0" w:sz="4"/>
               <w:left w:val="single" w:color="A6B8D0" w:sz="4"/>
@@ -23840,7 +23958,36 @@
         <w:rPr>
           <w:rFonts w:ascii="Microsoft YaHei" w:eastAsia="Microsoft YaHei" w:hAnsi="Microsoft YaHei"/>
         </w:rPr>
-        <w:t xml:space="preserve">缩小：fast_image_resize的Lanczos3。有透明的图像先乘上透明度再缩小，然后恢复（fast_image_resize的默认）。</w:t>
+        <w:t xml:space="preserve">缩小与颜色转换的方法依14.3“缩小、颜色的转换、JPEG的导出”。</w:t>
+      </w:r>
+    </w:p>
+    <w:p>
+      <w:pPr>
+        <w:pStyle w:val="ListParagraph"/>
+        <w:keepNext w:val="false"/>
+        <w:keepLines/>
+        <w:numPr>
+          <w:ilvl w:val="0"/>
+          <w:numId w:val="2"/>
+        </w:numPr>
+        <w:spacing w:after="20" w:before="20" w:line="300"/>
+      </w:pPr>
+      <w:r>
+        <w:rPr>
+          <w:rFonts w:ascii="Microsoft YaHei" w:eastAsia="Microsoft YaHei" w:hAnsi="Microsoft YaHei"/>
+        </w:rPr>
+        <w:t xml:space="preserve">可见签名在缩小后的图像上按其尺寸绘制（若在缩小前绘制再缩小，细的描边会糊掉）。把绘制的透明图像叠加到照片上时色彩空间与位数的处理依3.5“绘制”。</w:t>
+      </w:r>
+    </w:p>
+    <w:p>
+      <w:pPr>
+        <w:pStyle w:val="Heading2"/>
+      </w:pPr>
+      <w:r>
+        <w:rPr>
+          <w:rFonts w:ascii="Microsoft YaHei" w:eastAsia="Microsoft YaHei" w:hAnsi="Microsoft YaHei"/>
+        </w:rPr>
+        <w:t xml:space="preserve">14.3 缩小、颜色的转换、JPEG的导出</w:t>
       </w:r>
     </w:p>
     <w:p>
@@ -23858,7 +24005,7 @@
         <w:rPr>
           <w:rFonts w:ascii="Microsoft YaHei" w:eastAsia="Microsoft YaHei" w:hAnsi="Microsoft YaHei"/>
         </w:rPr>
-        <w:t xml:space="preserve">可见签名在缩小后的图像上按其尺寸绘制（若在缩小前绘制再缩小，细的描边会糊掉）。</w:t>
+        <w:t xml:space="preserve">缩小：fast_image_resize的Lanczos3。有透明的图像先乘上透明度再缩小，然后恢复（fast_image_resize的默认）。</w:t>
       </w:r>
     </w:p>
     <w:p>
@@ -23876,7 +24023,7 @@
         <w:rPr>
           <w:rFonts w:ascii="Microsoft YaHei" w:eastAsia="Microsoft YaHei" w:hAnsi="Microsoft YaHei"/>
         </w:rPr>
-        <w:t xml:space="preserve">颜色（社交平台用）：从原图像嵌入的ICC转换为sRGB（DD-4-12“颜色转换为sRGB并嵌入sRGB的ICC”）。转换以moxcms进行。没有ICC的图像视为sRGB。［需实测］在Adobe RGB、Display P3的测试图像上，moxcms与lcms2转换的差。判定：色差（ΔE2000）的最大值不足1。不满足时使用lcms2。</w:t>
+        <w:t xml:space="preserve">颜色（社交平台用）：从原图像嵌入的ICC（ISO 15076-1。v2、v4）转换为sRGB（IEC 61966-2-1）（DD-4-12“颜色转换为sRGB并嵌入sRGB的ICC”）。转换以moxcms进行。没有ICC的图像视为sRGB。［需实测］在Adobe RGB、Display P3的测试图像上，moxcms与lcms2转换的差。判定：色差（ΔE2000）的最大值不足1。不满足时使用lcms2。</w:t>
       </w:r>
     </w:p>
     <w:p>
@@ -23900,7 +24047,7 @@
     <w:p>
       <w:pPr>
         <w:pStyle w:val="ListParagraph"/>
-        <w:keepNext w:val="false"/>
+        <w:keepNext/>
         <w:keepLines/>
         <w:numPr>
           <w:ilvl w:val="0"/>
@@ -23912,18 +24059,7 @@
         <w:rPr>
           <w:rFonts w:ascii="Microsoft YaHei" w:eastAsia="Microsoft YaHei" w:hAnsi="Microsoft YaHei"/>
         </w:rPr>
-        <w:t xml:space="preserve">绘入的颜色与位数：可见签名以tiny-skia绘制为8位RGBA（sRGB的值）的透明图像（tiny-skia只处理RGBA的8位。tiny-skia的README）。照片不是sRGB，或为16位时（交付用原尺寸的TIFF等），把绘制的透明图像以moxcms转换为照片的色彩空间，扩展为照片的位数后叠加。可见签名的颜色以sRGB的值持有（3.2），因此在任何色彩空间的照片上都以相同外观的颜色呈现。［需实测］在Adobe RGB的16位TIFF上叠加白、黑、原色的文字，与sRGB值的色差（ΔE2000）不足1。</w:t>
-      </w:r>
-    </w:p>
-    <w:p>
-      <w:pPr>
-        <w:pStyle w:val="Heading2"/>
-      </w:pPr>
-      <w:r>
-        <w:rPr>
-          <w:rFonts w:ascii="Microsoft YaHei" w:eastAsia="Microsoft YaHei" w:hAnsi="Microsoft YaHei"/>
-        </w:rPr>
-        <w:t xml:space="preserve">14.3 JPEG的导出</w:t>
+        <w:t xml:space="preserve">预览的图像：JPEG，质量85，长边至2560像素（初始值）。从照片的ICC转换为sRGB（避免界面组件对颜色处理的差异）。传入了显示器的ICC时（Linux。9.4“预览”）转换为该色彩空间（moxcms。与darktable、GIMP、Krita相同的途径）。</w:t>
       </w:r>
     </w:p>
     <w:p>
@@ -23941,7 +24077,31 @@
         <w:rPr>
           <w:rFonts w:ascii="Microsoft YaHei" w:eastAsia="Microsoft YaHei" w:hAnsi="Microsoft YaHei"/>
         </w:rPr>
-        <w:t xml:space="preserve">组件：jpeg-encoder（具有质量、色度抽样、渐进显示、ICC的嵌入）。image的JPEG导出不能选择色度抽样与渐进显示，因此不使用。</w:t>
+        <w:t xml:space="preserve">显示器ICC的取得（Linux）：Wayland为色彩管理协议</w:t>
+      </w:r>
+      <w:r>
+        <w:rPr>
+          <w:rFonts w:ascii="Consolas" w:eastAsia="Microsoft YaHei" w:hAnsi="Consolas"/>
+        </w:rPr>
+        <w:t xml:space="preserve">wp_color_management_v1</w:t>
+      </w:r>
+      <w:r>
+        <w:rPr>
+          <w:rFonts w:ascii="Microsoft YaHei" w:eastAsia="Microsoft YaHei" w:hAnsi="Microsoft YaHei"/>
+        </w:rPr>
+        <w:t xml:space="preserve">的输出的ICC，X11为root的</w:t>
+      </w:r>
+      <w:r>
+        <w:rPr>
+          <w:rFonts w:ascii="Consolas" w:eastAsia="Microsoft YaHei" w:hAnsi="Consolas"/>
+        </w:rPr>
+        <w:t xml:space="preserve">_ICC_PROFILE</w:t>
+      </w:r>
+      <w:r>
+        <w:rPr>
+          <w:rFonts w:ascii="Microsoft YaHei" w:eastAsia="Microsoft YaHei" w:hAnsi="Microsoft YaHei"/>
+        </w:rPr>
+        <w:t xml:space="preserve">属性（ICC Profiles In X Specification），两者都没有时向colord查询。没有则保持sRGB（2026-10-01 NRSD的要求）。</w:t>
       </w:r>
     </w:p>
     <w:p>
@@ -23959,6 +24119,72 @@
         <w:rPr>
           <w:rFonts w:ascii="Microsoft YaHei" w:eastAsia="Microsoft YaHei" w:hAnsi="Microsoft YaHei"/>
         </w:rPr>
+        <w:t xml:space="preserve">缩小的图像：短边512像素（初始值）。名称为照片的SHA-256。放置处由调用方传入（11.8“放置处”）。</w:t>
+      </w:r>
+    </w:p>
+    <w:p>
+      <w:pPr>
+        <w:pStyle w:val="ListParagraph"/>
+        <w:keepNext/>
+        <w:keepLines/>
+        <w:numPr>
+          <w:ilvl w:val="0"/>
+          <w:numId w:val="2"/>
+        </w:numPr>
+        <w:spacing w:after="20" w:before="20" w:line="300"/>
+      </w:pPr>
+      <w:r>
+        <w:rPr>
+          <w:rFonts w:ascii="Microsoft YaHei" w:eastAsia="Microsoft YaHei" w:hAnsi="Microsoft YaHei"/>
+        </w:rPr>
+        <w:t xml:space="preserve">风险：moxcms颜色的准确性。影响：颜色偏移。准备：与lcms2比较，以</w:t>
+      </w:r>
+      <w:r>
+        <w:rPr>
+          <w:rFonts w:ascii="Consolas" w:eastAsia="Microsoft YaHei" w:hAnsi="Consolas"/>
+        </w:rPr>
+        <w:t xml:space="preserve">ColorEngine</w:t>
+      </w:r>
+      <w:r>
+        <w:rPr>
+          <w:rFonts w:ascii="Microsoft YaHei" w:eastAsia="Microsoft YaHei" w:hAnsi="Microsoft YaHei"/>
+        </w:rPr>
+        <w:t xml:space="preserve">的切换替换（14.3、整体实现设计书 2.1）</w:t>
+      </w:r>
+    </w:p>
+    <w:p>
+      <w:pPr>
+        <w:pStyle w:val="ListParagraph"/>
+        <w:keepNext/>
+        <w:keepLines/>
+        <w:numPr>
+          <w:ilvl w:val="0"/>
+          <w:numId w:val="2"/>
+        </w:numPr>
+        <w:spacing w:after="20" w:before="20" w:line="300"/>
+      </w:pPr>
+      <w:r>
+        <w:rPr>
+          <w:rFonts w:ascii="Microsoft YaHei" w:eastAsia="Microsoft YaHei" w:hAnsi="Microsoft YaHei"/>
+        </w:rPr>
+        <w:t xml:space="preserve">组件：jpeg-encoder（具有质量、色度抽样、渐进显示、ICC的嵌入）。image的JPEG导出不能选择色度抽样与渐进显示，因此不使用。</w:t>
+      </w:r>
+    </w:p>
+    <w:p>
+      <w:pPr>
+        <w:pStyle w:val="ListParagraph"/>
+        <w:keepNext/>
+        <w:keepLines/>
+        <w:numPr>
+          <w:ilvl w:val="0"/>
+          <w:numId w:val="2"/>
+        </w:numPr>
+        <w:spacing w:after="20" w:before="20" w:line="300"/>
+      </w:pPr>
+      <w:r>
+        <w:rPr>
+          <w:rFonts w:ascii="Microsoft YaHei" w:eastAsia="Microsoft YaHei" w:hAnsi="Microsoft YaHei"/>
+        </w:rPr>
         <w:t xml:space="preserve">质量92（初始值），不进行色度抽样（4:4:4），有渐进显示。社交平台会对收到的图像再压缩，因此在导出阶段不进行色度抽样，以免叠加劣化。</w:t>
       </w:r>
     </w:p>
@@ -24006,7 +24232,7 @@
         <w:rPr>
           <w:rFonts w:ascii="Microsoft YaHei" w:eastAsia="Microsoft YaHei" w:hAnsi="Microsoft YaHei"/>
         </w:rPr>
-        <w:t xml:space="preserve">处理的照片至1亿像素、每张200MB（第1章 14.1“规模与性能的目标”）。1亿像素的照片在RGBA8下使用约381MiB，在RGBA16下使用约763MiB（60,000,000像素则约为229MiB与约458MiB）。超过此值的照片不导入。以image默认的内存上限（512MiB）无法读取16位的大照片，因此给予根据照片大小计算的上限。</w:t>
+        <w:t xml:space="preserve">处理的照片至1亿像素、每张200MB（第1章 14.1“规模与性能的目标”）。超过此值的照片不导入。一张的内存估计与读取的上限依第3章 2“输入”。</w:t>
       </w:r>
     </w:p>
     <w:p>
@@ -24042,7 +24268,7 @@
         <w:rPr>
           <w:rFonts w:ascii="Microsoft YaHei" w:eastAsia="Microsoft YaHei" w:hAnsi="Microsoft YaHei"/>
         </w:rPr>
-        <w:t xml:space="preserve">导出可以取消。取消之时已导出的照片予以保留，并记录到作业中。</w:t>
+        <w:t xml:space="preserve">水印与自动布局的模型不同时持有，只读取使用的一方，并把内存的使用量留在操作的记录中（第3章 5、第11章 7.1）。</w:t>
       </w:r>
     </w:p>
     <w:p>
@@ -24071,31 +24297,7 @@
         <w:rPr>
           <w:rFonts w:ascii="Microsoft YaHei" w:eastAsia="Microsoft YaHei" w:hAnsi="Microsoft YaHei"/>
         </w:rPr>
-        <w:t xml:space="preserve">放置处：在使用者选择的文件夹下，建立第3章 10.1“名称与构成”的文件夹（交付用为</w:t>
-      </w:r>
-      <w:r>
-        <w:rPr>
-          <w:rFonts w:ascii="Consolas" w:eastAsia="Microsoft YaHei" w:hAnsi="Consolas"/>
-        </w:rPr>
-        <w:t xml:space="preserve">&lt;输出日&gt;_&lt;拍摄名&gt;_delivery/</w:t>
-      </w:r>
-      <w:r>
-        <w:rPr>
-          <w:rFonts w:ascii="Microsoft YaHei" w:eastAsia="Microsoft YaHei" w:hAnsi="Microsoft YaHei"/>
-        </w:rPr>
-        <w:t xml:space="preserve">，社交平台用为在</w:t>
-      </w:r>
-      <w:r>
-        <w:rPr>
-          <w:rFonts w:ascii="Consolas" w:eastAsia="Microsoft YaHei" w:hAnsi="Consolas"/>
-        </w:rPr>
-        <w:t xml:space="preserve">&lt;输出日&gt;_&lt;拍摄名&gt;_sns/</w:t>
-      </w:r>
-      <w:r>
-        <w:rPr>
-          <w:rFonts w:ascii="Microsoft YaHei" w:eastAsia="Microsoft YaHei" w:hAnsi="Microsoft YaHei"/>
-        </w:rPr>
-        <w:t xml:space="preserve">之下按导出预设的文件夹）。</w:t>
+        <w:t xml:space="preserve">放置处：在使用者选择的文件夹下，建立第3章 10.1“名称与构成”的文件夹。</w:t>
       </w:r>
     </w:p>
     <w:p>
@@ -24113,7 +24315,7 @@
         <w:rPr>
           <w:rFonts w:ascii="Microsoft YaHei" w:eastAsia="Microsoft YaHei" w:hAnsi="Microsoft YaHei"/>
         </w:rPr>
-        <w:t xml:space="preserve">名称：原名称。是否附加识别编号在导出时选择（第3章 7.1“识别编号”）。若有同名的文件则不覆盖，在名称后面附加编号。</w:t>
+        <w:t xml:space="preserve">名称：依第3章 10.1“名称与构成”。若有同名的文件则不覆盖，在名称后面附加编号。</w:t>
       </w:r>
     </w:p>
     <w:p>
@@ -24184,6 +24386,24 @@
     <w:p>
       <w:pPr>
         <w:pStyle w:val="ListParagraph"/>
+        <w:keepNext/>
+        <w:keepLines/>
+        <w:numPr>
+          <w:ilvl w:val="0"/>
+          <w:numId w:val="2"/>
+        </w:numPr>
+        <w:spacing w:after="20" w:before="20" w:line="300"/>
+      </w:pPr>
+      <w:r>
+        <w:rPr>
+          <w:rFonts w:ascii="Microsoft YaHei" w:eastAsia="Microsoft YaHei" w:hAnsi="Microsoft YaHei"/>
+        </w:rPr>
+        <w:t xml:space="preserve">在导出中途应用结束时，已导出的照片记录在作业中。打开作业，以“从中断处继续导出”只导出剩余的部分。</w:t>
+      </w:r>
+    </w:p>
+    <w:p>
+      <w:pPr>
+        <w:pStyle w:val="ListParagraph"/>
         <w:keepNext w:val="false"/>
         <w:keepLines/>
         <w:numPr>
@@ -24196,7 +24416,7 @@
         <w:rPr>
           <w:rFonts w:ascii="Microsoft YaHei" w:eastAsia="Microsoft YaHei" w:hAnsi="Microsoft YaHei"/>
         </w:rPr>
-        <w:t xml:space="preserve">在导出中途应用结束时，已导出的照片记录在作业中。打开作业，以“从中断处继续导出”只导出剩余的部分。</w:t>
+        <w:t xml:space="preserve">中断与恢复即使跨越应用或操作系统的重启也相同（按照片的记录中留有已导出）。导出可在队列中预约多个，运行的只有一个（第3章 9）（2026-09-30 NRSD的要求）。</w:t>
       </w:r>
     </w:p>
     <w:p>
@@ -26507,6 +26727,343 @@
     </w:p>
     <w:p>
       <w:pPr>
+        <w:keepNext w:val="false"/>
+        <w:keepLines/>
+        <w:spacing w:after="80" w:before="80" w:line="320"/>
+      </w:pPr>
+      <w:r>
+        <w:rPr>
+          <w:rFonts w:ascii="Microsoft YaHei" w:eastAsia="Microsoft YaHei" w:hAnsi="Microsoft YaHei"/>
+        </w:rPr>
+        <w:t xml:space="preserve">值的形式：</w:t>
+      </w:r>
+      <w:r>
+        <w:rPr>
+          <w:rFonts w:ascii="Consolas" w:eastAsia="Microsoft YaHei" w:hAnsi="Consolas"/>
+        </w:rPr>
+        <w:t xml:space="preserve">anchor</w:t>
+      </w:r>
+      <w:r>
+        <w:rPr>
+          <w:rFonts w:ascii="Microsoft YaHei" w:eastAsia="Microsoft YaHei" w:hAnsi="Microsoft YaHei"/>
+        </w:rPr>
+        <w:t xml:space="preserve">为</w:t>
+      </w:r>
+      <w:r>
+        <w:rPr>
+          <w:rFonts w:ascii="Consolas" w:eastAsia="Microsoft YaHei" w:hAnsi="Consolas"/>
+        </w:rPr>
+        <w:t xml:space="preserve">top-left</w:t>
+      </w:r>
+      <w:r>
+        <w:rPr>
+          <w:rFonts w:ascii="Microsoft YaHei" w:eastAsia="Microsoft YaHei" w:hAnsi="Microsoft YaHei"/>
+        </w:rPr>
+        <w:t xml:space="preserve">、</w:t>
+      </w:r>
+      <w:r>
+        <w:rPr>
+          <w:rFonts w:ascii="Consolas" w:eastAsia="Microsoft YaHei" w:hAnsi="Consolas"/>
+        </w:rPr>
+        <w:t xml:space="preserve">top</w:t>
+      </w:r>
+      <w:r>
+        <w:rPr>
+          <w:rFonts w:ascii="Microsoft YaHei" w:eastAsia="Microsoft YaHei" w:hAnsi="Microsoft YaHei"/>
+        </w:rPr>
+        <w:t xml:space="preserve">、</w:t>
+      </w:r>
+      <w:r>
+        <w:rPr>
+          <w:rFonts w:ascii="Consolas" w:eastAsia="Microsoft YaHei" w:hAnsi="Consolas"/>
+        </w:rPr>
+        <w:t xml:space="preserve">top-right</w:t>
+      </w:r>
+      <w:r>
+        <w:rPr>
+          <w:rFonts w:ascii="Microsoft YaHei" w:eastAsia="Microsoft YaHei" w:hAnsi="Microsoft YaHei"/>
+        </w:rPr>
+        <w:t xml:space="preserve">、</w:t>
+      </w:r>
+      <w:r>
+        <w:rPr>
+          <w:rFonts w:ascii="Consolas" w:eastAsia="Microsoft YaHei" w:hAnsi="Consolas"/>
+        </w:rPr>
+        <w:t xml:space="preserve">left</w:t>
+      </w:r>
+      <w:r>
+        <w:rPr>
+          <w:rFonts w:ascii="Microsoft YaHei" w:eastAsia="Microsoft YaHei" w:hAnsi="Microsoft YaHei"/>
+        </w:rPr>
+        <w:t xml:space="preserve">、</w:t>
+      </w:r>
+      <w:r>
+        <w:rPr>
+          <w:rFonts w:ascii="Consolas" w:eastAsia="Microsoft YaHei" w:hAnsi="Consolas"/>
+        </w:rPr>
+        <w:t xml:space="preserve">center</w:t>
+      </w:r>
+      <w:r>
+        <w:rPr>
+          <w:rFonts w:ascii="Microsoft YaHei" w:eastAsia="Microsoft YaHei" w:hAnsi="Microsoft YaHei"/>
+        </w:rPr>
+        <w:t xml:space="preserve">、</w:t>
+      </w:r>
+      <w:r>
+        <w:rPr>
+          <w:rFonts w:ascii="Consolas" w:eastAsia="Microsoft YaHei" w:hAnsi="Consolas"/>
+        </w:rPr>
+        <w:t xml:space="preserve">right</w:t>
+      </w:r>
+      <w:r>
+        <w:rPr>
+          <w:rFonts w:ascii="Microsoft YaHei" w:eastAsia="Microsoft YaHei" w:hAnsi="Microsoft YaHei"/>
+        </w:rPr>
+        <w:t xml:space="preserve">、</w:t>
+      </w:r>
+      <w:r>
+        <w:rPr>
+          <w:rFonts w:ascii="Consolas" w:eastAsia="Microsoft YaHei" w:hAnsi="Consolas"/>
+        </w:rPr>
+        <w:t xml:space="preserve">bottom-left</w:t>
+      </w:r>
+      <w:r>
+        <w:rPr>
+          <w:rFonts w:ascii="Microsoft YaHei" w:eastAsia="Microsoft YaHei" w:hAnsi="Microsoft YaHei"/>
+        </w:rPr>
+        <w:t xml:space="preserve">、</w:t>
+      </w:r>
+      <w:r>
+        <w:rPr>
+          <w:rFonts w:ascii="Consolas" w:eastAsia="Microsoft YaHei" w:hAnsi="Consolas"/>
+        </w:rPr>
+        <w:t xml:space="preserve">bottom</w:t>
+      </w:r>
+      <w:r>
+        <w:rPr>
+          <w:rFonts w:ascii="Microsoft YaHei" w:eastAsia="Microsoft YaHei" w:hAnsi="Microsoft YaHei"/>
+        </w:rPr>
+        <w:t xml:space="preserve">、</w:t>
+      </w:r>
+      <w:r>
+        <w:rPr>
+          <w:rFonts w:ascii="Consolas" w:eastAsia="Microsoft YaHei" w:hAnsi="Consolas"/>
+        </w:rPr>
+        <w:t xml:space="preserve">bottom-right</w:t>
+      </w:r>
+      <w:r>
+        <w:rPr>
+          <w:rFonts w:ascii="Microsoft YaHei" w:eastAsia="Microsoft YaHei" w:hAnsi="Microsoft YaHei"/>
+        </w:rPr>
+        <w:t xml:space="preserve">。比例为0〜1的数。颜色为</w:t>
+      </w:r>
+      <w:r>
+        <w:rPr>
+          <w:rFonts w:ascii="Consolas" w:eastAsia="Microsoft YaHei" w:hAnsi="Consolas"/>
+        </w:rPr>
+        <w:t xml:space="preserve">#RRGGBB</w:t>
+      </w:r>
+      <w:r>
+        <w:rPr>
+          <w:rFonts w:ascii="Microsoft YaHei" w:eastAsia="Microsoft YaHei" w:hAnsi="Microsoft YaHei"/>
+        </w:rPr>
+        <w:t xml:space="preserve">（不透明度为另外的项目）或</w:t>
+      </w:r>
+      <w:r>
+        <w:rPr>
+          <w:rFonts w:ascii="Consolas" w:eastAsia="Microsoft YaHei" w:hAnsi="Consolas"/>
+        </w:rPr>
+        <w:t xml:space="preserve">auto</w:t>
+      </w:r>
+      <w:r>
+        <w:rPr>
+          <w:rFonts w:ascii="Microsoft YaHei" w:eastAsia="Microsoft YaHei" w:hAnsi="Microsoft YaHei"/>
+        </w:rPr>
+        <w:t xml:space="preserve">。</w:t>
+      </w:r>
+      <w:r>
+        <w:rPr>
+          <w:rFonts w:ascii="Consolas" w:eastAsia="Microsoft YaHei" w:hAnsi="Consolas"/>
+        </w:rPr>
+        <w:t xml:space="preserve">date_format</w:t>
+      </w:r>
+      <w:r>
+        <w:rPr>
+          <w:rFonts w:ascii="Microsoft YaHei" w:eastAsia="Microsoft YaHei" w:hAnsi="Microsoft YaHei"/>
+        </w:rPr>
+        <w:t xml:space="preserve">为</w:t>
+      </w:r>
+      <w:r>
+        <w:rPr>
+          <w:rFonts w:ascii="Consolas" w:eastAsia="Microsoft YaHei" w:hAnsi="Consolas"/>
+        </w:rPr>
+        <w:t xml:space="preserve">iso</w:t>
+      </w:r>
+      <w:r>
+        <w:rPr>
+          <w:rFonts w:ascii="Microsoft YaHei" w:eastAsia="Microsoft YaHei" w:hAnsi="Microsoft YaHei"/>
+        </w:rPr>
+        <w:t xml:space="preserve">（2026-09-29）、</w:t>
+      </w:r>
+      <w:r>
+        <w:rPr>
+          <w:rFonts w:ascii="Consolas" w:eastAsia="Microsoft YaHei" w:hAnsi="Consolas"/>
+        </w:rPr>
+        <w:t xml:space="preserve">ja</w:t>
+      </w:r>
+      <w:r>
+        <w:rPr>
+          <w:rFonts w:ascii="Microsoft YaHei" w:eastAsia="Microsoft YaHei" w:hAnsi="Microsoft YaHei"/>
+        </w:rPr>
+        <w:t xml:space="preserve">（2026年9月29日）、</w:t>
+      </w:r>
+      <w:r>
+        <w:rPr>
+          <w:rFonts w:ascii="Consolas" w:eastAsia="Microsoft YaHei" w:hAnsi="Consolas"/>
+        </w:rPr>
+        <w:t xml:space="preserve">en</w:t>
+      </w:r>
+      <w:r>
+        <w:rPr>
+          <w:rFonts w:ascii="Microsoft YaHei" w:eastAsia="Microsoft YaHei" w:hAnsi="Microsoft YaHei"/>
+        </w:rPr>
+        <w:t xml:space="preserve">（Sep 29, 2026）。字体的参照为</w:t>
+      </w:r>
+      <w:r>
+        <w:rPr>
+          <w:rFonts w:ascii="Consolas" w:eastAsia="Microsoft YaHei" w:hAnsi="Consolas"/>
+        </w:rPr>
+        <w:t xml:space="preserve">{name, sha256}</w:t>
+      </w:r>
+      <w:r>
+        <w:rPr>
+          <w:rFonts w:ascii="Microsoft YaHei" w:eastAsia="Microsoft YaHei" w:hAnsi="Microsoft YaHei"/>
+        </w:rPr>
+        <w:t xml:space="preserve">（同捆的省略</w:t>
+      </w:r>
+      <w:r>
+        <w:rPr>
+          <w:rFonts w:ascii="Consolas" w:eastAsia="Microsoft YaHei" w:hAnsi="Consolas"/>
+        </w:rPr>
+        <w:t xml:space="preserve">sha256</w:t>
+      </w:r>
+      <w:r>
+        <w:rPr>
+          <w:rFonts w:ascii="Microsoft YaHei" w:eastAsia="Microsoft YaHei" w:hAnsi="Microsoft YaHei"/>
+        </w:rPr>
+        <w:t xml:space="preserve">）。</w:t>
+      </w:r>
+      <w:r>
+        <w:rPr>
+          <w:rFonts w:ascii="Consolas" w:eastAsia="Microsoft YaHei" w:hAnsi="Consolas"/>
+        </w:rPr>
+        <w:t xml:space="preserve">kind</w:t>
+      </w:r>
+      <w:r>
+        <w:rPr>
+          <w:rFonts w:ascii="Microsoft YaHei" w:eastAsia="Microsoft YaHei" w:hAnsi="Microsoft YaHei"/>
+        </w:rPr>
+        <w:t xml:space="preserve">为</w:t>
+      </w:r>
+      <w:r>
+        <w:rPr>
+          <w:rFonts w:ascii="Consolas" w:eastAsia="Microsoft YaHei" w:hAnsi="Consolas"/>
+        </w:rPr>
+        <w:t xml:space="preserve">text</w:t>
+      </w:r>
+      <w:r>
+        <w:rPr>
+          <w:rFonts w:ascii="Microsoft YaHei" w:eastAsia="Microsoft YaHei" w:hAnsi="Microsoft YaHei"/>
+        </w:rPr>
+        <w:t xml:space="preserve">、</w:t>
+      </w:r>
+      <w:r>
+        <w:rPr>
+          <w:rFonts w:ascii="Consolas" w:eastAsia="Microsoft YaHei" w:hAnsi="Consolas"/>
+        </w:rPr>
+        <w:t xml:space="preserve">image</w:t>
+      </w:r>
+      <w:r>
+        <w:rPr>
+          <w:rFonts w:ascii="Microsoft YaHei" w:eastAsia="Microsoft YaHei" w:hAnsi="Microsoft YaHei"/>
+        </w:rPr>
+        <w:t xml:space="preserve">。</w:t>
+      </w:r>
+      <w:r>
+        <w:rPr>
+          <w:rFonts w:ascii="Consolas" w:eastAsia="Microsoft YaHei" w:hAnsi="Consolas"/>
+        </w:rPr>
+        <w:t xml:space="preserve">placement</w:t>
+      </w:r>
+      <w:r>
+        <w:rPr>
+          <w:rFonts w:ascii="Microsoft YaHei" w:eastAsia="Microsoft YaHei" w:hAnsi="Microsoft YaHei"/>
+        </w:rPr>
+        <w:t xml:space="preserve">为</w:t>
+      </w:r>
+      <w:r>
+        <w:rPr>
+          <w:rFonts w:ascii="Consolas" w:eastAsia="Microsoft YaHei" w:hAnsi="Consolas"/>
+        </w:rPr>
+        <w:t xml:space="preserve">single</w:t>
+      </w:r>
+      <w:r>
+        <w:rPr>
+          <w:rFonts w:ascii="Microsoft YaHei" w:eastAsia="Microsoft YaHei" w:hAnsi="Microsoft YaHei"/>
+        </w:rPr>
+        <w:t xml:space="preserve">、</w:t>
+      </w:r>
+      <w:r>
+        <w:rPr>
+          <w:rFonts w:ascii="Consolas" w:eastAsia="Microsoft YaHei" w:hAnsi="Consolas"/>
+        </w:rPr>
+        <w:t xml:space="preserve">tile</w:t>
+      </w:r>
+      <w:r>
+        <w:rPr>
+          <w:rFonts w:ascii="Microsoft YaHei" w:eastAsia="Microsoft YaHei" w:hAnsi="Microsoft YaHei"/>
+        </w:rPr>
+        <w:t xml:space="preserve">，</w:t>
+      </w:r>
+      <w:r>
+        <w:rPr>
+          <w:rFonts w:ascii="Consolas" w:eastAsia="Microsoft YaHei" w:hAnsi="Consolas"/>
+        </w:rPr>
+        <w:t xml:space="preserve">tile.pattern</w:t>
+      </w:r>
+      <w:r>
+        <w:rPr>
+          <w:rFonts w:ascii="Microsoft YaHei" w:eastAsia="Microsoft YaHei" w:hAnsi="Microsoft YaHei"/>
+        </w:rPr>
+        <w:t xml:space="preserve">为</w:t>
+      </w:r>
+      <w:r>
+        <w:rPr>
+          <w:rFonts w:ascii="Consolas" w:eastAsia="Microsoft YaHei" w:hAnsi="Consolas"/>
+        </w:rPr>
+        <w:t xml:space="preserve">grid</w:t>
+      </w:r>
+      <w:r>
+        <w:rPr>
+          <w:rFonts w:ascii="Microsoft YaHei" w:eastAsia="Microsoft YaHei" w:hAnsi="Microsoft YaHei"/>
+        </w:rPr>
+        <w:t xml:space="preserve">、</w:t>
+      </w:r>
+      <w:r>
+        <w:rPr>
+          <w:rFonts w:ascii="Consolas" w:eastAsia="Microsoft YaHei" w:hAnsi="Consolas"/>
+        </w:rPr>
+        <w:t xml:space="preserve">diagonal</w:t>
+      </w:r>
+      <w:r>
+        <w:rPr>
+          <w:rFonts w:ascii="Microsoft YaHei" w:eastAsia="Microsoft YaHei" w:hAnsi="Microsoft YaHei"/>
+        </w:rPr>
+        <w:t xml:space="preserve">。JSON Schema（第1章 8.3）以此列举书写。</w:t>
+      </w:r>
+    </w:p>
+    <w:p>
+      <w:pPr>
         <w:pStyle w:val="Heading2"/>
       </w:pPr>
       <w:r>
@@ -27807,7 +28364,7 @@
                 <w:sz w:val="18"/>
                 <w:szCs w:val="18"/>
               </w:rPr>
-              <w:t xml:space="preserve">rights</w:t>
+              <w:t xml:space="preserve">id_in_filename</w:t>
             </w:r>
           </w:p>
         </w:tc>
@@ -27841,7 +28398,7 @@
                 <w:sz w:val="18"/>
                 <w:szCs w:val="18"/>
               </w:rPr>
-              <w:t xml:space="preserve">许可范围的选择</w:t>
+              <w:t xml:space="preserve">布尔</w:t>
             </w:r>
           </w:p>
         </w:tc>
@@ -27875,7 +28432,27 @@
                 <w:sz w:val="18"/>
                 <w:szCs w:val="18"/>
               </w:rPr>
-              <w:t xml:space="preserve">第5章</w:t>
+              <w:t xml:space="preserve">社交平台用输出的文件名中是否附加识别编号（第3章 7.1“识别编号”。初始值为设置</w:t>
+            </w:r>
+            <w:r>
+              <w:rPr>
+                <w:rFonts w:ascii="Consolas" w:eastAsia="Microsoft YaHei" w:hAnsi="Consolas"/>
+                <w:b w:val="false"/>
+                <w:bCs w:val="false"/>
+                <w:sz w:val="18"/>
+                <w:szCs w:val="18"/>
+              </w:rPr>
+              <w:t xml:space="preserve">export.id_in_filename</w:t>
+            </w:r>
+            <w:r>
+              <w:rPr>
+                <w:rFonts w:ascii="Microsoft YaHei" w:eastAsia="Microsoft YaHei" w:hAnsi="Microsoft YaHei"/>
+                <w:b w:val="false"/>
+                <w:bCs w:val="false"/>
+                <w:sz w:val="18"/>
+                <w:szCs w:val="18"/>
+              </w:rPr>
+              <w:t xml:space="preserve">（第10章 10），此后为上次的选择）</w:t>
             </w:r>
           </w:p>
         </w:tc>
@@ -27915,7 +28492,7 @@
                 <w:sz w:val="18"/>
                 <w:szCs w:val="18"/>
               </w:rPr>
-              <w:t xml:space="preserve">coholder</w:t>
+              <w:t xml:space="preserve">rights</w:t>
             </w:r>
           </w:p>
         </w:tc>
@@ -27949,7 +28526,7 @@
                 <w:sz w:val="18"/>
                 <w:szCs w:val="18"/>
               </w:rPr>
-              <w:t xml:space="preserve">共同权利人的选择（每个作业1人，或无）</w:t>
+              <w:t xml:space="preserve">许可范围的选择</w:t>
             </w:r>
           </w:p>
         </w:tc>
@@ -27983,7 +28560,7 @@
                 <w:sz w:val="18"/>
                 <w:szCs w:val="18"/>
               </w:rPr>
-              <w:t xml:space="preserve">第2章 5“授权与共同权利”、第10章 G-08“导出：照片与用途”</w:t>
+              <w:t xml:space="preserve">第5章</w:t>
             </w:r>
           </w:p>
         </w:tc>
@@ -28011,6 +28588,114 @@
           </w:tcPr>
           <w:p>
             <w:pPr>
+              <w:keepNext/>
+              <w:keepLines/>
+              <w:spacing w:after="0" w:before="0" w:line="280"/>
+            </w:pPr>
+            <w:r>
+              <w:rPr>
+                <w:rFonts w:ascii="Consolas" w:eastAsia="Microsoft YaHei" w:hAnsi="Consolas"/>
+                <w:b w:val="false"/>
+                <w:bCs w:val="false"/>
+                <w:sz w:val="18"/>
+                <w:szCs w:val="18"/>
+              </w:rPr>
+              <w:t xml:space="preserve">coholder</w:t>
+            </w:r>
+          </w:p>
+        </w:tc>
+        <w:tc>
+          <w:tcPr>
+            <w:tcW w:type="dxa" w:w="1314"/>
+            <w:tcBorders>
+              <w:top w:val="single" w:color="A6B8D0" w:sz="4"/>
+              <w:left w:val="single" w:color="A6B8D0" w:sz="4"/>
+              <w:bottom w:val="single" w:color="A6B8D0" w:sz="4"/>
+              <w:right w:val="single" w:color="A6B8D0" w:sz="4"/>
+            </w:tcBorders>
+            <w:tcMar>
+              <w:top w:type="dxa" w:w="50"/>
+              <w:left w:type="dxa" w:w="90"/>
+              <w:bottom w:type="dxa" w:w="50"/>
+              <w:right w:type="dxa" w:w="90"/>
+            </w:tcMar>
+          </w:tcPr>
+          <w:p>
+            <w:pPr>
+              <w:keepNext/>
+              <w:keepLines/>
+              <w:spacing w:after="0" w:before="0" w:line="280"/>
+            </w:pPr>
+            <w:r>
+              <w:rPr>
+                <w:rFonts w:ascii="Microsoft YaHei" w:eastAsia="Microsoft YaHei" w:hAnsi="Microsoft YaHei"/>
+                <w:b w:val="false"/>
+                <w:bCs w:val="false"/>
+                <w:sz w:val="18"/>
+                <w:szCs w:val="18"/>
+              </w:rPr>
+              <w:t xml:space="preserve">共同权利人的选择（每个作业1人，或无）</w:t>
+            </w:r>
+          </w:p>
+        </w:tc>
+        <w:tc>
+          <w:tcPr>
+            <w:tcW w:type="dxa" w:w="6591"/>
+            <w:tcBorders>
+              <w:top w:val="single" w:color="A6B8D0" w:sz="4"/>
+              <w:left w:val="single" w:color="A6B8D0" w:sz="4"/>
+              <w:bottom w:val="single" w:color="A6B8D0" w:sz="4"/>
+              <w:right w:val="single" w:color="A6B8D0" w:sz="4"/>
+            </w:tcBorders>
+            <w:tcMar>
+              <w:top w:type="dxa" w:w="50"/>
+              <w:left w:type="dxa" w:w="90"/>
+              <w:bottom w:type="dxa" w:w="50"/>
+              <w:right w:type="dxa" w:w="90"/>
+            </w:tcMar>
+          </w:tcPr>
+          <w:p>
+            <w:pPr>
+              <w:keepNext/>
+              <w:keepLines/>
+              <w:spacing w:after="0" w:before="0" w:line="280"/>
+            </w:pPr>
+            <w:r>
+              <w:rPr>
+                <w:rFonts w:ascii="Microsoft YaHei" w:eastAsia="Microsoft YaHei" w:hAnsi="Microsoft YaHei"/>
+                <w:b w:val="false"/>
+                <w:bCs w:val="false"/>
+                <w:sz w:val="18"/>
+                <w:szCs w:val="18"/>
+              </w:rPr>
+              <w:t xml:space="preserve">第2章 5“授权与共同权利”、第10章 G-08“导出：照片与用途”</w:t>
+            </w:r>
+          </w:p>
+        </w:tc>
+      </w:tr>
+      <w:tr>
+        <w:trPr>
+          <w:cantSplit/>
+          <w:tblHeader w:val="off"/>
+        </w:trPr>
+        <w:tc>
+          <w:tcPr>
+            <w:tcW w:type="dxa" w:w="1733"/>
+            <w:tcBorders>
+              <w:top w:val="single" w:color="A6B8D0" w:sz="4"/>
+              <w:left w:val="single" w:color="A6B8D0" w:sz="4"/>
+              <w:bottom w:val="single" w:color="A6B8D0" w:sz="4"/>
+              <w:right w:val="single" w:color="A6B8D0" w:sz="4"/>
+            </w:tcBorders>
+            <w:tcMar>
+              <w:top w:type="dxa" w:w="50"/>
+              <w:left w:type="dxa" w:w="90"/>
+              <w:bottom w:type="dxa" w:w="50"/>
+              <w:right w:type="dxa" w:w="90"/>
+            </w:tcMar>
+          </w:tcPr>
+          <w:p>
+            <w:pPr>
               <w:keepNext w:val="false"/>
               <w:keepLines/>
               <w:spacing w:after="0" w:before="0" w:line="280"/>
@@ -28101,6 +28786,36 @@
       <w:pPr>
         <w:spacing w:after="100" w:before="0"/>
       </w:pPr>
+    </w:p>
+    <w:p>
+      <w:pPr>
+        <w:pStyle w:val="ListParagraph"/>
+        <w:keepNext/>
+        <w:keepLines/>
+        <w:numPr>
+          <w:ilvl w:val="0"/>
+          <w:numId w:val="2"/>
+        </w:numPr>
+        <w:spacing w:after="20" w:before="20" w:line="300"/>
+      </w:pPr>
+      <w:r>
+        <w:rPr>
+          <w:rFonts w:ascii="Microsoft YaHei" w:eastAsia="Microsoft YaHei" w:hAnsi="Microsoft YaHei"/>
+        </w:rPr>
+        <w:t xml:space="preserve">格式的版本（</w:t>
+      </w:r>
+      <w:r>
+        <w:rPr>
+          <w:rFonts w:ascii="Consolas" w:eastAsia="Microsoft YaHei" w:hAnsi="Consolas"/>
+        </w:rPr>
+        <w:t xml:space="preserve">schema</w:t>
+      </w:r>
+      <w:r>
+        <w:rPr>
+          <w:rFonts w:ascii="Microsoft YaHei" w:eastAsia="Microsoft YaHei" w:hAnsi="Microsoft YaHei"/>
+        </w:rPr>
+        <w:t xml:space="preserve">）提升时，旧格式的作业在打开时迁移到新格式。迁移前的作业保留在备份（11.4）中。</w:t>
+      </w:r>
     </w:p>
     <w:p>
       <w:pPr>
@@ -28117,19 +28832,31 @@
         <w:rPr>
           <w:rFonts w:ascii="Microsoft YaHei" w:eastAsia="Microsoft YaHei" w:hAnsi="Microsoft YaHei"/>
         </w:rPr>
-        <w:t xml:space="preserve">格式的版本（</w:t>
+        <w:t xml:space="preserve">15.2的项目以11.3的分法（头部、按照片的记录、历史、索引）持有。</w:t>
       </w:r>
       <w:r>
         <w:rPr>
           <w:rFonts w:ascii="Consolas" w:eastAsia="Microsoft YaHei" w:hAnsi="Consolas"/>
         </w:rPr>
-        <w:t xml:space="preserve">schema</w:t>
-      </w:r>
-      <w:r>
-        <w:rPr>
-          <w:rFonts w:ascii="Microsoft YaHei" w:eastAsia="Microsoft YaHei" w:hAnsi="Microsoft YaHei"/>
-        </w:rPr>
-        <w:t xml:space="preserve">）提升时，旧格式的作业在打开时迁移到新格式。迁移前的作业保留在备份（11.4）中。</w:t>
+        <w:t xml:space="preserve">photos</w:t>
+      </w:r>
+      <w:r>
+        <w:rPr>
+          <w:rFonts w:ascii="Microsoft YaHei" w:eastAsia="Microsoft YaHei" w:hAnsi="Microsoft YaHei"/>
+        </w:rPr>
+        <w:t xml:space="preserve">为按照片的文件，</w:t>
+      </w:r>
+      <w:r>
+        <w:rPr>
+          <w:rFonts w:ascii="Consolas" w:eastAsia="Microsoft YaHei" w:hAnsi="Consolas"/>
+        </w:rPr>
+        <w:t xml:space="preserve">history</w:t>
+      </w:r>
+      <w:r>
+        <w:rPr>
+          <w:rFonts w:ascii="Microsoft YaHei" w:eastAsia="Microsoft YaHei" w:hAnsi="Microsoft YaHei"/>
+        </w:rPr>
+        <w:t xml:space="preserve">为追记的记录。</w:t>
       </w:r>
     </w:p>
     <w:p>
@@ -30025,7 +30752,7 @@
         <w:rPr>
           <w:rFonts w:ascii="Microsoft YaHei" w:eastAsia="Microsoft YaHei" w:hAnsi="Microsoft YaHei"/>
         </w:rPr>
-        <w:t xml:space="preserve">17. 限界值的一览</w:t>
+        <w:t xml:space="preserve">17. 实测与确认的一览</w:t>
       </w:r>
     </w:p>
     <w:tbl>
@@ -30041,9 +30768,8 @@
         </w:tblBorders>
       </w:tblPr>
       <w:tblGrid>
-        <w:gridCol w:w="2513"/>
-        <w:gridCol w:w="3920"/>
-        <w:gridCol w:w="3205"/>
+        <w:gridCol w:w="4009"/>
+        <w:gridCol w:w="5629"/>
       </w:tblGrid>
       <w:tr>
         <w:trPr>
@@ -30052,7 +30778,7 @@
         </w:trPr>
         <w:tc>
           <w:tcPr>
-            <w:tcW w:type="dxa" w:w="2513"/>
+            <w:tcW w:type="dxa" w:w="4009"/>
             <w:tcBorders>
               <w:top w:val="single" w:color="A6B8D0" w:sz="4"/>
               <w:left w:val="single" w:color="A6B8D0" w:sz="4"/>
@@ -30087,7 +30813,7 @@
         </w:tc>
         <w:tc>
           <w:tcPr>
-            <w:tcW w:type="dxa" w:w="3920"/>
+            <w:tcW w:type="dxa" w:w="5629"/>
             <w:tcBorders>
               <w:top w:val="single" w:color="A6B8D0" w:sz="4"/>
               <w:left w:val="single" w:color="A6B8D0" w:sz="4"/>
@@ -30116,42 +30842,7 @@
                 <w:sz w:val="18"/>
                 <w:szCs w:val="18"/>
               </w:rPr>
-              <w:t xml:space="preserve">值</w:t>
-            </w:r>
-          </w:p>
-        </w:tc>
-        <w:tc>
-          <w:tcPr>
-            <w:tcW w:type="dxa" w:w="3205"/>
-            <w:tcBorders>
-              <w:top w:val="single" w:color="A6B8D0" w:sz="4"/>
-              <w:left w:val="single" w:color="A6B8D0" w:sz="4"/>
-              <w:bottom w:val="single" w:color="A6B8D0" w:sz="4"/>
-              <w:right w:val="single" w:color="A6B8D0" w:sz="4"/>
-            </w:tcBorders>
-            <w:shd w:fill="DCE6F2" w:color="auto" w:val="clear"/>
-            <w:tcMar>
-              <w:top w:type="dxa" w:w="50"/>
-              <w:left w:type="dxa" w:w="90"/>
-              <w:bottom w:type="dxa" w:w="50"/>
-              <w:right w:type="dxa" w:w="90"/>
-            </w:tcMar>
-          </w:tcPr>
-          <w:p>
-            <w:pPr>
-              <w:keepNext/>
-              <w:keepLines/>
-              <w:spacing w:after="0" w:before="0" w:line="280"/>
-            </w:pPr>
-            <w:r>
-              <w:rPr>
-                <w:rFonts w:ascii="Microsoft YaHei" w:eastAsia="Microsoft YaHei" w:hAnsi="Microsoft YaHei"/>
-                <w:b/>
-                <w:bCs/>
-                <w:sz w:val="18"/>
-                <w:szCs w:val="18"/>
-              </w:rPr>
-              <w:t xml:space="preserve">种类</w:t>
+              <w:t xml:space="preserve">判定的标准</w:t>
             </w:r>
           </w:p>
         </w:tc>
@@ -30163,103 +30854,69 @@
         </w:trPr>
         <w:tc>
           <w:tcPr>
-            <w:tcW w:type="dxa" w:w="2513"/>
-            <w:tcBorders>
-              <w:top w:val="single" w:color="A6B8D0" w:sz="4"/>
-              <w:left w:val="single" w:color="A6B8D0" w:sz="4"/>
-              <w:bottom w:val="single" w:color="A6B8D0" w:sz="4"/>
-              <w:right w:val="single" w:color="A6B8D0" w:sz="4"/>
-            </w:tcBorders>
-            <w:tcMar>
-              <w:top w:type="dxa" w:w="50"/>
-              <w:left w:type="dxa" w:w="90"/>
-              <w:bottom w:type="dxa" w:w="50"/>
-              <w:right w:type="dxa" w:w="90"/>
-            </w:tcMar>
-          </w:tcPr>
-          <w:p>
-            <w:pPr>
-              <w:keepNext/>
-              <w:keepLines/>
-              <w:spacing w:after="0" w:before="0" w:line="280"/>
-            </w:pPr>
-            <w:r>
-              <w:rPr>
-                <w:rFonts w:ascii="Microsoft YaHei" w:eastAsia="Microsoft YaHei" w:hAnsi="Microsoft YaHei"/>
-                <w:b w:val="false"/>
-                <w:bCs w:val="false"/>
-                <w:sz w:val="18"/>
-                <w:szCs w:val="18"/>
-              </w:rPr>
-              <w:t xml:space="preserve">照片的像素数</w:t>
-            </w:r>
-          </w:p>
-        </w:tc>
-        <w:tc>
-          <w:tcPr>
-            <w:tcW w:type="dxa" w:w="3920"/>
-            <w:tcBorders>
-              <w:top w:val="single" w:color="A6B8D0" w:sz="4"/>
-              <w:left w:val="single" w:color="A6B8D0" w:sz="4"/>
-              <w:bottom w:val="single" w:color="A6B8D0" w:sz="4"/>
-              <w:right w:val="single" w:color="A6B8D0" w:sz="4"/>
-            </w:tcBorders>
-            <w:tcMar>
-              <w:top w:type="dxa" w:w="50"/>
-              <w:left w:type="dxa" w:w="90"/>
-              <w:bottom w:type="dxa" w:w="50"/>
-              <w:right w:type="dxa" w:w="90"/>
-            </w:tcMar>
-          </w:tcPr>
-          <w:p>
-            <w:pPr>
-              <w:keepNext/>
-              <w:keepLines/>
-              <w:spacing w:after="0" w:before="0" w:line="280"/>
-            </w:pPr>
-            <w:r>
-              <w:rPr>
-                <w:rFonts w:ascii="Microsoft YaHei" w:eastAsia="Microsoft YaHei" w:hAnsi="Microsoft YaHei"/>
-                <w:b w:val="false"/>
-                <w:bCs w:val="false"/>
-                <w:sz w:val="18"/>
-                <w:szCs w:val="18"/>
-              </w:rPr>
-              <w:t xml:space="preserve">至1亿像素、每张200MB（第1章 14.1“规模与性能的目标”）</w:t>
-            </w:r>
-          </w:p>
-        </w:tc>
-        <w:tc>
-          <w:tcPr>
-            <w:tcW w:type="dxa" w:w="3205"/>
-            <w:tcBorders>
-              <w:top w:val="single" w:color="A6B8D0" w:sz="4"/>
-              <w:left w:val="single" w:color="A6B8D0" w:sz="4"/>
-              <w:bottom w:val="single" w:color="A6B8D0" w:sz="4"/>
-              <w:right w:val="single" w:color="A6B8D0" w:sz="4"/>
-            </w:tcBorders>
-            <w:tcMar>
-              <w:top w:type="dxa" w:w="50"/>
-              <w:left w:type="dxa" w:w="90"/>
-              <w:bottom w:type="dxa" w:w="50"/>
-              <w:right w:type="dxa" w:w="90"/>
-            </w:tcMar>
-          </w:tcPr>
-          <w:p>
-            <w:pPr>
-              <w:keepNext/>
-              <w:keepLines/>
-              <w:spacing w:after="0" w:before="0" w:line="280"/>
-            </w:pPr>
-            <w:r>
-              <w:rPr>
-                <w:rFonts w:ascii="Microsoft YaHei" w:eastAsia="Microsoft YaHei" w:hAnsi="Microsoft YaHei"/>
-                <w:b w:val="false"/>
-                <w:bCs w:val="false"/>
-                <w:sz w:val="18"/>
-                <w:szCs w:val="18"/>
-              </w:rPr>
-              <w:t xml:space="preserve">初始值</w:t>
+            <w:tcW w:type="dxa" w:w="4009"/>
+            <w:tcBorders>
+              <w:top w:val="single" w:color="A6B8D0" w:sz="4"/>
+              <w:left w:val="single" w:color="A6B8D0" w:sz="4"/>
+              <w:bottom w:val="single" w:color="A6B8D0" w:sz="4"/>
+              <w:right w:val="single" w:color="A6B8D0" w:sz="4"/>
+            </w:tcBorders>
+            <w:tcMar>
+              <w:top w:type="dxa" w:w="50"/>
+              <w:left w:type="dxa" w:w="90"/>
+              <w:bottom w:type="dxa" w:w="50"/>
+              <w:right w:type="dxa" w:w="90"/>
+            </w:tcMar>
+          </w:tcPr>
+          <w:p>
+            <w:pPr>
+              <w:keepNext/>
+              <w:keepLines/>
+              <w:spacing w:after="0" w:before="0" w:line="280"/>
+            </w:pPr>
+            <w:r>
+              <w:rPr>
+                <w:rFonts w:ascii="Microsoft YaHei" w:eastAsia="Microsoft YaHei" w:hAnsi="Microsoft YaHei"/>
+                <w:b w:val="false"/>
+                <w:bCs w:val="false"/>
+                <w:sz w:val="18"/>
+                <w:szCs w:val="18"/>
+              </w:rPr>
+              <w:t xml:space="preserve">竖排的字形（3种字体）</w:t>
+            </w:r>
+          </w:p>
+        </w:tc>
+        <w:tc>
+          <w:tcPr>
+            <w:tcW w:type="dxa" w:w="5629"/>
+            <w:tcBorders>
+              <w:top w:val="single" w:color="A6B8D0" w:sz="4"/>
+              <w:left w:val="single" w:color="A6B8D0" w:sz="4"/>
+              <w:bottom w:val="single" w:color="A6B8D0" w:sz="4"/>
+              <w:right w:val="single" w:color="A6B8D0" w:sz="4"/>
+            </w:tcBorders>
+            <w:tcMar>
+              <w:top w:type="dxa" w:w="50"/>
+              <w:left w:type="dxa" w:w="90"/>
+              <w:bottom w:type="dxa" w:w="50"/>
+              <w:right w:type="dxa" w:w="90"/>
+            </w:tcMar>
+          </w:tcPr>
+          <w:p>
+            <w:pPr>
+              <w:keepNext/>
+              <w:keepLines/>
+              <w:spacing w:after="0" w:before="0" w:line="280"/>
+            </w:pPr>
+            <w:r>
+              <w:rPr>
+                <w:rFonts w:ascii="Microsoft YaHei" w:eastAsia="Microsoft YaHei" w:hAnsi="Microsoft YaHei"/>
+                <w:b w:val="false"/>
+                <w:bCs w:val="false"/>
+                <w:sz w:val="18"/>
+                <w:szCs w:val="18"/>
+              </w:rPr>
+              <w:t xml:space="preserve">在测试句中成为竖排的形式（3.3）</w:t>
             </w:r>
           </w:p>
         </w:tc>
@@ -30271,103 +30928,69 @@
         </w:trPr>
         <w:tc>
           <w:tcPr>
-            <w:tcW w:type="dxa" w:w="2513"/>
-            <w:tcBorders>
-              <w:top w:val="single" w:color="A6B8D0" w:sz="4"/>
-              <w:left w:val="single" w:color="A6B8D0" w:sz="4"/>
-              <w:bottom w:val="single" w:color="A6B8D0" w:sz="4"/>
-              <w:right w:val="single" w:color="A6B8D0" w:sz="4"/>
-            </w:tcBorders>
-            <w:tcMar>
-              <w:top w:type="dxa" w:w="50"/>
-              <w:left w:type="dxa" w:w="90"/>
-              <w:bottom w:type="dxa" w:w="50"/>
-              <w:right w:type="dxa" w:w="90"/>
-            </w:tcMar>
-          </w:tcPr>
-          <w:p>
-            <w:pPr>
-              <w:keepNext/>
-              <w:keepLines/>
-              <w:spacing w:after="0" w:before="0" w:line="280"/>
-            </w:pPr>
-            <w:r>
-              <w:rPr>
-                <w:rFonts w:ascii="Microsoft YaHei" w:eastAsia="Microsoft YaHei" w:hAnsi="Microsoft YaHei"/>
-                <w:b w:val="false"/>
-                <w:bCs w:val="false"/>
-                <w:sz w:val="18"/>
-                <w:szCs w:val="18"/>
-              </w:rPr>
-              <w:t xml:space="preserve">图像图层的图像</w:t>
-            </w:r>
-          </w:p>
-        </w:tc>
-        <w:tc>
-          <w:tcPr>
-            <w:tcW w:type="dxa" w:w="3920"/>
-            <w:tcBorders>
-              <w:top w:val="single" w:color="A6B8D0" w:sz="4"/>
-              <w:left w:val="single" w:color="A6B8D0" w:sz="4"/>
-              <w:bottom w:val="single" w:color="A6B8D0" w:sz="4"/>
-              <w:right w:val="single" w:color="A6B8D0" w:sz="4"/>
-            </w:tcBorders>
-            <w:tcMar>
-              <w:top w:type="dxa" w:w="50"/>
-              <w:left w:type="dxa" w:w="90"/>
-              <w:bottom w:type="dxa" w:w="50"/>
-              <w:right w:type="dxa" w:w="90"/>
-            </w:tcMar>
-          </w:tcPr>
-          <w:p>
-            <w:pPr>
-              <w:keepNext/>
-              <w:keepLines/>
-              <w:spacing w:after="0" w:before="0" w:line="280"/>
-            </w:pPr>
-            <w:r>
-              <w:rPr>
-                <w:rFonts w:ascii="Microsoft YaHei" w:eastAsia="Microsoft YaHei" w:hAnsi="Microsoft YaHei"/>
-                <w:b w:val="false"/>
-                <w:bCs w:val="false"/>
-                <w:sz w:val="18"/>
-                <w:szCs w:val="18"/>
-              </w:rPr>
-              <w:t xml:space="preserve">至20MB、纵横8,000像素</w:t>
-            </w:r>
-          </w:p>
-        </w:tc>
-        <w:tc>
-          <w:tcPr>
-            <w:tcW w:type="dxa" w:w="3205"/>
-            <w:tcBorders>
-              <w:top w:val="single" w:color="A6B8D0" w:sz="4"/>
-              <w:left w:val="single" w:color="A6B8D0" w:sz="4"/>
-              <w:bottom w:val="single" w:color="A6B8D0" w:sz="4"/>
-              <w:right w:val="single" w:color="A6B8D0" w:sz="4"/>
-            </w:tcBorders>
-            <w:tcMar>
-              <w:top w:type="dxa" w:w="50"/>
-              <w:left w:type="dxa" w:w="90"/>
-              <w:bottom w:type="dxa" w:w="50"/>
-              <w:right w:type="dxa" w:w="90"/>
-            </w:tcMar>
-          </w:tcPr>
-          <w:p>
-            <w:pPr>
-              <w:keepNext/>
-              <w:keepLines/>
-              <w:spacing w:after="0" w:before="0" w:line="280"/>
-            </w:pPr>
-            <w:r>
-              <w:rPr>
-                <w:rFonts w:ascii="Microsoft YaHei" w:eastAsia="Microsoft YaHei" w:hAnsi="Microsoft YaHei"/>
-                <w:b w:val="false"/>
-                <w:bCs w:val="false"/>
-                <w:sz w:val="18"/>
-                <w:szCs w:val="18"/>
-              </w:rPr>
-              <w:t xml:space="preserve">初始值</w:t>
+            <w:tcW w:type="dxa" w:w="4009"/>
+            <w:tcBorders>
+              <w:top w:val="single" w:color="A6B8D0" w:sz="4"/>
+              <w:left w:val="single" w:color="A6B8D0" w:sz="4"/>
+              <w:bottom w:val="single" w:color="A6B8D0" w:sz="4"/>
+              <w:right w:val="single" w:color="A6B8D0" w:sz="4"/>
+            </w:tcBorders>
+            <w:tcMar>
+              <w:top w:type="dxa" w:w="50"/>
+              <w:left w:type="dxa" w:w="90"/>
+              <w:bottom w:type="dxa" w:w="50"/>
+              <w:right w:type="dxa" w:w="90"/>
+            </w:tcMar>
+          </w:tcPr>
+          <w:p>
+            <w:pPr>
+              <w:keepNext/>
+              <w:keepLines/>
+              <w:spacing w:after="0" w:before="0" w:line="280"/>
+            </w:pPr>
+            <w:r>
+              <w:rPr>
+                <w:rFonts w:ascii="Microsoft YaHei" w:eastAsia="Microsoft YaHei" w:hAnsi="Microsoft YaHei"/>
+                <w:b w:val="false"/>
+                <w:bCs w:val="false"/>
+                <w:sz w:val="18"/>
+                <w:szCs w:val="18"/>
+              </w:rPr>
+              <w:t xml:space="preserve">3种操作系统绘制的一致</w:t>
+            </w:r>
+          </w:p>
+        </w:tc>
+        <w:tc>
+          <w:tcPr>
+            <w:tcW w:type="dxa" w:w="5629"/>
+            <w:tcBorders>
+              <w:top w:val="single" w:color="A6B8D0" w:sz="4"/>
+              <w:left w:val="single" w:color="A6B8D0" w:sz="4"/>
+              <w:bottom w:val="single" w:color="A6B8D0" w:sz="4"/>
+              <w:right w:val="single" w:color="A6B8D0" w:sz="4"/>
+            </w:tcBorders>
+            <w:tcMar>
+              <w:top w:type="dxa" w:w="50"/>
+              <w:left w:type="dxa" w:w="90"/>
+              <w:bottom w:type="dxa" w:w="50"/>
+              <w:right w:type="dxa" w:w="90"/>
+            </w:tcMar>
+          </w:tcPr>
+          <w:p>
+            <w:pPr>
+              <w:keepNext/>
+              <w:keepLines/>
+              <w:spacing w:after="0" w:before="0" w:line="280"/>
+            </w:pPr>
+            <w:r>
+              <w:rPr>
+                <w:rFonts w:ascii="Microsoft YaHei" w:eastAsia="Microsoft YaHei" w:hAnsi="Microsoft YaHei"/>
+                <w:b w:val="false"/>
+                <w:bCs w:val="false"/>
+                <w:sz w:val="18"/>
+                <w:szCs w:val="18"/>
+              </w:rPr>
+              <w:t xml:space="preserve">像素值的差全部在1以内（3.5）</w:t>
             </w:r>
           </w:p>
         </w:tc>
@@ -30379,103 +31002,69 @@
         </w:trPr>
         <w:tc>
           <w:tcPr>
-            <w:tcW w:type="dxa" w:w="2513"/>
-            <w:tcBorders>
-              <w:top w:val="single" w:color="A6B8D0" w:sz="4"/>
-              <w:left w:val="single" w:color="A6B8D0" w:sz="4"/>
-              <w:bottom w:val="single" w:color="A6B8D0" w:sz="4"/>
-              <w:right w:val="single" w:color="A6B8D0" w:sz="4"/>
-            </w:tcBorders>
-            <w:tcMar>
-              <w:top w:type="dxa" w:w="50"/>
-              <w:left w:type="dxa" w:w="90"/>
-              <w:bottom w:type="dxa" w:w="50"/>
-              <w:right w:type="dxa" w:w="90"/>
-            </w:tcMar>
-          </w:tcPr>
-          <w:p>
-            <w:pPr>
-              <w:keepNext/>
-              <w:keepLines/>
-              <w:spacing w:after="0" w:before="0" w:line="280"/>
-            </w:pPr>
-            <w:r>
-              <w:rPr>
-                <w:rFonts w:ascii="Microsoft YaHei" w:eastAsia="Microsoft YaHei" w:hAnsi="Microsoft YaHei"/>
-                <w:b w:val="false"/>
-                <w:bCs w:val="false"/>
-                <w:sz w:val="18"/>
-                <w:szCs w:val="18"/>
-              </w:rPr>
-              <w:t xml:space="preserve">带入的字体</w:t>
-            </w:r>
-          </w:p>
-        </w:tc>
-        <w:tc>
-          <w:tcPr>
-            <w:tcW w:type="dxa" w:w="3920"/>
-            <w:tcBorders>
-              <w:top w:val="single" w:color="A6B8D0" w:sz="4"/>
-              <w:left w:val="single" w:color="A6B8D0" w:sz="4"/>
-              <w:bottom w:val="single" w:color="A6B8D0" w:sz="4"/>
-              <w:right w:val="single" w:color="A6B8D0" w:sz="4"/>
-            </w:tcBorders>
-            <w:tcMar>
-              <w:top w:type="dxa" w:w="50"/>
-              <w:left w:type="dxa" w:w="90"/>
-              <w:bottom w:type="dxa" w:w="50"/>
-              <w:right w:type="dxa" w:w="90"/>
-            </w:tcMar>
-          </w:tcPr>
-          <w:p>
-            <w:pPr>
-              <w:keepNext/>
-              <w:keepLines/>
-              <w:spacing w:after="0" w:before="0" w:line="280"/>
-            </w:pPr>
-            <w:r>
-              <w:rPr>
-                <w:rFonts w:ascii="Microsoft YaHei" w:eastAsia="Microsoft YaHei" w:hAnsi="Microsoft YaHei"/>
-                <w:b w:val="false"/>
-                <w:bCs w:val="false"/>
-                <w:sz w:val="18"/>
-                <w:szCs w:val="18"/>
-              </w:rPr>
-              <w:t xml:space="preserve">至50MB</w:t>
-            </w:r>
-          </w:p>
-        </w:tc>
-        <w:tc>
-          <w:tcPr>
-            <w:tcW w:type="dxa" w:w="3205"/>
-            <w:tcBorders>
-              <w:top w:val="single" w:color="A6B8D0" w:sz="4"/>
-              <w:left w:val="single" w:color="A6B8D0" w:sz="4"/>
-              <w:bottom w:val="single" w:color="A6B8D0" w:sz="4"/>
-              <w:right w:val="single" w:color="A6B8D0" w:sz="4"/>
-            </w:tcBorders>
-            <w:tcMar>
-              <w:top w:type="dxa" w:w="50"/>
-              <w:left w:type="dxa" w:w="90"/>
-              <w:bottom w:type="dxa" w:w="50"/>
-              <w:right w:type="dxa" w:w="90"/>
-            </w:tcMar>
-          </w:tcPr>
-          <w:p>
-            <w:pPr>
-              <w:keepNext/>
-              <w:keepLines/>
-              <w:spacing w:after="0" w:before="0" w:line="280"/>
-            </w:pPr>
-            <w:r>
-              <w:rPr>
-                <w:rFonts w:ascii="Microsoft YaHei" w:eastAsia="Microsoft YaHei" w:hAnsi="Microsoft YaHei"/>
-                <w:b w:val="false"/>
-                <w:bCs w:val="false"/>
-                <w:sz w:val="18"/>
-                <w:szCs w:val="18"/>
-              </w:rPr>
-              <w:t xml:space="preserve">初始值</w:t>
+            <w:tcW w:type="dxa" w:w="4009"/>
+            <w:tcBorders>
+              <w:top w:val="single" w:color="A6B8D0" w:sz="4"/>
+              <w:left w:val="single" w:color="A6B8D0" w:sz="4"/>
+              <w:bottom w:val="single" w:color="A6B8D0" w:sz="4"/>
+              <w:right w:val="single" w:color="A6B8D0" w:sz="4"/>
+            </w:tcBorders>
+            <w:tcMar>
+              <w:top w:type="dxa" w:w="50"/>
+              <w:left w:type="dxa" w:w="90"/>
+              <w:bottom w:type="dxa" w:w="50"/>
+              <w:right w:type="dxa" w:w="90"/>
+            </w:tcMar>
+          </w:tcPr>
+          <w:p>
+            <w:pPr>
+              <w:keepNext/>
+              <w:keepLines/>
+              <w:spacing w:after="0" w:before="0" w:line="280"/>
+            </w:pPr>
+            <w:r>
+              <w:rPr>
+                <w:rFonts w:ascii="Microsoft YaHei" w:eastAsia="Microsoft YaHei" w:hAnsi="Microsoft YaHei"/>
+                <w:b w:val="false"/>
+                <w:bCs w:val="false"/>
+                <w:sz w:val="18"/>
+                <w:szCs w:val="18"/>
+              </w:rPr>
+              <w:t xml:space="preserve">表情符号COLRv1的填充</w:t>
+            </w:r>
+          </w:p>
+        </w:tc>
+        <w:tc>
+          <w:tcPr>
+            <w:tcW w:type="dxa" w:w="5629"/>
+            <w:tcBorders>
+              <w:top w:val="single" w:color="A6B8D0" w:sz="4"/>
+              <w:left w:val="single" w:color="A6B8D0" w:sz="4"/>
+              <w:bottom w:val="single" w:color="A6B8D0" w:sz="4"/>
+              <w:right w:val="single" w:color="A6B8D0" w:sz="4"/>
+            </w:tcBorders>
+            <w:tcMar>
+              <w:top w:type="dxa" w:w="50"/>
+              <w:left w:type="dxa" w:w="90"/>
+              <w:bottom w:type="dxa" w:w="50"/>
+              <w:right w:type="dxa" w:w="90"/>
+            </w:tcMar>
+          </w:tcPr>
+          <w:p>
+            <w:pPr>
+              <w:keepNext/>
+              <w:keepLines/>
+              <w:spacing w:after="0" w:before="0" w:line="280"/>
+            </w:pPr>
+            <w:r>
+              <w:rPr>
+                <w:rFonts w:ascii="Microsoft YaHei" w:eastAsia="Microsoft YaHei" w:hAnsi="Microsoft YaHei"/>
+                <w:b w:val="false"/>
+                <w:bCs w:val="false"/>
+                <w:sz w:val="18"/>
+                <w:szCs w:val="18"/>
+              </w:rPr>
+              <w:t xml:space="preserve">能绘制所有的填充，形状与颜色与浏览器的绘制相同（6.3）</w:t>
             </w:r>
           </w:p>
         </w:tc>
@@ -30487,103 +31076,69 @@
         </w:trPr>
         <w:tc>
           <w:tcPr>
-            <w:tcW w:type="dxa" w:w="2513"/>
-            <w:tcBorders>
-              <w:top w:val="single" w:color="A6B8D0" w:sz="4"/>
-              <w:left w:val="single" w:color="A6B8D0" w:sz="4"/>
-              <w:bottom w:val="single" w:color="A6B8D0" w:sz="4"/>
-              <w:right w:val="single" w:color="A6B8D0" w:sz="4"/>
-            </w:tcBorders>
-            <w:tcMar>
-              <w:top w:type="dxa" w:w="50"/>
-              <w:left w:type="dxa" w:w="90"/>
-              <w:bottom w:type="dxa" w:w="50"/>
-              <w:right w:type="dxa" w:w="90"/>
-            </w:tcMar>
-          </w:tcPr>
-          <w:p>
-            <w:pPr>
-              <w:keepNext/>
-              <w:keepLines/>
-              <w:spacing w:after="0" w:before="0" w:line="280"/>
-            </w:pPr>
-            <w:r>
-              <w:rPr>
-                <w:rFonts w:ascii="Microsoft YaHei" w:eastAsia="Microsoft YaHei" w:hAnsi="Microsoft YaHei"/>
-                <w:b w:val="false"/>
-                <w:bCs w:val="false"/>
-                <w:sz w:val="18"/>
-                <w:szCs w:val="18"/>
-              </w:rPr>
-              <w:t xml:space="preserve">模板的组、图层</w:t>
-            </w:r>
-          </w:p>
-        </w:tc>
-        <w:tc>
-          <w:tcPr>
-            <w:tcW w:type="dxa" w:w="3920"/>
-            <w:tcBorders>
-              <w:top w:val="single" w:color="A6B8D0" w:sz="4"/>
-              <w:left w:val="single" w:color="A6B8D0" w:sz="4"/>
-              <w:bottom w:val="single" w:color="A6B8D0" w:sz="4"/>
-              <w:right w:val="single" w:color="A6B8D0" w:sz="4"/>
-            </w:tcBorders>
-            <w:tcMar>
-              <w:top w:type="dxa" w:w="50"/>
-              <w:left w:type="dxa" w:w="90"/>
-              <w:bottom w:type="dxa" w:w="50"/>
-              <w:right w:type="dxa" w:w="90"/>
-            </w:tcMar>
-          </w:tcPr>
-          <w:p>
-            <w:pPr>
-              <w:keepNext/>
-              <w:keepLines/>
-              <w:spacing w:after="0" w:before="0" w:line="280"/>
-            </w:pPr>
-            <w:r>
-              <w:rPr>
-                <w:rFonts w:ascii="Microsoft YaHei" w:eastAsia="Microsoft YaHei" w:hAnsi="Microsoft YaHei"/>
-                <w:b w:val="false"/>
-                <w:bCs w:val="false"/>
-                <w:sz w:val="18"/>
-                <w:szCs w:val="18"/>
-              </w:rPr>
-              <w:t xml:space="preserve">4、20</w:t>
-            </w:r>
-          </w:p>
-        </w:tc>
-        <w:tc>
-          <w:tcPr>
-            <w:tcW w:type="dxa" w:w="3205"/>
-            <w:tcBorders>
-              <w:top w:val="single" w:color="A6B8D0" w:sz="4"/>
-              <w:left w:val="single" w:color="A6B8D0" w:sz="4"/>
-              <w:bottom w:val="single" w:color="A6B8D0" w:sz="4"/>
-              <w:right w:val="single" w:color="A6B8D0" w:sz="4"/>
-            </w:tcBorders>
-            <w:tcMar>
-              <w:top w:type="dxa" w:w="50"/>
-              <w:left w:type="dxa" w:w="90"/>
-              <w:bottom w:type="dxa" w:w="50"/>
-              <w:right w:type="dxa" w:w="90"/>
-            </w:tcMar>
-          </w:tcPr>
-          <w:p>
-            <w:pPr>
-              <w:keepNext/>
-              <w:keepLines/>
-              <w:spacing w:after="0" w:before="0" w:line="280"/>
-            </w:pPr>
-            <w:r>
-              <w:rPr>
-                <w:rFonts w:ascii="Microsoft YaHei" w:eastAsia="Microsoft YaHei" w:hAnsi="Microsoft YaHei"/>
-                <w:b w:val="false"/>
-                <w:bCs w:val="false"/>
-                <w:sz w:val="18"/>
-                <w:szCs w:val="18"/>
-              </w:rPr>
-              <w:t xml:space="preserve">初始值</w:t>
+            <w:tcW w:type="dxa" w:w="4009"/>
+            <w:tcBorders>
+              <w:top w:val="single" w:color="A6B8D0" w:sz="4"/>
+              <w:left w:val="single" w:color="A6B8D0" w:sz="4"/>
+              <w:bottom w:val="single" w:color="A6B8D0" w:sz="4"/>
+              <w:right w:val="single" w:color="A6B8D0" w:sz="4"/>
+            </w:tcBorders>
+            <w:tcMar>
+              <w:top w:type="dxa" w:w="50"/>
+              <w:left w:type="dxa" w:w="90"/>
+              <w:bottom w:type="dxa" w:w="50"/>
+              <w:right w:type="dxa" w:w="90"/>
+            </w:tcMar>
+          </w:tcPr>
+          <w:p>
+            <w:pPr>
+              <w:keepNext/>
+              <w:keepLines/>
+              <w:spacing w:after="0" w:before="0" w:line="280"/>
+            </w:pPr>
+            <w:r>
+              <w:rPr>
+                <w:rFonts w:ascii="Microsoft YaHei" w:eastAsia="Microsoft YaHei" w:hAnsi="Microsoft YaHei"/>
+                <w:b w:val="false"/>
+                <w:bCs w:val="false"/>
+                <w:sz w:val="18"/>
+                <w:szCs w:val="18"/>
+              </w:rPr>
+              <w:t xml:space="preserve">1个组的绘制与显示</w:t>
+            </w:r>
+          </w:p>
+        </w:tc>
+        <w:tc>
+          <w:tcPr>
+            <w:tcW w:type="dxa" w:w="5629"/>
+            <w:tcBorders>
+              <w:top w:val="single" w:color="A6B8D0" w:sz="4"/>
+              <w:left w:val="single" w:color="A6B8D0" w:sz="4"/>
+              <w:bottom w:val="single" w:color="A6B8D0" w:sz="4"/>
+              <w:right w:val="single" w:color="A6B8D0" w:sz="4"/>
+            </w:tcBorders>
+            <w:tcMar>
+              <w:top w:type="dxa" w:w="50"/>
+              <w:left w:type="dxa" w:w="90"/>
+              <w:bottom w:type="dxa" w:w="50"/>
+              <w:right w:type="dxa" w:w="90"/>
+            </w:tcMar>
+          </w:tcPr>
+          <w:p>
+            <w:pPr>
+              <w:keepNext/>
+              <w:keepLines/>
+              <w:spacing w:after="0" w:before="0" w:line="280"/>
+            </w:pPr>
+            <w:r>
+              <w:rPr>
+                <w:rFonts w:ascii="Microsoft YaHei" w:eastAsia="Microsoft YaHei" w:hAnsi="Microsoft YaHei"/>
+                <w:b w:val="false"/>
+                <w:bCs w:val="false"/>
+                <w:sz w:val="18"/>
+                <w:szCs w:val="18"/>
+              </w:rPr>
+              <w:t xml:space="preserve">100ms以内（9.4）</w:t>
             </w:r>
           </w:p>
         </w:tc>
@@ -30595,103 +31150,69 @@
         </w:trPr>
         <w:tc>
           <w:tcPr>
-            <w:tcW w:type="dxa" w:w="2513"/>
-            <w:tcBorders>
-              <w:top w:val="single" w:color="A6B8D0" w:sz="4"/>
-              <w:left w:val="single" w:color="A6B8D0" w:sz="4"/>
-              <w:bottom w:val="single" w:color="A6B8D0" w:sz="4"/>
-              <w:right w:val="single" w:color="A6B8D0" w:sz="4"/>
-            </w:tcBorders>
-            <w:tcMar>
-              <w:top w:type="dxa" w:w="50"/>
-              <w:left w:type="dxa" w:w="90"/>
-              <w:bottom w:type="dxa" w:w="50"/>
-              <w:right w:type="dxa" w:w="90"/>
-            </w:tcMar>
-          </w:tcPr>
-          <w:p>
-            <w:pPr>
-              <w:keepNext/>
-              <w:keepLines/>
-              <w:spacing w:after="0" w:before="0" w:line="280"/>
-            </w:pPr>
-            <w:r>
-              <w:rPr>
-                <w:rFonts w:ascii="Microsoft YaHei" w:eastAsia="Microsoft YaHei" w:hAnsi="Microsoft YaHei"/>
-                <w:b w:val="false"/>
-                <w:bCs w:val="false"/>
-                <w:sz w:val="18"/>
-                <w:szCs w:val="18"/>
-              </w:rPr>
-              <w:t xml:space="preserve">文字图层的字符数</w:t>
-            </w:r>
-          </w:p>
-        </w:tc>
-        <w:tc>
-          <w:tcPr>
-            <w:tcW w:type="dxa" w:w="3920"/>
-            <w:tcBorders>
-              <w:top w:val="single" w:color="A6B8D0" w:sz="4"/>
-              <w:left w:val="single" w:color="A6B8D0" w:sz="4"/>
-              <w:bottom w:val="single" w:color="A6B8D0" w:sz="4"/>
-              <w:right w:val="single" w:color="A6B8D0" w:sz="4"/>
-            </w:tcBorders>
-            <w:tcMar>
-              <w:top w:type="dxa" w:w="50"/>
-              <w:left w:type="dxa" w:w="90"/>
-              <w:bottom w:type="dxa" w:w="50"/>
-              <w:right w:type="dxa" w:w="90"/>
-            </w:tcMar>
-          </w:tcPr>
-          <w:p>
-            <w:pPr>
-              <w:keepNext/>
-              <w:keepLines/>
-              <w:spacing w:after="0" w:before="0" w:line="280"/>
-            </w:pPr>
-            <w:r>
-              <w:rPr>
-                <w:rFonts w:ascii="Microsoft YaHei" w:eastAsia="Microsoft YaHei" w:hAnsi="Microsoft YaHei"/>
-                <w:b w:val="false"/>
-                <w:bCs w:val="false"/>
-                <w:sz w:val="18"/>
-                <w:szCs w:val="18"/>
-              </w:rPr>
-              <w:t xml:space="preserve">500</w:t>
-            </w:r>
-          </w:p>
-        </w:tc>
-        <w:tc>
-          <w:tcPr>
-            <w:tcW w:type="dxa" w:w="3205"/>
-            <w:tcBorders>
-              <w:top w:val="single" w:color="A6B8D0" w:sz="4"/>
-              <w:left w:val="single" w:color="A6B8D0" w:sz="4"/>
-              <w:bottom w:val="single" w:color="A6B8D0" w:sz="4"/>
-              <w:right w:val="single" w:color="A6B8D0" w:sz="4"/>
-            </w:tcBorders>
-            <w:tcMar>
-              <w:top w:type="dxa" w:w="50"/>
-              <w:left w:type="dxa" w:w="90"/>
-              <w:bottom w:type="dxa" w:w="50"/>
-              <w:right w:type="dxa" w:w="90"/>
-            </w:tcMar>
-          </w:tcPr>
-          <w:p>
-            <w:pPr>
-              <w:keepNext/>
-              <w:keepLines/>
-              <w:spacing w:after="0" w:before="0" w:line="280"/>
-            </w:pPr>
-            <w:r>
-              <w:rPr>
-                <w:rFonts w:ascii="Microsoft YaHei" w:eastAsia="Microsoft YaHei" w:hAnsi="Microsoft YaHei"/>
-                <w:b w:val="false"/>
-                <w:bCs w:val="false"/>
-                <w:sz w:val="18"/>
-                <w:szCs w:val="18"/>
-              </w:rPr>
-              <w:t xml:space="preserve">初始值</w:t>
+            <w:tcW w:type="dxa" w:w="4009"/>
+            <w:tcBorders>
+              <w:top w:val="single" w:color="A6B8D0" w:sz="4"/>
+              <w:left w:val="single" w:color="A6B8D0" w:sz="4"/>
+              <w:bottom w:val="single" w:color="A6B8D0" w:sz="4"/>
+              <w:right w:val="single" w:color="A6B8D0" w:sz="4"/>
+            </w:tcBorders>
+            <w:tcMar>
+              <w:top w:type="dxa" w:w="50"/>
+              <w:left w:type="dxa" w:w="90"/>
+              <w:bottom w:type="dxa" w:w="50"/>
+              <w:right w:type="dxa" w:w="90"/>
+            </w:tcMar>
+          </w:tcPr>
+          <w:p>
+            <w:pPr>
+              <w:keepNext/>
+              <w:keepLines/>
+              <w:spacing w:after="0" w:before="0" w:line="280"/>
+            </w:pPr>
+            <w:r>
+              <w:rPr>
+                <w:rFonts w:ascii="Microsoft YaHei" w:eastAsia="Microsoft YaHei" w:hAnsi="Microsoft YaHei"/>
+                <w:b w:val="false"/>
+                <w:bCs w:val="false"/>
+                <w:sz w:val="18"/>
+                <w:szCs w:val="18"/>
+              </w:rPr>
+              <w:t xml:space="preserve">自动布局的时间</w:t>
+            </w:r>
+          </w:p>
+        </w:tc>
+        <w:tc>
+          <w:tcPr>
+            <w:tcW w:type="dxa" w:w="5629"/>
+            <w:tcBorders>
+              <w:top w:val="single" w:color="A6B8D0" w:sz="4"/>
+              <w:left w:val="single" w:color="A6B8D0" w:sz="4"/>
+              <w:bottom w:val="single" w:color="A6B8D0" w:sz="4"/>
+              <w:right w:val="single" w:color="A6B8D0" w:sz="4"/>
+            </w:tcBorders>
+            <w:tcMar>
+              <w:top w:type="dxa" w:w="50"/>
+              <w:left w:type="dxa" w:w="90"/>
+              <w:bottom w:type="dxa" w:w="50"/>
+              <w:right w:type="dxa" w:w="90"/>
+            </w:tcMar>
+          </w:tcPr>
+          <w:p>
+            <w:pPr>
+              <w:keepNext/>
+              <w:keepLines/>
+              <w:spacing w:after="0" w:before="0" w:line="280"/>
+            </w:pPr>
+            <w:r>
+              <w:rPr>
+                <w:rFonts w:ascii="Microsoft YaHei" w:eastAsia="Microsoft YaHei" w:hAnsi="Microsoft YaHei"/>
+                <w:b w:val="false"/>
+                <w:bCs w:val="false"/>
+                <w:sz w:val="18"/>
+                <w:szCs w:val="18"/>
+              </w:rPr>
+              <w:t xml:space="preserve">500张在1分钟以内（7.2）</w:t>
             </w:r>
           </w:p>
         </w:tc>
@@ -30703,103 +31224,69 @@
         </w:trPr>
         <w:tc>
           <w:tcPr>
-            <w:tcW w:type="dxa" w:w="2513"/>
-            <w:tcBorders>
-              <w:top w:val="single" w:color="A6B8D0" w:sz="4"/>
-              <w:left w:val="single" w:color="A6B8D0" w:sz="4"/>
-              <w:bottom w:val="single" w:color="A6B8D0" w:sz="4"/>
-              <w:right w:val="single" w:color="A6B8D0" w:sz="4"/>
-            </w:tcBorders>
-            <w:tcMar>
-              <w:top w:type="dxa" w:w="50"/>
-              <w:left w:type="dxa" w:w="90"/>
-              <w:bottom w:type="dxa" w:w="50"/>
-              <w:right w:type="dxa" w:w="90"/>
-            </w:tcMar>
-          </w:tcPr>
-          <w:p>
-            <w:pPr>
-              <w:keepNext/>
-              <w:keepLines/>
-              <w:spacing w:after="0" w:before="0" w:line="280"/>
-            </w:pPr>
-            <w:r>
-              <w:rPr>
-                <w:rFonts w:ascii="Microsoft YaHei" w:eastAsia="Microsoft YaHei" w:hAnsi="Microsoft YaHei"/>
-                <w:b w:val="false"/>
-                <w:bCs w:val="false"/>
-                <w:sz w:val="18"/>
-                <w:szCs w:val="18"/>
-              </w:rPr>
-              <w:t xml:space="preserve">撤销的步数</w:t>
-            </w:r>
-          </w:p>
-        </w:tc>
-        <w:tc>
-          <w:tcPr>
-            <w:tcW w:type="dxa" w:w="3920"/>
-            <w:tcBorders>
-              <w:top w:val="single" w:color="A6B8D0" w:sz="4"/>
-              <w:left w:val="single" w:color="A6B8D0" w:sz="4"/>
-              <w:bottom w:val="single" w:color="A6B8D0" w:sz="4"/>
-              <w:right w:val="single" w:color="A6B8D0" w:sz="4"/>
-            </w:tcBorders>
-            <w:tcMar>
-              <w:top w:type="dxa" w:w="50"/>
-              <w:left w:type="dxa" w:w="90"/>
-              <w:bottom w:type="dxa" w:w="50"/>
-              <w:right w:type="dxa" w:w="90"/>
-            </w:tcMar>
-          </w:tcPr>
-          <w:p>
-            <w:pPr>
-              <w:keepNext/>
-              <w:keepLines/>
-              <w:spacing w:after="0" w:before="0" w:line="280"/>
-            </w:pPr>
-            <w:r>
-              <w:rPr>
-                <w:rFonts w:ascii="Microsoft YaHei" w:eastAsia="Microsoft YaHei" w:hAnsi="Microsoft YaHei"/>
-                <w:b w:val="false"/>
-                <w:bCs w:val="false"/>
-                <w:sz w:val="18"/>
-                <w:szCs w:val="18"/>
-              </w:rPr>
-              <w:t xml:space="preserve">默认200，50至1,000</w:t>
-            </w:r>
-          </w:p>
-        </w:tc>
-        <w:tc>
-          <w:tcPr>
-            <w:tcW w:type="dxa" w:w="3205"/>
-            <w:tcBorders>
-              <w:top w:val="single" w:color="A6B8D0" w:sz="4"/>
-              <w:left w:val="single" w:color="A6B8D0" w:sz="4"/>
-              <w:bottom w:val="single" w:color="A6B8D0" w:sz="4"/>
-              <w:right w:val="single" w:color="A6B8D0" w:sz="4"/>
-            </w:tcBorders>
-            <w:tcMar>
-              <w:top w:type="dxa" w:w="50"/>
-              <w:left w:type="dxa" w:w="90"/>
-              <w:bottom w:type="dxa" w:w="50"/>
-              <w:right w:type="dxa" w:w="90"/>
-            </w:tcMar>
-          </w:tcPr>
-          <w:p>
-            <w:pPr>
-              <w:keepNext/>
-              <w:keepLines/>
-              <w:spacing w:after="0" w:before="0" w:line="280"/>
-            </w:pPr>
-            <w:r>
-              <w:rPr>
-                <w:rFonts w:ascii="Microsoft YaHei" w:eastAsia="Microsoft YaHei" w:hAnsi="Microsoft YaHei"/>
-                <w:b w:val="false"/>
-                <w:bCs w:val="false"/>
-                <w:sz w:val="18"/>
-                <w:szCs w:val="18"/>
-              </w:rPr>
-              <w:t xml:space="preserve">初始值（参考Photoshop的默认50、上限1,000）</w:t>
+            <w:tcW w:type="dxa" w:w="4009"/>
+            <w:tcBorders>
+              <w:top w:val="single" w:color="A6B8D0" w:sz="4"/>
+              <w:left w:val="single" w:color="A6B8D0" w:sz="4"/>
+              <w:bottom w:val="single" w:color="A6B8D0" w:sz="4"/>
+              <w:right w:val="single" w:color="A6B8D0" w:sz="4"/>
+            </w:tcBorders>
+            <w:tcMar>
+              <w:top w:type="dxa" w:w="50"/>
+              <w:left w:type="dxa" w:w="90"/>
+              <w:bottom w:type="dxa" w:w="50"/>
+              <w:right w:type="dxa" w:w="90"/>
+            </w:tcMar>
+          </w:tcPr>
+          <w:p>
+            <w:pPr>
+              <w:keepNext/>
+              <w:keepLines/>
+              <w:spacing w:after="0" w:before="0" w:line="280"/>
+            </w:pPr>
+            <w:r>
+              <w:rPr>
+                <w:rFonts w:ascii="Microsoft YaHei" w:eastAsia="Microsoft YaHei" w:hAnsi="Microsoft YaHei"/>
+                <w:b w:val="false"/>
+                <w:bCs w:val="false"/>
+                <w:sz w:val="18"/>
+                <w:szCs w:val="18"/>
+              </w:rPr>
+              <w:t xml:space="preserve">自动布局的命中率</w:t>
+            </w:r>
+          </w:p>
+        </w:tc>
+        <w:tc>
+          <w:tcPr>
+            <w:tcW w:type="dxa" w:w="5629"/>
+            <w:tcBorders>
+              <w:top w:val="single" w:color="A6B8D0" w:sz="4"/>
+              <w:left w:val="single" w:color="A6B8D0" w:sz="4"/>
+              <w:bottom w:val="single" w:color="A6B8D0" w:sz="4"/>
+              <w:right w:val="single" w:color="A6B8D0" w:sz="4"/>
+            </w:tcBorders>
+            <w:tcMar>
+              <w:top w:type="dxa" w:w="50"/>
+              <w:left w:type="dxa" w:w="90"/>
+              <w:bottom w:type="dxa" w:w="50"/>
+              <w:right w:type="dxa" w:w="90"/>
+            </w:tcMar>
+          </w:tcPr>
+          <w:p>
+            <w:pPr>
+              <w:keepNext/>
+              <w:keepLines/>
+              <w:spacing w:after="0" w:before="0" w:line="280"/>
+            </w:pPr>
+            <w:r>
+              <w:rPr>
+                <w:rFonts w:ascii="Microsoft YaHei" w:eastAsia="Microsoft YaHei" w:hAnsi="Microsoft YaHei"/>
+                <w:b w:val="false"/>
+                <w:bCs w:val="false"/>
+                <w:sz w:val="18"/>
+                <w:szCs w:val="18"/>
+              </w:rPr>
+              <w:t xml:space="preserve">7成以上的照片不需要调整（7.2）</w:t>
             </w:r>
           </w:p>
         </w:tc>
@@ -30811,103 +31298,69 @@
         </w:trPr>
         <w:tc>
           <w:tcPr>
-            <w:tcW w:type="dxa" w:w="2513"/>
-            <w:tcBorders>
-              <w:top w:val="single" w:color="A6B8D0" w:sz="4"/>
-              <w:left w:val="single" w:color="A6B8D0" w:sz="4"/>
-              <w:bottom w:val="single" w:color="A6B8D0" w:sz="4"/>
-              <w:right w:val="single" w:color="A6B8D0" w:sz="4"/>
-            </w:tcBorders>
-            <w:tcMar>
-              <w:top w:type="dxa" w:w="50"/>
-              <w:left w:type="dxa" w:w="90"/>
-              <w:bottom w:type="dxa" w:w="50"/>
-              <w:right w:type="dxa" w:w="90"/>
-            </w:tcMar>
-          </w:tcPr>
-          <w:p>
-            <w:pPr>
-              <w:keepNext/>
-              <w:keepLines/>
-              <w:spacing w:after="0" w:before="0" w:line="280"/>
-            </w:pPr>
-            <w:r>
-              <w:rPr>
-                <w:rFonts w:ascii="Microsoft YaHei" w:eastAsia="Microsoft YaHei" w:hAnsi="Microsoft YaHei"/>
-                <w:b w:val="false"/>
-                <w:bCs w:val="false"/>
-                <w:sz w:val="18"/>
-                <w:szCs w:val="18"/>
-              </w:rPr>
-              <w:t xml:space="preserve">自动保存</w:t>
-            </w:r>
-          </w:p>
-        </w:tc>
-        <w:tc>
-          <w:tcPr>
-            <w:tcW w:type="dxa" w:w="3920"/>
-            <w:tcBorders>
-              <w:top w:val="single" w:color="A6B8D0" w:sz="4"/>
-              <w:left w:val="single" w:color="A6B8D0" w:sz="4"/>
-              <w:bottom w:val="single" w:color="A6B8D0" w:sz="4"/>
-              <w:right w:val="single" w:color="A6B8D0" w:sz="4"/>
-            </w:tcBorders>
-            <w:tcMar>
-              <w:top w:type="dxa" w:w="50"/>
-              <w:left w:type="dxa" w:w="90"/>
-              <w:bottom w:type="dxa" w:w="50"/>
-              <w:right w:type="dxa" w:w="90"/>
-            </w:tcMar>
-          </w:tcPr>
-          <w:p>
-            <w:pPr>
-              <w:keepNext/>
-              <w:keepLines/>
-              <w:spacing w:after="0" w:before="0" w:line="280"/>
-            </w:pPr>
-            <w:r>
-              <w:rPr>
-                <w:rFonts w:ascii="Microsoft YaHei" w:eastAsia="Microsoft YaHei" w:hAnsi="Microsoft YaHei"/>
-                <w:b w:val="false"/>
-                <w:bCs w:val="false"/>
-                <w:sz w:val="18"/>
-                <w:szCs w:val="18"/>
-              </w:rPr>
-              <w:t xml:space="preserve">操作停止后2秒</w:t>
-            </w:r>
-          </w:p>
-        </w:tc>
-        <w:tc>
-          <w:tcPr>
-            <w:tcW w:type="dxa" w:w="3205"/>
-            <w:tcBorders>
-              <w:top w:val="single" w:color="A6B8D0" w:sz="4"/>
-              <w:left w:val="single" w:color="A6B8D0" w:sz="4"/>
-              <w:bottom w:val="single" w:color="A6B8D0" w:sz="4"/>
-              <w:right w:val="single" w:color="A6B8D0" w:sz="4"/>
-            </w:tcBorders>
-            <w:tcMar>
-              <w:top w:type="dxa" w:w="50"/>
-              <w:left w:type="dxa" w:w="90"/>
-              <w:bottom w:type="dxa" w:w="50"/>
-              <w:right w:type="dxa" w:w="90"/>
-            </w:tcMar>
-          </w:tcPr>
-          <w:p>
-            <w:pPr>
-              <w:keepNext/>
-              <w:keepLines/>
-              <w:spacing w:after="0" w:before="0" w:line="280"/>
-            </w:pPr>
-            <w:r>
-              <w:rPr>
-                <w:rFonts w:ascii="Microsoft YaHei" w:eastAsia="Microsoft YaHei" w:hAnsi="Microsoft YaHei"/>
-                <w:b w:val="false"/>
-                <w:bCs w:val="false"/>
-                <w:sz w:val="18"/>
-                <w:szCs w:val="18"/>
-              </w:rPr>
-              <w:t xml:space="preserve">初始值</w:t>
+            <w:tcW w:type="dxa" w:w="4009"/>
+            <w:tcBorders>
+              <w:top w:val="single" w:color="A6B8D0" w:sz="4"/>
+              <w:left w:val="single" w:color="A6B8D0" w:sz="4"/>
+              <w:bottom w:val="single" w:color="A6B8D0" w:sz="4"/>
+              <w:right w:val="single" w:color="A6B8D0" w:sz="4"/>
+            </w:tcBorders>
+            <w:tcMar>
+              <w:top w:type="dxa" w:w="50"/>
+              <w:left w:type="dxa" w:w="90"/>
+              <w:bottom w:type="dxa" w:w="50"/>
+              <w:right w:type="dxa" w:w="90"/>
+            </w:tcMar>
+          </w:tcPr>
+          <w:p>
+            <w:pPr>
+              <w:keepNext/>
+              <w:keepLines/>
+              <w:spacing w:after="0" w:before="0" w:line="280"/>
+            </w:pPr>
+            <w:r>
+              <w:rPr>
+                <w:rFonts w:ascii="Microsoft YaHei" w:eastAsia="Microsoft YaHei" w:hAnsi="Microsoft YaHei"/>
+                <w:b w:val="false"/>
+                <w:bCs w:val="false"/>
+                <w:sz w:val="18"/>
+                <w:szCs w:val="18"/>
+              </w:rPr>
+              <w:t xml:space="preserve">moxcms与lcms2的差</w:t>
+            </w:r>
+          </w:p>
+        </w:tc>
+        <w:tc>
+          <w:tcPr>
+            <w:tcW w:type="dxa" w:w="5629"/>
+            <w:tcBorders>
+              <w:top w:val="single" w:color="A6B8D0" w:sz="4"/>
+              <w:left w:val="single" w:color="A6B8D0" w:sz="4"/>
+              <w:bottom w:val="single" w:color="A6B8D0" w:sz="4"/>
+              <w:right w:val="single" w:color="A6B8D0" w:sz="4"/>
+            </w:tcBorders>
+            <w:tcMar>
+              <w:top w:type="dxa" w:w="50"/>
+              <w:left w:type="dxa" w:w="90"/>
+              <w:bottom w:type="dxa" w:w="50"/>
+              <w:right w:type="dxa" w:w="90"/>
+            </w:tcMar>
+          </w:tcPr>
+          <w:p>
+            <w:pPr>
+              <w:keepNext/>
+              <w:keepLines/>
+              <w:spacing w:after="0" w:before="0" w:line="280"/>
+            </w:pPr>
+            <w:r>
+              <w:rPr>
+                <w:rFonts w:ascii="Microsoft YaHei" w:eastAsia="Microsoft YaHei" w:hAnsi="Microsoft YaHei"/>
+                <w:b w:val="false"/>
+                <w:bCs w:val="false"/>
+                <w:sz w:val="18"/>
+                <w:szCs w:val="18"/>
+              </w:rPr>
+              <w:t xml:space="preserve">ΔE2000的最大值不足1（14.3）</w:t>
             </w:r>
           </w:p>
         </w:tc>
@@ -30919,103 +31372,69 @@
         </w:trPr>
         <w:tc>
           <w:tcPr>
-            <w:tcW w:type="dxa" w:w="2513"/>
-            <w:tcBorders>
-              <w:top w:val="single" w:color="A6B8D0" w:sz="4"/>
-              <w:left w:val="single" w:color="A6B8D0" w:sz="4"/>
-              <w:bottom w:val="single" w:color="A6B8D0" w:sz="4"/>
-              <w:right w:val="single" w:color="A6B8D0" w:sz="4"/>
-            </w:tcBorders>
-            <w:tcMar>
-              <w:top w:type="dxa" w:w="50"/>
-              <w:left w:type="dxa" w:w="90"/>
-              <w:bottom w:type="dxa" w:w="50"/>
-              <w:right w:type="dxa" w:w="90"/>
-            </w:tcMar>
-          </w:tcPr>
-          <w:p>
-            <w:pPr>
-              <w:keepNext/>
-              <w:keepLines/>
-              <w:spacing w:after="0" w:before="0" w:line="280"/>
-            </w:pPr>
-            <w:r>
-              <w:rPr>
-                <w:rFonts w:ascii="Microsoft YaHei" w:eastAsia="Microsoft YaHei" w:hAnsi="Microsoft YaHei"/>
-                <w:b w:val="false"/>
-                <w:bCs w:val="false"/>
-                <w:sz w:val="18"/>
-                <w:szCs w:val="18"/>
-              </w:rPr>
-              <w:t xml:space="preserve">作业的备份</w:t>
-            </w:r>
-          </w:p>
-        </w:tc>
-        <w:tc>
-          <w:tcPr>
-            <w:tcW w:type="dxa" w:w="3920"/>
-            <w:tcBorders>
-              <w:top w:val="single" w:color="A6B8D0" w:sz="4"/>
-              <w:left w:val="single" w:color="A6B8D0" w:sz="4"/>
-              <w:bottom w:val="single" w:color="A6B8D0" w:sz="4"/>
-              <w:right w:val="single" w:color="A6B8D0" w:sz="4"/>
-            </w:tcBorders>
-            <w:tcMar>
-              <w:top w:type="dxa" w:w="50"/>
-              <w:left w:type="dxa" w:w="90"/>
-              <w:bottom w:type="dxa" w:w="50"/>
-              <w:right w:type="dxa" w:w="90"/>
-            </w:tcMar>
-          </w:tcPr>
-          <w:p>
-            <w:pPr>
-              <w:keepNext/>
-              <w:keepLines/>
-              <w:spacing w:after="0" w:before="0" w:line="280"/>
-            </w:pPr>
-            <w:r>
-              <w:rPr>
-                <w:rFonts w:ascii="Microsoft YaHei" w:eastAsia="Microsoft YaHei" w:hAnsi="Microsoft YaHei"/>
-                <w:b w:val="false"/>
-                <w:bCs w:val="false"/>
-                <w:sz w:val="18"/>
-                <w:szCs w:val="18"/>
-              </w:rPr>
-              <w:t xml:space="preserve">5个</w:t>
-            </w:r>
-          </w:p>
-        </w:tc>
-        <w:tc>
-          <w:tcPr>
-            <w:tcW w:type="dxa" w:w="3205"/>
-            <w:tcBorders>
-              <w:top w:val="single" w:color="A6B8D0" w:sz="4"/>
-              <w:left w:val="single" w:color="A6B8D0" w:sz="4"/>
-              <w:bottom w:val="single" w:color="A6B8D0" w:sz="4"/>
-              <w:right w:val="single" w:color="A6B8D0" w:sz="4"/>
-            </w:tcBorders>
-            <w:tcMar>
-              <w:top w:type="dxa" w:w="50"/>
-              <w:left w:type="dxa" w:w="90"/>
-              <w:bottom w:type="dxa" w:w="50"/>
-              <w:right w:type="dxa" w:w="90"/>
-            </w:tcMar>
-          </w:tcPr>
-          <w:p>
-            <w:pPr>
-              <w:keepNext/>
-              <w:keepLines/>
-              <w:spacing w:after="0" w:before="0" w:line="280"/>
-            </w:pPr>
-            <w:r>
-              <w:rPr>
-                <w:rFonts w:ascii="Microsoft YaHei" w:eastAsia="Microsoft YaHei" w:hAnsi="Microsoft YaHei"/>
-                <w:b w:val="false"/>
-                <w:bCs w:val="false"/>
-                <w:sz w:val="18"/>
-                <w:szCs w:val="18"/>
-              </w:rPr>
-              <w:t xml:space="preserve">初始值</w:t>
+            <w:tcW w:type="dxa" w:w="4009"/>
+            <w:tcBorders>
+              <w:top w:val="single" w:color="A6B8D0" w:sz="4"/>
+              <w:left w:val="single" w:color="A6B8D0" w:sz="4"/>
+              <w:bottom w:val="single" w:color="A6B8D0" w:sz="4"/>
+              <w:right w:val="single" w:color="A6B8D0" w:sz="4"/>
+            </w:tcBorders>
+            <w:tcMar>
+              <w:top w:type="dxa" w:w="50"/>
+              <w:left w:type="dxa" w:w="90"/>
+              <w:bottom w:type="dxa" w:w="50"/>
+              <w:right w:type="dxa" w:w="90"/>
+            </w:tcMar>
+          </w:tcPr>
+          <w:p>
+            <w:pPr>
+              <w:keepNext/>
+              <w:keepLines/>
+              <w:spacing w:after="0" w:before="0" w:line="280"/>
+            </w:pPr>
+            <w:r>
+              <w:rPr>
+                <w:rFonts w:ascii="Microsoft YaHei" w:eastAsia="Microsoft YaHei" w:hAnsi="Microsoft YaHei"/>
+                <w:b w:val="false"/>
+                <w:bCs w:val="false"/>
+                <w:sz w:val="18"/>
+                <w:szCs w:val="18"/>
+              </w:rPr>
+              <w:t xml:space="preserve">向Adobe RGB的16位TIFF绘入的色差</w:t>
+            </w:r>
+          </w:p>
+        </w:tc>
+        <w:tc>
+          <w:tcPr>
+            <w:tcW w:type="dxa" w:w="5629"/>
+            <w:tcBorders>
+              <w:top w:val="single" w:color="A6B8D0" w:sz="4"/>
+              <w:left w:val="single" w:color="A6B8D0" w:sz="4"/>
+              <w:bottom w:val="single" w:color="A6B8D0" w:sz="4"/>
+              <w:right w:val="single" w:color="A6B8D0" w:sz="4"/>
+            </w:tcBorders>
+            <w:tcMar>
+              <w:top w:type="dxa" w:w="50"/>
+              <w:left w:type="dxa" w:w="90"/>
+              <w:bottom w:type="dxa" w:w="50"/>
+              <w:right w:type="dxa" w:w="90"/>
+            </w:tcMar>
+          </w:tcPr>
+          <w:p>
+            <w:pPr>
+              <w:keepNext/>
+              <w:keepLines/>
+              <w:spacing w:after="0" w:before="0" w:line="280"/>
+            </w:pPr>
+            <w:r>
+              <w:rPr>
+                <w:rFonts w:ascii="Microsoft YaHei" w:eastAsia="Microsoft YaHei" w:hAnsi="Microsoft YaHei"/>
+                <w:b w:val="false"/>
+                <w:bCs w:val="false"/>
+                <w:sz w:val="18"/>
+                <w:szCs w:val="18"/>
+              </w:rPr>
+              <w:t xml:space="preserve">与sRGB值的ΔE2000不足1（3.5）</w:t>
             </w:r>
           </w:p>
         </w:tc>
@@ -31027,331 +31446,7 @@
         </w:trPr>
         <w:tc>
           <w:tcPr>
-            <w:tcW w:type="dxa" w:w="2513"/>
-            <w:tcBorders>
-              <w:top w:val="single" w:color="A6B8D0" w:sz="4"/>
-              <w:left w:val="single" w:color="A6B8D0" w:sz="4"/>
-              <w:bottom w:val="single" w:color="A6B8D0" w:sz="4"/>
-              <w:right w:val="single" w:color="A6B8D0" w:sz="4"/>
-            </w:tcBorders>
-            <w:tcMar>
-              <w:top w:type="dxa" w:w="50"/>
-              <w:left w:type="dxa" w:w="90"/>
-              <w:bottom w:type="dxa" w:w="50"/>
-              <w:right w:type="dxa" w:w="90"/>
-            </w:tcMar>
-          </w:tcPr>
-          <w:p>
-            <w:pPr>
-              <w:keepNext/>
-              <w:keepLines/>
-              <w:spacing w:after="0" w:before="0" w:line="280"/>
-            </w:pPr>
-            <w:r>
-              <w:rPr>
-                <w:rFonts w:ascii="Microsoft YaHei" w:eastAsia="Microsoft YaHei" w:hAnsi="Microsoft YaHei"/>
-                <w:b w:val="false"/>
-                <w:bCs w:val="false"/>
-                <w:sz w:val="18"/>
-                <w:szCs w:val="18"/>
-              </w:rPr>
-              <w:t xml:space="preserve">缩小图像</w:t>
-            </w:r>
-          </w:p>
-        </w:tc>
-        <w:tc>
-          <w:tcPr>
-            <w:tcW w:type="dxa" w:w="3920"/>
-            <w:tcBorders>
-              <w:top w:val="single" w:color="A6B8D0" w:sz="4"/>
-              <w:left w:val="single" w:color="A6B8D0" w:sz="4"/>
-              <w:bottom w:val="single" w:color="A6B8D0" w:sz="4"/>
-              <w:right w:val="single" w:color="A6B8D0" w:sz="4"/>
-            </w:tcBorders>
-            <w:tcMar>
-              <w:top w:type="dxa" w:w="50"/>
-              <w:left w:type="dxa" w:w="90"/>
-              <w:bottom w:type="dxa" w:w="50"/>
-              <w:right w:type="dxa" w:w="90"/>
-            </w:tcMar>
-          </w:tcPr>
-          <w:p>
-            <w:pPr>
-              <w:keepNext/>
-              <w:keepLines/>
-              <w:spacing w:after="0" w:before="0" w:line="280"/>
-            </w:pPr>
-            <w:r>
-              <w:rPr>
-                <w:rFonts w:ascii="Microsoft YaHei" w:eastAsia="Microsoft YaHei" w:hAnsi="Microsoft YaHei"/>
-                <w:b w:val="false"/>
-                <w:bCs w:val="false"/>
-                <w:sz w:val="18"/>
-                <w:szCs w:val="18"/>
-              </w:rPr>
-              <w:t xml:space="preserve">短边512像素</w:t>
-            </w:r>
-          </w:p>
-        </w:tc>
-        <w:tc>
-          <w:tcPr>
-            <w:tcW w:type="dxa" w:w="3205"/>
-            <w:tcBorders>
-              <w:top w:val="single" w:color="A6B8D0" w:sz="4"/>
-              <w:left w:val="single" w:color="A6B8D0" w:sz="4"/>
-              <w:bottom w:val="single" w:color="A6B8D0" w:sz="4"/>
-              <w:right w:val="single" w:color="A6B8D0" w:sz="4"/>
-            </w:tcBorders>
-            <w:tcMar>
-              <w:top w:type="dxa" w:w="50"/>
-              <w:left w:type="dxa" w:w="90"/>
-              <w:bottom w:type="dxa" w:w="50"/>
-              <w:right w:type="dxa" w:w="90"/>
-            </w:tcMar>
-          </w:tcPr>
-          <w:p>
-            <w:pPr>
-              <w:keepNext/>
-              <w:keepLines/>
-              <w:spacing w:after="0" w:before="0" w:line="280"/>
-            </w:pPr>
-            <w:r>
-              <w:rPr>
-                <w:rFonts w:ascii="Microsoft YaHei" w:eastAsia="Microsoft YaHei" w:hAnsi="Microsoft YaHei"/>
-                <w:b w:val="false"/>
-                <w:bCs w:val="false"/>
-                <w:sz w:val="18"/>
-                <w:szCs w:val="18"/>
-              </w:rPr>
-              <w:t xml:space="preserve">初始值</w:t>
-            </w:r>
-          </w:p>
-        </w:tc>
-      </w:tr>
-      <w:tr>
-        <w:trPr>
-          <w:cantSplit/>
-          <w:tblHeader w:val="off"/>
-        </w:trPr>
-        <w:tc>
-          <w:tcPr>
-            <w:tcW w:type="dxa" w:w="2513"/>
-            <w:tcBorders>
-              <w:top w:val="single" w:color="A6B8D0" w:sz="4"/>
-              <w:left w:val="single" w:color="A6B8D0" w:sz="4"/>
-              <w:bottom w:val="single" w:color="A6B8D0" w:sz="4"/>
-              <w:right w:val="single" w:color="A6B8D0" w:sz="4"/>
-            </w:tcBorders>
-            <w:tcMar>
-              <w:top w:type="dxa" w:w="50"/>
-              <w:left w:type="dxa" w:w="90"/>
-              <w:bottom w:type="dxa" w:w="50"/>
-              <w:right w:type="dxa" w:w="90"/>
-            </w:tcMar>
-          </w:tcPr>
-          <w:p>
-            <w:pPr>
-              <w:keepNext/>
-              <w:keepLines/>
-              <w:spacing w:after="0" w:before="0" w:line="280"/>
-            </w:pPr>
-            <w:r>
-              <w:rPr>
-                <w:rFonts w:ascii="Microsoft YaHei" w:eastAsia="Microsoft YaHei" w:hAnsi="Microsoft YaHei"/>
-                <w:b w:val="false"/>
-                <w:bCs w:val="false"/>
-                <w:sz w:val="18"/>
-                <w:szCs w:val="18"/>
-              </w:rPr>
-              <w:t xml:space="preserve">预览的照片</w:t>
-            </w:r>
-          </w:p>
-        </w:tc>
-        <w:tc>
-          <w:tcPr>
-            <w:tcW w:type="dxa" w:w="3920"/>
-            <w:tcBorders>
-              <w:top w:val="single" w:color="A6B8D0" w:sz="4"/>
-              <w:left w:val="single" w:color="A6B8D0" w:sz="4"/>
-              <w:bottom w:val="single" w:color="A6B8D0" w:sz="4"/>
-              <w:right w:val="single" w:color="A6B8D0" w:sz="4"/>
-            </w:tcBorders>
-            <w:tcMar>
-              <w:top w:type="dxa" w:w="50"/>
-              <w:left w:type="dxa" w:w="90"/>
-              <w:bottom w:type="dxa" w:w="50"/>
-              <w:right w:type="dxa" w:w="90"/>
-            </w:tcMar>
-          </w:tcPr>
-          <w:p>
-            <w:pPr>
-              <w:keepNext/>
-              <w:keepLines/>
-              <w:spacing w:after="0" w:before="0" w:line="280"/>
-            </w:pPr>
-            <w:r>
-              <w:rPr>
-                <w:rFonts w:ascii="Microsoft YaHei" w:eastAsia="Microsoft YaHei" w:hAnsi="Microsoft YaHei"/>
-                <w:b w:val="false"/>
-                <w:bCs w:val="false"/>
-                <w:sz w:val="18"/>
-                <w:szCs w:val="18"/>
-              </w:rPr>
-              <w:t xml:space="preserve">长边至2560像素</w:t>
-            </w:r>
-          </w:p>
-        </w:tc>
-        <w:tc>
-          <w:tcPr>
-            <w:tcW w:type="dxa" w:w="3205"/>
-            <w:tcBorders>
-              <w:top w:val="single" w:color="A6B8D0" w:sz="4"/>
-              <w:left w:val="single" w:color="A6B8D0" w:sz="4"/>
-              <w:bottom w:val="single" w:color="A6B8D0" w:sz="4"/>
-              <w:right w:val="single" w:color="A6B8D0" w:sz="4"/>
-            </w:tcBorders>
-            <w:tcMar>
-              <w:top w:type="dxa" w:w="50"/>
-              <w:left w:type="dxa" w:w="90"/>
-              <w:bottom w:type="dxa" w:w="50"/>
-              <w:right w:type="dxa" w:w="90"/>
-            </w:tcMar>
-          </w:tcPr>
-          <w:p>
-            <w:pPr>
-              <w:keepNext/>
-              <w:keepLines/>
-              <w:spacing w:after="0" w:before="0" w:line="280"/>
-            </w:pPr>
-            <w:r>
-              <w:rPr>
-                <w:rFonts w:ascii="Microsoft YaHei" w:eastAsia="Microsoft YaHei" w:hAnsi="Microsoft YaHei"/>
-                <w:b w:val="false"/>
-                <w:bCs w:val="false"/>
-                <w:sz w:val="18"/>
-                <w:szCs w:val="18"/>
-              </w:rPr>
-              <w:t xml:space="preserve">初始值</w:t>
-            </w:r>
-          </w:p>
-        </w:tc>
-      </w:tr>
-      <w:tr>
-        <w:trPr>
-          <w:cantSplit/>
-          <w:tblHeader w:val="off"/>
-        </w:trPr>
-        <w:tc>
-          <w:tcPr>
-            <w:tcW w:type="dxa" w:w="2513"/>
-            <w:tcBorders>
-              <w:top w:val="single" w:color="A6B8D0" w:sz="4"/>
-              <w:left w:val="single" w:color="A6B8D0" w:sz="4"/>
-              <w:bottom w:val="single" w:color="A6B8D0" w:sz="4"/>
-              <w:right w:val="single" w:color="A6B8D0" w:sz="4"/>
-            </w:tcBorders>
-            <w:tcMar>
-              <w:top w:type="dxa" w:w="50"/>
-              <w:left w:type="dxa" w:w="90"/>
-              <w:bottom w:type="dxa" w:w="50"/>
-              <w:right w:type="dxa" w:w="90"/>
-            </w:tcMar>
-          </w:tcPr>
-          <w:p>
-            <w:pPr>
-              <w:keepNext/>
-              <w:keepLines/>
-              <w:spacing w:after="0" w:before="0" w:line="280"/>
-            </w:pPr>
-            <w:r>
-              <w:rPr>
-                <w:rFonts w:ascii="Microsoft YaHei" w:eastAsia="Microsoft YaHei" w:hAnsi="Microsoft YaHei"/>
-                <w:b w:val="false"/>
-                <w:bCs w:val="false"/>
-                <w:sz w:val="18"/>
-                <w:szCs w:val="18"/>
-              </w:rPr>
-              <w:t xml:space="preserve">模板交接的文件</w:t>
-            </w:r>
-          </w:p>
-        </w:tc>
-        <w:tc>
-          <w:tcPr>
-            <w:tcW w:type="dxa" w:w="3920"/>
-            <w:tcBorders>
-              <w:top w:val="single" w:color="A6B8D0" w:sz="4"/>
-              <w:left w:val="single" w:color="A6B8D0" w:sz="4"/>
-              <w:bottom w:val="single" w:color="A6B8D0" w:sz="4"/>
-              <w:right w:val="single" w:color="A6B8D0" w:sz="4"/>
-            </w:tcBorders>
-            <w:tcMar>
-              <w:top w:type="dxa" w:w="50"/>
-              <w:left w:type="dxa" w:w="90"/>
-              <w:bottom w:type="dxa" w:w="50"/>
-              <w:right w:type="dxa" w:w="90"/>
-            </w:tcMar>
-          </w:tcPr>
-          <w:p>
-            <w:pPr>
-              <w:keepNext/>
-              <w:keepLines/>
-              <w:spacing w:after="0" w:before="0" w:line="280"/>
-            </w:pPr>
-            <w:r>
-              <w:rPr>
-                <w:rFonts w:ascii="Microsoft YaHei" w:eastAsia="Microsoft YaHei" w:hAnsi="Microsoft YaHei"/>
-                <w:b w:val="false"/>
-                <w:bCs w:val="false"/>
-                <w:sz w:val="18"/>
-                <w:szCs w:val="18"/>
-              </w:rPr>
-              <w:t xml:space="preserve">内含文件50个、合计至100MB</w:t>
-            </w:r>
-          </w:p>
-        </w:tc>
-        <w:tc>
-          <w:tcPr>
-            <w:tcW w:type="dxa" w:w="3205"/>
-            <w:tcBorders>
-              <w:top w:val="single" w:color="A6B8D0" w:sz="4"/>
-              <w:left w:val="single" w:color="A6B8D0" w:sz="4"/>
-              <w:bottom w:val="single" w:color="A6B8D0" w:sz="4"/>
-              <w:right w:val="single" w:color="A6B8D0" w:sz="4"/>
-            </w:tcBorders>
-            <w:tcMar>
-              <w:top w:type="dxa" w:w="50"/>
-              <w:left w:type="dxa" w:w="90"/>
-              <w:bottom w:type="dxa" w:w="50"/>
-              <w:right w:type="dxa" w:w="90"/>
-            </w:tcMar>
-          </w:tcPr>
-          <w:p>
-            <w:pPr>
-              <w:keepNext/>
-              <w:keepLines/>
-              <w:spacing w:after="0" w:before="0" w:line="280"/>
-            </w:pPr>
-            <w:r>
-              <w:rPr>
-                <w:rFonts w:ascii="Microsoft YaHei" w:eastAsia="Microsoft YaHei" w:hAnsi="Microsoft YaHei"/>
-                <w:b w:val="false"/>
-                <w:bCs w:val="false"/>
-                <w:sz w:val="18"/>
-                <w:szCs w:val="18"/>
-              </w:rPr>
-              <w:t xml:space="preserve">初始值</w:t>
-            </w:r>
-          </w:p>
-        </w:tc>
-      </w:tr>
-      <w:tr>
-        <w:trPr>
-          <w:cantSplit/>
-          <w:tblHeader w:val="off"/>
-        </w:trPr>
-        <w:tc>
-          <w:tcPr>
-            <w:tcW w:type="dxa" w:w="2513"/>
+            <w:tcW w:type="dxa" w:w="4009"/>
             <w:tcBorders>
               <w:top w:val="single" w:color="A6B8D0" w:sz="4"/>
               <w:left w:val="single" w:color="A6B8D0" w:sz="4"/>
@@ -31379,13 +31474,13 @@
                 <w:sz w:val="18"/>
                 <w:szCs w:val="18"/>
               </w:rPr>
-              <w:t xml:space="preserve">自动布局模型的输入</w:t>
-            </w:r>
-          </w:p>
-        </w:tc>
-        <w:tc>
-          <w:tcPr>
-            <w:tcW w:type="dxa" w:w="3920"/>
+              <w:t xml:space="preserve">发布网站的显示尺寸与再压缩</w:t>
+            </w:r>
+          </w:p>
+        </w:tc>
+        <w:tc>
+          <w:tcPr>
+            <w:tcW w:type="dxa" w:w="5629"/>
             <w:tcBorders>
               <w:top w:val="single" w:color="A6B8D0" w:sz="4"/>
               <w:left w:val="single" w:color="A6B8D0" w:sz="4"/>
@@ -31413,41 +31508,7 @@
                 <w:sz w:val="18"/>
                 <w:szCs w:val="18"/>
               </w:rPr>
-              <w:t xml:space="preserve">320×320像素</w:t>
-            </w:r>
-          </w:p>
-        </w:tc>
-        <w:tc>
-          <w:tcPr>
-            <w:tcW w:type="dxa" w:w="3205"/>
-            <w:tcBorders>
-              <w:top w:val="single" w:color="A6B8D0" w:sz="4"/>
-              <w:left w:val="single" w:color="A6B8D0" w:sz="4"/>
-              <w:bottom w:val="single" w:color="A6B8D0" w:sz="4"/>
-              <w:right w:val="single" w:color="A6B8D0" w:sz="4"/>
-            </w:tcBorders>
-            <w:tcMar>
-              <w:top w:type="dxa" w:w="50"/>
-              <w:left w:type="dxa" w:w="90"/>
-              <w:bottom w:type="dxa" w:w="50"/>
-              <w:right w:type="dxa" w:w="90"/>
-            </w:tcMar>
-          </w:tcPr>
-          <w:p>
-            <w:pPr>
-              <w:keepNext w:val="false"/>
-              <w:keepLines/>
-              <w:spacing w:after="0" w:before="0" w:line="280"/>
-            </w:pPr>
-            <w:r>
-              <w:rPr>
-                <w:rFonts w:ascii="Microsoft YaHei" w:eastAsia="Microsoft YaHei" w:hAnsi="Microsoft YaHei"/>
-                <w:b w:val="false"/>
-                <w:bCs w:val="false"/>
-                <w:sz w:val="18"/>
-                <w:szCs w:val="18"/>
-              </w:rPr>
-              <w:t xml:space="preserve">u2netp官方的前处理</w:t>
+              <w:t xml:space="preserve">实际上传确认（14.1）</w:t>
             </w:r>
           </w:p>
         </w:tc>
@@ -31466,7 +31527,7 @@
         <w:rPr>
           <w:rFonts w:ascii="Microsoft YaHei" w:eastAsia="Microsoft YaHei" w:hAnsi="Microsoft YaHei"/>
         </w:rPr>
-        <w:t xml:space="preserve">18. 实测与确认的一览</w:t>
+        <w:t xml:space="preserve">18. 与要求的对应</w:t>
       </w:r>
     </w:p>
     <w:tbl>
@@ -31482,8 +31543,8 @@
         </w:tblBorders>
       </w:tblPr>
       <w:tblGrid>
-        <w:gridCol w:w="3840"/>
-        <w:gridCol w:w="5798"/>
+        <w:gridCol w:w="5703"/>
+        <w:gridCol w:w="3935"/>
       </w:tblGrid>
       <w:tr>
         <w:trPr>
@@ -31492,7 +31553,7 @@
         </w:trPr>
         <w:tc>
           <w:tcPr>
-            <w:tcW w:type="dxa" w:w="3840"/>
+            <w:tcW w:type="dxa" w:w="5703"/>
             <w:tcBorders>
               <w:top w:val="single" w:color="A6B8D0" w:sz="4"/>
               <w:left w:val="single" w:color="A6B8D0" w:sz="4"/>
@@ -31521,13 +31582,13 @@
                 <w:sz w:val="18"/>
                 <w:szCs w:val="18"/>
               </w:rPr>
-              <w:t xml:space="preserve">项目</w:t>
-            </w:r>
-          </w:p>
-        </w:tc>
-        <w:tc>
-          <w:tcPr>
-            <w:tcW w:type="dxa" w:w="5798"/>
+              <w:t xml:space="preserve">要求的编号（文字见概要设计书）</w:t>
+            </w:r>
+          </w:p>
+        </w:tc>
+        <w:tc>
+          <w:tcPr>
+            <w:tcW w:type="dxa" w:w="3935"/>
             <w:tcBorders>
               <w:top w:val="single" w:color="A6B8D0" w:sz="4"/>
               <w:left w:val="single" w:color="A6B8D0" w:sz="4"/>
@@ -31556,7 +31617,7 @@
                 <w:sz w:val="18"/>
                 <w:szCs w:val="18"/>
               </w:rPr>
-              <w:t xml:space="preserve">判定的标准</w:t>
+              <w:t xml:space="preserve">本文件中承接的节</w:t>
             </w:r>
           </w:p>
         </w:tc>
@@ -31568,69 +31629,69 @@
         </w:trPr>
         <w:tc>
           <w:tcPr>
-            <w:tcW w:type="dxa" w:w="3840"/>
-            <w:tcBorders>
-              <w:top w:val="single" w:color="A6B8D0" w:sz="4"/>
-              <w:left w:val="single" w:color="A6B8D0" w:sz="4"/>
-              <w:bottom w:val="single" w:color="A6B8D0" w:sz="4"/>
-              <w:right w:val="single" w:color="A6B8D0" w:sz="4"/>
-            </w:tcBorders>
-            <w:tcMar>
-              <w:top w:type="dxa" w:w="50"/>
-              <w:left w:type="dxa" w:w="90"/>
-              <w:bottom w:type="dxa" w:w="50"/>
-              <w:right w:type="dxa" w:w="90"/>
-            </w:tcMar>
-          </w:tcPr>
-          <w:p>
-            <w:pPr>
-              <w:keepNext/>
-              <w:keepLines/>
-              <w:spacing w:after="0" w:before="0" w:line="280"/>
-            </w:pPr>
-            <w:r>
-              <w:rPr>
-                <w:rFonts w:ascii="Microsoft YaHei" w:eastAsia="Microsoft YaHei" w:hAnsi="Microsoft YaHei"/>
-                <w:b w:val="false"/>
-                <w:bCs w:val="false"/>
-                <w:sz w:val="18"/>
-                <w:szCs w:val="18"/>
-              </w:rPr>
-              <w:t xml:space="preserve">竖排的字形（3种字体）</w:t>
-            </w:r>
-          </w:p>
-        </w:tc>
-        <w:tc>
-          <w:tcPr>
-            <w:tcW w:type="dxa" w:w="5798"/>
-            <w:tcBorders>
-              <w:top w:val="single" w:color="A6B8D0" w:sz="4"/>
-              <w:left w:val="single" w:color="A6B8D0" w:sz="4"/>
-              <w:bottom w:val="single" w:color="A6B8D0" w:sz="4"/>
-              <w:right w:val="single" w:color="A6B8D0" w:sz="4"/>
-            </w:tcBorders>
-            <w:tcMar>
-              <w:top w:type="dxa" w:w="50"/>
-              <w:left w:type="dxa" w:w="90"/>
-              <w:bottom w:type="dxa" w:w="50"/>
-              <w:right w:type="dxa" w:w="90"/>
-            </w:tcMar>
-          </w:tcPr>
-          <w:p>
-            <w:pPr>
-              <w:keepNext/>
-              <w:keepLines/>
-              <w:spacing w:after="0" w:before="0" w:line="280"/>
-            </w:pPr>
-            <w:r>
-              <w:rPr>
-                <w:rFonts w:ascii="Microsoft YaHei" w:eastAsia="Microsoft YaHei" w:hAnsi="Microsoft YaHei"/>
-                <w:b w:val="false"/>
-                <w:bCs w:val="false"/>
-                <w:sz w:val="18"/>
-                <w:szCs w:val="18"/>
-              </w:rPr>
-              <w:t xml:space="preserve">在测试句中成为竖排的形式（3.3）</w:t>
+            <w:tcW w:type="dxa" w:w="5703"/>
+            <w:tcBorders>
+              <w:top w:val="single" w:color="A6B8D0" w:sz="4"/>
+              <w:left w:val="single" w:color="A6B8D0" w:sz="4"/>
+              <w:bottom w:val="single" w:color="A6B8D0" w:sz="4"/>
+              <w:right w:val="single" w:color="A6B8D0" w:sz="4"/>
+            </w:tcBorders>
+            <w:tcMar>
+              <w:top w:type="dxa" w:w="50"/>
+              <w:left w:type="dxa" w:w="90"/>
+              <w:bottom w:type="dxa" w:w="50"/>
+              <w:right w:type="dxa" w:w="90"/>
+            </w:tcMar>
+          </w:tcPr>
+          <w:p>
+            <w:pPr>
+              <w:keepNext/>
+              <w:keepLines/>
+              <w:spacing w:after="0" w:before="0" w:line="280"/>
+            </w:pPr>
+            <w:r>
+              <w:rPr>
+                <w:rFonts w:ascii="Microsoft YaHei" w:eastAsia="Microsoft YaHei" w:hAnsi="Microsoft YaHei"/>
+                <w:b w:val="false"/>
+                <w:bCs w:val="false"/>
+                <w:sz w:val="18"/>
+                <w:szCs w:val="18"/>
+              </w:rPr>
+              <w:t xml:space="preserve">R-4-1-1</w:t>
+            </w:r>
+          </w:p>
+        </w:tc>
+        <w:tc>
+          <w:tcPr>
+            <w:tcW w:type="dxa" w:w="3935"/>
+            <w:tcBorders>
+              <w:top w:val="single" w:color="A6B8D0" w:sz="4"/>
+              <w:left w:val="single" w:color="A6B8D0" w:sz="4"/>
+              <w:bottom w:val="single" w:color="A6B8D0" w:sz="4"/>
+              <w:right w:val="single" w:color="A6B8D0" w:sz="4"/>
+            </w:tcBorders>
+            <w:tcMar>
+              <w:top w:type="dxa" w:w="50"/>
+              <w:left w:type="dxa" w:w="90"/>
+              <w:bottom w:type="dxa" w:w="50"/>
+              <w:right w:type="dxa" w:w="90"/>
+            </w:tcMar>
+          </w:tcPr>
+          <w:p>
+            <w:pPr>
+              <w:keepNext/>
+              <w:keepLines/>
+              <w:spacing w:after="0" w:before="0" w:line="280"/>
+            </w:pPr>
+            <w:r>
+              <w:rPr>
+                <w:rFonts w:ascii="Microsoft YaHei" w:eastAsia="Microsoft YaHei" w:hAnsi="Microsoft YaHei"/>
+                <w:b w:val="false"/>
+                <w:bCs w:val="false"/>
+                <w:sz w:val="18"/>
+                <w:szCs w:val="18"/>
+              </w:rPr>
+              <w:t xml:space="preserve">3.1“内容与插入字段”、5“图像图层”</w:t>
             </w:r>
           </w:p>
         </w:tc>
@@ -31642,69 +31703,69 @@
         </w:trPr>
         <w:tc>
           <w:tcPr>
-            <w:tcW w:type="dxa" w:w="3840"/>
-            <w:tcBorders>
-              <w:top w:val="single" w:color="A6B8D0" w:sz="4"/>
-              <w:left w:val="single" w:color="A6B8D0" w:sz="4"/>
-              <w:bottom w:val="single" w:color="A6B8D0" w:sz="4"/>
-              <w:right w:val="single" w:color="A6B8D0" w:sz="4"/>
-            </w:tcBorders>
-            <w:tcMar>
-              <w:top w:type="dxa" w:w="50"/>
-              <w:left w:type="dxa" w:w="90"/>
-              <w:bottom w:type="dxa" w:w="50"/>
-              <w:right w:type="dxa" w:w="90"/>
-            </w:tcMar>
-          </w:tcPr>
-          <w:p>
-            <w:pPr>
-              <w:keepNext/>
-              <w:keepLines/>
-              <w:spacing w:after="0" w:before="0" w:line="280"/>
-            </w:pPr>
-            <w:r>
-              <w:rPr>
-                <w:rFonts w:ascii="Microsoft YaHei" w:eastAsia="Microsoft YaHei" w:hAnsi="Microsoft YaHei"/>
-                <w:b w:val="false"/>
-                <w:bCs w:val="false"/>
-                <w:sz w:val="18"/>
-                <w:szCs w:val="18"/>
-              </w:rPr>
-              <w:t xml:space="preserve">3种操作系统绘制的一致</w:t>
-            </w:r>
-          </w:p>
-        </w:tc>
-        <w:tc>
-          <w:tcPr>
-            <w:tcW w:type="dxa" w:w="5798"/>
-            <w:tcBorders>
-              <w:top w:val="single" w:color="A6B8D0" w:sz="4"/>
-              <w:left w:val="single" w:color="A6B8D0" w:sz="4"/>
-              <w:bottom w:val="single" w:color="A6B8D0" w:sz="4"/>
-              <w:right w:val="single" w:color="A6B8D0" w:sz="4"/>
-            </w:tcBorders>
-            <w:tcMar>
-              <w:top w:type="dxa" w:w="50"/>
-              <w:left w:type="dxa" w:w="90"/>
-              <w:bottom w:type="dxa" w:w="50"/>
-              <w:right w:type="dxa" w:w="90"/>
-            </w:tcMar>
-          </w:tcPr>
-          <w:p>
-            <w:pPr>
-              <w:keepNext/>
-              <w:keepLines/>
-              <w:spacing w:after="0" w:before="0" w:line="280"/>
-            </w:pPr>
-            <w:r>
-              <w:rPr>
-                <w:rFonts w:ascii="Microsoft YaHei" w:eastAsia="Microsoft YaHei" w:hAnsi="Microsoft YaHei"/>
-                <w:b w:val="false"/>
-                <w:bCs w:val="false"/>
-                <w:sz w:val="18"/>
-                <w:szCs w:val="18"/>
-              </w:rPr>
-              <w:t xml:space="preserve">像素值的差全部在1以内（3.5）</w:t>
+            <w:tcW w:type="dxa" w:w="5703"/>
+            <w:tcBorders>
+              <w:top w:val="single" w:color="A6B8D0" w:sz="4"/>
+              <w:left w:val="single" w:color="A6B8D0" w:sz="4"/>
+              <w:bottom w:val="single" w:color="A6B8D0" w:sz="4"/>
+              <w:right w:val="single" w:color="A6B8D0" w:sz="4"/>
+            </w:tcBorders>
+            <w:tcMar>
+              <w:top w:type="dxa" w:w="50"/>
+              <w:left w:type="dxa" w:w="90"/>
+              <w:bottom w:type="dxa" w:w="50"/>
+              <w:right w:type="dxa" w:w="90"/>
+            </w:tcMar>
+          </w:tcPr>
+          <w:p>
+            <w:pPr>
+              <w:keepNext/>
+              <w:keepLines/>
+              <w:spacing w:after="0" w:before="0" w:line="280"/>
+            </w:pPr>
+            <w:r>
+              <w:rPr>
+                <w:rFonts w:ascii="Microsoft YaHei" w:eastAsia="Microsoft YaHei" w:hAnsi="Microsoft YaHei"/>
+                <w:b w:val="false"/>
+                <w:bCs w:val="false"/>
+                <w:sz w:val="18"/>
+                <w:szCs w:val="18"/>
+              </w:rPr>
+              <w:t xml:space="preserve">R-4-1-2</w:t>
+            </w:r>
+          </w:p>
+        </w:tc>
+        <w:tc>
+          <w:tcPr>
+            <w:tcW w:type="dxa" w:w="3935"/>
+            <w:tcBorders>
+              <w:top w:val="single" w:color="A6B8D0" w:sz="4"/>
+              <w:left w:val="single" w:color="A6B8D0" w:sz="4"/>
+              <w:bottom w:val="single" w:color="A6B8D0" w:sz="4"/>
+              <w:right w:val="single" w:color="A6B8D0" w:sz="4"/>
+            </w:tcBorders>
+            <w:tcMar>
+              <w:top w:type="dxa" w:w="50"/>
+              <w:left w:type="dxa" w:w="90"/>
+              <w:bottom w:type="dxa" w:w="50"/>
+              <w:right w:type="dxa" w:w="90"/>
+            </w:tcMar>
+          </w:tcPr>
+          <w:p>
+            <w:pPr>
+              <w:keepNext/>
+              <w:keepLines/>
+              <w:spacing w:after="0" w:before="0" w:line="280"/>
+            </w:pPr>
+            <w:r>
+              <w:rPr>
+                <w:rFonts w:ascii="Microsoft YaHei" w:eastAsia="Microsoft YaHei" w:hAnsi="Microsoft YaHei"/>
+                <w:b w:val="false"/>
+                <w:bCs w:val="false"/>
+                <w:sz w:val="18"/>
+                <w:szCs w:val="18"/>
+              </w:rPr>
+              <w:t xml:space="preserve">3.2“格式”、3.3“竖排”</w:t>
             </w:r>
           </w:p>
         </w:tc>
@@ -31716,69 +31777,69 @@
         </w:trPr>
         <w:tc>
           <w:tcPr>
-            <w:tcW w:type="dxa" w:w="3840"/>
-            <w:tcBorders>
-              <w:top w:val="single" w:color="A6B8D0" w:sz="4"/>
-              <w:left w:val="single" w:color="A6B8D0" w:sz="4"/>
-              <w:bottom w:val="single" w:color="A6B8D0" w:sz="4"/>
-              <w:right w:val="single" w:color="A6B8D0" w:sz="4"/>
-            </w:tcBorders>
-            <w:tcMar>
-              <w:top w:type="dxa" w:w="50"/>
-              <w:left w:type="dxa" w:w="90"/>
-              <w:bottom w:type="dxa" w:w="50"/>
-              <w:right w:type="dxa" w:w="90"/>
-            </w:tcMar>
-          </w:tcPr>
-          <w:p>
-            <w:pPr>
-              <w:keepNext/>
-              <w:keepLines/>
-              <w:spacing w:after="0" w:before="0" w:line="280"/>
-            </w:pPr>
-            <w:r>
-              <w:rPr>
-                <w:rFonts w:ascii="Microsoft YaHei" w:eastAsia="Microsoft YaHei" w:hAnsi="Microsoft YaHei"/>
-                <w:b w:val="false"/>
-                <w:bCs w:val="false"/>
-                <w:sz w:val="18"/>
-                <w:szCs w:val="18"/>
-              </w:rPr>
-              <w:t xml:space="preserve">表情符号COLRv1的填充</w:t>
-            </w:r>
-          </w:p>
-        </w:tc>
-        <w:tc>
-          <w:tcPr>
-            <w:tcW w:type="dxa" w:w="5798"/>
-            <w:tcBorders>
-              <w:top w:val="single" w:color="A6B8D0" w:sz="4"/>
-              <w:left w:val="single" w:color="A6B8D0" w:sz="4"/>
-              <w:bottom w:val="single" w:color="A6B8D0" w:sz="4"/>
-              <w:right w:val="single" w:color="A6B8D0" w:sz="4"/>
-            </w:tcBorders>
-            <w:tcMar>
-              <w:top w:type="dxa" w:w="50"/>
-              <w:left w:type="dxa" w:w="90"/>
-              <w:bottom w:type="dxa" w:w="50"/>
-              <w:right w:type="dxa" w:w="90"/>
-            </w:tcMar>
-          </w:tcPr>
-          <w:p>
-            <w:pPr>
-              <w:keepNext/>
-              <w:keepLines/>
-              <w:spacing w:after="0" w:before="0" w:line="280"/>
-            </w:pPr>
-            <w:r>
-              <w:rPr>
-                <w:rFonts w:ascii="Microsoft YaHei" w:eastAsia="Microsoft YaHei" w:hAnsi="Microsoft YaHei"/>
-                <w:b w:val="false"/>
-                <w:bCs w:val="false"/>
-                <w:sz w:val="18"/>
-                <w:szCs w:val="18"/>
-              </w:rPr>
-              <w:t xml:space="preserve">能绘制所有的填充，形状与颜色与浏览器的绘制相同（6.3）</w:t>
+            <w:tcW w:type="dxa" w:w="5703"/>
+            <w:tcBorders>
+              <w:top w:val="single" w:color="A6B8D0" w:sz="4"/>
+              <w:left w:val="single" w:color="A6B8D0" w:sz="4"/>
+              <w:bottom w:val="single" w:color="A6B8D0" w:sz="4"/>
+              <w:right w:val="single" w:color="A6B8D0" w:sz="4"/>
+            </w:tcBorders>
+            <w:tcMar>
+              <w:top w:type="dxa" w:w="50"/>
+              <w:left w:type="dxa" w:w="90"/>
+              <w:bottom w:type="dxa" w:w="50"/>
+              <w:right w:type="dxa" w:w="90"/>
+            </w:tcMar>
+          </w:tcPr>
+          <w:p>
+            <w:pPr>
+              <w:keepNext/>
+              <w:keepLines/>
+              <w:spacing w:after="0" w:before="0" w:line="280"/>
+            </w:pPr>
+            <w:r>
+              <w:rPr>
+                <w:rFonts w:ascii="Microsoft YaHei" w:eastAsia="Microsoft YaHei" w:hAnsi="Microsoft YaHei"/>
+                <w:b w:val="false"/>
+                <w:bCs w:val="false"/>
+                <w:sz w:val="18"/>
+                <w:szCs w:val="18"/>
+              </w:rPr>
+              <w:t xml:space="preserve">R-4-1-3</w:t>
+            </w:r>
+          </w:p>
+        </w:tc>
+        <w:tc>
+          <w:tcPr>
+            <w:tcW w:type="dxa" w:w="3935"/>
+            <w:tcBorders>
+              <w:top w:val="single" w:color="A6B8D0" w:sz="4"/>
+              <w:left w:val="single" w:color="A6B8D0" w:sz="4"/>
+              <w:bottom w:val="single" w:color="A6B8D0" w:sz="4"/>
+              <w:right w:val="single" w:color="A6B8D0" w:sz="4"/>
+            </w:tcBorders>
+            <w:tcMar>
+              <w:top w:type="dxa" w:w="50"/>
+              <w:left w:type="dxa" w:w="90"/>
+              <w:bottom w:type="dxa" w:w="50"/>
+              <w:right w:type="dxa" w:w="90"/>
+            </w:tcMar>
+          </w:tcPr>
+          <w:p>
+            <w:pPr>
+              <w:keepNext/>
+              <w:keepLines/>
+              <w:spacing w:after="0" w:before="0" w:line="280"/>
+            </w:pPr>
+            <w:r>
+              <w:rPr>
+                <w:rFonts w:ascii="Microsoft YaHei" w:eastAsia="Microsoft YaHei" w:hAnsi="Microsoft YaHei"/>
+                <w:b w:val="false"/>
+                <w:bCs w:val="false"/>
+                <w:sz w:val="18"/>
+                <w:szCs w:val="18"/>
+              </w:rPr>
+              <w:t xml:space="preserve">6“字体与表情符号”</w:t>
             </w:r>
           </w:p>
         </w:tc>
@@ -31790,69 +31851,69 @@
         </w:trPr>
         <w:tc>
           <w:tcPr>
-            <w:tcW w:type="dxa" w:w="3840"/>
-            <w:tcBorders>
-              <w:top w:val="single" w:color="A6B8D0" w:sz="4"/>
-              <w:left w:val="single" w:color="A6B8D0" w:sz="4"/>
-              <w:bottom w:val="single" w:color="A6B8D0" w:sz="4"/>
-              <w:right w:val="single" w:color="A6B8D0" w:sz="4"/>
-            </w:tcBorders>
-            <w:tcMar>
-              <w:top w:type="dxa" w:w="50"/>
-              <w:left w:type="dxa" w:w="90"/>
-              <w:bottom w:type="dxa" w:w="50"/>
-              <w:right w:type="dxa" w:w="90"/>
-            </w:tcMar>
-          </w:tcPr>
-          <w:p>
-            <w:pPr>
-              <w:keepNext/>
-              <w:keepLines/>
-              <w:spacing w:after="0" w:before="0" w:line="280"/>
-            </w:pPr>
-            <w:r>
-              <w:rPr>
-                <w:rFonts w:ascii="Microsoft YaHei" w:eastAsia="Microsoft YaHei" w:hAnsi="Microsoft YaHei"/>
-                <w:b w:val="false"/>
-                <w:bCs w:val="false"/>
-                <w:sz w:val="18"/>
-                <w:szCs w:val="18"/>
-              </w:rPr>
-              <w:t xml:space="preserve">1个组的绘制与显示</w:t>
-            </w:r>
-          </w:p>
-        </w:tc>
-        <w:tc>
-          <w:tcPr>
-            <w:tcW w:type="dxa" w:w="5798"/>
-            <w:tcBorders>
-              <w:top w:val="single" w:color="A6B8D0" w:sz="4"/>
-              <w:left w:val="single" w:color="A6B8D0" w:sz="4"/>
-              <w:bottom w:val="single" w:color="A6B8D0" w:sz="4"/>
-              <w:right w:val="single" w:color="A6B8D0" w:sz="4"/>
-            </w:tcBorders>
-            <w:tcMar>
-              <w:top w:type="dxa" w:w="50"/>
-              <w:left w:type="dxa" w:w="90"/>
-              <w:bottom w:type="dxa" w:w="50"/>
-              <w:right w:type="dxa" w:w="90"/>
-            </w:tcMar>
-          </w:tcPr>
-          <w:p>
-            <w:pPr>
-              <w:keepNext/>
-              <w:keepLines/>
-              <w:spacing w:after="0" w:before="0" w:line="280"/>
-            </w:pPr>
-            <w:r>
-              <w:rPr>
-                <w:rFonts w:ascii="Microsoft YaHei" w:eastAsia="Microsoft YaHei" w:hAnsi="Microsoft YaHei"/>
-                <w:b w:val="false"/>
-                <w:bCs w:val="false"/>
-                <w:sz w:val="18"/>
-                <w:szCs w:val="18"/>
-              </w:rPr>
-              <w:t xml:space="preserve">100ms以内（9.4）</w:t>
+            <w:tcW w:type="dxa" w:w="5703"/>
+            <w:tcBorders>
+              <w:top w:val="single" w:color="A6B8D0" w:sz="4"/>
+              <w:left w:val="single" w:color="A6B8D0" w:sz="4"/>
+              <w:bottom w:val="single" w:color="A6B8D0" w:sz="4"/>
+              <w:right w:val="single" w:color="A6B8D0" w:sz="4"/>
+            </w:tcBorders>
+            <w:tcMar>
+              <w:top w:type="dxa" w:w="50"/>
+              <w:left w:type="dxa" w:w="90"/>
+              <w:bottom w:type="dxa" w:w="50"/>
+              <w:right w:type="dxa" w:w="90"/>
+            </w:tcMar>
+          </w:tcPr>
+          <w:p>
+            <w:pPr>
+              <w:keepNext/>
+              <w:keepLines/>
+              <w:spacing w:after="0" w:before="0" w:line="280"/>
+            </w:pPr>
+            <w:r>
+              <w:rPr>
+                <w:rFonts w:ascii="Microsoft YaHei" w:eastAsia="Microsoft YaHei" w:hAnsi="Microsoft YaHei"/>
+                <w:b w:val="false"/>
+                <w:bCs w:val="false"/>
+                <w:sz w:val="18"/>
+                <w:szCs w:val="18"/>
+              </w:rPr>
+              <w:t xml:space="preserve">R-4-1-4</w:t>
+            </w:r>
+          </w:p>
+        </w:tc>
+        <w:tc>
+          <w:tcPr>
+            <w:tcW w:type="dxa" w:w="3935"/>
+            <w:tcBorders>
+              <w:top w:val="single" w:color="A6B8D0" w:sz="4"/>
+              <w:left w:val="single" w:color="A6B8D0" w:sz="4"/>
+              <w:bottom w:val="single" w:color="A6B8D0" w:sz="4"/>
+              <w:right w:val="single" w:color="A6B8D0" w:sz="4"/>
+            </w:tcBorders>
+            <w:tcMar>
+              <w:top w:type="dxa" w:w="50"/>
+              <w:left w:type="dxa" w:w="90"/>
+              <w:bottom w:type="dxa" w:w="50"/>
+              <w:right w:type="dxa" w:w="90"/>
+            </w:tcMar>
+          </w:tcPr>
+          <w:p>
+            <w:pPr>
+              <w:keepNext/>
+              <w:keepLines/>
+              <w:spacing w:after="0" w:before="0" w:line="280"/>
+            </w:pPr>
+            <w:r>
+              <w:rPr>
+                <w:rFonts w:ascii="Microsoft YaHei" w:eastAsia="Microsoft YaHei" w:hAnsi="Microsoft YaHei"/>
+                <w:b w:val="false"/>
+                <w:bCs w:val="false"/>
+                <w:sz w:val="18"/>
+                <w:szCs w:val="18"/>
+              </w:rPr>
+              <w:t xml:space="preserve">5“图像图层”、6.4“带入的字体”、8.3“交接（导出与导入）”</w:t>
             </w:r>
           </w:p>
         </w:tc>
@@ -31864,69 +31925,69 @@
         </w:trPr>
         <w:tc>
           <w:tcPr>
-            <w:tcW w:type="dxa" w:w="3840"/>
-            <w:tcBorders>
-              <w:top w:val="single" w:color="A6B8D0" w:sz="4"/>
-              <w:left w:val="single" w:color="A6B8D0" w:sz="4"/>
-              <w:bottom w:val="single" w:color="A6B8D0" w:sz="4"/>
-              <w:right w:val="single" w:color="A6B8D0" w:sz="4"/>
-            </w:tcBorders>
-            <w:tcMar>
-              <w:top w:type="dxa" w:w="50"/>
-              <w:left w:type="dxa" w:w="90"/>
-              <w:bottom w:type="dxa" w:w="50"/>
-              <w:right w:type="dxa" w:w="90"/>
-            </w:tcMar>
-          </w:tcPr>
-          <w:p>
-            <w:pPr>
-              <w:keepNext/>
-              <w:keepLines/>
-              <w:spacing w:after="0" w:before="0" w:line="280"/>
-            </w:pPr>
-            <w:r>
-              <w:rPr>
-                <w:rFonts w:ascii="Microsoft YaHei" w:eastAsia="Microsoft YaHei" w:hAnsi="Microsoft YaHei"/>
-                <w:b w:val="false"/>
-                <w:bCs w:val="false"/>
-                <w:sz w:val="18"/>
-                <w:szCs w:val="18"/>
-              </w:rPr>
-              <w:t xml:space="preserve">自动布局的时间</w:t>
-            </w:r>
-          </w:p>
-        </w:tc>
-        <w:tc>
-          <w:tcPr>
-            <w:tcW w:type="dxa" w:w="5798"/>
-            <w:tcBorders>
-              <w:top w:val="single" w:color="A6B8D0" w:sz="4"/>
-              <w:left w:val="single" w:color="A6B8D0" w:sz="4"/>
-              <w:bottom w:val="single" w:color="A6B8D0" w:sz="4"/>
-              <w:right w:val="single" w:color="A6B8D0" w:sz="4"/>
-            </w:tcBorders>
-            <w:tcMar>
-              <w:top w:type="dxa" w:w="50"/>
-              <w:left w:type="dxa" w:w="90"/>
-              <w:bottom w:type="dxa" w:w="50"/>
-              <w:right w:type="dxa" w:w="90"/>
-            </w:tcMar>
-          </w:tcPr>
-          <w:p>
-            <w:pPr>
-              <w:keepNext/>
-              <w:keepLines/>
-              <w:spacing w:after="0" w:before="0" w:line="280"/>
-            </w:pPr>
-            <w:r>
-              <w:rPr>
-                <w:rFonts w:ascii="Microsoft YaHei" w:eastAsia="Microsoft YaHei" w:hAnsi="Microsoft YaHei"/>
-                <w:b w:val="false"/>
-                <w:bCs w:val="false"/>
-                <w:sz w:val="18"/>
-                <w:szCs w:val="18"/>
-              </w:rPr>
-              <w:t xml:space="preserve">500张在1分钟以内（7.2）</w:t>
+            <w:tcW w:type="dxa" w:w="5703"/>
+            <w:tcBorders>
+              <w:top w:val="single" w:color="A6B8D0" w:sz="4"/>
+              <w:left w:val="single" w:color="A6B8D0" w:sz="4"/>
+              <w:bottom w:val="single" w:color="A6B8D0" w:sz="4"/>
+              <w:right w:val="single" w:color="A6B8D0" w:sz="4"/>
+            </w:tcBorders>
+            <w:tcMar>
+              <w:top w:type="dxa" w:w="50"/>
+              <w:left w:type="dxa" w:w="90"/>
+              <w:bottom w:type="dxa" w:w="50"/>
+              <w:right w:type="dxa" w:w="90"/>
+            </w:tcMar>
+          </w:tcPr>
+          <w:p>
+            <w:pPr>
+              <w:keepNext/>
+              <w:keepLines/>
+              <w:spacing w:after="0" w:before="0" w:line="280"/>
+            </w:pPr>
+            <w:r>
+              <w:rPr>
+                <w:rFonts w:ascii="Microsoft YaHei" w:eastAsia="Microsoft YaHei" w:hAnsi="Microsoft YaHei"/>
+                <w:b w:val="false"/>
+                <w:bCs w:val="false"/>
+                <w:sz w:val="18"/>
+                <w:szCs w:val="18"/>
+              </w:rPr>
+              <w:t xml:space="preserve">R-4-1-5</w:t>
+            </w:r>
+          </w:p>
+        </w:tc>
+        <w:tc>
+          <w:tcPr>
+            <w:tcW w:type="dxa" w:w="3935"/>
+            <w:tcBorders>
+              <w:top w:val="single" w:color="A6B8D0" w:sz="4"/>
+              <w:left w:val="single" w:color="A6B8D0" w:sz="4"/>
+              <w:bottom w:val="single" w:color="A6B8D0" w:sz="4"/>
+              <w:right w:val="single" w:color="A6B8D0" w:sz="4"/>
+            </w:tcBorders>
+            <w:tcMar>
+              <w:top w:type="dxa" w:w="50"/>
+              <w:left w:type="dxa" w:w="90"/>
+              <w:bottom w:type="dxa" w:w="50"/>
+              <w:right w:type="dxa" w:w="90"/>
+            </w:tcMar>
+          </w:tcPr>
+          <w:p>
+            <w:pPr>
+              <w:keepNext/>
+              <w:keepLines/>
+              <w:spacing w:after="0" w:before="0" w:line="280"/>
+            </w:pPr>
+            <w:r>
+              <w:rPr>
+                <w:rFonts w:ascii="Microsoft YaHei" w:eastAsia="Microsoft YaHei" w:hAnsi="Microsoft YaHei"/>
+                <w:b w:val="false"/>
+                <w:bCs w:val="false"/>
+                <w:sz w:val="18"/>
+                <w:szCs w:val="18"/>
+              </w:rPr>
+              <w:t xml:space="preserve">4“组与图层”</w:t>
             </w:r>
           </w:p>
         </w:tc>
@@ -31938,69 +31999,69 @@
         </w:trPr>
         <w:tc>
           <w:tcPr>
-            <w:tcW w:type="dxa" w:w="3840"/>
-            <w:tcBorders>
-              <w:top w:val="single" w:color="A6B8D0" w:sz="4"/>
-              <w:left w:val="single" w:color="A6B8D0" w:sz="4"/>
-              <w:bottom w:val="single" w:color="A6B8D0" w:sz="4"/>
-              <w:right w:val="single" w:color="A6B8D0" w:sz="4"/>
-            </w:tcBorders>
-            <w:tcMar>
-              <w:top w:type="dxa" w:w="50"/>
-              <w:left w:type="dxa" w:w="90"/>
-              <w:bottom w:type="dxa" w:w="50"/>
-              <w:right w:type="dxa" w:w="90"/>
-            </w:tcMar>
-          </w:tcPr>
-          <w:p>
-            <w:pPr>
-              <w:keepNext/>
-              <w:keepLines/>
-              <w:spacing w:after="0" w:before="0" w:line="280"/>
-            </w:pPr>
-            <w:r>
-              <w:rPr>
-                <w:rFonts w:ascii="Microsoft YaHei" w:eastAsia="Microsoft YaHei" w:hAnsi="Microsoft YaHei"/>
-                <w:b w:val="false"/>
-                <w:bCs w:val="false"/>
-                <w:sz w:val="18"/>
-                <w:szCs w:val="18"/>
-              </w:rPr>
-              <w:t xml:space="preserve">自动布局的命中率</w:t>
-            </w:r>
-          </w:p>
-        </w:tc>
-        <w:tc>
-          <w:tcPr>
-            <w:tcW w:type="dxa" w:w="5798"/>
-            <w:tcBorders>
-              <w:top w:val="single" w:color="A6B8D0" w:sz="4"/>
-              <w:left w:val="single" w:color="A6B8D0" w:sz="4"/>
-              <w:bottom w:val="single" w:color="A6B8D0" w:sz="4"/>
-              <w:right w:val="single" w:color="A6B8D0" w:sz="4"/>
-            </w:tcBorders>
-            <w:tcMar>
-              <w:top w:type="dxa" w:w="50"/>
-              <w:left w:type="dxa" w:w="90"/>
-              <w:bottom w:type="dxa" w:w="50"/>
-              <w:right w:type="dxa" w:w="90"/>
-            </w:tcMar>
-          </w:tcPr>
-          <w:p>
-            <w:pPr>
-              <w:keepNext/>
-              <w:keepLines/>
-              <w:spacing w:after="0" w:before="0" w:line="280"/>
-            </w:pPr>
-            <w:r>
-              <w:rPr>
-                <w:rFonts w:ascii="Microsoft YaHei" w:eastAsia="Microsoft YaHei" w:hAnsi="Microsoft YaHei"/>
-                <w:b w:val="false"/>
-                <w:bCs w:val="false"/>
-                <w:sz w:val="18"/>
-                <w:szCs w:val="18"/>
-              </w:rPr>
-              <w:t xml:space="preserve">7成以上的照片不需要调整（7.2）</w:t>
+            <w:tcW w:type="dxa" w:w="5703"/>
+            <w:tcBorders>
+              <w:top w:val="single" w:color="A6B8D0" w:sz="4"/>
+              <w:left w:val="single" w:color="A6B8D0" w:sz="4"/>
+              <w:bottom w:val="single" w:color="A6B8D0" w:sz="4"/>
+              <w:right w:val="single" w:color="A6B8D0" w:sz="4"/>
+            </w:tcBorders>
+            <w:tcMar>
+              <w:top w:type="dxa" w:w="50"/>
+              <w:left w:type="dxa" w:w="90"/>
+              <w:bottom w:type="dxa" w:w="50"/>
+              <w:right w:type="dxa" w:w="90"/>
+            </w:tcMar>
+          </w:tcPr>
+          <w:p>
+            <w:pPr>
+              <w:keepNext/>
+              <w:keepLines/>
+              <w:spacing w:after="0" w:before="0" w:line="280"/>
+            </w:pPr>
+            <w:r>
+              <w:rPr>
+                <w:rFonts w:ascii="Microsoft YaHei" w:eastAsia="Microsoft YaHei" w:hAnsi="Microsoft YaHei"/>
+                <w:b w:val="false"/>
+                <w:bCs w:val="false"/>
+                <w:sz w:val="18"/>
+                <w:szCs w:val="18"/>
+              </w:rPr>
+              <w:t xml:space="preserve">R-4-2-1</w:t>
+            </w:r>
+          </w:p>
+        </w:tc>
+        <w:tc>
+          <w:tcPr>
+            <w:tcW w:type="dxa" w:w="3935"/>
+            <w:tcBorders>
+              <w:top w:val="single" w:color="A6B8D0" w:sz="4"/>
+              <w:left w:val="single" w:color="A6B8D0" w:sz="4"/>
+              <w:bottom w:val="single" w:color="A6B8D0" w:sz="4"/>
+              <w:right w:val="single" w:color="A6B8D0" w:sz="4"/>
+            </w:tcBorders>
+            <w:tcMar>
+              <w:top w:type="dxa" w:w="50"/>
+              <w:left w:type="dxa" w:w="90"/>
+              <w:bottom w:type="dxa" w:w="50"/>
+              <w:right w:type="dxa" w:w="90"/>
+            </w:tcMar>
+          </w:tcPr>
+          <w:p>
+            <w:pPr>
+              <w:keepNext/>
+              <w:keepLines/>
+              <w:spacing w:after="0" w:before="0" w:line="280"/>
+            </w:pPr>
+            <w:r>
+              <w:rPr>
+                <w:rFonts w:ascii="Microsoft YaHei" w:eastAsia="Microsoft YaHei" w:hAnsi="Microsoft YaHei"/>
+                <w:b w:val="false"/>
+                <w:bCs w:val="false"/>
+                <w:sz w:val="18"/>
+                <w:szCs w:val="18"/>
+              </w:rPr>
+              <w:t xml:space="preserve">8“模板”</w:t>
             </w:r>
           </w:p>
         </w:tc>
@@ -32012,69 +32073,69 @@
         </w:trPr>
         <w:tc>
           <w:tcPr>
-            <w:tcW w:type="dxa" w:w="3840"/>
-            <w:tcBorders>
-              <w:top w:val="single" w:color="A6B8D0" w:sz="4"/>
-              <w:left w:val="single" w:color="A6B8D0" w:sz="4"/>
-              <w:bottom w:val="single" w:color="A6B8D0" w:sz="4"/>
-              <w:right w:val="single" w:color="A6B8D0" w:sz="4"/>
-            </w:tcBorders>
-            <w:tcMar>
-              <w:top w:type="dxa" w:w="50"/>
-              <w:left w:type="dxa" w:w="90"/>
-              <w:bottom w:type="dxa" w:w="50"/>
-              <w:right w:type="dxa" w:w="90"/>
-            </w:tcMar>
-          </w:tcPr>
-          <w:p>
-            <w:pPr>
-              <w:keepNext/>
-              <w:keepLines/>
-              <w:spacing w:after="0" w:before="0" w:line="280"/>
-            </w:pPr>
-            <w:r>
-              <w:rPr>
-                <w:rFonts w:ascii="Microsoft YaHei" w:eastAsia="Microsoft YaHei" w:hAnsi="Microsoft YaHei"/>
-                <w:b w:val="false"/>
-                <w:bCs w:val="false"/>
-                <w:sz w:val="18"/>
-                <w:szCs w:val="18"/>
-              </w:rPr>
-              <w:t xml:space="preserve">moxcms与lcms2的差</w:t>
-            </w:r>
-          </w:p>
-        </w:tc>
-        <w:tc>
-          <w:tcPr>
-            <w:tcW w:type="dxa" w:w="5798"/>
-            <w:tcBorders>
-              <w:top w:val="single" w:color="A6B8D0" w:sz="4"/>
-              <w:left w:val="single" w:color="A6B8D0" w:sz="4"/>
-              <w:bottom w:val="single" w:color="A6B8D0" w:sz="4"/>
-              <w:right w:val="single" w:color="A6B8D0" w:sz="4"/>
-            </w:tcBorders>
-            <w:tcMar>
-              <w:top w:type="dxa" w:w="50"/>
-              <w:left w:type="dxa" w:w="90"/>
-              <w:bottom w:type="dxa" w:w="50"/>
-              <w:right w:type="dxa" w:w="90"/>
-            </w:tcMar>
-          </w:tcPr>
-          <w:p>
-            <w:pPr>
-              <w:keepNext/>
-              <w:keepLines/>
-              <w:spacing w:after="0" w:before="0" w:line="280"/>
-            </w:pPr>
-            <w:r>
-              <w:rPr>
-                <w:rFonts w:ascii="Microsoft YaHei" w:eastAsia="Microsoft YaHei" w:hAnsi="Microsoft YaHei"/>
-                <w:b w:val="false"/>
-                <w:bCs w:val="false"/>
-                <w:sz w:val="18"/>
-                <w:szCs w:val="18"/>
-              </w:rPr>
-              <w:t xml:space="preserve">ΔE2000的最大值不足1（14.2）</w:t>
+            <w:tcW w:type="dxa" w:w="5703"/>
+            <w:tcBorders>
+              <w:top w:val="single" w:color="A6B8D0" w:sz="4"/>
+              <w:left w:val="single" w:color="A6B8D0" w:sz="4"/>
+              <w:bottom w:val="single" w:color="A6B8D0" w:sz="4"/>
+              <w:right w:val="single" w:color="A6B8D0" w:sz="4"/>
+            </w:tcBorders>
+            <w:tcMar>
+              <w:top w:type="dxa" w:w="50"/>
+              <w:left w:type="dxa" w:w="90"/>
+              <w:bottom w:type="dxa" w:w="50"/>
+              <w:right w:type="dxa" w:w="90"/>
+            </w:tcMar>
+          </w:tcPr>
+          <w:p>
+            <w:pPr>
+              <w:keepNext/>
+              <w:keepLines/>
+              <w:spacing w:after="0" w:before="0" w:line="280"/>
+            </w:pPr>
+            <w:r>
+              <w:rPr>
+                <w:rFonts w:ascii="Microsoft YaHei" w:eastAsia="Microsoft YaHei" w:hAnsi="Microsoft YaHei"/>
+                <w:b w:val="false"/>
+                <w:bCs w:val="false"/>
+                <w:sz w:val="18"/>
+                <w:szCs w:val="18"/>
+              </w:rPr>
+              <w:t xml:space="preserve">R-4-2-2</w:t>
+            </w:r>
+          </w:p>
+        </w:tc>
+        <w:tc>
+          <w:tcPr>
+            <w:tcW w:type="dxa" w:w="3935"/>
+            <w:tcBorders>
+              <w:top w:val="single" w:color="A6B8D0" w:sz="4"/>
+              <w:left w:val="single" w:color="A6B8D0" w:sz="4"/>
+              <w:bottom w:val="single" w:color="A6B8D0" w:sz="4"/>
+              <w:right w:val="single" w:color="A6B8D0" w:sz="4"/>
+            </w:tcBorders>
+            <w:tcMar>
+              <w:top w:type="dxa" w:w="50"/>
+              <w:left w:type="dxa" w:w="90"/>
+              <w:bottom w:type="dxa" w:w="50"/>
+              <w:right w:type="dxa" w:w="90"/>
+            </w:tcMar>
+          </w:tcPr>
+          <w:p>
+            <w:pPr>
+              <w:keepNext/>
+              <w:keepLines/>
+              <w:spacing w:after="0" w:before="0" w:line="280"/>
+            </w:pPr>
+            <w:r>
+              <w:rPr>
+                <w:rFonts w:ascii="Microsoft YaHei" w:eastAsia="Microsoft YaHei" w:hAnsi="Microsoft YaHei"/>
+                <w:b w:val="false"/>
+                <w:bCs w:val="false"/>
+                <w:sz w:val="18"/>
+                <w:szCs w:val="18"/>
+              </w:rPr>
+              <w:t xml:space="preserve">8.4“默认的模板”</w:t>
             </w:r>
           </w:p>
         </w:tc>
@@ -32086,214 +32147,69 @@
         </w:trPr>
         <w:tc>
           <w:tcPr>
-            <w:tcW w:type="dxa" w:w="3840"/>
-            <w:tcBorders>
-              <w:top w:val="single" w:color="A6B8D0" w:sz="4"/>
-              <w:left w:val="single" w:color="A6B8D0" w:sz="4"/>
-              <w:bottom w:val="single" w:color="A6B8D0" w:sz="4"/>
-              <w:right w:val="single" w:color="A6B8D0" w:sz="4"/>
-            </w:tcBorders>
-            <w:tcMar>
-              <w:top w:type="dxa" w:w="50"/>
-              <w:left w:type="dxa" w:w="90"/>
-              <w:bottom w:type="dxa" w:w="50"/>
-              <w:right w:type="dxa" w:w="90"/>
-            </w:tcMar>
-          </w:tcPr>
-          <w:p>
-            <w:pPr>
-              <w:keepNext w:val="false"/>
-              <w:keepLines/>
-              <w:spacing w:after="0" w:before="0" w:line="280"/>
-            </w:pPr>
-            <w:r>
-              <w:rPr>
-                <w:rFonts w:ascii="Microsoft YaHei" w:eastAsia="Microsoft YaHei" w:hAnsi="Microsoft YaHei"/>
-                <w:b w:val="false"/>
-                <w:bCs w:val="false"/>
-                <w:sz w:val="18"/>
-                <w:szCs w:val="18"/>
-              </w:rPr>
-              <w:t xml:space="preserve">发布网站的显示尺寸与再压缩</w:t>
-            </w:r>
-          </w:p>
-        </w:tc>
-        <w:tc>
-          <w:tcPr>
-            <w:tcW w:type="dxa" w:w="5798"/>
-            <w:tcBorders>
-              <w:top w:val="single" w:color="A6B8D0" w:sz="4"/>
-              <w:left w:val="single" w:color="A6B8D0" w:sz="4"/>
-              <w:bottom w:val="single" w:color="A6B8D0" w:sz="4"/>
-              <w:right w:val="single" w:color="A6B8D0" w:sz="4"/>
-            </w:tcBorders>
-            <w:tcMar>
-              <w:top w:type="dxa" w:w="50"/>
-              <w:left w:type="dxa" w:w="90"/>
-              <w:bottom w:type="dxa" w:w="50"/>
-              <w:right w:type="dxa" w:w="90"/>
-            </w:tcMar>
-          </w:tcPr>
-          <w:p>
-            <w:pPr>
-              <w:keepNext w:val="false"/>
-              <w:keepLines/>
-              <w:spacing w:after="0" w:before="0" w:line="280"/>
-            </w:pPr>
-            <w:r>
-              <w:rPr>
-                <w:rFonts w:ascii="Microsoft YaHei" w:eastAsia="Microsoft YaHei" w:hAnsi="Microsoft YaHei"/>
-                <w:b w:val="false"/>
-                <w:bCs w:val="false"/>
-                <w:sz w:val="18"/>
-                <w:szCs w:val="18"/>
-              </w:rPr>
-              <w:t xml:space="preserve">实际上传确认（14.1）</w:t>
-            </w:r>
-          </w:p>
-        </w:tc>
-      </w:tr>
-    </w:tbl>
-    <w:p>
-      <w:pPr>
-        <w:spacing w:after="100" w:before="0"/>
-      </w:pPr>
-    </w:p>
-    <w:p>
-      <w:pPr>
-        <w:pStyle w:val="Heading1"/>
-      </w:pPr>
-      <w:r>
-        <w:rPr>
-          <w:rFonts w:ascii="Microsoft YaHei" w:eastAsia="Microsoft YaHei" w:hAnsi="Microsoft YaHei"/>
-        </w:rPr>
-        <w:t xml:space="preserve">19. 与要求的对应</w:t>
-      </w:r>
-    </w:p>
-    <w:tbl>
-      <w:tblPr>
-        <w:tblW w:type="dxa" w:w="9638"/>
-        <w:tblBorders>
-          <w:top w:val="single" w:color="auto" w:sz="4"/>
-          <w:left w:val="single" w:color="auto" w:sz="4"/>
-          <w:bottom w:val="single" w:color="auto" w:sz="4"/>
-          <w:right w:val="single" w:color="auto" w:sz="4"/>
-          <w:insideH w:val="single" w:color="auto" w:sz="4"/>
-          <w:insideV w:val="single" w:color="auto" w:sz="4"/>
-        </w:tblBorders>
-      </w:tblPr>
-      <w:tblGrid>
-        <w:gridCol w:w="1849"/>
-        <w:gridCol w:w="4513"/>
-        <w:gridCol w:w="3276"/>
-      </w:tblGrid>
-      <w:tr>
-        <w:trPr>
-          <w:cantSplit/>
-          <w:tblHeader/>
-        </w:trPr>
-        <w:tc>
-          <w:tcPr>
-            <w:tcW w:type="dxa" w:w="1849"/>
-            <w:tcBorders>
-              <w:top w:val="single" w:color="A6B8D0" w:sz="4"/>
-              <w:left w:val="single" w:color="A6B8D0" w:sz="4"/>
-              <w:bottom w:val="single" w:color="A6B8D0" w:sz="4"/>
-              <w:right w:val="single" w:color="A6B8D0" w:sz="4"/>
-            </w:tcBorders>
-            <w:shd w:fill="DCE6F2" w:color="auto" w:val="clear"/>
-            <w:tcMar>
-              <w:top w:type="dxa" w:w="50"/>
-              <w:left w:type="dxa" w:w="90"/>
-              <w:bottom w:type="dxa" w:w="50"/>
-              <w:right w:type="dxa" w:w="90"/>
-            </w:tcMar>
-          </w:tcPr>
-          <w:p>
-            <w:pPr>
-              <w:keepNext/>
-              <w:keepLines/>
-              <w:spacing w:after="0" w:before="0" w:line="280"/>
-            </w:pPr>
-            <w:r>
-              <w:rPr>
-                <w:rFonts w:ascii="Microsoft YaHei" w:eastAsia="Microsoft YaHei" w:hAnsi="Microsoft YaHei"/>
-                <w:b/>
-                <w:bCs/>
-                <w:sz w:val="18"/>
-                <w:szCs w:val="18"/>
-              </w:rPr>
-              <w:t xml:space="preserve">要求的编号</w:t>
-            </w:r>
-          </w:p>
-        </w:tc>
-        <w:tc>
-          <w:tcPr>
-            <w:tcW w:type="dxa" w:w="4513"/>
-            <w:tcBorders>
-              <w:top w:val="single" w:color="A6B8D0" w:sz="4"/>
-              <w:left w:val="single" w:color="A6B8D0" w:sz="4"/>
-              <w:bottom w:val="single" w:color="A6B8D0" w:sz="4"/>
-              <w:right w:val="single" w:color="A6B8D0" w:sz="4"/>
-            </w:tcBorders>
-            <w:shd w:fill="DCE6F2" w:color="auto" w:val="clear"/>
-            <w:tcMar>
-              <w:top w:type="dxa" w:w="50"/>
-              <w:left w:type="dxa" w:w="90"/>
-              <w:bottom w:type="dxa" w:w="50"/>
-              <w:right w:type="dxa" w:w="90"/>
-            </w:tcMar>
-          </w:tcPr>
-          <w:p>
-            <w:pPr>
-              <w:keepNext/>
-              <w:keepLines/>
-              <w:spacing w:after="0" w:before="0" w:line="280"/>
-            </w:pPr>
-            <w:r>
-              <w:rPr>
-                <w:rFonts w:ascii="Microsoft YaHei" w:eastAsia="Microsoft YaHei" w:hAnsi="Microsoft YaHei"/>
-                <w:b/>
-                <w:bCs/>
-                <w:sz w:val="18"/>
-                <w:szCs w:val="18"/>
-              </w:rPr>
-              <w:t xml:space="preserve">要求的内容</w:t>
-            </w:r>
-          </w:p>
-        </w:tc>
-        <w:tc>
-          <w:tcPr>
-            <w:tcW w:type="dxa" w:w="3276"/>
-            <w:tcBorders>
-              <w:top w:val="single" w:color="A6B8D0" w:sz="4"/>
-              <w:left w:val="single" w:color="A6B8D0" w:sz="4"/>
-              <w:bottom w:val="single" w:color="A6B8D0" w:sz="4"/>
-              <w:right w:val="single" w:color="A6B8D0" w:sz="4"/>
-            </w:tcBorders>
-            <w:shd w:fill="DCE6F2" w:color="auto" w:val="clear"/>
-            <w:tcMar>
-              <w:top w:type="dxa" w:w="50"/>
-              <w:left w:type="dxa" w:w="90"/>
-              <w:bottom w:type="dxa" w:w="50"/>
-              <w:right w:type="dxa" w:w="90"/>
-            </w:tcMar>
-          </w:tcPr>
-          <w:p>
-            <w:pPr>
-              <w:keepNext/>
-              <w:keepLines/>
-              <w:spacing w:after="0" w:before="0" w:line="280"/>
-            </w:pPr>
-            <w:r>
-              <w:rPr>
-                <w:rFonts w:ascii="Microsoft YaHei" w:eastAsia="Microsoft YaHei" w:hAnsi="Microsoft YaHei"/>
-                <w:b/>
-                <w:bCs/>
-                <w:sz w:val="18"/>
-                <w:szCs w:val="18"/>
-              </w:rPr>
-              <w:t xml:space="preserve">本文件中承接的节</w:t>
+            <w:tcW w:type="dxa" w:w="5703"/>
+            <w:tcBorders>
+              <w:top w:val="single" w:color="A6B8D0" w:sz="4"/>
+              <w:left w:val="single" w:color="A6B8D0" w:sz="4"/>
+              <w:bottom w:val="single" w:color="A6B8D0" w:sz="4"/>
+              <w:right w:val="single" w:color="A6B8D0" w:sz="4"/>
+            </w:tcBorders>
+            <w:tcMar>
+              <w:top w:type="dxa" w:w="50"/>
+              <w:left w:type="dxa" w:w="90"/>
+              <w:bottom w:type="dxa" w:w="50"/>
+              <w:right w:type="dxa" w:w="90"/>
+            </w:tcMar>
+          </w:tcPr>
+          <w:p>
+            <w:pPr>
+              <w:keepNext/>
+              <w:keepLines/>
+              <w:spacing w:after="0" w:before="0" w:line="280"/>
+            </w:pPr>
+            <w:r>
+              <w:rPr>
+                <w:rFonts w:ascii="Microsoft YaHei" w:eastAsia="Microsoft YaHei" w:hAnsi="Microsoft YaHei"/>
+                <w:b w:val="false"/>
+                <w:bCs w:val="false"/>
+                <w:sz w:val="18"/>
+                <w:szCs w:val="18"/>
+              </w:rPr>
+              <w:t xml:space="preserve">R-4-3-1</w:t>
+            </w:r>
+          </w:p>
+        </w:tc>
+        <w:tc>
+          <w:tcPr>
+            <w:tcW w:type="dxa" w:w="3935"/>
+            <w:tcBorders>
+              <w:top w:val="single" w:color="A6B8D0" w:sz="4"/>
+              <w:left w:val="single" w:color="A6B8D0" w:sz="4"/>
+              <w:bottom w:val="single" w:color="A6B8D0" w:sz="4"/>
+              <w:right w:val="single" w:color="A6B8D0" w:sz="4"/>
+            </w:tcBorders>
+            <w:tcMar>
+              <w:top w:type="dxa" w:w="50"/>
+              <w:left w:type="dxa" w:w="90"/>
+              <w:bottom w:type="dxa" w:w="50"/>
+              <w:right w:type="dxa" w:w="90"/>
+            </w:tcMar>
+          </w:tcPr>
+          <w:p>
+            <w:pPr>
+              <w:keepNext/>
+              <w:keepLines/>
+              <w:spacing w:after="0" w:before="0" w:line="280"/>
+            </w:pPr>
+            <w:r>
+              <w:rPr>
+                <w:rFonts w:ascii="Microsoft YaHei" w:eastAsia="Microsoft YaHei" w:hAnsi="Microsoft YaHei"/>
+                <w:b w:val="false"/>
+                <w:bCs w:val="false"/>
+                <w:sz w:val="18"/>
+                <w:szCs w:val="18"/>
+              </w:rPr>
+              <w:t xml:space="preserve">7.2“自动布局”</w:t>
             </w:r>
           </w:p>
         </w:tc>
@@ -32305,103 +32221,69 @@
         </w:trPr>
         <w:tc>
           <w:tcPr>
-            <w:tcW w:type="dxa" w:w="1849"/>
-            <w:tcBorders>
-              <w:top w:val="single" w:color="A6B8D0" w:sz="4"/>
-              <w:left w:val="single" w:color="A6B8D0" w:sz="4"/>
-              <w:bottom w:val="single" w:color="A6B8D0" w:sz="4"/>
-              <w:right w:val="single" w:color="A6B8D0" w:sz="4"/>
-            </w:tcBorders>
-            <w:tcMar>
-              <w:top w:type="dxa" w:w="50"/>
-              <w:left w:type="dxa" w:w="90"/>
-              <w:bottom w:type="dxa" w:w="50"/>
-              <w:right w:type="dxa" w:w="90"/>
-            </w:tcMar>
-          </w:tcPr>
-          <w:p>
-            <w:pPr>
-              <w:keepNext/>
-              <w:keepLines/>
-              <w:spacing w:after="0" w:before="0" w:line="280"/>
-            </w:pPr>
-            <w:r>
-              <w:rPr>
-                <w:rFonts w:ascii="Microsoft YaHei" w:eastAsia="Microsoft YaHei" w:hAnsi="Microsoft YaHei"/>
-                <w:b w:val="false"/>
-                <w:bCs w:val="false"/>
-                <w:sz w:val="18"/>
-                <w:szCs w:val="18"/>
-              </w:rPr>
-              <w:t xml:space="preserve">R-4-1-1</w:t>
-            </w:r>
-          </w:p>
-        </w:tc>
-        <w:tc>
-          <w:tcPr>
-            <w:tcW w:type="dxa" w:w="4513"/>
-            <w:tcBorders>
-              <w:top w:val="single" w:color="A6B8D0" w:sz="4"/>
-              <w:left w:val="single" w:color="A6B8D0" w:sz="4"/>
-              <w:bottom w:val="single" w:color="A6B8D0" w:sz="4"/>
-              <w:right w:val="single" w:color="A6B8D0" w:sz="4"/>
-            </w:tcBorders>
-            <w:tcMar>
-              <w:top w:type="dxa" w:w="50"/>
-              <w:left w:type="dxa" w:w="90"/>
-              <w:bottom w:type="dxa" w:w="50"/>
-              <w:right w:type="dxa" w:w="90"/>
-            </w:tcMar>
-          </w:tcPr>
-          <w:p>
-            <w:pPr>
-              <w:keepNext/>
-              <w:keepLines/>
-              <w:spacing w:after="0" w:before="0" w:line="280"/>
-            </w:pPr>
-            <w:r>
-              <w:rPr>
-                <w:rFonts w:ascii="Microsoft YaHei" w:eastAsia="Microsoft YaHei" w:hAnsi="Microsoft YaHei"/>
-                <w:b w:val="false"/>
-                <w:bCs w:val="false"/>
-                <w:sz w:val="18"/>
-                <w:szCs w:val="18"/>
-              </w:rPr>
-              <w:t xml:space="preserve">能放置名字、账号名、日期、叠加图像、许可标记</w:t>
-            </w:r>
-          </w:p>
-        </w:tc>
-        <w:tc>
-          <w:tcPr>
-            <w:tcW w:type="dxa" w:w="3276"/>
-            <w:tcBorders>
-              <w:top w:val="single" w:color="A6B8D0" w:sz="4"/>
-              <w:left w:val="single" w:color="A6B8D0" w:sz="4"/>
-              <w:bottom w:val="single" w:color="A6B8D0" w:sz="4"/>
-              <w:right w:val="single" w:color="A6B8D0" w:sz="4"/>
-            </w:tcBorders>
-            <w:tcMar>
-              <w:top w:type="dxa" w:w="50"/>
-              <w:left w:type="dxa" w:w="90"/>
-              <w:bottom w:type="dxa" w:w="50"/>
-              <w:right w:type="dxa" w:w="90"/>
-            </w:tcMar>
-          </w:tcPr>
-          <w:p>
-            <w:pPr>
-              <w:keepNext/>
-              <w:keepLines/>
-              <w:spacing w:after="0" w:before="0" w:line="280"/>
-            </w:pPr>
-            <w:r>
-              <w:rPr>
-                <w:rFonts w:ascii="Microsoft YaHei" w:eastAsia="Microsoft YaHei" w:hAnsi="Microsoft YaHei"/>
-                <w:b w:val="false"/>
-                <w:bCs w:val="false"/>
-                <w:sz w:val="18"/>
-                <w:szCs w:val="18"/>
-              </w:rPr>
-              <w:t xml:space="preserve">3.1“内容与插入字段”、5“图像图层”</w:t>
+            <w:tcW w:type="dxa" w:w="5703"/>
+            <w:tcBorders>
+              <w:top w:val="single" w:color="A6B8D0" w:sz="4"/>
+              <w:left w:val="single" w:color="A6B8D0" w:sz="4"/>
+              <w:bottom w:val="single" w:color="A6B8D0" w:sz="4"/>
+              <w:right w:val="single" w:color="A6B8D0" w:sz="4"/>
+            </w:tcBorders>
+            <w:tcMar>
+              <w:top w:type="dxa" w:w="50"/>
+              <w:left w:type="dxa" w:w="90"/>
+              <w:bottom w:type="dxa" w:w="50"/>
+              <w:right w:type="dxa" w:w="90"/>
+            </w:tcMar>
+          </w:tcPr>
+          <w:p>
+            <w:pPr>
+              <w:keepNext/>
+              <w:keepLines/>
+              <w:spacing w:after="0" w:before="0" w:line="280"/>
+            </w:pPr>
+            <w:r>
+              <w:rPr>
+                <w:rFonts w:ascii="Microsoft YaHei" w:eastAsia="Microsoft YaHei" w:hAnsi="Microsoft YaHei"/>
+                <w:b w:val="false"/>
+                <w:bCs w:val="false"/>
+                <w:sz w:val="18"/>
+                <w:szCs w:val="18"/>
+              </w:rPr>
+              <w:t xml:space="preserve">R-4-3-2</w:t>
+            </w:r>
+          </w:p>
+        </w:tc>
+        <w:tc>
+          <w:tcPr>
+            <w:tcW w:type="dxa" w:w="3935"/>
+            <w:tcBorders>
+              <w:top w:val="single" w:color="A6B8D0" w:sz="4"/>
+              <w:left w:val="single" w:color="A6B8D0" w:sz="4"/>
+              <w:bottom w:val="single" w:color="A6B8D0" w:sz="4"/>
+              <w:right w:val="single" w:color="A6B8D0" w:sz="4"/>
+            </w:tcBorders>
+            <w:tcMar>
+              <w:top w:type="dxa" w:w="50"/>
+              <w:left w:type="dxa" w:w="90"/>
+              <w:bottom w:type="dxa" w:w="50"/>
+              <w:right w:type="dxa" w:w="90"/>
+            </w:tcMar>
+          </w:tcPr>
+          <w:p>
+            <w:pPr>
+              <w:keepNext/>
+              <w:keepLines/>
+              <w:spacing w:after="0" w:before="0" w:line="280"/>
+            </w:pPr>
+            <w:r>
+              <w:rPr>
+                <w:rFonts w:ascii="Microsoft YaHei" w:eastAsia="Microsoft YaHei" w:hAnsi="Microsoft YaHei"/>
+                <w:b w:val="false"/>
+                <w:bCs w:val="false"/>
+                <w:sz w:val="18"/>
+                <w:szCs w:val="18"/>
+              </w:rPr>
+              <w:t xml:space="preserve">7.3“放不下时”</w:t>
             </w:r>
           </w:p>
         </w:tc>
@@ -32413,103 +32295,69 @@
         </w:trPr>
         <w:tc>
           <w:tcPr>
-            <w:tcW w:type="dxa" w:w="1849"/>
-            <w:tcBorders>
-              <w:top w:val="single" w:color="A6B8D0" w:sz="4"/>
-              <w:left w:val="single" w:color="A6B8D0" w:sz="4"/>
-              <w:bottom w:val="single" w:color="A6B8D0" w:sz="4"/>
-              <w:right w:val="single" w:color="A6B8D0" w:sz="4"/>
-            </w:tcBorders>
-            <w:tcMar>
-              <w:top w:type="dxa" w:w="50"/>
-              <w:left w:type="dxa" w:w="90"/>
-              <w:bottom w:type="dxa" w:w="50"/>
-              <w:right w:type="dxa" w:w="90"/>
-            </w:tcMar>
-          </w:tcPr>
-          <w:p>
-            <w:pPr>
-              <w:keepNext/>
-              <w:keepLines/>
-              <w:spacing w:after="0" w:before="0" w:line="280"/>
-            </w:pPr>
-            <w:r>
-              <w:rPr>
-                <w:rFonts w:ascii="Microsoft YaHei" w:eastAsia="Microsoft YaHei" w:hAnsi="Microsoft YaHei"/>
-                <w:b w:val="false"/>
-                <w:bCs w:val="false"/>
-                <w:sz w:val="18"/>
-                <w:szCs w:val="18"/>
-              </w:rPr>
-              <w:t xml:space="preserve">R-4-1-2</w:t>
-            </w:r>
-          </w:p>
-        </w:tc>
-        <w:tc>
-          <w:tcPr>
-            <w:tcW w:type="dxa" w:w="4513"/>
-            <w:tcBorders>
-              <w:top w:val="single" w:color="A6B8D0" w:sz="4"/>
-              <w:left w:val="single" w:color="A6B8D0" w:sz="4"/>
-              <w:bottom w:val="single" w:color="A6B8D0" w:sz="4"/>
-              <w:right w:val="single" w:color="A6B8D0" w:sz="4"/>
-            </w:tcBorders>
-            <w:tcMar>
-              <w:top w:type="dxa" w:w="50"/>
-              <w:left w:type="dxa" w:w="90"/>
-              <w:bottom w:type="dxa" w:w="50"/>
-              <w:right w:type="dxa" w:w="90"/>
-            </w:tcMar>
-          </w:tcPr>
-          <w:p>
-            <w:pPr>
-              <w:keepNext/>
-              <w:keepLines/>
-              <w:spacing w:after="0" w:before="0" w:line="280"/>
-            </w:pPr>
-            <w:r>
-              <w:rPr>
-                <w:rFonts w:ascii="Microsoft YaHei" w:eastAsia="Microsoft YaHei" w:hAnsi="Microsoft YaHei"/>
-                <w:b w:val="false"/>
-                <w:bCs w:val="false"/>
-                <w:sz w:val="18"/>
-                <w:szCs w:val="18"/>
-              </w:rPr>
-              <w:t xml:space="preserve">能改变方向（竖排、旋转）与颜色</w:t>
-            </w:r>
-          </w:p>
-        </w:tc>
-        <w:tc>
-          <w:tcPr>
-            <w:tcW w:type="dxa" w:w="3276"/>
-            <w:tcBorders>
-              <w:top w:val="single" w:color="A6B8D0" w:sz="4"/>
-              <w:left w:val="single" w:color="A6B8D0" w:sz="4"/>
-              <w:bottom w:val="single" w:color="A6B8D0" w:sz="4"/>
-              <w:right w:val="single" w:color="A6B8D0" w:sz="4"/>
-            </w:tcBorders>
-            <w:tcMar>
-              <w:top w:type="dxa" w:w="50"/>
-              <w:left w:type="dxa" w:w="90"/>
-              <w:bottom w:type="dxa" w:w="50"/>
-              <w:right w:type="dxa" w:w="90"/>
-            </w:tcMar>
-          </w:tcPr>
-          <w:p>
-            <w:pPr>
-              <w:keepNext/>
-              <w:keepLines/>
-              <w:spacing w:after="0" w:before="0" w:line="280"/>
-            </w:pPr>
-            <w:r>
-              <w:rPr>
-                <w:rFonts w:ascii="Microsoft YaHei" w:eastAsia="Microsoft YaHei" w:hAnsi="Microsoft YaHei"/>
-                <w:b w:val="false"/>
-                <w:bCs w:val="false"/>
-                <w:sz w:val="18"/>
-                <w:szCs w:val="18"/>
-              </w:rPr>
-              <w:t xml:space="preserve">3.2“格式”、3.3“竖排”</w:t>
+            <w:tcW w:type="dxa" w:w="5703"/>
+            <w:tcBorders>
+              <w:top w:val="single" w:color="A6B8D0" w:sz="4"/>
+              <w:left w:val="single" w:color="A6B8D0" w:sz="4"/>
+              <w:bottom w:val="single" w:color="A6B8D0" w:sz="4"/>
+              <w:right w:val="single" w:color="A6B8D0" w:sz="4"/>
+            </w:tcBorders>
+            <w:tcMar>
+              <w:top w:type="dxa" w:w="50"/>
+              <w:left w:type="dxa" w:w="90"/>
+              <w:bottom w:type="dxa" w:w="50"/>
+              <w:right w:type="dxa" w:w="90"/>
+            </w:tcMar>
+          </w:tcPr>
+          <w:p>
+            <w:pPr>
+              <w:keepNext/>
+              <w:keepLines/>
+              <w:spacing w:after="0" w:before="0" w:line="280"/>
+            </w:pPr>
+            <w:r>
+              <w:rPr>
+                <w:rFonts w:ascii="Microsoft YaHei" w:eastAsia="Microsoft YaHei" w:hAnsi="Microsoft YaHei"/>
+                <w:b w:val="false"/>
+                <w:bCs w:val="false"/>
+                <w:sz w:val="18"/>
+                <w:szCs w:val="18"/>
+              </w:rPr>
+              <w:t xml:space="preserve">R-4-4-1</w:t>
+            </w:r>
+          </w:p>
+        </w:tc>
+        <w:tc>
+          <w:tcPr>
+            <w:tcW w:type="dxa" w:w="3935"/>
+            <w:tcBorders>
+              <w:top w:val="single" w:color="A6B8D0" w:sz="4"/>
+              <w:left w:val="single" w:color="A6B8D0" w:sz="4"/>
+              <w:bottom w:val="single" w:color="A6B8D0" w:sz="4"/>
+              <w:right w:val="single" w:color="A6B8D0" w:sz="4"/>
+            </w:tcBorders>
+            <w:tcMar>
+              <w:top w:type="dxa" w:w="50"/>
+              <w:left w:type="dxa" w:w="90"/>
+              <w:bottom w:type="dxa" w:w="50"/>
+              <w:right w:type="dxa" w:w="90"/>
+            </w:tcMar>
+          </w:tcPr>
+          <w:p>
+            <w:pPr>
+              <w:keepNext/>
+              <w:keepLines/>
+              <w:spacing w:after="0" w:before="0" w:line="280"/>
+            </w:pPr>
+            <w:r>
+              <w:rPr>
+                <w:rFonts w:ascii="Microsoft YaHei" w:eastAsia="Microsoft YaHei" w:hAnsi="Microsoft YaHei"/>
+                <w:b w:val="false"/>
+                <w:bCs w:val="false"/>
+                <w:sz w:val="18"/>
+                <w:szCs w:val="18"/>
+              </w:rPr>
+              <w:t xml:space="preserve">9“编辑的操作”、10“撤销与重做”</w:t>
             </w:r>
           </w:p>
         </w:tc>
@@ -32521,103 +32369,69 @@
         </w:trPr>
         <w:tc>
           <w:tcPr>
-            <w:tcW w:type="dxa" w:w="1849"/>
-            <w:tcBorders>
-              <w:top w:val="single" w:color="A6B8D0" w:sz="4"/>
-              <w:left w:val="single" w:color="A6B8D0" w:sz="4"/>
-              <w:bottom w:val="single" w:color="A6B8D0" w:sz="4"/>
-              <w:right w:val="single" w:color="A6B8D0" w:sz="4"/>
-            </w:tcBorders>
-            <w:tcMar>
-              <w:top w:type="dxa" w:w="50"/>
-              <w:left w:type="dxa" w:w="90"/>
-              <w:bottom w:type="dxa" w:w="50"/>
-              <w:right w:type="dxa" w:w="90"/>
-            </w:tcMar>
-          </w:tcPr>
-          <w:p>
-            <w:pPr>
-              <w:keepNext/>
-              <w:keepLines/>
-              <w:spacing w:after="0" w:before="0" w:line="280"/>
-            </w:pPr>
-            <w:r>
-              <w:rPr>
-                <w:rFonts w:ascii="Microsoft YaHei" w:eastAsia="Microsoft YaHei" w:hAnsi="Microsoft YaHei"/>
-                <w:b w:val="false"/>
-                <w:bCs w:val="false"/>
-                <w:sz w:val="18"/>
-                <w:szCs w:val="18"/>
-              </w:rPr>
-              <w:t xml:space="preserve">R-4-1-3</w:t>
-            </w:r>
-          </w:p>
-        </w:tc>
-        <w:tc>
-          <w:tcPr>
-            <w:tcW w:type="dxa" w:w="4513"/>
-            <w:tcBorders>
-              <w:top w:val="single" w:color="A6B8D0" w:sz="4"/>
-              <w:left w:val="single" w:color="A6B8D0" w:sz="4"/>
-              <w:bottom w:val="single" w:color="A6B8D0" w:sz="4"/>
-              <w:right w:val="single" w:color="A6B8D0" w:sz="4"/>
-            </w:tcBorders>
-            <w:tcMar>
-              <w:top w:type="dxa" w:w="50"/>
-              <w:left w:type="dxa" w:w="90"/>
-              <w:bottom w:type="dxa" w:w="50"/>
-              <w:right w:type="dxa" w:w="90"/>
-            </w:tcMar>
-          </w:tcPr>
-          <w:p>
-            <w:pPr>
-              <w:keepNext/>
-              <w:keepLines/>
-              <w:spacing w:after="0" w:before="0" w:line="280"/>
-            </w:pPr>
-            <w:r>
-              <w:rPr>
-                <w:rFonts w:ascii="Microsoft YaHei" w:eastAsia="Microsoft YaHei" w:hAnsi="Microsoft YaHei"/>
-                <w:b w:val="false"/>
-                <w:bCs w:val="false"/>
-                <w:sz w:val="18"/>
-                <w:szCs w:val="18"/>
-              </w:rPr>
-              <w:t xml:space="preserve">所用字体的许可已经确认</w:t>
-            </w:r>
-          </w:p>
-        </w:tc>
-        <w:tc>
-          <w:tcPr>
-            <w:tcW w:type="dxa" w:w="3276"/>
-            <w:tcBorders>
-              <w:top w:val="single" w:color="A6B8D0" w:sz="4"/>
-              <w:left w:val="single" w:color="A6B8D0" w:sz="4"/>
-              <w:bottom w:val="single" w:color="A6B8D0" w:sz="4"/>
-              <w:right w:val="single" w:color="A6B8D0" w:sz="4"/>
-            </w:tcBorders>
-            <w:tcMar>
-              <w:top w:type="dxa" w:w="50"/>
-              <w:left w:type="dxa" w:w="90"/>
-              <w:bottom w:type="dxa" w:w="50"/>
-              <w:right w:type="dxa" w:w="90"/>
-            </w:tcMar>
-          </w:tcPr>
-          <w:p>
-            <w:pPr>
-              <w:keepNext/>
-              <w:keepLines/>
-              <w:spacing w:after="0" w:before="0" w:line="280"/>
-            </w:pPr>
-            <w:r>
-              <w:rPr>
-                <w:rFonts w:ascii="Microsoft YaHei" w:eastAsia="Microsoft YaHei" w:hAnsi="Microsoft YaHei"/>
-                <w:b w:val="false"/>
-                <w:bCs w:val="false"/>
-                <w:sz w:val="18"/>
-                <w:szCs w:val="18"/>
-              </w:rPr>
-              <w:t xml:space="preserve">6“字体与表情符号”</w:t>
+            <w:tcW w:type="dxa" w:w="5703"/>
+            <w:tcBorders>
+              <w:top w:val="single" w:color="A6B8D0" w:sz="4"/>
+              <w:left w:val="single" w:color="A6B8D0" w:sz="4"/>
+              <w:bottom w:val="single" w:color="A6B8D0" w:sz="4"/>
+              <w:right w:val="single" w:color="A6B8D0" w:sz="4"/>
+            </w:tcBorders>
+            <w:tcMar>
+              <w:top w:type="dxa" w:w="50"/>
+              <w:left w:type="dxa" w:w="90"/>
+              <w:bottom w:type="dxa" w:w="50"/>
+              <w:right w:type="dxa" w:w="90"/>
+            </w:tcMar>
+          </w:tcPr>
+          <w:p>
+            <w:pPr>
+              <w:keepNext/>
+              <w:keepLines/>
+              <w:spacing w:after="0" w:before="0" w:line="280"/>
+            </w:pPr>
+            <w:r>
+              <w:rPr>
+                <w:rFonts w:ascii="Microsoft YaHei" w:eastAsia="Microsoft YaHei" w:hAnsi="Microsoft YaHei"/>
+                <w:b w:val="false"/>
+                <w:bCs w:val="false"/>
+                <w:sz w:val="18"/>
+                <w:szCs w:val="18"/>
+              </w:rPr>
+              <w:t xml:space="preserve">R-4-4-2</w:t>
+            </w:r>
+          </w:p>
+        </w:tc>
+        <w:tc>
+          <w:tcPr>
+            <w:tcW w:type="dxa" w:w="3935"/>
+            <w:tcBorders>
+              <w:top w:val="single" w:color="A6B8D0" w:sz="4"/>
+              <w:left w:val="single" w:color="A6B8D0" w:sz="4"/>
+              <w:bottom w:val="single" w:color="A6B8D0" w:sz="4"/>
+              <w:right w:val="single" w:color="A6B8D0" w:sz="4"/>
+            </w:tcBorders>
+            <w:tcMar>
+              <w:top w:type="dxa" w:w="50"/>
+              <w:left w:type="dxa" w:w="90"/>
+              <w:bottom w:type="dxa" w:w="50"/>
+              <w:right w:type="dxa" w:w="90"/>
+            </w:tcMar>
+          </w:tcPr>
+          <w:p>
+            <w:pPr>
+              <w:keepNext/>
+              <w:keepLines/>
+              <w:spacing w:after="0" w:before="0" w:line="280"/>
+            </w:pPr>
+            <w:r>
+              <w:rPr>
+                <w:rFonts w:ascii="Microsoft YaHei" w:eastAsia="Microsoft YaHei" w:hAnsi="Microsoft YaHei"/>
+                <w:b w:val="false"/>
+                <w:bCs w:val="false"/>
+                <w:sz w:val="18"/>
+                <w:szCs w:val="18"/>
+              </w:rPr>
+              <w:t xml:space="preserve">2“可见签名的范围”、11.8“放置处”、14.5“放置处与名称”</w:t>
             </w:r>
           </w:p>
         </w:tc>
@@ -32629,103 +32443,69 @@
         </w:trPr>
         <w:tc>
           <w:tcPr>
-            <w:tcW w:type="dxa" w:w="1849"/>
-            <w:tcBorders>
-              <w:top w:val="single" w:color="A6B8D0" w:sz="4"/>
-              <w:left w:val="single" w:color="A6B8D0" w:sz="4"/>
-              <w:bottom w:val="single" w:color="A6B8D0" w:sz="4"/>
-              <w:right w:val="single" w:color="A6B8D0" w:sz="4"/>
-            </w:tcBorders>
-            <w:tcMar>
-              <w:top w:type="dxa" w:w="50"/>
-              <w:left w:type="dxa" w:w="90"/>
-              <w:bottom w:type="dxa" w:w="50"/>
-              <w:right w:type="dxa" w:w="90"/>
-            </w:tcMar>
-          </w:tcPr>
-          <w:p>
-            <w:pPr>
-              <w:keepNext/>
-              <w:keepLines/>
-              <w:spacing w:after="0" w:before="0" w:line="280"/>
-            </w:pPr>
-            <w:r>
-              <w:rPr>
-                <w:rFonts w:ascii="Microsoft YaHei" w:eastAsia="Microsoft YaHei" w:hAnsi="Microsoft YaHei"/>
-                <w:b w:val="false"/>
-                <w:bCs w:val="false"/>
-                <w:sz w:val="18"/>
-                <w:szCs w:val="18"/>
-              </w:rPr>
-              <w:t xml:space="preserve">R-4-1-4</w:t>
-            </w:r>
-          </w:p>
-        </w:tc>
-        <w:tc>
-          <w:tcPr>
-            <w:tcW w:type="dxa" w:w="4513"/>
-            <w:tcBorders>
-              <w:top w:val="single" w:color="A6B8D0" w:sz="4"/>
-              <w:left w:val="single" w:color="A6B8D0" w:sz="4"/>
-              <w:bottom w:val="single" w:color="A6B8D0" w:sz="4"/>
-              <w:right w:val="single" w:color="A6B8D0" w:sz="4"/>
-            </w:tcBorders>
-            <w:tcMar>
-              <w:top w:type="dxa" w:w="50"/>
-              <w:left w:type="dxa" w:w="90"/>
-              <w:bottom w:type="dxa" w:w="50"/>
-              <w:right w:type="dxa" w:w="90"/>
-            </w:tcMar>
-          </w:tcPr>
-          <w:p>
-            <w:pPr>
-              <w:keepNext/>
-              <w:keepLines/>
-              <w:spacing w:after="0" w:before="0" w:line="280"/>
-            </w:pPr>
-            <w:r>
-              <w:rPr>
-                <w:rFonts w:ascii="Microsoft YaHei" w:eastAsia="Microsoft YaHei" w:hAnsi="Microsoft YaHei"/>
-                <w:b w:val="false"/>
-                <w:bCs w:val="false"/>
-                <w:sz w:val="18"/>
-                <w:szCs w:val="18"/>
-              </w:rPr>
-              <w:t xml:space="preserve">能安全地处理导入的素材</w:t>
-            </w:r>
-          </w:p>
-        </w:tc>
-        <w:tc>
-          <w:tcPr>
-            <w:tcW w:type="dxa" w:w="3276"/>
-            <w:tcBorders>
-              <w:top w:val="single" w:color="A6B8D0" w:sz="4"/>
-              <w:left w:val="single" w:color="A6B8D0" w:sz="4"/>
-              <w:bottom w:val="single" w:color="A6B8D0" w:sz="4"/>
-              <w:right w:val="single" w:color="A6B8D0" w:sz="4"/>
-            </w:tcBorders>
-            <w:tcMar>
-              <w:top w:type="dxa" w:w="50"/>
-              <w:left w:type="dxa" w:w="90"/>
-              <w:bottom w:type="dxa" w:w="50"/>
-              <w:right w:type="dxa" w:w="90"/>
-            </w:tcMar>
-          </w:tcPr>
-          <w:p>
-            <w:pPr>
-              <w:keepNext/>
-              <w:keepLines/>
-              <w:spacing w:after="0" w:before="0" w:line="280"/>
-            </w:pPr>
-            <w:r>
-              <w:rPr>
-                <w:rFonts w:ascii="Microsoft YaHei" w:eastAsia="Microsoft YaHei" w:hAnsi="Microsoft YaHei"/>
-                <w:b w:val="false"/>
-                <w:bCs w:val="false"/>
-                <w:sz w:val="18"/>
-                <w:szCs w:val="18"/>
-              </w:rPr>
-              <w:t xml:space="preserve">5“图像图层”、6.4“带入的字体”、8.3“交接（导出与导入）”</w:t>
+            <w:tcW w:type="dxa" w:w="5703"/>
+            <w:tcBorders>
+              <w:top w:val="single" w:color="A6B8D0" w:sz="4"/>
+              <w:left w:val="single" w:color="A6B8D0" w:sz="4"/>
+              <w:bottom w:val="single" w:color="A6B8D0" w:sz="4"/>
+              <w:right w:val="single" w:color="A6B8D0" w:sz="4"/>
+            </w:tcBorders>
+            <w:tcMar>
+              <w:top w:type="dxa" w:w="50"/>
+              <w:left w:type="dxa" w:w="90"/>
+              <w:bottom w:type="dxa" w:w="50"/>
+              <w:right w:type="dxa" w:w="90"/>
+            </w:tcMar>
+          </w:tcPr>
+          <w:p>
+            <w:pPr>
+              <w:keepNext/>
+              <w:keepLines/>
+              <w:spacing w:after="0" w:before="0" w:line="280"/>
+            </w:pPr>
+            <w:r>
+              <w:rPr>
+                <w:rFonts w:ascii="Microsoft YaHei" w:eastAsia="Microsoft YaHei" w:hAnsi="Microsoft YaHei"/>
+                <w:b w:val="false"/>
+                <w:bCs w:val="false"/>
+                <w:sz w:val="18"/>
+                <w:szCs w:val="18"/>
+              </w:rPr>
+              <w:t xml:space="preserve">R-4-4-3</w:t>
+            </w:r>
+          </w:p>
+        </w:tc>
+        <w:tc>
+          <w:tcPr>
+            <w:tcW w:type="dxa" w:w="3935"/>
+            <w:tcBorders>
+              <w:top w:val="single" w:color="A6B8D0" w:sz="4"/>
+              <w:left w:val="single" w:color="A6B8D0" w:sz="4"/>
+              <w:bottom w:val="single" w:color="A6B8D0" w:sz="4"/>
+              <w:right w:val="single" w:color="A6B8D0" w:sz="4"/>
+            </w:tcBorders>
+            <w:tcMar>
+              <w:top w:type="dxa" w:w="50"/>
+              <w:left w:type="dxa" w:w="90"/>
+              <w:bottom w:type="dxa" w:w="50"/>
+              <w:right w:type="dxa" w:w="90"/>
+            </w:tcMar>
+          </w:tcPr>
+          <w:p>
+            <w:pPr>
+              <w:keepNext/>
+              <w:keepLines/>
+              <w:spacing w:after="0" w:before="0" w:line="280"/>
+            </w:pPr>
+            <w:r>
+              <w:rPr>
+                <w:rFonts w:ascii="Microsoft YaHei" w:eastAsia="Microsoft YaHei" w:hAnsi="Microsoft YaHei"/>
+                <w:b w:val="false"/>
+                <w:bCs w:val="false"/>
+                <w:sz w:val="18"/>
+                <w:szCs w:val="18"/>
+              </w:rPr>
+              <w:t xml:space="preserve">11“作业（编辑中途的状态）”</w:t>
             </w:r>
           </w:p>
         </w:tc>
@@ -32737,103 +32517,69 @@
         </w:trPr>
         <w:tc>
           <w:tcPr>
-            <w:tcW w:type="dxa" w:w="1849"/>
-            <w:tcBorders>
-              <w:top w:val="single" w:color="A6B8D0" w:sz="4"/>
-              <w:left w:val="single" w:color="A6B8D0" w:sz="4"/>
-              <w:bottom w:val="single" w:color="A6B8D0" w:sz="4"/>
-              <w:right w:val="single" w:color="A6B8D0" w:sz="4"/>
-            </w:tcBorders>
-            <w:tcMar>
-              <w:top w:type="dxa" w:w="50"/>
-              <w:left w:type="dxa" w:w="90"/>
-              <w:bottom w:type="dxa" w:w="50"/>
-              <w:right w:type="dxa" w:w="90"/>
-            </w:tcMar>
-          </w:tcPr>
-          <w:p>
-            <w:pPr>
-              <w:keepNext/>
-              <w:keepLines/>
-              <w:spacing w:after="0" w:before="0" w:line="280"/>
-            </w:pPr>
-            <w:r>
-              <w:rPr>
-                <w:rFonts w:ascii="Microsoft YaHei" w:eastAsia="Microsoft YaHei" w:hAnsi="Microsoft YaHei"/>
-                <w:b w:val="false"/>
-                <w:bCs w:val="false"/>
-                <w:sz w:val="18"/>
-                <w:szCs w:val="18"/>
-              </w:rPr>
-              <w:t xml:space="preserve">R-4-1-5</w:t>
-            </w:r>
-          </w:p>
-        </w:tc>
-        <w:tc>
-          <w:tcPr>
-            <w:tcW w:type="dxa" w:w="4513"/>
-            <w:tcBorders>
-              <w:top w:val="single" w:color="A6B8D0" w:sz="4"/>
-              <w:left w:val="single" w:color="A6B8D0" w:sz="4"/>
-              <w:bottom w:val="single" w:color="A6B8D0" w:sz="4"/>
-              <w:right w:val="single" w:color="A6B8D0" w:sz="4"/>
-            </w:tcBorders>
-            <w:tcMar>
-              <w:top w:type="dxa" w:w="50"/>
-              <w:left w:type="dxa" w:w="90"/>
-              <w:bottom w:type="dxa" w:w="50"/>
-              <w:right w:type="dxa" w:w="90"/>
-            </w:tcMar>
-          </w:tcPr>
-          <w:p>
-            <w:pPr>
-              <w:keepNext/>
-              <w:keepLines/>
-              <w:spacing w:after="0" w:before="0" w:line="280"/>
-            </w:pPr>
-            <w:r>
-              <w:rPr>
-                <w:rFonts w:ascii="Microsoft YaHei" w:eastAsia="Microsoft YaHei" w:hAnsi="Microsoft YaHei"/>
-                <w:b w:val="false"/>
-                <w:bCs w:val="false"/>
-                <w:sz w:val="18"/>
-                <w:szCs w:val="18"/>
-              </w:rPr>
-              <w:t xml:space="preserve">能把要素作为图层叠放，处理叠放顺序、显示、锁定、不透明度</w:t>
-            </w:r>
-          </w:p>
-        </w:tc>
-        <w:tc>
-          <w:tcPr>
-            <w:tcW w:type="dxa" w:w="3276"/>
-            <w:tcBorders>
-              <w:top w:val="single" w:color="A6B8D0" w:sz="4"/>
-              <w:left w:val="single" w:color="A6B8D0" w:sz="4"/>
-              <w:bottom w:val="single" w:color="A6B8D0" w:sz="4"/>
-              <w:right w:val="single" w:color="A6B8D0" w:sz="4"/>
-            </w:tcBorders>
-            <w:tcMar>
-              <w:top w:type="dxa" w:w="50"/>
-              <w:left w:type="dxa" w:w="90"/>
-              <w:bottom w:type="dxa" w:w="50"/>
-              <w:right w:type="dxa" w:w="90"/>
-            </w:tcMar>
-          </w:tcPr>
-          <w:p>
-            <w:pPr>
-              <w:keepNext/>
-              <w:keepLines/>
-              <w:spacing w:after="0" w:before="0" w:line="280"/>
-            </w:pPr>
-            <w:r>
-              <w:rPr>
-                <w:rFonts w:ascii="Microsoft YaHei" w:eastAsia="Microsoft YaHei" w:hAnsi="Microsoft YaHei"/>
-                <w:b w:val="false"/>
-                <w:bCs w:val="false"/>
-                <w:sz w:val="18"/>
-                <w:szCs w:val="18"/>
-              </w:rPr>
-              <w:t xml:space="preserve">4“组与图层”</w:t>
+            <w:tcW w:type="dxa" w:w="5703"/>
+            <w:tcBorders>
+              <w:top w:val="single" w:color="A6B8D0" w:sz="4"/>
+              <w:left w:val="single" w:color="A6B8D0" w:sz="4"/>
+              <w:bottom w:val="single" w:color="A6B8D0" w:sz="4"/>
+              <w:right w:val="single" w:color="A6B8D0" w:sz="4"/>
+            </w:tcBorders>
+            <w:tcMar>
+              <w:top w:type="dxa" w:w="50"/>
+              <w:left w:type="dxa" w:w="90"/>
+              <w:bottom w:type="dxa" w:w="50"/>
+              <w:right w:type="dxa" w:w="90"/>
+            </w:tcMar>
+          </w:tcPr>
+          <w:p>
+            <w:pPr>
+              <w:keepNext/>
+              <w:keepLines/>
+              <w:spacing w:after="0" w:before="0" w:line="280"/>
+            </w:pPr>
+            <w:r>
+              <w:rPr>
+                <w:rFonts w:ascii="Microsoft YaHei" w:eastAsia="Microsoft YaHei" w:hAnsi="Microsoft YaHei"/>
+                <w:b w:val="false"/>
+                <w:bCs w:val="false"/>
+                <w:sz w:val="18"/>
+                <w:szCs w:val="18"/>
+              </w:rPr>
+              <w:t xml:space="preserve">R-4-5-1</w:t>
+            </w:r>
+          </w:p>
+        </w:tc>
+        <w:tc>
+          <w:tcPr>
+            <w:tcW w:type="dxa" w:w="3935"/>
+            <w:tcBorders>
+              <w:top w:val="single" w:color="A6B8D0" w:sz="4"/>
+              <w:left w:val="single" w:color="A6B8D0" w:sz="4"/>
+              <w:bottom w:val="single" w:color="A6B8D0" w:sz="4"/>
+              <w:right w:val="single" w:color="A6B8D0" w:sz="4"/>
+            </w:tcBorders>
+            <w:tcMar>
+              <w:top w:type="dxa" w:w="50"/>
+              <w:left w:type="dxa" w:w="90"/>
+              <w:bottom w:type="dxa" w:w="50"/>
+              <w:right w:type="dxa" w:w="90"/>
+            </w:tcMar>
+          </w:tcPr>
+          <w:p>
+            <w:pPr>
+              <w:keepNext/>
+              <w:keepLines/>
+              <w:spacing w:after="0" w:before="0" w:line="280"/>
+            </w:pPr>
+            <w:r>
+              <w:rPr>
+                <w:rFonts w:ascii="Microsoft YaHei" w:eastAsia="Microsoft YaHei" w:hAnsi="Microsoft YaHei"/>
+                <w:b w:val="false"/>
+                <w:bCs w:val="false"/>
+                <w:sz w:val="18"/>
+                <w:szCs w:val="18"/>
+              </w:rPr>
+              <w:t xml:space="preserve">12“批量套用”</w:t>
             </w:r>
           </w:p>
         </w:tc>
@@ -32845,871 +32591,7 @@
         </w:trPr>
         <w:tc>
           <w:tcPr>
-            <w:tcW w:type="dxa" w:w="1849"/>
-            <w:tcBorders>
-              <w:top w:val="single" w:color="A6B8D0" w:sz="4"/>
-              <w:left w:val="single" w:color="A6B8D0" w:sz="4"/>
-              <w:bottom w:val="single" w:color="A6B8D0" w:sz="4"/>
-              <w:right w:val="single" w:color="A6B8D0" w:sz="4"/>
-            </w:tcBorders>
-            <w:tcMar>
-              <w:top w:type="dxa" w:w="50"/>
-              <w:left w:type="dxa" w:w="90"/>
-              <w:bottom w:type="dxa" w:w="50"/>
-              <w:right w:type="dxa" w:w="90"/>
-            </w:tcMar>
-          </w:tcPr>
-          <w:p>
-            <w:pPr>
-              <w:keepNext/>
-              <w:keepLines/>
-              <w:spacing w:after="0" w:before="0" w:line="280"/>
-            </w:pPr>
-            <w:r>
-              <w:rPr>
-                <w:rFonts w:ascii="Microsoft YaHei" w:eastAsia="Microsoft YaHei" w:hAnsi="Microsoft YaHei"/>
-                <w:b w:val="false"/>
-                <w:bCs w:val="false"/>
-                <w:sz w:val="18"/>
-                <w:szCs w:val="18"/>
-              </w:rPr>
-              <w:t xml:space="preserve">R-4-2-1</w:t>
-            </w:r>
-          </w:p>
-        </w:tc>
-        <w:tc>
-          <w:tcPr>
-            <w:tcW w:type="dxa" w:w="4513"/>
-            <w:tcBorders>
-              <w:top w:val="single" w:color="A6B8D0" w:sz="4"/>
-              <w:left w:val="single" w:color="A6B8D0" w:sz="4"/>
-              <w:bottom w:val="single" w:color="A6B8D0" w:sz="4"/>
-              <w:right w:val="single" w:color="A6B8D0" w:sz="4"/>
-            </w:tcBorders>
-            <w:tcMar>
-              <w:top w:type="dxa" w:w="50"/>
-              <w:left w:type="dxa" w:w="90"/>
-              <w:bottom w:type="dxa" w:w="50"/>
-              <w:right w:type="dxa" w:w="90"/>
-            </w:tcMar>
-          </w:tcPr>
-          <w:p>
-            <w:pPr>
-              <w:keepNext/>
-              <w:keepLines/>
-              <w:spacing w:after="0" w:before="0" w:line="280"/>
-            </w:pPr>
-            <w:r>
-              <w:rPr>
-                <w:rFonts w:ascii="Microsoft YaHei" w:eastAsia="Microsoft YaHei" w:hAnsi="Microsoft YaHei"/>
-                <w:b w:val="false"/>
-                <w:bCs w:val="false"/>
-                <w:sz w:val="18"/>
-                <w:szCs w:val="18"/>
-              </w:rPr>
-              <w:t xml:space="preserve">能保存样式并反复使用。能在多个终端使用</w:t>
-            </w:r>
-          </w:p>
-        </w:tc>
-        <w:tc>
-          <w:tcPr>
-            <w:tcW w:type="dxa" w:w="3276"/>
-            <w:tcBorders>
-              <w:top w:val="single" w:color="A6B8D0" w:sz="4"/>
-              <w:left w:val="single" w:color="A6B8D0" w:sz="4"/>
-              <w:bottom w:val="single" w:color="A6B8D0" w:sz="4"/>
-              <w:right w:val="single" w:color="A6B8D0" w:sz="4"/>
-            </w:tcBorders>
-            <w:tcMar>
-              <w:top w:type="dxa" w:w="50"/>
-              <w:left w:type="dxa" w:w="90"/>
-              <w:bottom w:type="dxa" w:w="50"/>
-              <w:right w:type="dxa" w:w="90"/>
-            </w:tcMar>
-          </w:tcPr>
-          <w:p>
-            <w:pPr>
-              <w:keepNext/>
-              <w:keepLines/>
-              <w:spacing w:after="0" w:before="0" w:line="280"/>
-            </w:pPr>
-            <w:r>
-              <w:rPr>
-                <w:rFonts w:ascii="Microsoft YaHei" w:eastAsia="Microsoft YaHei" w:hAnsi="Microsoft YaHei"/>
-                <w:b w:val="false"/>
-                <w:bCs w:val="false"/>
-                <w:sz w:val="18"/>
-                <w:szCs w:val="18"/>
-              </w:rPr>
-              <w:t xml:space="preserve">8“模板”</w:t>
-            </w:r>
-          </w:p>
-        </w:tc>
-      </w:tr>
-      <w:tr>
-        <w:trPr>
-          <w:cantSplit/>
-          <w:tblHeader w:val="off"/>
-        </w:trPr>
-        <w:tc>
-          <w:tcPr>
-            <w:tcW w:type="dxa" w:w="1849"/>
-            <w:tcBorders>
-              <w:top w:val="single" w:color="A6B8D0" w:sz="4"/>
-              <w:left w:val="single" w:color="A6B8D0" w:sz="4"/>
-              <w:bottom w:val="single" w:color="A6B8D0" w:sz="4"/>
-              <w:right w:val="single" w:color="A6B8D0" w:sz="4"/>
-            </w:tcBorders>
-            <w:tcMar>
-              <w:top w:type="dxa" w:w="50"/>
-              <w:left w:type="dxa" w:w="90"/>
-              <w:bottom w:type="dxa" w:w="50"/>
-              <w:right w:type="dxa" w:w="90"/>
-            </w:tcMar>
-          </w:tcPr>
-          <w:p>
-            <w:pPr>
-              <w:keepNext/>
-              <w:keepLines/>
-              <w:spacing w:after="0" w:before="0" w:line="280"/>
-            </w:pPr>
-            <w:r>
-              <w:rPr>
-                <w:rFonts w:ascii="Microsoft YaHei" w:eastAsia="Microsoft YaHei" w:hAnsi="Microsoft YaHei"/>
-                <w:b w:val="false"/>
-                <w:bCs w:val="false"/>
-                <w:sz w:val="18"/>
-                <w:szCs w:val="18"/>
-              </w:rPr>
-              <w:t xml:space="preserve">R-4-2-2</w:t>
-            </w:r>
-          </w:p>
-        </w:tc>
-        <w:tc>
-          <w:tcPr>
-            <w:tcW w:type="dxa" w:w="4513"/>
-            <w:tcBorders>
-              <w:top w:val="single" w:color="A6B8D0" w:sz="4"/>
-              <w:left w:val="single" w:color="A6B8D0" w:sz="4"/>
-              <w:bottom w:val="single" w:color="A6B8D0" w:sz="4"/>
-              <w:right w:val="single" w:color="A6B8D0" w:sz="4"/>
-            </w:tcBorders>
-            <w:tcMar>
-              <w:top w:type="dxa" w:w="50"/>
-              <w:left w:type="dxa" w:w="90"/>
-              <w:bottom w:type="dxa" w:w="50"/>
-              <w:right w:type="dxa" w:w="90"/>
-            </w:tcMar>
-          </w:tcPr>
-          <w:p>
-            <w:pPr>
-              <w:keepNext/>
-              <w:keepLines/>
-              <w:spacing w:after="0" w:before="0" w:line="280"/>
-            </w:pPr>
-            <w:r>
-              <w:rPr>
-                <w:rFonts w:ascii="Microsoft YaHei" w:eastAsia="Microsoft YaHei" w:hAnsi="Microsoft YaHei"/>
-                <w:b w:val="false"/>
-                <w:bCs w:val="false"/>
-                <w:sz w:val="18"/>
-                <w:szCs w:val="18"/>
-              </w:rPr>
-              <w:t xml:space="preserve">是否准备默认模板已确定</w:t>
-            </w:r>
-          </w:p>
-        </w:tc>
-        <w:tc>
-          <w:tcPr>
-            <w:tcW w:type="dxa" w:w="3276"/>
-            <w:tcBorders>
-              <w:top w:val="single" w:color="A6B8D0" w:sz="4"/>
-              <w:left w:val="single" w:color="A6B8D0" w:sz="4"/>
-              <w:bottom w:val="single" w:color="A6B8D0" w:sz="4"/>
-              <w:right w:val="single" w:color="A6B8D0" w:sz="4"/>
-            </w:tcBorders>
-            <w:tcMar>
-              <w:top w:type="dxa" w:w="50"/>
-              <w:left w:type="dxa" w:w="90"/>
-              <w:bottom w:type="dxa" w:w="50"/>
-              <w:right w:type="dxa" w:w="90"/>
-            </w:tcMar>
-          </w:tcPr>
-          <w:p>
-            <w:pPr>
-              <w:keepNext/>
-              <w:keepLines/>
-              <w:spacing w:after="0" w:before="0" w:line="280"/>
-            </w:pPr>
-            <w:r>
-              <w:rPr>
-                <w:rFonts w:ascii="Microsoft YaHei" w:eastAsia="Microsoft YaHei" w:hAnsi="Microsoft YaHei"/>
-                <w:b w:val="false"/>
-                <w:bCs w:val="false"/>
-                <w:sz w:val="18"/>
-                <w:szCs w:val="18"/>
-              </w:rPr>
-              <w:t xml:space="preserve">8.4“默认的模板”</w:t>
-            </w:r>
-          </w:p>
-        </w:tc>
-      </w:tr>
-      <w:tr>
-        <w:trPr>
-          <w:cantSplit/>
-          <w:tblHeader w:val="off"/>
-        </w:trPr>
-        <w:tc>
-          <w:tcPr>
-            <w:tcW w:type="dxa" w:w="1849"/>
-            <w:tcBorders>
-              <w:top w:val="single" w:color="A6B8D0" w:sz="4"/>
-              <w:left w:val="single" w:color="A6B8D0" w:sz="4"/>
-              <w:bottom w:val="single" w:color="A6B8D0" w:sz="4"/>
-              <w:right w:val="single" w:color="A6B8D0" w:sz="4"/>
-            </w:tcBorders>
-            <w:tcMar>
-              <w:top w:type="dxa" w:w="50"/>
-              <w:left w:type="dxa" w:w="90"/>
-              <w:bottom w:type="dxa" w:w="50"/>
-              <w:right w:type="dxa" w:w="90"/>
-            </w:tcMar>
-          </w:tcPr>
-          <w:p>
-            <w:pPr>
-              <w:keepNext/>
-              <w:keepLines/>
-              <w:spacing w:after="0" w:before="0" w:line="280"/>
-            </w:pPr>
-            <w:r>
-              <w:rPr>
-                <w:rFonts w:ascii="Microsoft YaHei" w:eastAsia="Microsoft YaHei" w:hAnsi="Microsoft YaHei"/>
-                <w:b w:val="false"/>
-                <w:bCs w:val="false"/>
-                <w:sz w:val="18"/>
-                <w:szCs w:val="18"/>
-              </w:rPr>
-              <w:t xml:space="preserve">R-4-3-1</w:t>
-            </w:r>
-          </w:p>
-        </w:tc>
-        <w:tc>
-          <w:tcPr>
-            <w:tcW w:type="dxa" w:w="4513"/>
-            <w:tcBorders>
-              <w:top w:val="single" w:color="A6B8D0" w:sz="4"/>
-              <w:left w:val="single" w:color="A6B8D0" w:sz="4"/>
-              <w:bottom w:val="single" w:color="A6B8D0" w:sz="4"/>
-              <w:right w:val="single" w:color="A6B8D0" w:sz="4"/>
-            </w:tcBorders>
-            <w:tcMar>
-              <w:top w:type="dxa" w:w="50"/>
-              <w:left w:type="dxa" w:w="90"/>
-              <w:bottom w:type="dxa" w:w="50"/>
-              <w:right w:type="dxa" w:w="90"/>
-            </w:tcMar>
-          </w:tcPr>
-          <w:p>
-            <w:pPr>
-              <w:keepNext/>
-              <w:keepLines/>
-              <w:spacing w:after="0" w:before="0" w:line="280"/>
-            </w:pPr>
-            <w:r>
-              <w:rPr>
-                <w:rFonts w:ascii="Microsoft YaHei" w:eastAsia="Microsoft YaHei" w:hAnsi="Microsoft YaHei"/>
-                <w:b w:val="false"/>
-                <w:bCs w:val="false"/>
-                <w:sz w:val="18"/>
-                <w:szCs w:val="18"/>
-              </w:rPr>
-              <w:t xml:space="preserve">能避开被摄者放置</w:t>
-            </w:r>
-          </w:p>
-        </w:tc>
-        <w:tc>
-          <w:tcPr>
-            <w:tcW w:type="dxa" w:w="3276"/>
-            <w:tcBorders>
-              <w:top w:val="single" w:color="A6B8D0" w:sz="4"/>
-              <w:left w:val="single" w:color="A6B8D0" w:sz="4"/>
-              <w:bottom w:val="single" w:color="A6B8D0" w:sz="4"/>
-              <w:right w:val="single" w:color="A6B8D0" w:sz="4"/>
-            </w:tcBorders>
-            <w:tcMar>
-              <w:top w:type="dxa" w:w="50"/>
-              <w:left w:type="dxa" w:w="90"/>
-              <w:bottom w:type="dxa" w:w="50"/>
-              <w:right w:type="dxa" w:w="90"/>
-            </w:tcMar>
-          </w:tcPr>
-          <w:p>
-            <w:pPr>
-              <w:keepNext/>
-              <w:keepLines/>
-              <w:spacing w:after="0" w:before="0" w:line="280"/>
-            </w:pPr>
-            <w:r>
-              <w:rPr>
-                <w:rFonts w:ascii="Microsoft YaHei" w:eastAsia="Microsoft YaHei" w:hAnsi="Microsoft YaHei"/>
-                <w:b w:val="false"/>
-                <w:bCs w:val="false"/>
-                <w:sz w:val="18"/>
-                <w:szCs w:val="18"/>
-              </w:rPr>
-              <w:t xml:space="preserve">7.2“自动布局”</w:t>
-            </w:r>
-          </w:p>
-        </w:tc>
-      </w:tr>
-      <w:tr>
-        <w:trPr>
-          <w:cantSplit/>
-          <w:tblHeader w:val="off"/>
-        </w:trPr>
-        <w:tc>
-          <w:tcPr>
-            <w:tcW w:type="dxa" w:w="1849"/>
-            <w:tcBorders>
-              <w:top w:val="single" w:color="A6B8D0" w:sz="4"/>
-              <w:left w:val="single" w:color="A6B8D0" w:sz="4"/>
-              <w:bottom w:val="single" w:color="A6B8D0" w:sz="4"/>
-              <w:right w:val="single" w:color="A6B8D0" w:sz="4"/>
-            </w:tcBorders>
-            <w:tcMar>
-              <w:top w:type="dxa" w:w="50"/>
-              <w:left w:type="dxa" w:w="90"/>
-              <w:bottom w:type="dxa" w:w="50"/>
-              <w:right w:type="dxa" w:w="90"/>
-            </w:tcMar>
-          </w:tcPr>
-          <w:p>
-            <w:pPr>
-              <w:keepNext/>
-              <w:keepLines/>
-              <w:spacing w:after="0" w:before="0" w:line="280"/>
-            </w:pPr>
-            <w:r>
-              <w:rPr>
-                <w:rFonts w:ascii="Microsoft YaHei" w:eastAsia="Microsoft YaHei" w:hAnsi="Microsoft YaHei"/>
-                <w:b w:val="false"/>
-                <w:bCs w:val="false"/>
-                <w:sz w:val="18"/>
-                <w:szCs w:val="18"/>
-              </w:rPr>
-              <w:t xml:space="preserve">R-4-3-2</w:t>
-            </w:r>
-          </w:p>
-        </w:tc>
-        <w:tc>
-          <w:tcPr>
-            <w:tcW w:type="dxa" w:w="4513"/>
-            <w:tcBorders>
-              <w:top w:val="single" w:color="A6B8D0" w:sz="4"/>
-              <w:left w:val="single" w:color="A6B8D0" w:sz="4"/>
-              <w:bottom w:val="single" w:color="A6B8D0" w:sz="4"/>
-              <w:right w:val="single" w:color="A6B8D0" w:sz="4"/>
-            </w:tcBorders>
-            <w:tcMar>
-              <w:top w:type="dxa" w:w="50"/>
-              <w:left w:type="dxa" w:w="90"/>
-              <w:bottom w:type="dxa" w:w="50"/>
-              <w:right w:type="dxa" w:w="90"/>
-            </w:tcMar>
-          </w:tcPr>
-          <w:p>
-            <w:pPr>
-              <w:keepNext/>
-              <w:keepLines/>
-              <w:spacing w:after="0" w:before="0" w:line="280"/>
-            </w:pPr>
-            <w:r>
-              <w:rPr>
-                <w:rFonts w:ascii="Microsoft YaHei" w:eastAsia="Microsoft YaHei" w:hAnsi="Microsoft YaHei"/>
-                <w:b w:val="false"/>
-                <w:bCs w:val="false"/>
-                <w:sz w:val="18"/>
-                <w:szCs w:val="18"/>
-              </w:rPr>
-              <w:t xml:space="preserve">即使是放不下的图像也不会崩坏</w:t>
-            </w:r>
-          </w:p>
-        </w:tc>
-        <w:tc>
-          <w:tcPr>
-            <w:tcW w:type="dxa" w:w="3276"/>
-            <w:tcBorders>
-              <w:top w:val="single" w:color="A6B8D0" w:sz="4"/>
-              <w:left w:val="single" w:color="A6B8D0" w:sz="4"/>
-              <w:bottom w:val="single" w:color="A6B8D0" w:sz="4"/>
-              <w:right w:val="single" w:color="A6B8D0" w:sz="4"/>
-            </w:tcBorders>
-            <w:tcMar>
-              <w:top w:type="dxa" w:w="50"/>
-              <w:left w:type="dxa" w:w="90"/>
-              <w:bottom w:type="dxa" w:w="50"/>
-              <w:right w:type="dxa" w:w="90"/>
-            </w:tcMar>
-          </w:tcPr>
-          <w:p>
-            <w:pPr>
-              <w:keepNext/>
-              <w:keepLines/>
-              <w:spacing w:after="0" w:before="0" w:line="280"/>
-            </w:pPr>
-            <w:r>
-              <w:rPr>
-                <w:rFonts w:ascii="Microsoft YaHei" w:eastAsia="Microsoft YaHei" w:hAnsi="Microsoft YaHei"/>
-                <w:b w:val="false"/>
-                <w:bCs w:val="false"/>
-                <w:sz w:val="18"/>
-                <w:szCs w:val="18"/>
-              </w:rPr>
-              <w:t xml:space="preserve">7.3“放不下时”</w:t>
-            </w:r>
-          </w:p>
-        </w:tc>
-      </w:tr>
-      <w:tr>
-        <w:trPr>
-          <w:cantSplit/>
-          <w:tblHeader w:val="off"/>
-        </w:trPr>
-        <w:tc>
-          <w:tcPr>
-            <w:tcW w:type="dxa" w:w="1849"/>
-            <w:tcBorders>
-              <w:top w:val="single" w:color="A6B8D0" w:sz="4"/>
-              <w:left w:val="single" w:color="A6B8D0" w:sz="4"/>
-              <w:bottom w:val="single" w:color="A6B8D0" w:sz="4"/>
-              <w:right w:val="single" w:color="A6B8D0" w:sz="4"/>
-            </w:tcBorders>
-            <w:tcMar>
-              <w:top w:type="dxa" w:w="50"/>
-              <w:left w:type="dxa" w:w="90"/>
-              <w:bottom w:type="dxa" w:w="50"/>
-              <w:right w:type="dxa" w:w="90"/>
-            </w:tcMar>
-          </w:tcPr>
-          <w:p>
-            <w:pPr>
-              <w:keepNext/>
-              <w:keepLines/>
-              <w:spacing w:after="0" w:before="0" w:line="280"/>
-            </w:pPr>
-            <w:r>
-              <w:rPr>
-                <w:rFonts w:ascii="Microsoft YaHei" w:eastAsia="Microsoft YaHei" w:hAnsi="Microsoft YaHei"/>
-                <w:b w:val="false"/>
-                <w:bCs w:val="false"/>
-                <w:sz w:val="18"/>
-                <w:szCs w:val="18"/>
-              </w:rPr>
-              <w:t xml:space="preserve">R-4-4-1</w:t>
-            </w:r>
-          </w:p>
-        </w:tc>
-        <w:tc>
-          <w:tcPr>
-            <w:tcW w:type="dxa" w:w="4513"/>
-            <w:tcBorders>
-              <w:top w:val="single" w:color="A6B8D0" w:sz="4"/>
-              <w:left w:val="single" w:color="A6B8D0" w:sz="4"/>
-              <w:bottom w:val="single" w:color="A6B8D0" w:sz="4"/>
-              <w:right w:val="single" w:color="A6B8D0" w:sz="4"/>
-            </w:tcBorders>
-            <w:tcMar>
-              <w:top w:type="dxa" w:w="50"/>
-              <w:left w:type="dxa" w:w="90"/>
-              <w:bottom w:type="dxa" w:w="50"/>
-              <w:right w:type="dxa" w:w="90"/>
-            </w:tcMar>
-          </w:tcPr>
-          <w:p>
-            <w:pPr>
-              <w:keepNext/>
-              <w:keepLines/>
-              <w:spacing w:after="0" w:before="0" w:line="280"/>
-            </w:pPr>
-            <w:r>
-              <w:rPr>
-                <w:rFonts w:ascii="Microsoft YaHei" w:eastAsia="Microsoft YaHei" w:hAnsi="Microsoft YaHei"/>
-                <w:b w:val="false"/>
-                <w:bCs w:val="false"/>
-                <w:sz w:val="18"/>
-                <w:szCs w:val="18"/>
-              </w:rPr>
-              <w:t xml:space="preserve">能一边看预览一边修改，并能撤销</w:t>
-            </w:r>
-          </w:p>
-        </w:tc>
-        <w:tc>
-          <w:tcPr>
-            <w:tcW w:type="dxa" w:w="3276"/>
-            <w:tcBorders>
-              <w:top w:val="single" w:color="A6B8D0" w:sz="4"/>
-              <w:left w:val="single" w:color="A6B8D0" w:sz="4"/>
-              <w:bottom w:val="single" w:color="A6B8D0" w:sz="4"/>
-              <w:right w:val="single" w:color="A6B8D0" w:sz="4"/>
-            </w:tcBorders>
-            <w:tcMar>
-              <w:top w:type="dxa" w:w="50"/>
-              <w:left w:type="dxa" w:w="90"/>
-              <w:bottom w:type="dxa" w:w="50"/>
-              <w:right w:type="dxa" w:w="90"/>
-            </w:tcMar>
-          </w:tcPr>
-          <w:p>
-            <w:pPr>
-              <w:keepNext/>
-              <w:keepLines/>
-              <w:spacing w:after="0" w:before="0" w:line="280"/>
-            </w:pPr>
-            <w:r>
-              <w:rPr>
-                <w:rFonts w:ascii="Microsoft YaHei" w:eastAsia="Microsoft YaHei" w:hAnsi="Microsoft YaHei"/>
-                <w:b w:val="false"/>
-                <w:bCs w:val="false"/>
-                <w:sz w:val="18"/>
-                <w:szCs w:val="18"/>
-              </w:rPr>
-              <w:t xml:space="preserve">9“编辑的操作”、10“撤销与重做”</w:t>
-            </w:r>
-          </w:p>
-        </w:tc>
-      </w:tr>
-      <w:tr>
-        <w:trPr>
-          <w:cantSplit/>
-          <w:tblHeader w:val="off"/>
-        </w:trPr>
-        <w:tc>
-          <w:tcPr>
-            <w:tcW w:type="dxa" w:w="1849"/>
-            <w:tcBorders>
-              <w:top w:val="single" w:color="A6B8D0" w:sz="4"/>
-              <w:left w:val="single" w:color="A6B8D0" w:sz="4"/>
-              <w:bottom w:val="single" w:color="A6B8D0" w:sz="4"/>
-              <w:right w:val="single" w:color="A6B8D0" w:sz="4"/>
-            </w:tcBorders>
-            <w:tcMar>
-              <w:top w:type="dxa" w:w="50"/>
-              <w:left w:type="dxa" w:w="90"/>
-              <w:bottom w:type="dxa" w:w="50"/>
-              <w:right w:type="dxa" w:w="90"/>
-            </w:tcMar>
-          </w:tcPr>
-          <w:p>
-            <w:pPr>
-              <w:keepNext/>
-              <w:keepLines/>
-              <w:spacing w:after="0" w:before="0" w:line="280"/>
-            </w:pPr>
-            <w:r>
-              <w:rPr>
-                <w:rFonts w:ascii="Microsoft YaHei" w:eastAsia="Microsoft YaHei" w:hAnsi="Microsoft YaHei"/>
-                <w:b w:val="false"/>
-                <w:bCs w:val="false"/>
-                <w:sz w:val="18"/>
-                <w:szCs w:val="18"/>
-              </w:rPr>
-              <w:t xml:space="preserve">R-4-4-2</w:t>
-            </w:r>
-          </w:p>
-        </w:tc>
-        <w:tc>
-          <w:tcPr>
-            <w:tcW w:type="dxa" w:w="4513"/>
-            <w:tcBorders>
-              <w:top w:val="single" w:color="A6B8D0" w:sz="4"/>
-              <w:left w:val="single" w:color="A6B8D0" w:sz="4"/>
-              <w:bottom w:val="single" w:color="A6B8D0" w:sz="4"/>
-              <w:right w:val="single" w:color="A6B8D0" w:sz="4"/>
-            </w:tcBorders>
-            <w:tcMar>
-              <w:top w:type="dxa" w:w="50"/>
-              <w:left w:type="dxa" w:w="90"/>
-              <w:bottom w:type="dxa" w:w="50"/>
-              <w:right w:type="dxa" w:w="90"/>
-            </w:tcMar>
-          </w:tcPr>
-          <w:p>
-            <w:pPr>
-              <w:keepNext/>
-              <w:keepLines/>
-              <w:spacing w:after="0" w:before="0" w:line="280"/>
-            </w:pPr>
-            <w:r>
-              <w:rPr>
-                <w:rFonts w:ascii="Microsoft YaHei" w:eastAsia="Microsoft YaHei" w:hAnsi="Microsoft YaHei"/>
-                <w:b w:val="false"/>
-                <w:bCs w:val="false"/>
-                <w:sz w:val="18"/>
-                <w:szCs w:val="18"/>
-              </w:rPr>
-              <w:t xml:space="preserve">不损坏原图</w:t>
-            </w:r>
-          </w:p>
-        </w:tc>
-        <w:tc>
-          <w:tcPr>
-            <w:tcW w:type="dxa" w:w="3276"/>
-            <w:tcBorders>
-              <w:top w:val="single" w:color="A6B8D0" w:sz="4"/>
-              <w:left w:val="single" w:color="A6B8D0" w:sz="4"/>
-              <w:bottom w:val="single" w:color="A6B8D0" w:sz="4"/>
-              <w:right w:val="single" w:color="A6B8D0" w:sz="4"/>
-            </w:tcBorders>
-            <w:tcMar>
-              <w:top w:type="dxa" w:w="50"/>
-              <w:left w:type="dxa" w:w="90"/>
-              <w:bottom w:type="dxa" w:w="50"/>
-              <w:right w:type="dxa" w:w="90"/>
-            </w:tcMar>
-          </w:tcPr>
-          <w:p>
-            <w:pPr>
-              <w:keepNext/>
-              <w:keepLines/>
-              <w:spacing w:after="0" w:before="0" w:line="280"/>
-            </w:pPr>
-            <w:r>
-              <w:rPr>
-                <w:rFonts w:ascii="Microsoft YaHei" w:eastAsia="Microsoft YaHei" w:hAnsi="Microsoft YaHei"/>
-                <w:b w:val="false"/>
-                <w:bCs w:val="false"/>
-                <w:sz w:val="18"/>
-                <w:szCs w:val="18"/>
-              </w:rPr>
-              <w:t xml:space="preserve">2“可见签名的范围”、11.8“放置处”、14.5“放置处与名称”</w:t>
-            </w:r>
-          </w:p>
-        </w:tc>
-      </w:tr>
-      <w:tr>
-        <w:trPr>
-          <w:cantSplit/>
-          <w:tblHeader w:val="off"/>
-        </w:trPr>
-        <w:tc>
-          <w:tcPr>
-            <w:tcW w:type="dxa" w:w="1849"/>
-            <w:tcBorders>
-              <w:top w:val="single" w:color="A6B8D0" w:sz="4"/>
-              <w:left w:val="single" w:color="A6B8D0" w:sz="4"/>
-              <w:bottom w:val="single" w:color="A6B8D0" w:sz="4"/>
-              <w:right w:val="single" w:color="A6B8D0" w:sz="4"/>
-            </w:tcBorders>
-            <w:tcMar>
-              <w:top w:type="dxa" w:w="50"/>
-              <w:left w:type="dxa" w:w="90"/>
-              <w:bottom w:type="dxa" w:w="50"/>
-              <w:right w:type="dxa" w:w="90"/>
-            </w:tcMar>
-          </w:tcPr>
-          <w:p>
-            <w:pPr>
-              <w:keepNext/>
-              <w:keepLines/>
-              <w:spacing w:after="0" w:before="0" w:line="280"/>
-            </w:pPr>
-            <w:r>
-              <w:rPr>
-                <w:rFonts w:ascii="Microsoft YaHei" w:eastAsia="Microsoft YaHei" w:hAnsi="Microsoft YaHei"/>
-                <w:b w:val="false"/>
-                <w:bCs w:val="false"/>
-                <w:sz w:val="18"/>
-                <w:szCs w:val="18"/>
-              </w:rPr>
-              <w:t xml:space="preserve">R-4-4-3</w:t>
-            </w:r>
-          </w:p>
-        </w:tc>
-        <w:tc>
-          <w:tcPr>
-            <w:tcW w:type="dxa" w:w="4513"/>
-            <w:tcBorders>
-              <w:top w:val="single" w:color="A6B8D0" w:sz="4"/>
-              <w:left w:val="single" w:color="A6B8D0" w:sz="4"/>
-              <w:bottom w:val="single" w:color="A6B8D0" w:sz="4"/>
-              <w:right w:val="single" w:color="A6B8D0" w:sz="4"/>
-            </w:tcBorders>
-            <w:tcMar>
-              <w:top w:type="dxa" w:w="50"/>
-              <w:left w:type="dxa" w:w="90"/>
-              <w:bottom w:type="dxa" w:w="50"/>
-              <w:right w:type="dxa" w:w="90"/>
-            </w:tcMar>
-          </w:tcPr>
-          <w:p>
-            <w:pPr>
-              <w:keepNext/>
-              <w:keepLines/>
-              <w:spacing w:after="0" w:before="0" w:line="280"/>
-            </w:pPr>
-            <w:r>
-              <w:rPr>
-                <w:rFonts w:ascii="Microsoft YaHei" w:eastAsia="Microsoft YaHei" w:hAnsi="Microsoft YaHei"/>
-                <w:b w:val="false"/>
-                <w:bCs w:val="false"/>
-                <w:sz w:val="18"/>
-                <w:szCs w:val="18"/>
-              </w:rPr>
-              <w:t xml:space="preserve">编辑中途的状态自动保存，之后能从中断处恢复</w:t>
-            </w:r>
-          </w:p>
-        </w:tc>
-        <w:tc>
-          <w:tcPr>
-            <w:tcW w:type="dxa" w:w="3276"/>
-            <w:tcBorders>
-              <w:top w:val="single" w:color="A6B8D0" w:sz="4"/>
-              <w:left w:val="single" w:color="A6B8D0" w:sz="4"/>
-              <w:bottom w:val="single" w:color="A6B8D0" w:sz="4"/>
-              <w:right w:val="single" w:color="A6B8D0" w:sz="4"/>
-            </w:tcBorders>
-            <w:tcMar>
-              <w:top w:type="dxa" w:w="50"/>
-              <w:left w:type="dxa" w:w="90"/>
-              <w:bottom w:type="dxa" w:w="50"/>
-              <w:right w:type="dxa" w:w="90"/>
-            </w:tcMar>
-          </w:tcPr>
-          <w:p>
-            <w:pPr>
-              <w:keepNext/>
-              <w:keepLines/>
-              <w:spacing w:after="0" w:before="0" w:line="280"/>
-            </w:pPr>
-            <w:r>
-              <w:rPr>
-                <w:rFonts w:ascii="Microsoft YaHei" w:eastAsia="Microsoft YaHei" w:hAnsi="Microsoft YaHei"/>
-                <w:b w:val="false"/>
-                <w:bCs w:val="false"/>
-                <w:sz w:val="18"/>
-                <w:szCs w:val="18"/>
-              </w:rPr>
-              <w:t xml:space="preserve">11“作业（编辑中途的状态）”</w:t>
-            </w:r>
-          </w:p>
-        </w:tc>
-      </w:tr>
-      <w:tr>
-        <w:trPr>
-          <w:cantSplit/>
-          <w:tblHeader w:val="off"/>
-        </w:trPr>
-        <w:tc>
-          <w:tcPr>
-            <w:tcW w:type="dxa" w:w="1849"/>
-            <w:tcBorders>
-              <w:top w:val="single" w:color="A6B8D0" w:sz="4"/>
-              <w:left w:val="single" w:color="A6B8D0" w:sz="4"/>
-              <w:bottom w:val="single" w:color="A6B8D0" w:sz="4"/>
-              <w:right w:val="single" w:color="A6B8D0" w:sz="4"/>
-            </w:tcBorders>
-            <w:tcMar>
-              <w:top w:type="dxa" w:w="50"/>
-              <w:left w:type="dxa" w:w="90"/>
-              <w:bottom w:type="dxa" w:w="50"/>
-              <w:right w:type="dxa" w:w="90"/>
-            </w:tcMar>
-          </w:tcPr>
-          <w:p>
-            <w:pPr>
-              <w:keepNext/>
-              <w:keepLines/>
-              <w:spacing w:after="0" w:before="0" w:line="280"/>
-            </w:pPr>
-            <w:r>
-              <w:rPr>
-                <w:rFonts w:ascii="Microsoft YaHei" w:eastAsia="Microsoft YaHei" w:hAnsi="Microsoft YaHei"/>
-                <w:b w:val="false"/>
-                <w:bCs w:val="false"/>
-                <w:sz w:val="18"/>
-                <w:szCs w:val="18"/>
-              </w:rPr>
-              <w:t xml:space="preserve">R-4-5-1</w:t>
-            </w:r>
-          </w:p>
-        </w:tc>
-        <w:tc>
-          <w:tcPr>
-            <w:tcW w:type="dxa" w:w="4513"/>
-            <w:tcBorders>
-              <w:top w:val="single" w:color="A6B8D0" w:sz="4"/>
-              <w:left w:val="single" w:color="A6B8D0" w:sz="4"/>
-              <w:bottom w:val="single" w:color="A6B8D0" w:sz="4"/>
-              <w:right w:val="single" w:color="A6B8D0" w:sz="4"/>
-            </w:tcBorders>
-            <w:tcMar>
-              <w:top w:type="dxa" w:w="50"/>
-              <w:left w:type="dxa" w:w="90"/>
-              <w:bottom w:type="dxa" w:w="50"/>
-              <w:right w:type="dxa" w:w="90"/>
-            </w:tcMar>
-          </w:tcPr>
-          <w:p>
-            <w:pPr>
-              <w:keepNext/>
-              <w:keepLines/>
-              <w:spacing w:after="0" w:before="0" w:line="280"/>
-            </w:pPr>
-            <w:r>
-              <w:rPr>
-                <w:rFonts w:ascii="Microsoft YaHei" w:eastAsia="Microsoft YaHei" w:hAnsi="Microsoft YaHei"/>
-                <w:b w:val="false"/>
-                <w:bCs w:val="false"/>
-                <w:sz w:val="18"/>
-                <w:szCs w:val="18"/>
-              </w:rPr>
-              <w:t xml:space="preserve">能对文件夹批量套用，并能按照片修改</w:t>
-            </w:r>
-          </w:p>
-        </w:tc>
-        <w:tc>
-          <w:tcPr>
-            <w:tcW w:type="dxa" w:w="3276"/>
-            <w:tcBorders>
-              <w:top w:val="single" w:color="A6B8D0" w:sz="4"/>
-              <w:left w:val="single" w:color="A6B8D0" w:sz="4"/>
-              <w:bottom w:val="single" w:color="A6B8D0" w:sz="4"/>
-              <w:right w:val="single" w:color="A6B8D0" w:sz="4"/>
-            </w:tcBorders>
-            <w:tcMar>
-              <w:top w:type="dxa" w:w="50"/>
-              <w:left w:type="dxa" w:w="90"/>
-              <w:bottom w:type="dxa" w:w="50"/>
-              <w:right w:type="dxa" w:w="90"/>
-            </w:tcMar>
-          </w:tcPr>
-          <w:p>
-            <w:pPr>
-              <w:keepNext/>
-              <w:keepLines/>
-              <w:spacing w:after="0" w:before="0" w:line="280"/>
-            </w:pPr>
-            <w:r>
-              <w:rPr>
-                <w:rFonts w:ascii="Microsoft YaHei" w:eastAsia="Microsoft YaHei" w:hAnsi="Microsoft YaHei"/>
-                <w:b w:val="false"/>
-                <w:bCs w:val="false"/>
-                <w:sz w:val="18"/>
-                <w:szCs w:val="18"/>
-              </w:rPr>
-              <w:t xml:space="preserve">12“批量套用”</w:t>
-            </w:r>
-          </w:p>
-        </w:tc>
-      </w:tr>
-      <w:tr>
-        <w:trPr>
-          <w:cantSplit/>
-          <w:tblHeader w:val="off"/>
-        </w:trPr>
-        <w:tc>
-          <w:tcPr>
-            <w:tcW w:type="dxa" w:w="1849"/>
+            <w:tcW w:type="dxa" w:w="5703"/>
             <w:tcBorders>
               <w:top w:val="single" w:color="A6B8D0" w:sz="4"/>
               <w:left w:val="single" w:color="A6B8D0" w:sz="4"/>
@@ -33743,41 +32625,7 @@
         </w:tc>
         <w:tc>
           <w:tcPr>
-            <w:tcW w:type="dxa" w:w="4513"/>
-            <w:tcBorders>
-              <w:top w:val="single" w:color="A6B8D0" w:sz="4"/>
-              <w:left w:val="single" w:color="A6B8D0" w:sz="4"/>
-              <w:bottom w:val="single" w:color="A6B8D0" w:sz="4"/>
-              <w:right w:val="single" w:color="A6B8D0" w:sz="4"/>
-            </w:tcBorders>
-            <w:tcMar>
-              <w:top w:type="dxa" w:w="50"/>
-              <w:left w:type="dxa" w:w="90"/>
-              <w:bottom w:type="dxa" w:w="50"/>
-              <w:right w:type="dxa" w:w="90"/>
-            </w:tcMar>
-          </w:tcPr>
-          <w:p>
-            <w:pPr>
-              <w:keepNext w:val="false"/>
-              <w:keepLines/>
-              <w:spacing w:after="0" w:before="0" w:line="280"/>
-            </w:pPr>
-            <w:r>
-              <w:rPr>
-                <w:rFonts w:ascii="Microsoft YaHei" w:eastAsia="Microsoft YaHei" w:hAnsi="Microsoft YaHei"/>
-                <w:b w:val="false"/>
-                <w:bCs w:val="false"/>
-                <w:sz w:val="18"/>
-                <w:szCs w:val="18"/>
-              </w:rPr>
-              <w:t xml:space="preserve">能以面向社交平台的尺寸、压缩、色彩空间输出</w:t>
-            </w:r>
-          </w:p>
-        </w:tc>
-        <w:tc>
-          <w:tcPr>
-            <w:tcW w:type="dxa" w:w="3276"/>
+            <w:tcW w:type="dxa" w:w="3935"/>
             <w:tcBorders>
               <w:top w:val="single" w:color="A6B8D0" w:sz="4"/>
               <w:left w:val="single" w:color="A6B8D0" w:sz="4"/>
@@ -33824,115 +32672,7 @@
         <w:rPr>
           <w:rFonts w:ascii="Microsoft YaHei" w:eastAsia="Microsoft YaHei" w:hAnsi="Microsoft YaHei"/>
         </w:rPr>
-        <w:t xml:space="preserve">20. 本章声明的缺口</w:t>
-      </w:r>
-    </w:p>
-    <w:p>
-      <w:pPr>
-        <w:pStyle w:val="ListParagraph"/>
-        <w:keepNext/>
-        <w:keepLines/>
-        <w:numPr>
-          <w:ilvl w:val="0"/>
-          <w:numId w:val="2"/>
-        </w:numPr>
-        <w:spacing w:after="20" w:before="20" w:line="300"/>
-      </w:pPr>
-      <w:r>
-        <w:rPr>
-          <w:rFonts w:ascii="Microsoft YaHei" w:eastAsia="Microsoft YaHei" w:hAnsi="Microsoft YaHei"/>
-        </w:rPr>
-        <w:t xml:space="preserve">可见签名可以通过图像的裁切、涂抹而消除。可见签名是用于威慑与显示的，被消除时的比对依靠隐形水印与比对用哈希。</w:t>
-      </w:r>
-    </w:p>
-    <w:p>
-      <w:pPr>
-        <w:pStyle w:val="ListParagraph"/>
-        <w:keepNext/>
-        <w:keepLines/>
-        <w:numPr>
-          <w:ilvl w:val="0"/>
-          <w:numId w:val="2"/>
-        </w:numPr>
-        <w:spacing w:after="20" w:before="20" w:line="300"/>
-      </w:pPr>
-      <w:r>
-        <w:rPr>
-          <w:rFonts w:ascii="Microsoft YaHei" w:eastAsia="Microsoft YaHei" w:hAnsi="Microsoft YaHei"/>
-        </w:rPr>
-        <w:t xml:space="preserve">自动布局有时会偏离被摄者（以调整补充。第13章 H-46“自动布局可能避不开被摄主体”）。</w:t>
-      </w:r>
-    </w:p>
-    <w:p>
-      <w:pPr>
-        <w:pStyle w:val="ListParagraph"/>
-        <w:keepNext/>
-        <w:keepLines/>
-        <w:numPr>
-          <w:ilvl w:val="0"/>
-          <w:numId w:val="2"/>
-        </w:numPr>
-        <w:spacing w:after="20" w:before="20" w:line="300"/>
-      </w:pPr>
-      <w:r>
-        <w:rPr>
-          <w:rFonts w:ascii="Microsoft YaHei" w:eastAsia="Microsoft YaHei" w:hAnsi="Microsoft YaHei"/>
-        </w:rPr>
-        <w:t xml:space="preserve">表情符号COLRv1的填充中，若有绘制组件不支持的填充，该字无法绘制（6.3。［需实测］）。</w:t>
-      </w:r>
-    </w:p>
-    <w:p>
-      <w:pPr>
-        <w:pStyle w:val="ListParagraph"/>
-        <w:keepNext/>
-        <w:keepLines/>
-        <w:numPr>
-          <w:ilvl w:val="0"/>
-          <w:numId w:val="2"/>
-        </w:numPr>
-        <w:spacing w:after="20" w:before="20" w:line="300"/>
-      </w:pPr>
-      <w:r>
-        <w:rPr>
-          <w:rFonts w:ascii="Microsoft YaHei" w:eastAsia="Microsoft YaHei" w:hAnsi="Microsoft YaHei"/>
-        </w:rPr>
-        <w:t xml:space="preserve">未同捆的字（在任何字体中都没有的字）无法绘制（3.4。第13章 H-47“内置与导入的任何字体中都没有的字无法绘制”）。</w:t>
-      </w:r>
-    </w:p>
-    <w:p>
-      <w:pPr>
-        <w:pStyle w:val="ListParagraph"/>
-        <w:keepNext/>
-        <w:keepLines/>
-        <w:numPr>
-          <w:ilvl w:val="0"/>
-          <w:numId w:val="2"/>
-        </w:numPr>
-        <w:spacing w:after="20" w:before="20" w:line="300"/>
-      </w:pPr>
-      <w:r>
-        <w:rPr>
-          <w:rFonts w:ascii="Microsoft YaHei" w:eastAsia="Microsoft YaHei" w:hAnsi="Microsoft YaHei"/>
-        </w:rPr>
-        <w:t xml:space="preserve">在Linux上，预览照片的颜色不反映显示器的颜色设置（9.4。第13章 H-48“在Linux上，预览照片的颜色不反映屏幕的色彩设置”）。</w:t>
-      </w:r>
-    </w:p>
-    <w:p>
-      <w:pPr>
-        <w:pStyle w:val="ListParagraph"/>
-        <w:keepNext/>
-        <w:keepLines/>
-        <w:numPr>
-          <w:ilvl w:val="0"/>
-          <w:numId w:val="2"/>
-        </w:numPr>
-        <w:spacing w:after="20" w:before="20" w:line="300"/>
-      </w:pPr>
-      <w:r>
-        <w:rPr>
-          <w:rFonts w:ascii="Microsoft YaHei" w:eastAsia="Microsoft YaHei" w:hAnsi="Microsoft YaHei"/>
-        </w:rPr>
-        <w:t xml:space="preserve">自动保存是在操作停止2秒后进行，异常结束之前2秒的操作可能丢失。</w:t>
+        <w:t xml:space="preserve">19. 本章声明的缺口</w:t>
       </w:r>
     </w:p>
     <w:p>
@@ -33950,7 +32690,7 @@
         <w:rPr>
           <w:rFonts w:ascii="Microsoft YaHei" w:eastAsia="Microsoft YaHei" w:hAnsi="Microsoft YaHei"/>
         </w:rPr>
-        <w:t xml:space="preserve">本应用不进行裁切，因此Instagram纵横比范围之外的照片，可能在发布网站上被裁切（14.1）。</w:t>
+        <w:t xml:space="preserve">本章的缺口依第13章 4.1“机制的缺口”的表（章的栏为本章的行。附为何无法堵上、尽力的范围、剩余的风险、承担者）（本章不转载）。</w:t>
       </w:r>
     </w:p>
     <w:p>
@@ -33961,7 +32701,7 @@
         <w:rPr>
           <w:rFonts w:ascii="Microsoft YaHei" w:eastAsia="Microsoft YaHei" w:hAnsi="Microsoft YaHei"/>
         </w:rPr>
-        <w:t xml:space="preserve">21. 对其他章、概要设计书的订正</w:t>
+        <w:t xml:space="preserve">20. 对其他章、概要设计书的订正</w:t>
       </w:r>
     </w:p>
     <w:p>
